--- a/entregas-0716140/rastreados/9 APC 0716140-25 ACA Marcos NP cobrança ausência de quitação expressa ônus da prova.docx
+++ b/entregas-0716140/rastreados/9 APC 0716140-25 ACA Marcos NP cobrança ausência de quitação expressa ônus da prova.docx
@@ -993,7 +993,7 @@
           <w:sz w:val="28"/>
           <w:szCs w:val="28"/>
         </w:rPr>
-        <w:pPrChange w:id="1004" w:author="Assessor GDSXSR" w:date="2026-10-29T00:08:22Z">
+        <w:pPrChange w:id="1004" w:author="Assessor GDSXSR" w:date="2026-10-29T19:57:29Z">
           <w:pPr>
             <w:spacing w:after="0" w:line="360" w:lineRule="auto"/>
             <w:jc w:val="center"/>
@@ -1042,7 +1042,7 @@
         </w:rPr>
         <w:t xml:space="preserve">APELAÇÃO CÍVEL. DIREITO CIVIL E PROCESSUAL CIVIL. AÇÃO DE COBRANÇA. PLANO DE SAÚDE ADMINISTRADO POR ENTIDADE DE AUTOGESTÃO. INAPLICABILIDADE DO CDC. INADIMPLEMENTO DE MENSALIDADES E COPARTICIPAÇÕES. ÔNUS DA PROVA DO PAGAMENTO. CARTA DE PORTABILIDADE. AUSÊNCIA DE QUITAÇÃO EXPRESSA. </w:t>
       </w:r>
-      <w:del w:id="1005" w:author="Assessor GDSXSR" w:date="2026-10-29T00:08:22Z">
+      <w:del w:id="1005" w:author="Assessor GDSXSR" w:date="2026-10-29T19:57:29Z">
         <w:r>
           <w:rPr>
             <w:rFonts w:ascii="Arial" w:hAnsi="Arial" w:cs="Arial"/>
@@ -1055,7 +1055,7 @@
           <w:delText xml:space="preserve">SUPPRESSIO</w:delText>
         </w:r>
       </w:del>
-      <w:ins w:id="1006" w:author="Assessor GDSXSR" w:date="2026-10-29T00:08:22Z">
+      <w:ins w:id="1006" w:author="Assessor GDSXSR" w:date="2026-10-29T19:57:29Z">
         <w:r>
           <w:rPr>
             <w:rFonts w:ascii="Arial" w:hAnsi="Arial" w:cs="Arial"/>
@@ -1183,7 +1183,7 @@
         </w:rPr>
         <w:t xml:space="preserve">Ação de cobrança proposta por Luminar Saúde Associação de Assistência à Saúde contra pessoa natural, </w:t>
       </w:r>
-      <w:ins w:id="1007" w:author="Assessor GDSXSR" w:date="2026-10-29T00:08:22Z">
+      <w:ins w:id="1007" w:author="Assessor GDSXSR" w:date="2026-10-29T19:57:29Z">
         <w:r>
           <w:rPr>
             <w:rFonts w:ascii="Arial" w:hAnsi="Arial" w:cs="Arial"/>
@@ -1202,7 +1202,7 @@
         </w:rPr>
         <w:t xml:space="preserve">visando </w:t>
       </w:r>
-      <w:del w:id="1008" w:author="Assessor GDSXSR" w:date="2026-10-29T00:08:22Z">
+      <w:del w:id="1008" w:author="Assessor GDSXSR" w:date="2026-10-29T19:57:29Z">
         <w:r>
           <w:rPr>
             <w:rFonts w:ascii="Arial" w:hAnsi="Arial" w:cs="Arial"/>
@@ -1212,7 +1212,7 @@
           <w:delText xml:space="preserve">ao</w:delText>
         </w:r>
       </w:del>
-      <w:ins w:id="1009" w:author="Assessor GDSXSR" w:date="2026-10-29T00:08:22Z">
+      <w:ins w:id="1009" w:author="Assessor GDSXSR" w:date="2026-10-29T19:57:29Z">
         <w:r>
           <w:rPr>
             <w:rFonts w:ascii="Arial" w:hAnsi="Arial" w:cs="Arial"/>
@@ -1231,7 +1231,7 @@
         </w:rPr>
         <w:t xml:space="preserve"> </w:t>
       </w:r>
-      <w:del w:id="1010" w:author="Assessor GDSXSR" w:date="2026-10-29T00:08:22Z">
+      <w:del w:id="1010" w:author="Assessor GDSXSR" w:date="2026-10-29T19:57:29Z">
         <w:r>
           <w:rPr>
             <w:rFonts w:ascii="Arial" w:hAnsi="Arial" w:cs="Arial"/>
@@ -1241,7 +1241,7 @@
           <w:delText xml:space="preserve">pagamento</w:delText>
         </w:r>
       </w:del>
-      <w:ins w:id="1011" w:author="Assessor GDSXSR" w:date="2026-10-29T00:08:22Z">
+      <w:ins w:id="1011" w:author="Assessor GDSXSR" w:date="2026-10-29T19:57:29Z">
         <w:r>
           <w:rPr>
             <w:rFonts w:ascii="Arial" w:hAnsi="Arial" w:cs="Arial"/>
@@ -1260,7 +1260,7 @@
         </w:rPr>
         <w:t xml:space="preserve"> de</w:t>
       </w:r>
-      <w:del w:id="1012" w:author="Assessor GDSXSR" w:date="2026-10-29T00:08:22Z">
+      <w:del w:id="1012" w:author="Assessor GDSXSR" w:date="2026-10-29T19:57:29Z">
         <w:r>
           <w:rPr>
             <w:rFonts w:ascii="Arial" w:hAnsi="Arial" w:cs="Arial"/>
@@ -1278,7 +1278,7 @@
         </w:rPr>
         <w:t xml:space="preserve"> mensalidades e coparticipações inadimplidas de plano de saúde </w:t>
       </w:r>
-      <w:del w:id="1013" w:author="Assessor GDSXSR" w:date="2026-10-29T00:08:22Z">
+      <w:del w:id="1013" w:author="Assessor GDSXSR" w:date="2026-10-29T19:57:29Z">
         <w:r>
           <w:rPr>
             <w:rFonts w:ascii="Arial" w:hAnsi="Arial" w:cs="Arial"/>
@@ -1288,7 +1288,7 @@
           <w:delText xml:space="preserve">EVIDA</w:delText>
         </w:r>
       </w:del>
-      <w:ins w:id="1014" w:author="Assessor GDSXSR" w:date="2026-10-29T00:08:22Z">
+      <w:ins w:id="1014" w:author="Assessor GDSXSR" w:date="2026-10-29T19:57:29Z">
         <w:r>
           <w:rPr>
             <w:rFonts w:ascii="Arial" w:hAnsi="Arial" w:cs="Arial"/>
@@ -1307,7 +1307,7 @@
         </w:rPr>
         <w:t xml:space="preserve"> </w:t>
       </w:r>
-      <w:del w:id="1015" w:author="Assessor GDSXSR" w:date="2026-10-29T00:08:22Z">
+      <w:del w:id="1015" w:author="Assessor GDSXSR" w:date="2026-10-29T19:57:29Z">
         <w:r>
           <w:rPr>
             <w:rFonts w:ascii="Arial" w:hAnsi="Arial" w:cs="Arial"/>
@@ -1317,7 +1317,7 @@
           <w:delText xml:space="preserve">Família</w:delText>
         </w:r>
       </w:del>
-      <w:ins w:id="1016" w:author="Assessor GDSXSR" w:date="2026-10-29T00:08:22Z">
+      <w:ins w:id="1016" w:author="Assessor GDSXSR" w:date="2026-10-29T19:57:29Z">
         <w:r>
           <w:rPr>
             <w:rFonts w:ascii="Arial" w:hAnsi="Arial" w:cs="Arial"/>
@@ -1336,7 +1336,7 @@
         </w:rPr>
         <w:t xml:space="preserve">.</w:t>
       </w:r>
-      <w:ins w:id="1017" w:author="Assessor GDSXSR" w:date="2026-10-29T00:08:22Z">
+      <w:ins w:id="1017" w:author="Assessor GDSXSR" w:date="2026-10-29T19:57:29Z">
         <w:r>
           <w:rPr>
             <w:rFonts w:ascii="Arial" w:hAnsi="Arial" w:cs="Arial"/>
@@ -1392,13 +1392,13 @@
           <w:szCs w:val="28"/>
         </w:rPr>
       </w:pPr>
-      <w:r>
-        <w:rPr>
-          <w:rFonts w:ascii="Arial" w:hAnsi="Arial" w:cs="Arial"/>
-          <w:sz w:val="28"/>
-          <w:szCs w:val="28"/>
-        </w:rPr>
-        <w:lastRenderedPageBreak/>
+      <w:commentRangeStart w:id="7"/>
+      <w:r>
+        <w:rPr>
+          <w:rFonts w:ascii="Arial" w:hAnsi="Arial" w:cs="Arial"/>
+          <w:sz w:val="28"/>
+          <w:szCs w:val="28"/>
+        </w:rPr>
         <w:t xml:space="preserve">3. </w:t>
       </w:r>
       <w:r>
@@ -1407,7 +1407,177 @@
           <w:sz w:val="28"/>
           <w:szCs w:val="28"/>
         </w:rPr>
-        <w:t>A ré apelou sustentando inexistência do débito, ausência de comprovação do fato constitutivo do direito da autora, falta de apresentação dos boletos bancários e quitação decorrente da portabilidade para outro plano, postulando a improcedência da cobrança.</w:t>
+        <w:t xml:space="preserve">A ré apelou sustentando </w:t>
+      </w:r>
+      <w:del w:id="1018" w:author="Assessor GDSXSR" w:date="2026-10-29T19:57:29Z">
+        <w:r>
+          <w:rPr>
+            <w:rFonts w:ascii="Arial" w:hAnsi="Arial" w:cs="Arial"/>
+            <w:sz w:val="28"/>
+            <w:szCs w:val="28"/>
+          </w:rPr>
+          <w:delText xml:space="preserve">inexistência</w:delText>
+        </w:r>
+      </w:del>
+      <w:ins w:id="1019" w:author="Assessor GDSXSR" w:date="2026-10-29T19:57:29Z">
+        <w:r>
+          <w:rPr>
+            <w:rFonts w:ascii="Arial" w:hAnsi="Arial" w:cs="Arial"/>
+            <w:color w:val="808080"/>
+            <w:sz w:val="28"/>
+            <w:szCs w:val="28"/>
+          </w:rPr>
+          <w:t xml:space="preserve">violação da boa-fé objetiva (venire contra factum proprium) e supressio, pela cobrança de débitos não indicados na carta de portabilidade, aplicação</w:t>
+        </w:r>
+      </w:ins>
+      <w:r>
+        <w:rPr>
+          <w:rFonts w:ascii="Arial" w:hAnsi="Arial" w:cs="Arial"/>
+          <w:sz w:val="28"/>
+          <w:szCs w:val="28"/>
+        </w:rPr>
+        <w:t xml:space="preserve"> do </w:t>
+      </w:r>
+      <w:del w:id="1020" w:author="Assessor GDSXSR" w:date="2026-10-29T19:57:29Z">
+        <w:r>
+          <w:rPr>
+            <w:rFonts w:ascii="Arial" w:hAnsi="Arial" w:cs="Arial"/>
+            <w:sz w:val="28"/>
+            <w:szCs w:val="28"/>
+          </w:rPr>
+          <w:delText xml:space="preserve">débito, ausência</w:delText>
+        </w:r>
+      </w:del>
+      <w:ins w:id="1021" w:author="Assessor GDSXSR" w:date="2026-10-29T19:57:29Z">
+        <w:r>
+          <w:rPr>
+            <w:rFonts w:ascii="Arial" w:hAnsi="Arial" w:cs="Arial"/>
+            <w:color w:val="808080"/>
+            <w:sz w:val="28"/>
+            <w:szCs w:val="28"/>
+          </w:rPr>
+          <w:t xml:space="preserve">Código</w:t>
+        </w:r>
+      </w:ins>
+      <w:r>
+        <w:rPr>
+          <w:rFonts w:ascii="Arial" w:hAnsi="Arial" w:cs="Arial"/>
+          <w:sz w:val="28"/>
+          <w:szCs w:val="28"/>
+        </w:rPr>
+        <w:t xml:space="preserve"> de </w:t>
+      </w:r>
+      <w:del w:id="1022" w:author="Assessor GDSXSR" w:date="2026-10-29T19:57:29Z">
+        <w:r>
+          <w:rPr>
+            <w:rFonts w:ascii="Arial" w:hAnsi="Arial" w:cs="Arial"/>
+            <w:sz w:val="28"/>
+            <w:szCs w:val="28"/>
+          </w:rPr>
+          <w:delText xml:space="preserve">comprovação</w:delText>
+        </w:r>
+      </w:del>
+      <w:ins w:id="1023" w:author="Assessor GDSXSR" w:date="2026-10-29T19:57:29Z">
+        <w:r>
+          <w:rPr>
+            <w:rFonts w:ascii="Arial" w:hAnsi="Arial" w:cs="Arial"/>
+            <w:color w:val="808080"/>
+            <w:sz w:val="28"/>
+            <w:szCs w:val="28"/>
+          </w:rPr>
+          <w:t xml:space="preserve">Defesa</w:t>
+        </w:r>
+      </w:ins>
+      <w:r>
+        <w:rPr>
+          <w:rFonts w:ascii="Arial" w:hAnsi="Arial" w:cs="Arial"/>
+          <w:sz w:val="28"/>
+          <w:szCs w:val="28"/>
+        </w:rPr>
+        <w:t xml:space="preserve"> do </w:t>
+      </w:r>
+      <w:del w:id="1024" w:author="Assessor GDSXSR" w:date="2026-10-29T19:57:29Z">
+        <w:r>
+          <w:rPr>
+            <w:rFonts w:ascii="Arial" w:hAnsi="Arial" w:cs="Arial"/>
+            <w:sz w:val="28"/>
+            <w:szCs w:val="28"/>
+          </w:rPr>
+          <w:delText xml:space="preserve">fato</w:delText>
+        </w:r>
+      </w:del>
+      <w:ins w:id="1025" w:author="Assessor GDSXSR" w:date="2026-10-29T19:57:29Z">
+        <w:r>
+          <w:rPr>
+            <w:rFonts w:ascii="Arial" w:hAnsi="Arial" w:cs="Arial"/>
+            <w:color w:val="808080"/>
+            <w:sz w:val="28"/>
+            <w:szCs w:val="28"/>
+          </w:rPr>
+          <w:t xml:space="preserve">Consumidor</w:t>
+        </w:r>
+      </w:ins>
+      <w:r>
+        <w:rPr>
+          <w:rFonts w:ascii="Arial" w:hAnsi="Arial" w:cs="Arial"/>
+          <w:sz w:val="28"/>
+          <w:szCs w:val="28"/>
+        </w:rPr>
+        <w:t xml:space="preserve"> </w:t>
+      </w:r>
+      <w:del w:id="1026" w:author="Assessor GDSXSR" w:date="2026-10-29T19:57:29Z">
+        <w:r>
+          <w:rPr>
+            <w:rFonts w:ascii="Arial" w:hAnsi="Arial" w:cs="Arial"/>
+            <w:sz w:val="28"/>
+            <w:szCs w:val="28"/>
+          </w:rPr>
+          <w:delText xml:space="preserve">constitutivo do direito da autora,</w:delText>
+        </w:r>
+      </w:del>
+      <w:ins w:id="1027" w:author="Assessor GDSXSR" w:date="2026-10-29T19:57:29Z">
+        <w:r>
+          <w:rPr>
+            <w:rFonts w:ascii="Arial" w:hAnsi="Arial" w:cs="Arial"/>
+            <w:color w:val="808080"/>
+            <w:sz w:val="28"/>
+            <w:szCs w:val="28"/>
+          </w:rPr>
+          <w:t xml:space="preserve">e</w:t>
+        </w:r>
+      </w:ins>
+      <w:r>
+        <w:rPr>
+          <w:rFonts w:ascii="Arial" w:hAnsi="Arial" w:cs="Arial"/>
+          <w:sz w:val="28"/>
+          <w:szCs w:val="28"/>
+        </w:rPr>
+        <w:t xml:space="preserve"> falta de apresentação dos boletos bancários</w:t>
+      </w:r>
+      <w:del w:id="1028" w:author="Assessor GDSXSR" w:date="2026-10-29T19:57:29Z">
+        <w:r>
+          <w:rPr>
+            <w:rFonts w:ascii="Arial" w:hAnsi="Arial" w:cs="Arial"/>
+            <w:sz w:val="28"/>
+            <w:szCs w:val="28"/>
+          </w:rPr>
+          <w:delText xml:space="preserve"> e quitação decorrente da portabilidade para outro plano</w:delText>
+        </w:r>
+      </w:del>
+      <w:r>
+        <w:rPr>
+          <w:rFonts w:ascii="Arial" w:hAnsi="Arial" w:cs="Arial"/>
+          <w:sz w:val="28"/>
+          <w:szCs w:val="28"/>
+        </w:rPr>
+        <w:t xml:space="preserve">, postulando a improcedência da cobrança.</w:t>
+      </w:r>
+      <w:commentRangeEnd w:id="7"/>
+      <w:r>
+        <w:rPr>
+          <w:rStyle w:val="CommentReference"/>
+        </w:rPr>
+        <w:commentReference w:id="7"/>
       </w:r>
     </w:p>
     <w:p>
@@ -1536,7 +1706,7 @@
         <w:ind w:left="0"/>
         <w:jc w:val="both"/>
         <w:rPr>
-          <w:ins w:id="1031" w:author="Assessor GDSXSR" w:date="2026-10-29T00:08:22Z"/>
+          <w:ins w:id="1042" w:author="Assessor GDSXSR" w:date="2026-10-29T19:57:29Z"/>
         </w:rPr>
       </w:pPr>
       <w:commentRangeStart w:id="6"/>
@@ -1567,7 +1737,7 @@
         </w:rPr>
         <w:t xml:space="preserve">Inaplica-se o Código de Defesa do Consumidor aos contratos de plano de saúde administrados por entidade de autogestão</w:t>
       </w:r>
-      <w:del w:id="1018" w:author="Assessor GDSXSR" w:date="2026-10-29T00:08:22Z">
+      <w:del w:id="1029" w:author="Assessor GDSXSR" w:date="2026-10-29T19:57:29Z">
         <w:r>
           <w:rPr>
             <w:rFonts w:ascii="Arial" w:hAnsi="Arial" w:cs="Arial"/>
@@ -1585,7 +1755,7 @@
         </w:rPr>
         <w:t xml:space="preserve"> </w:t>
       </w:r>
-      <w:del w:id="1019" w:author="Assessor GDSXSR" w:date="2026-10-29T00:08:22Z">
+      <w:del w:id="1030" w:author="Assessor GDSXSR" w:date="2026-10-29T19:57:29Z">
         <w:r>
           <w:rPr>
             <w:rFonts w:ascii="Arial" w:hAnsi="Arial" w:cs="Arial"/>
@@ -1595,7 +1765,7 @@
           <w:delText xml:space="preserve">nos termos da </w:delText>
         </w:r>
       </w:del>
-      <w:ins w:id="1020" w:author="Assessor GDSXSR" w:date="2026-10-29T00:08:22Z">
+      <w:ins w:id="1031" w:author="Assessor GDSXSR" w:date="2026-10-29T19:57:29Z">
         <w:r>
           <w:rPr>
             <w:rFonts w:ascii="Arial" w:hAnsi="Arial" w:cs="Arial"/>
@@ -1614,7 +1784,7 @@
         </w:rPr>
         <w:t xml:space="preserve">Súmula 608</w:t>
       </w:r>
-      <w:del w:id="1021" w:author="Assessor GDSXSR" w:date="2026-10-29T00:08:22Z">
+      <w:del w:id="1032" w:author="Assessor GDSXSR" w:date="2026-10-29T19:57:29Z">
         <w:r>
           <w:rPr>
             <w:rFonts w:ascii="Arial" w:hAnsi="Arial" w:cs="Arial"/>
@@ -1624,7 +1794,7 @@
           <w:delText xml:space="preserve"> do </w:delText>
         </w:r>
       </w:del>
-      <w:ins w:id="1022" w:author="Assessor GDSXSR" w:date="2026-10-29T00:08:22Z">
+      <w:ins w:id="1033" w:author="Assessor GDSXSR" w:date="2026-10-29T19:57:29Z">
         <w:r>
           <w:rPr>
             <w:rFonts w:ascii="Arial" w:hAnsi="Arial" w:cs="Arial"/>
@@ -1643,7 +1813,7 @@
         </w:rPr>
         <w:t xml:space="preserve">STJ</w:t>
       </w:r>
-      <w:ins w:id="1023" w:author="Assessor GDSXSR" w:date="2026-10-29T00:08:22Z">
+      <w:ins w:id="1034" w:author="Assessor GDSXSR" w:date="2026-10-29T19:57:29Z">
         <w:r>
           <w:rPr>
             <w:rFonts w:ascii="Arial" w:hAnsi="Arial" w:cs="Arial"/>
@@ -1667,7 +1837,7 @@
           <w:szCs w:val="28"/>
         </w:rPr>
       </w:pPr>
-      <w:ins w:id="1024" w:author="Assessor GDSXSR" w:date="2026-10-29T00:08:22Z">
+      <w:ins w:id="1035" w:author="Assessor GDSXSR" w:date="2026-10-29T19:57:29Z">
         <w:r>
           <w:rPr>
             <w:rFonts w:ascii="Arial" w:hAnsi="Arial" w:cs="Arial"/>
@@ -1686,7 +1856,7 @@
         </w:rPr>
         <w:t xml:space="preserve">. A distribuição do ônus da prova segue a regra </w:t>
       </w:r>
-      <w:del w:id="1025" w:author="Assessor GDSXSR" w:date="2026-10-29T00:08:22Z">
+      <w:del w:id="1036" w:author="Assessor GDSXSR" w:date="2026-10-29T19:57:29Z">
         <w:r>
           <w:rPr>
             <w:rFonts w:ascii="Arial" w:hAnsi="Arial" w:cs="Arial"/>
@@ -1696,7 +1866,7 @@
           <w:delText xml:space="preserve">do art. 373, I e II, do CPC</w:delText>
         </w:r>
       </w:del>
-      <w:ins w:id="1026" w:author="Assessor GDSXSR" w:date="2026-10-29T00:08:22Z">
+      <w:ins w:id="1037" w:author="Assessor GDSXSR" w:date="2026-10-29T19:57:29Z">
         <w:r>
           <w:rPr>
             <w:rFonts w:ascii="Arial" w:hAnsi="Arial" w:cs="Arial"/>
@@ -1715,7 +1885,7 @@
         </w:rPr>
         <w:t xml:space="preserve">, cabendo à autora demonstrar o fato constitutivo do direito e à ré</w:t>
       </w:r>
-      <w:ins w:id="1027" w:author="Assessor GDSXSR" w:date="2026-10-29T00:08:22Z">
+      <w:ins w:id="1038" w:author="Assessor GDSXSR" w:date="2026-10-29T19:57:29Z">
         <w:r>
           <w:rPr>
             <w:rFonts w:ascii="Arial" w:hAnsi="Arial" w:cs="Arial"/>
@@ -1734,7 +1904,7 @@
         </w:rPr>
         <w:t xml:space="preserve"> </w:t>
       </w:r>
-      <w:del w:id="1028" w:author="Assessor GDSXSR" w:date="2026-10-29T00:08:22Z">
+      <w:del w:id="1039" w:author="Assessor GDSXSR" w:date="2026-10-29T19:57:29Z">
         <w:r>
           <w:rPr>
             <w:rFonts w:ascii="Arial" w:hAnsi="Arial" w:cs="Arial"/>
@@ -1744,7 +1914,7 @@
           <w:delText xml:space="preserve">comprovar</w:delText>
         </w:r>
       </w:del>
-      <w:ins w:id="1029" w:author="Assessor GDSXSR" w:date="2026-10-29T00:08:22Z">
+      <w:ins w:id="1040" w:author="Assessor GDSXSR" w:date="2026-10-29T19:57:29Z">
         <w:r>
           <w:rPr>
             <w:rFonts w:ascii="Arial" w:hAnsi="Arial" w:cs="Arial"/>
@@ -1763,7 +1933,7 @@
         </w:rPr>
         <w:t xml:space="preserve"> fato extintivo da obrigação</w:t>
       </w:r>
-      <w:ins w:id="1030" w:author="Assessor GDSXSR" w:date="2026-10-29T00:08:22Z">
+      <w:ins w:id="1041" w:author="Assessor GDSXSR" w:date="2026-10-29T19:57:29Z">
         <w:r>
           <w:rPr>
             <w:rFonts w:ascii="Arial" w:hAnsi="Arial" w:cs="Arial"/>
@@ -1802,7 +1972,7 @@
           <w:szCs w:val="28"/>
         </w:rPr>
       </w:pPr>
-      <w:del w:id="1032" w:author="Assessor GDSXSR" w:date="2026-10-29T00:08:22Z">
+      <w:del w:id="1043" w:author="Assessor GDSXSR" w:date="2026-10-29T19:57:29Z">
         <w:r>
           <w:rPr>
             <w:rFonts w:ascii="Arial" w:hAnsi="Arial" w:cs="Arial"/>
@@ -1812,7 +1982,7 @@
           <w:delText xml:space="preserve">6</w:delText>
         </w:r>
       </w:del>
-      <w:ins w:id="1033" w:author="Assessor GDSXSR" w:date="2026-10-29T00:08:22Z">
+      <w:ins w:id="1044" w:author="Assessor GDSXSR" w:date="2026-10-29T19:57:29Z">
         <w:r>
           <w:rPr>
             <w:rFonts w:ascii="Arial" w:hAnsi="Arial" w:cs="Arial"/>
@@ -1863,7 +2033,7 @@
           <w:szCs w:val="28"/>
         </w:rPr>
       </w:pPr>
-      <w:del w:id="1034" w:author="Assessor GDSXSR" w:date="2026-10-29T00:08:22Z">
+      <w:del w:id="1045" w:author="Assessor GDSXSR" w:date="2026-10-29T19:57:29Z">
         <w:r>
           <w:rPr>
             <w:rFonts w:ascii="Arial" w:hAnsi="Arial" w:cs="Arial"/>
@@ -1873,7 +2043,7 @@
           <w:delText xml:space="preserve">7</w:delText>
         </w:r>
       </w:del>
-      <w:ins w:id="1035" w:author="Assessor GDSXSR" w:date="2026-10-29T00:08:22Z">
+      <w:ins w:id="1046" w:author="Assessor GDSXSR" w:date="2026-10-29T19:57:29Z">
         <w:r>
           <w:rPr>
             <w:rFonts w:ascii="Arial" w:hAnsi="Arial" w:cs="Arial"/>
@@ -1900,7 +2070,7 @@
         </w:rPr>
         <w:t xml:space="preserve">A devedora não apresentou comprovantes de pagamento das parcelas cobradas. A carta de portabilidade não contém quitação expressa nem permite inferir adimplemento tácito, </w:t>
       </w:r>
-      <w:del w:id="1036" w:author="Assessor GDSXSR" w:date="2026-10-29T00:08:22Z">
+      <w:del w:id="1047" w:author="Assessor GDSXSR" w:date="2026-10-29T19:57:29Z">
         <w:r>
           <w:rPr>
             <w:rFonts w:ascii="Arial" w:hAnsi="Arial" w:cs="Arial"/>
@@ -1910,7 +2080,7 @@
           <w:delText xml:space="preserve">sobretudo porque</w:delText>
         </w:r>
       </w:del>
-      <w:ins w:id="1037" w:author="Assessor GDSXSR" w:date="2026-10-29T00:08:22Z">
+      <w:ins w:id="1048" w:author="Assessor GDSXSR" w:date="2026-10-29T19:57:29Z">
         <w:r>
           <w:rPr>
             <w:rFonts w:ascii="Arial" w:hAnsi="Arial" w:cs="Arial"/>
@@ -1929,7 +2099,7 @@
         </w:rPr>
         <w:t xml:space="preserve"> registra a situação financeira do contrato como “inadimplente”</w:t>
       </w:r>
-      <w:del w:id="1038" w:author="Assessor GDSXSR" w:date="2026-10-29T00:08:22Z">
+      <w:del w:id="1049" w:author="Assessor GDSXSR" w:date="2026-10-29T19:57:29Z">
         <w:r>
           <w:rPr>
             <w:rFonts w:ascii="Arial" w:hAnsi="Arial" w:cs="Arial"/>
@@ -1939,7 +2109,7 @@
           <w:delText xml:space="preserve">.</w:delText>
         </w:r>
       </w:del>
-      <w:ins w:id="1039" w:author="Assessor GDSXSR" w:date="2026-10-29T00:08:22Z">
+      <w:ins w:id="1050" w:author="Assessor GDSXSR" w:date="2026-10-29T19:57:29Z">
         <w:r>
           <w:rPr>
             <w:rFonts w:ascii="Arial" w:hAnsi="Arial" w:cs="Arial"/>
@@ -1958,7 +2128,7 @@
         </w:rPr>
         <w:t xml:space="preserve"> </w:t>
       </w:r>
-      <w:del w:id="1040" w:author="Assessor GDSXSR" w:date="2026-10-29T00:08:22Z">
+      <w:del w:id="1051" w:author="Assessor GDSXSR" w:date="2026-10-29T19:57:29Z">
         <w:r>
           <w:rPr>
             <w:rFonts w:ascii="Arial" w:hAnsi="Arial" w:cs="Arial"/>
@@ -1968,7 +2138,7 @@
           <w:delText xml:space="preserve">A</w:delText>
         </w:r>
       </w:del>
-      <w:ins w:id="1041" w:author="Assessor GDSXSR" w:date="2026-10-29T00:08:22Z">
+      <w:ins w:id="1052" w:author="Assessor GDSXSR" w:date="2026-10-29T19:57:29Z">
         <w:r>
           <w:rPr>
             <w:rFonts w:ascii="Arial" w:hAnsi="Arial" w:cs="Arial"/>
@@ -1995,7 +2165,7 @@
         </w:rPr>
         <w:t xml:space="preserve">informação </w:t>
       </w:r>
-      <w:del w:id="1042" w:author="Assessor GDSXSR" w:date="2026-10-29T00:08:22Z">
+      <w:del w:id="1053" w:author="Assessor GDSXSR" w:date="2026-10-29T19:57:29Z">
         <w:r>
           <w:rPr>
             <w:rFonts w:ascii="Arial" w:hAnsi="Arial" w:cs="Arial"/>
@@ -2005,7 +2175,7 @@
           <w:delText xml:space="preserve">relativa</w:delText>
         </w:r>
       </w:del>
-      <w:ins w:id="1043" w:author="Assessor GDSXSR" w:date="2026-10-29T00:08:22Z">
+      <w:ins w:id="1054" w:author="Assessor GDSXSR" w:date="2026-10-29T19:57:29Z">
         <w:r>
           <w:rPr>
             <w:rFonts w:ascii="Arial" w:hAnsi="Arial" w:cs="Arial"/>
@@ -2024,7 +2194,7 @@
         </w:rPr>
         <w:t xml:space="preserve"> </w:t>
       </w:r>
-      <w:del w:id="1044" w:author="Assessor GDSXSR" w:date="2026-10-29T00:08:22Z">
+      <w:del w:id="1055" w:author="Assessor GDSXSR" w:date="2026-10-29T19:57:29Z">
         <w:r>
           <w:rPr>
             <w:rFonts w:ascii="Arial" w:hAnsi="Arial" w:cs="Arial"/>
@@ -2034,7 +2204,7 @@
           <w:delText xml:space="preserve">ao valor da</w:delText>
         </w:r>
       </w:del>
-      <w:ins w:id="1045" w:author="Assessor GDSXSR" w:date="2026-10-29T00:08:22Z">
+      <w:ins w:id="1056" w:author="Assessor GDSXSR" w:date="2026-10-29T19:57:29Z">
         <w:r>
           <w:rPr>
             <w:rFonts w:ascii="Arial" w:hAnsi="Arial" w:cs="Arial"/>
@@ -2053,7 +2223,7 @@
         </w:rPr>
         <w:t xml:space="preserve"> última mensalidade </w:t>
       </w:r>
-      <w:del w:id="1046" w:author="Assessor GDSXSR" w:date="2026-10-29T00:08:22Z">
+      <w:del w:id="1057" w:author="Assessor GDSXSR" w:date="2026-10-29T19:57:29Z">
         <w:r>
           <w:rPr>
             <w:rFonts w:ascii="Arial" w:hAnsi="Arial" w:cs="Arial"/>
@@ -2071,7 +2241,7 @@
         </w:rPr>
         <w:t xml:space="preserve">não exclui </w:t>
       </w:r>
-      <w:del w:id="1047" w:author="Assessor GDSXSR" w:date="2026-10-29T00:08:22Z">
+      <w:del w:id="1058" w:author="Assessor GDSXSR" w:date="2026-10-29T19:57:29Z">
         <w:r>
           <w:rPr>
             <w:rFonts w:ascii="Arial" w:hAnsi="Arial" w:cs="Arial"/>
@@ -2089,7 +2259,7 @@
         </w:rPr>
         <w:t xml:space="preserve">débitos anteriores</w:t>
       </w:r>
-      <w:ins w:id="1048" w:author="Assessor GDSXSR" w:date="2026-10-29T00:08:22Z">
+      <w:ins w:id="1059" w:author="Assessor GDSXSR" w:date="2026-10-29T19:57:29Z">
         <w:r>
           <w:rPr>
             <w:rFonts w:ascii="Arial" w:hAnsi="Arial" w:cs="Arial"/>
@@ -2121,7 +2291,7 @@
           <w:szCs w:val="28"/>
         </w:rPr>
       </w:pPr>
-      <w:del w:id="1049" w:author="Assessor GDSXSR" w:date="2026-10-29T00:08:22Z">
+      <w:del w:id="1060" w:author="Assessor GDSXSR" w:date="2026-10-29T19:57:29Z">
         <w:r>
           <w:rPr>
             <w:rFonts w:ascii="Arial" w:hAnsi="Arial" w:cs="Arial"/>
@@ -2131,7 +2301,7 @@
           <w:delText xml:space="preserve">8</w:delText>
         </w:r>
       </w:del>
-      <w:ins w:id="1050" w:author="Assessor GDSXSR" w:date="2026-10-29T00:08:22Z">
+      <w:ins w:id="1061" w:author="Assessor GDSXSR" w:date="2026-10-29T19:57:29Z">
         <w:r>
           <w:rPr>
             <w:rFonts w:ascii="Arial" w:hAnsi="Arial" w:cs="Arial"/>
@@ -2158,7 +2328,7 @@
         </w:rPr>
         <w:t xml:space="preserve">O requisito de adimplência </w:t>
       </w:r>
-      <w:del w:id="1051" w:author="Assessor GDSXSR" w:date="2026-10-29T00:08:22Z">
+      <w:del w:id="1062" w:author="Assessor GDSXSR" w:date="2026-10-29T19:57:29Z">
         <w:r>
           <w:rPr>
             <w:rFonts w:ascii="Arial" w:hAnsi="Arial" w:cs="Arial"/>
@@ -2168,7 +2338,7 @@
           <w:delText xml:space="preserve">previsto</w:delText>
         </w:r>
       </w:del>
-      <w:ins w:id="1052" w:author="Assessor GDSXSR" w:date="2026-10-29T00:08:22Z">
+      <w:ins w:id="1063" w:author="Assessor GDSXSR" w:date="2026-10-29T19:57:29Z">
         <w:r>
           <w:rPr>
             <w:rFonts w:ascii="Arial" w:hAnsi="Arial" w:cs="Arial"/>
@@ -2187,7 +2357,7 @@
         </w:rPr>
         <w:t xml:space="preserve"> </w:t>
       </w:r>
-      <w:del w:id="1053" w:author="Assessor GDSXSR" w:date="2026-10-29T00:08:22Z">
+      <w:del w:id="1064" w:author="Assessor GDSXSR" w:date="2026-10-29T19:57:29Z">
         <w:r>
           <w:rPr>
             <w:rFonts w:ascii="Arial" w:hAnsi="Arial" w:cs="Arial"/>
@@ -2197,7 +2367,7 @@
           <w:delText xml:space="preserve">no</w:delText>
         </w:r>
       </w:del>
-      <w:ins w:id="1054" w:author="Assessor GDSXSR" w:date="2026-10-29T00:08:22Z">
+      <w:ins w:id="1065" w:author="Assessor GDSXSR" w:date="2026-10-29T19:57:29Z">
         <w:r>
           <w:rPr>
             <w:rFonts w:ascii="Arial" w:hAnsi="Arial" w:cs="Arial"/>
@@ -2216,7 +2386,7 @@
         </w:rPr>
         <w:t xml:space="preserve"> </w:t>
       </w:r>
-      <w:del w:id="1055" w:author="Assessor GDSXSR" w:date="2026-10-29T00:08:22Z">
+      <w:del w:id="1066" w:author="Assessor GDSXSR" w:date="2026-10-29T19:57:29Z">
         <w:r>
           <w:rPr>
             <w:rFonts w:ascii="Arial" w:hAnsi="Arial" w:cs="Arial"/>
@@ -2226,7 +2396,7 @@
           <w:delText xml:space="preserve">art. 3º, II, da Resolução Normativa nº 438/ANS</w:delText>
         </w:r>
       </w:del>
-      <w:ins w:id="1056" w:author="Assessor GDSXSR" w:date="2026-10-29T00:08:22Z">
+      <w:ins w:id="1067" w:author="Assessor GDSXSR" w:date="2026-10-29T19:57:29Z">
         <w:r>
           <w:rPr>
             <w:rFonts w:ascii="Arial" w:hAnsi="Arial" w:cs="Arial"/>
@@ -2245,7 +2415,7 @@
         </w:rPr>
         <w:t xml:space="preserve"> não gera presunção de inexistência de débitos pretéritos</w:t>
       </w:r>
-      <w:del w:id="1057" w:author="Assessor GDSXSR" w:date="2026-10-29T00:08:22Z">
+      <w:del w:id="1068" w:author="Assessor GDSXSR" w:date="2026-10-29T19:57:29Z">
         <w:r>
           <w:rPr>
             <w:rFonts w:ascii="Arial" w:hAnsi="Arial" w:cs="Arial"/>
@@ -2263,7 +2433,7 @@
         </w:rPr>
         <w:t xml:space="preserve"> nem impede a concretização da </w:t>
       </w:r>
-      <w:del w:id="1058" w:author="Assessor GDSXSR" w:date="2026-10-29T00:08:22Z">
+      <w:del w:id="1069" w:author="Assessor GDSXSR" w:date="2026-10-29T19:57:29Z">
         <w:r>
           <w:rPr>
             <w:rFonts w:ascii="Arial" w:hAnsi="Arial" w:cs="Arial"/>
@@ -2273,7 +2443,7 @@
           <w:delText xml:space="preserve">portabilidade</w:delText>
         </w:r>
       </w:del>
-      <w:ins w:id="1059" w:author="Assessor GDSXSR" w:date="2026-10-29T00:08:22Z">
+      <w:ins w:id="1070" w:author="Assessor GDSXSR" w:date="2026-10-29T19:57:29Z">
         <w:r>
           <w:rPr>
             <w:rFonts w:ascii="Arial" w:hAnsi="Arial" w:cs="Arial"/>
@@ -2300,7 +2470,7 @@
         </w:rPr>
         <w:t xml:space="preserve"> a critério da operadora de destino</w:t>
       </w:r>
-      <w:ins w:id="1060" w:author="Assessor GDSXSR" w:date="2026-10-29T00:08:22Z">
+      <w:ins w:id="1071" w:author="Assessor GDSXSR" w:date="2026-10-29T19:57:29Z">
         <w:r>
           <w:rPr>
             <w:rFonts w:ascii="Arial" w:hAnsi="Arial" w:cs="Arial"/>
@@ -2332,7 +2502,7 @@
           <w:szCs w:val="28"/>
         </w:rPr>
       </w:pPr>
-      <w:del w:id="1061" w:author="Assessor GDSXSR" w:date="2026-10-29T00:08:22Z">
+      <w:del w:id="1072" w:author="Assessor GDSXSR" w:date="2026-10-29T19:57:29Z">
         <w:r>
           <w:rPr>
             <w:rFonts w:ascii="Arial" w:hAnsi="Arial" w:cs="Arial"/>
@@ -2342,7 +2512,7 @@
           <w:delText xml:space="preserve">9</w:delText>
         </w:r>
       </w:del>
-      <w:ins w:id="1062" w:author="Assessor GDSXSR" w:date="2026-10-29T00:08:22Z">
+      <w:ins w:id="1073" w:author="Assessor GDSXSR" w:date="2026-10-29T19:57:29Z">
         <w:r>
           <w:rPr>
             <w:rFonts w:ascii="Arial" w:hAnsi="Arial" w:cs="Arial"/>
@@ -2401,7 +2571,7 @@
         </w:rPr>
         <w:t xml:space="preserve"> e constatada notificação extrajudicial de cobrança em 23/</w:t>
       </w:r>
-      <w:del w:id="1063" w:author="Assessor GDSXSR" w:date="2026-10-29T00:08:22Z">
+      <w:del w:id="1074" w:author="Assessor GDSXSR" w:date="2026-10-29T19:57:29Z">
         <w:r>
           <w:rPr>
             <w:rFonts w:ascii="Arial" w:hAnsi="Arial" w:cs="Arial"/>
@@ -2411,7 +2581,7 @@
           <w:delText xml:space="preserve">5</w:delText>
         </w:r>
       </w:del>
-      <w:ins w:id="1064" w:author="Assessor GDSXSR" w:date="2026-10-29T00:08:22Z">
+      <w:ins w:id="1075" w:author="Assessor GDSXSR" w:date="2026-10-29T19:57:29Z">
         <w:r>
           <w:rPr>
             <w:rFonts w:ascii="Arial" w:hAnsi="Arial" w:cs="Arial"/>
@@ -2448,7 +2618,7 @@
         </w:rPr>
         <w:t xml:space="preserve"> </w:t>
       </w:r>
-      <w:del w:id="1065" w:author="Assessor GDSXSR" w:date="2026-10-29T00:08:22Z">
+      <w:del w:id="1076" w:author="Assessor GDSXSR" w:date="2026-10-29T19:57:29Z">
         <w:r>
           <w:rPr>
             <w:rFonts w:ascii="Arial" w:hAnsi="Arial" w:cs="Arial"/>
@@ -2458,7 +2628,7 @@
           <w:delText xml:space="preserve">sequer</w:delText>
         </w:r>
       </w:del>
-      <w:ins w:id="1066" w:author="Assessor GDSXSR" w:date="2026-10-29T00:08:22Z">
+      <w:ins w:id="1077" w:author="Assessor GDSXSR" w:date="2026-10-29T19:57:29Z">
         <w:r>
           <w:rPr>
             <w:rFonts w:ascii="Arial" w:hAnsi="Arial" w:cs="Arial"/>
@@ -2532,7 +2702,7 @@
           <w:szCs w:val="28"/>
         </w:rPr>
       </w:pPr>
-      <w:del w:id="1067" w:author="Assessor GDSXSR" w:date="2026-10-29T00:08:22Z">
+      <w:del w:id="1078" w:author="Assessor GDSXSR" w:date="2026-10-29T19:57:29Z">
         <w:r>
           <w:rPr>
             <w:rFonts w:ascii="Arial" w:hAnsi="Arial" w:cs="Arial"/>
@@ -2542,7 +2712,7 @@
           <w:delText xml:space="preserve">10</w:delText>
         </w:r>
       </w:del>
-      <w:ins w:id="1068" w:author="Assessor GDSXSR" w:date="2026-10-29T00:08:22Z">
+      <w:ins w:id="1079" w:author="Assessor GDSXSR" w:date="2026-10-29T19:57:29Z">
         <w:r>
           <w:rPr>
             <w:rFonts w:ascii="Arial" w:hAnsi="Arial" w:cs="Arial"/>
@@ -2570,7 +2740,7 @@
         </w:rPr>
         <w:t xml:space="preserve">Negou-se provimento ao apelo</w:t>
       </w:r>
-      <w:ins w:id="1069" w:author="Assessor GDSXSR" w:date="2026-10-29T00:08:22Z">
+      <w:ins w:id="1080" w:author="Assessor GDSXSR" w:date="2026-10-29T19:57:29Z">
         <w:r>
           <w:rPr>
             <w:rFonts w:ascii="Arial" w:eastAsia="Arial" w:hAnsi="Arial" w:cs="Arial"/>
@@ -2623,7 +2793,7 @@
           <w:szCs w:val="26"/>
         </w:rPr>
       </w:pPr>
-      <w:commentRangeStart w:id="7"/>
+      <w:commentRangeStart w:id="8"/>
       <w:r>
         <w:rPr>
           <w:rFonts w:ascii="Arial" w:eastAsia="Arial" w:hAnsi="Arial" w:cs="Arial"/>
@@ -2635,7 +2805,7 @@
         </w:rPr>
         <w:t xml:space="preserve">Dispositivos relevantes citados: </w:t>
       </w:r>
-      <w:ins w:id="1070" w:author="Assessor GDSXSR" w:date="2026-10-29T00:08:22Z">
+      <w:ins w:id="1081" w:author="Assessor GDSXSR" w:date="2026-10-29T19:57:29Z">
         <w:r>
           <w:rPr>
             <w:rFonts w:ascii="Arial" w:eastAsia="Arial" w:hAnsi="Arial" w:cs="Arial"/>
@@ -2657,7 +2827,7 @@
         </w:rPr>
         <w:t xml:space="preserve">CPC</w:t>
       </w:r>
-      <w:del w:id="1071" w:author="Assessor GDSXSR" w:date="2026-10-29T00:08:22Z">
+      <w:del w:id="1082" w:author="Assessor GDSXSR" w:date="2026-10-29T19:57:29Z">
         <w:r>
           <w:rPr>
             <w:rFonts w:ascii="Arial" w:eastAsia="Arial" w:hAnsi="Arial" w:cs="Arial"/>
@@ -2704,7 +2874,7 @@
         </w:rPr>
         <w:t xml:space="preserve">85</w:t>
       </w:r>
-      <w:del w:id="1072" w:author="Assessor GDSXSR" w:date="2026-10-29T00:08:22Z">
+      <w:del w:id="1083" w:author="Assessor GDSXSR" w:date="2026-10-29T19:57:29Z">
         <w:r>
           <w:rPr>
             <w:rFonts w:ascii="Arial" w:eastAsia="Arial" w:hAnsi="Arial" w:cs="Arial"/>
@@ -2742,7 +2912,7 @@
         </w:rPr>
         <w:t xml:space="preserve">373</w:t>
       </w:r>
-      <w:del w:id="1073" w:author="Assessor GDSXSR" w:date="2026-10-29T00:08:22Z">
+      <w:del w:id="1084" w:author="Assessor GDSXSR" w:date="2026-10-29T19:57:29Z">
         <w:r>
           <w:rPr>
             <w:rFonts w:ascii="Arial" w:eastAsia="Arial" w:hAnsi="Arial" w:cs="Arial"/>
@@ -2762,7 +2932,7 @@
         </w:rPr>
         <w:t xml:space="preserve"> I e II</w:t>
       </w:r>
-      <w:del w:id="1074" w:author="Assessor GDSXSR" w:date="2026-10-29T00:08:22Z">
+      <w:del w:id="1085" w:author="Assessor GDSXSR" w:date="2026-10-29T19:57:29Z">
         <w:r>
           <w:rPr>
             <w:rFonts w:ascii="Arial" w:eastAsia="Arial" w:hAnsi="Arial" w:cs="Arial"/>
@@ -2800,7 +2970,7 @@
         </w:rPr>
         <w:t xml:space="preserve">; Resolução Normativa ANS </w:t>
       </w:r>
-      <w:del w:id="1075" w:author="Assessor GDSXSR" w:date="2026-10-29T00:08:22Z">
+      <w:del w:id="1086" w:author="Assessor GDSXSR" w:date="2026-10-29T19:57:29Z">
         <w:r>
           <w:rPr>
             <w:rFonts w:ascii="Arial" w:eastAsia="Arial" w:hAnsi="Arial" w:cs="Arial"/>
@@ -2820,7 +2990,7 @@
         </w:rPr>
         <w:t xml:space="preserve">438</w:t>
       </w:r>
-      <w:del w:id="1076" w:author="Assessor GDSXSR" w:date="2026-10-29T00:08:22Z">
+      <w:del w:id="1087" w:author="Assessor GDSXSR" w:date="2026-10-29T19:57:29Z">
         <w:r>
           <w:rPr>
             <w:rFonts w:ascii="Arial" w:eastAsia="Arial" w:hAnsi="Arial" w:cs="Arial"/>
@@ -2858,7 +3028,7 @@
         </w:rPr>
         <w:t xml:space="preserve"> 3º</w:t>
       </w:r>
-      <w:del w:id="1077" w:author="Assessor GDSXSR" w:date="2026-10-29T00:08:22Z">
+      <w:del w:id="1088" w:author="Assessor GDSXSR" w:date="2026-10-29T19:57:29Z">
         <w:r>
           <w:rPr>
             <w:rFonts w:ascii="Arial" w:eastAsia="Arial" w:hAnsi="Arial" w:cs="Arial"/>
@@ -2878,7 +3048,7 @@
         </w:rPr>
         <w:t xml:space="preserve"> II</w:t>
       </w:r>
-      <w:del w:id="1078" w:author="Assessor GDSXSR" w:date="2026-10-29T00:08:22Z">
+      <w:del w:id="1089" w:author="Assessor GDSXSR" w:date="2026-10-29T19:57:29Z">
         <w:r>
           <w:rPr>
             <w:rFonts w:ascii="Arial" w:eastAsia="Arial" w:hAnsi="Arial" w:cs="Arial"/>
@@ -2898,7 +3068,7 @@
         </w:rPr>
         <w:t xml:space="preserve"> e 17</w:t>
       </w:r>
-      <w:del w:id="1079" w:author="Assessor GDSXSR" w:date="2026-10-29T00:08:22Z">
+      <w:del w:id="1090" w:author="Assessor GDSXSR" w:date="2026-10-29T19:57:29Z">
         <w:r>
           <w:rPr>
             <w:rFonts w:ascii="Arial" w:eastAsia="Arial" w:hAnsi="Arial" w:cs="Arial"/>
@@ -2918,14 +3088,14 @@
         </w:rPr>
         <w:t xml:space="preserve"> parágrafo único</w:t>
       </w:r>
-      <w:commentRangeEnd w:id="7"/>
+      <w:commentRangeEnd w:id="8"/>
       <w:r>
         <w:rPr>
           <w:rStyle w:val="CommentReference"/>
         </w:rPr>
-        <w:commentReference w:id="7"/>
-      </w:r>
-      <w:ins w:id="1080" w:author="Assessor GDSXSR" w:date="2026-10-29T00:08:22Z">
+        <w:commentReference w:id="8"/>
+      </w:r>
+      <w:ins w:id="1091" w:author="Assessor GDSXSR" w:date="2026-10-29T19:57:29Z">
         <w:r>
           <w:rPr>
             <w:rFonts w:ascii="Arial" w:eastAsia="Arial" w:hAnsi="Arial" w:cs="Arial"/>
@@ -2948,7 +3118,7 @@
           <w:szCs w:val="26"/>
         </w:rPr>
       </w:pPr>
-      <w:commentRangeStart w:id="8"/>
+      <w:commentRangeStart w:id="9"/>
       <w:r>
         <w:rPr>
           <w:rFonts w:ascii="Arial" w:eastAsia="Arial" w:hAnsi="Arial" w:cs="Arial"/>
@@ -2969,7 +3139,7 @@
         </w:rPr>
         <w:t xml:space="preserve">STJ, Súmula </w:t>
       </w:r>
-      <w:ins w:id="1081" w:author="Assessor GDSXSR" w:date="2026-10-29T00:08:22Z">
+      <w:ins w:id="1092" w:author="Assessor GDSXSR" w:date="2026-10-29T19:57:29Z">
         <w:r>
           <w:rPr>
             <w:rFonts w:ascii="Arial" w:eastAsia="Arial" w:hAnsi="Arial" w:cs="Arial"/>
@@ -2989,7 +3159,7 @@
         </w:rPr>
         <w:t xml:space="preserve">608; TJDFT, Acórdão 2005667,</w:t>
       </w:r>
-      <w:del w:id="1082" w:author="Assessor GDSXSR" w:date="2026-10-29T00:08:22Z">
+      <w:del w:id="1093" w:author="Assessor GDSXSR" w:date="2026-10-29T19:57:29Z">
         <w:r>
           <w:rPr>
             <w:rFonts w:ascii="Arial" w:eastAsia="Arial" w:hAnsi="Arial" w:cs="Arial"/>
@@ -3063,7 +3233,7 @@
         </w:rPr>
         <w:t xml:space="preserve">Rita de Cássia de Cerqueira Lima Rocha, Primeira Turma Recursal, j. 30/</w:t>
       </w:r>
-      <w:del w:id="1083" w:author="Assessor GDSXSR" w:date="2026-10-29T00:08:22Z">
+      <w:del w:id="1094" w:author="Assessor GDSXSR" w:date="2026-10-29T19:57:29Z">
         <w:r>
           <w:rPr>
             <w:rFonts w:ascii="Arial" w:eastAsia="Arial" w:hAnsi="Arial" w:cs="Arial"/>
@@ -3074,7 +3244,7 @@
           <w:delText xml:space="preserve">5</w:delText>
         </w:r>
       </w:del>
-      <w:ins w:id="1084" w:author="Assessor GDSXSR" w:date="2026-10-29T00:08:22Z">
+      <w:ins w:id="1095" w:author="Assessor GDSXSR" w:date="2026-10-29T19:57:29Z">
         <w:r>
           <w:rPr>
             <w:rFonts w:ascii="Arial" w:eastAsia="Arial" w:hAnsi="Arial" w:cs="Arial"/>
@@ -3103,12 +3273,12 @@
         </w:rPr>
         <w:t xml:space="preserve">.</w:t>
       </w:r>
-      <w:commentRangeEnd w:id="8"/>
+      <w:commentRangeEnd w:id="9"/>
       <w:r>
         <w:rPr>
           <w:rStyle w:val="CommentReference"/>
         </w:rPr>
-        <w:commentReference w:id="8"/>
+        <w:commentReference w:id="9"/>
       </w:r>
     </w:p>
     <w:p>
@@ -3130,14 +3300,14 @@
           <w:color w:val="FF0000"/>
         </w:rPr>
       </w:pPr>
-      <w:commentRangeStart w:id="9"/>
+      <w:commentRangeStart w:id="10"/>
       <w:r>
         <w:rPr>
           <w:rFonts w:cstheme="minorHAnsi"/>
           <w:b/>
           <w:color w:val="FF0000"/>
           <w:highlight w:val="yellow"/>
-          <w:rPrChange w:id="1085" w:author="Assessor GDSXSR" w:date="2026-10-29T00:08:22Z">
+          <w:rPrChange w:id="1096" w:author="Assessor GDSXSR" w:date="2026-10-29T19:57:29Z">
             <w:rPr>
               <w:rFonts w:cstheme="minorHAnsi"/>
               <w:color w:val="FF0000"/>
@@ -3146,12 +3316,12 @@
         </w:rPr>
         <w:t>RESUMO DA APELAÇÃO</w:t>
       </w:r>
-      <w:commentRangeEnd w:id="9"/>
+      <w:commentRangeEnd w:id="10"/>
       <w:r>
         <w:rPr>
           <w:rStyle w:val="CommentReference"/>
         </w:rPr>
-        <w:commentReference w:id="9"/>
+        <w:commentReference w:id="10"/>
       </w:r>
     </w:p>
     <w:p>
@@ -3683,7 +3853,7 @@
           <w:szCs w:val="26"/>
         </w:rPr>
       </w:pPr>
-      <w:del w:id="1086" w:author="Assessor GDSXSR" w:date="2026-10-29T00:08:22Z">
+      <w:del w:id="1097" w:author="Assessor GDSXSR" w:date="2026-10-29T19:57:29Z">
         <w:r>
           <w:rPr>
             <w:rFonts w:ascii="Arial" w:hAnsi="Arial" w:cs="Arial"/>
@@ -3695,7 +3865,7 @@
           <w:delText xml:space="preserve">Alegou que, desde a adesão, a autora cumpriu integralmente suas obrigações contratuais, disponibilizando à ré acesso à rede credenciada de atendimento, composta por hospitais, clínicas, laboratórios e profissionais de saúde, conforme previsto no contrato e no rol da ANS</w:delText>
         </w:r>
       </w:del>
-      <w:ins w:id="1087" w:author="Assessor GDSXSR" w:date="2026-10-29T00:08:22Z">
+      <w:ins w:id="1098" w:author="Assessor GDSXSR" w:date="2026-10-29T19:57:29Z">
         <w:r>
           <w:rPr>
             <w:rFonts w:ascii="Arial" w:hAnsi="Arial" w:cs="Arial"/>
@@ -3708,7 +3878,7 @@
           <w:t xml:space="preserve">(</w:t>
         </w:r>
       </w:ins>
-      <w:commentRangeStart w:id="10"/>
+      <w:commentRangeStart w:id="11"/>
       <w:r>
         <w:rPr>
           <w:rFonts w:ascii="Arial" w:hAnsi="Arial" w:cs="Arial"/>
@@ -3719,14 +3889,14 @@
         </w:rPr>
         <w:t xml:space="preserve">.</w:t>
       </w:r>
-      <w:commentRangeEnd w:id="10"/>
+      <w:commentRangeEnd w:id="11"/>
       <w:r>
         <w:rPr>
           <w:rStyle w:val="CommentReference"/>
         </w:rPr>
-        <w:commentReference w:id="10"/>
-      </w:r>
-      <w:ins w:id="1088" w:author="Assessor GDSXSR" w:date="2026-10-29T00:08:22Z">
+        <w:commentReference w:id="11"/>
+      </w:r>
+      <w:ins w:id="1099" w:author="Assessor GDSXSR" w:date="2026-10-29T19:57:29Z">
         <w:r>
           <w:rPr>
             <w:rFonts w:ascii="Arial" w:hAnsi="Arial" w:cs="Arial"/>
@@ -3812,7 +3982,7 @@
           <w:szCs w:val="26"/>
         </w:rPr>
       </w:pPr>
-      <w:del w:id="1089" w:author="Assessor GDSXSR" w:date="2026-10-29T00:08:22Z">
+      <w:del w:id="1100" w:author="Assessor GDSXSR" w:date="2026-10-29T19:57:29Z">
         <w:r>
           <w:rPr>
             <w:rFonts w:ascii="Arial" w:hAnsi="Arial" w:cs="Arial"/>
@@ -3824,7 +3994,7 @@
           <w:delText xml:space="preserve">Afirmou que, diante da persistência do inadimplemento, não restou alternativa senão o ajuizamento da presente ação de cobrança, com o objetivo de preservar o equilíbrio econômico-financeiro do contrato e garantir a continuidade dos serviços prestados aos demais beneficiários</w:delText>
         </w:r>
       </w:del>
-      <w:ins w:id="1090" w:author="Assessor GDSXSR" w:date="2026-10-29T00:08:22Z">
+      <w:ins w:id="1101" w:author="Assessor GDSXSR" w:date="2026-10-29T19:57:29Z">
         <w:r>
           <w:rPr>
             <w:rFonts w:ascii="Arial" w:hAnsi="Arial" w:cs="Arial"/>
@@ -3847,7 +4017,7 @@
         </w:rPr>
         <w:t xml:space="preserve">.</w:t>
       </w:r>
-      <w:ins w:id="1091" w:author="Assessor GDSXSR" w:date="2026-10-29T00:08:22Z">
+      <w:ins w:id="1102" w:author="Assessor GDSXSR" w:date="2026-10-29T19:57:29Z">
         <w:r>
           <w:rPr>
             <w:rFonts w:ascii="Arial" w:hAnsi="Arial" w:cs="Arial"/>
@@ -4005,7 +4175,7 @@
           <w:szCs w:val="26"/>
         </w:rPr>
       </w:pPr>
-      <w:del w:id="1092" w:author="Assessor GDSXSR" w:date="2026-10-29T00:08:22Z">
+      <w:del w:id="1103" w:author="Assessor GDSXSR" w:date="2026-10-29T19:57:29Z">
         <w:r>
           <w:rPr>
             <w:rFonts w:ascii="Arial" w:hAnsi="Arial" w:cs="Arial"/>
@@ -4017,7 +4187,7 @@
           <w:delText xml:space="preserve">No ID 248065095, foi proferido despacho determinando a intimação das partes para se manifestarem sobre a existência de provas a serem produzidas, tendo a autora informado, no ID 248445539, a inexistência de provas adicionais</w:delText>
         </w:r>
       </w:del>
-      <w:ins w:id="1093" w:author="Assessor GDSXSR" w:date="2026-10-29T00:08:22Z">
+      <w:ins w:id="1104" w:author="Assessor GDSXSR" w:date="2026-10-29T19:57:29Z">
         <w:r>
           <w:rPr>
             <w:rFonts w:ascii="Arial" w:hAnsi="Arial" w:cs="Arial"/>
@@ -4040,7 +4210,7 @@
         </w:rPr>
         <w:t xml:space="preserve">.</w:t>
       </w:r>
-      <w:ins w:id="1094" w:author="Assessor GDSXSR" w:date="2026-10-29T00:08:22Z">
+      <w:ins w:id="1105" w:author="Assessor GDSXSR" w:date="2026-10-29T19:57:29Z">
         <w:r>
           <w:rPr>
             <w:rFonts w:ascii="Arial" w:hAnsi="Arial" w:cs="Arial"/>
@@ -4060,7 +4230,7 @@
         <w:ind w:left="2268" w:firstLine="1134"/>
         <w:jc w:val="both"/>
         <w:rPr>
-          <w:del w:id="1097" w:author="Assessor GDSXSR" w:date="2026-10-29T00:08:22Z"/>
+          <w:del w:id="1110" w:author="Assessor GDSXSR" w:date="2026-10-29T19:57:29Z"/>
           <w:rFonts w:ascii="Arial" w:hAnsi="Arial" w:cs="Arial"/>
           <w:i/>
           <w:iCs/>
@@ -4068,7 +4238,7 @@
           <w:szCs w:val="26"/>
         </w:rPr>
       </w:pPr>
-      <w:del w:id="1095" w:author="Assessor GDSXSR" w:date="2026-10-29T00:08:22Z">
+      <w:del w:id="1108" w:author="Assessor GDSXSR" w:date="2026-10-29T19:57:29Z">
         <w:r>
           <w:rPr>
             <w:rFonts w:ascii="Arial" w:hAnsi="Arial" w:cs="Arial"/>
@@ -4080,7 +4250,7 @@
           <w:delText xml:space="preserve">No ID 252270793, foi proferido novo despacho intimando a ré para se manifestar acerca dos documentos juntados com a réplica. No ID </w:delText>
         </w:r>
       </w:del>
-      <w:del w:id="1096" w:author="Assessor GDSXSR" w:date="2026-10-29T00:08:22Z">
+      <w:del w:id="1109" w:author="Assessor GDSXSR" w:date="2026-10-29T19:57:29Z">
         <w:r>
           <w:rPr>
             <w:rFonts w:ascii="Arial" w:hAnsi="Arial" w:cs="Arial"/>
@@ -4114,7 +4284,7 @@
           <w:iCs/>
           <w:sz w:val="26"/>
           <w:szCs w:val="26"/>
-          <w:rPrChange w:id="1098" w:author="Assessor GDSXSR" w:date="2026-10-29T00:08:22Z">
+          <w:rPrChange w:id="1111" w:author="Assessor GDSXSR" w:date="2026-10-29T19:57:29Z">
             <w:rPr>
               <w:rFonts w:ascii="Arial" w:hAnsi="Arial" w:cs="Arial"/>
               <w:i/>
@@ -4124,7 +4294,7 @@
             </w:rPr>
           </w:rPrChange>
         </w:rPr>
-        <w:t>A parte ré manifestou desistência em relação ao pedido reconvencional, pedido este que foi homologado no ID 257776291</w:t>
+        <w:t xml:space="preserve">A parte ré manifestou desistência em relação ao pedido reconvencional, pedido este que foi homologado no ID 257776291</w:t>
       </w:r>
       <w:r>
         <w:rPr>
@@ -4133,7 +4303,7 @@
           <w:iCs/>
           <w:sz w:val="26"/>
           <w:szCs w:val="26"/>
-          <w:rPrChange w:id="1099" w:author="Assessor GDSXSR" w:date="2026-10-29T00:08:22Z">
+          <w:rPrChange w:id="1112" w:author="Assessor GDSXSR" w:date="2026-10-29T19:57:29Z">
             <w:rPr>
               <w:rFonts w:ascii="Arial" w:hAnsi="Arial" w:cs="Arial"/>
               <w:i/>
@@ -4143,7 +4313,7 @@
             </w:rPr>
           </w:rPrChange>
         </w:rPr>
-        <w:t>.</w:t>
+        <w:t xml:space="preserve">.</w:t>
       </w:r>
       <w:r>
         <w:rPr>
@@ -4151,7 +4321,7 @@
           <w:i/>
           <w:sz w:val="26"/>
           <w:szCs w:val="26"/>
-          <w:rPrChange w:id="1100" w:author="Assessor GDSXSR" w:date="2026-10-29T00:08:22Z">
+          <w:rPrChange w:id="1113" w:author="Assessor GDSXSR" w:date="2026-10-29T19:57:29Z">
             <w:rPr>
               <w:rFonts w:ascii="Arial" w:hAnsi="Arial" w:cs="Arial"/>
               <w:sz w:val="26"/>
@@ -4161,13 +4331,35 @@
         </w:rPr>
         <w:t xml:space="preserve">” (ID </w:t>
       </w:r>
+      <w:del w:id="1106" w:author="Assessor GDSXSR" w:date="2026-10-29T19:57:29Z">
+        <w:r>
+          <w:rPr>
+            <w:rFonts w:ascii="Arial" w:hAnsi="Arial" w:cs="Arial"/>
+            <w:sz w:val="26"/>
+            <w:szCs w:val="26"/>
+          </w:rPr>
+          <w:delText xml:space="preserve">85547281</w:delText>
+        </w:r>
+      </w:del>
+      <w:ins w:id="1107" w:author="Assessor GDSXSR" w:date="2026-10-29T19:57:29Z">
+        <w:r>
+          <w:rPr>
+            <w:rFonts w:ascii="Arial" w:hAnsi="Arial" w:cs="Arial"/>
+            <w:i/>
+            <w:color w:val="808080"/>
+            <w:sz w:val="26"/>
+            <w:szCs w:val="26"/>
+          </w:rPr>
+          <w:t xml:space="preserve">88637481</w:t>
+        </w:r>
+      </w:ins>
       <w:r>
         <w:rPr>
           <w:rFonts w:ascii="Arial" w:hAnsi="Arial" w:cs="Arial"/>
           <w:i/>
           <w:sz w:val="26"/>
           <w:szCs w:val="26"/>
-          <w:rPrChange w:id="1101" w:author="Assessor GDSXSR" w:date="2026-10-29T00:08:22Z">
+          <w:rPrChange w:id="1114" w:author="Assessor GDSXSR" w:date="2026-10-29T19:57:29Z">
             <w:rPr>
               <w:rFonts w:ascii="Arial" w:hAnsi="Arial" w:cs="Arial"/>
               <w:sz w:val="26"/>
@@ -4175,7 +4367,306 @@
             </w:rPr>
           </w:rPrChange>
         </w:rPr>
-        <w:t>85547281</w:t>
+        <w:t xml:space="preserve">).</w:t>
+      </w:r>
+    </w:p>
+    <w:p>
+      <w:pPr>
+        <w:spacing w:after="0" w:line="360" w:lineRule="auto"/>
+        <w:ind w:firstLine="2268"/>
+        <w:jc w:val="both"/>
+        <w:rPr>
+          <w:rFonts w:ascii="Arial" w:hAnsi="Arial" w:cs="Arial"/>
+          <w:sz w:val="28"/>
+          <w:szCs w:val="28"/>
+        </w:rPr>
+      </w:pPr>
+    </w:p>
+    <w:p>
+      <w:pPr>
+        <w:spacing w:after="0" w:line="360" w:lineRule="auto"/>
+        <w:ind w:firstLine="2268"/>
+        <w:jc w:val="both"/>
+        <w:rPr>
+          <w:rFonts w:ascii="Arial" w:hAnsi="Arial" w:cs="Arial"/>
+          <w:sz w:val="28"/>
+          <w:szCs w:val="28"/>
+        </w:rPr>
+      </w:pPr>
+      <w:commentRangeStart w:id="12"/>
+      <w:r>
+        <w:rPr>
+          <w:rFonts w:ascii="Arial" w:hAnsi="Arial" w:cs="Arial"/>
+          <w:sz w:val="28"/>
+          <w:szCs w:val="28"/>
+        </w:rPr>
+        <w:t xml:space="preserve">O MM. Juiz sentenciante</w:t>
+      </w:r>
+      <w:r>
+        <w:rPr>
+          <w:rFonts w:ascii="Arial" w:hAnsi="Arial" w:cs="Arial"/>
+          <w:sz w:val="28"/>
+          <w:szCs w:val="28"/>
+        </w:rPr>
+        <w:t xml:space="preserve">, Dr.</w:t>
+      </w:r>
+      <w:r>
+        <w:rPr>
+          <w:rFonts w:ascii="Arial" w:hAnsi="Arial" w:cs="Arial"/>
+          <w:sz w:val="28"/>
+          <w:szCs w:val="28"/>
+        </w:rPr>
+        <w:t xml:space="preserve"> </w:t>
+      </w:r>
+      <w:del w:id="1118" w:author="Assessor GDSXSR" w:date="2026-10-29T19:57:29Z">
+        <w:r>
+          <w:rPr>
+            <w:rFonts w:ascii="Arial" w:hAnsi="Arial" w:cs="Arial"/>
+            <w:sz w:val="28"/>
+            <w:szCs w:val="28"/>
+          </w:rPr>
+          <w:delText xml:space="preserve">Heversom</w:delText>
+        </w:r>
+      </w:del>
+      <w:ins w:id="1119" w:author="Assessor GDSXSR" w:date="2026-10-29T19:57:29Z">
+        <w:r>
+          <w:rPr>
+            <w:rFonts w:ascii="Arial" w:hAnsi="Arial" w:cs="Arial"/>
+            <w:color w:val="808080"/>
+            <w:sz w:val="28"/>
+            <w:szCs w:val="28"/>
+          </w:rPr>
+          <w:t xml:space="preserve">Heverson</w:t>
+        </w:r>
+      </w:ins>
+      <w:r>
+        <w:rPr>
+          <w:rFonts w:ascii="Arial" w:hAnsi="Arial" w:cs="Arial"/>
+          <w:sz w:val="28"/>
+          <w:szCs w:val="28"/>
+        </w:rPr>
+        <w:t xml:space="preserve"> </w:t>
+      </w:r>
+      <w:r>
+        <w:rPr>
+          <w:rFonts w:ascii="Arial" w:hAnsi="Arial" w:cs="Arial"/>
+          <w:sz w:val="28"/>
+          <w:szCs w:val="28"/>
+        </w:rPr>
+        <w:t xml:space="preserve">D’Abadia Teixeira Borges</w:t>
+      </w:r>
+      <w:r>
+        <w:rPr>
+          <w:rFonts w:ascii="Arial" w:hAnsi="Arial" w:cs="Arial"/>
+          <w:sz w:val="28"/>
+          <w:szCs w:val="28"/>
+        </w:rPr>
+        <w:t xml:space="preserve">, da</w:t>
+      </w:r>
+      <w:r>
+        <w:rPr>
+          <w:rFonts w:ascii="Arial" w:hAnsi="Arial" w:cs="Arial"/>
+          <w:sz w:val="28"/>
+          <w:szCs w:val="28"/>
+        </w:rPr>
+        <w:t xml:space="preserve"> </w:t>
+      </w:r>
+      <w:r>
+        <w:rPr>
+          <w:rFonts w:ascii="Arial" w:hAnsi="Arial" w:cs="Arial"/>
+          <w:sz w:val="28"/>
+          <w:szCs w:val="28"/>
+        </w:rPr>
+        <w:t xml:space="preserve">1</w:t>
+      </w:r>
+      <w:r>
+        <w:rPr>
+          <w:rFonts w:ascii="Arial" w:hAnsi="Arial" w:cs="Arial"/>
+          <w:sz w:val="28"/>
+          <w:szCs w:val="28"/>
+        </w:rPr>
+        <w:t xml:space="preserve">2ª Vara </w:t>
+      </w:r>
+      <w:r>
+        <w:rPr>
+          <w:rFonts w:ascii="Arial" w:hAnsi="Arial" w:cs="Arial"/>
+          <w:sz w:val="28"/>
+          <w:szCs w:val="28"/>
+        </w:rPr>
+        <w:t xml:space="preserve">Cível de Brasília</w:t>
+      </w:r>
+      <w:r>
+        <w:rPr>
+          <w:rFonts w:ascii="Arial" w:hAnsi="Arial" w:cs="Arial"/>
+          <w:sz w:val="28"/>
+          <w:szCs w:val="28"/>
+        </w:rPr>
+        <w:t xml:space="preserve">, julgou no seguinte sentido:</w:t>
+      </w:r>
+      <w:commentRangeEnd w:id="12"/>
+      <w:r>
+        <w:rPr>
+          <w:rStyle w:val="CommentReference"/>
+        </w:rPr>
+        <w:commentReference w:id="12"/>
+      </w:r>
+    </w:p>
+    <w:p>
+      <w:pPr>
+        <w:spacing w:after="0" w:line="360" w:lineRule="auto"/>
+        <w:ind w:firstLine="2268"/>
+        <w:jc w:val="both"/>
+        <w:rPr>
+          <w:rFonts w:ascii="Arial" w:hAnsi="Arial" w:cs="Arial"/>
+          <w:sz w:val="28"/>
+          <w:szCs w:val="28"/>
+        </w:rPr>
+      </w:pPr>
+    </w:p>
+    <w:p>
+      <w:pPr>
+        <w:spacing w:after="0" w:line="360" w:lineRule="auto"/>
+        <w:ind w:left="2268" w:firstLine="1134"/>
+        <w:jc w:val="both"/>
+        <w:rPr>
+          <w:rFonts w:ascii="Arial" w:hAnsi="Arial" w:cs="Arial"/>
+          <w:i/>
+          <w:iCs/>
+          <w:sz w:val="26"/>
+          <w:szCs w:val="26"/>
+        </w:rPr>
+      </w:pPr>
+      <w:r>
+        <w:rPr>
+          <w:rFonts w:ascii="Arial" w:hAnsi="Arial" w:cs="Arial"/>
+          <w:sz w:val="26"/>
+          <w:szCs w:val="26"/>
+        </w:rPr>
+        <w:t>“</w:t>
+      </w:r>
+      <w:r>
+        <w:rPr>
+          <w:rFonts w:ascii="Arial" w:hAnsi="Arial" w:cs="Arial"/>
+          <w:i/>
+          <w:iCs/>
+          <w:sz w:val="26"/>
+          <w:szCs w:val="26"/>
+        </w:rPr>
+        <w:t>Diante do exposto, JULGO PROCEDENTE o pedido para condenar ROSE MARY CERQUEIRA RAMOS ao pagamento do valor nominal de R$ 12.285,76 (doze mil duzentos e oitenta e cinco reais e setenta e seis centavos) em favor de LUMINAR SAÚDE ASSOCIAÇÃO DE ASSISTÊNCIA À SAÚDE.</w:t>
+      </w:r>
+    </w:p>
+    <w:p>
+      <w:pPr>
+        <w:spacing w:after="0" w:line="360" w:lineRule="auto"/>
+        <w:ind w:left="2268" w:firstLine="1134"/>
+        <w:jc w:val="both"/>
+        <w:rPr>
+          <w:rFonts w:ascii="Arial" w:hAnsi="Arial" w:cs="Arial"/>
+          <w:i/>
+          <w:iCs/>
+          <w:sz w:val="26"/>
+          <w:szCs w:val="26"/>
+        </w:rPr>
+      </w:pPr>
+      <w:r>
+        <w:rPr>
+          <w:rFonts w:ascii="Arial" w:hAnsi="Arial" w:cs="Arial"/>
+          <w:i/>
+          <w:iCs/>
+          <w:sz w:val="26"/>
+          <w:szCs w:val="26"/>
+        </w:rPr>
+        <w:t>O valor deverá ser acrescido de correção monetária desde o vencimento de cada parcela, conforme datas individualizadas no demonstrativo de ID 230783709, além de juros moratórios contratuais de 1% (um por cento) ao mês, também desde o vencimento de cada obrigação. Incide, ainda, a multa contratual de 2% (dois por cento) sobre o débito atualizado, conforme art. 45, § 2º, do regulamento do plano (ID 230783708).</w:t>
+      </w:r>
+    </w:p>
+    <w:p>
+      <w:pPr>
+        <w:spacing w:after="0" w:line="360" w:lineRule="auto"/>
+        <w:ind w:left="2268" w:firstLine="1134"/>
+        <w:jc w:val="both"/>
+        <w:rPr>
+          <w:rFonts w:ascii="Arial" w:hAnsi="Arial" w:cs="Arial"/>
+          <w:i/>
+          <w:iCs/>
+          <w:sz w:val="26"/>
+          <w:szCs w:val="26"/>
+        </w:rPr>
+      </w:pPr>
+      <w:r>
+        <w:rPr>
+          <w:rFonts w:ascii="Arial" w:hAnsi="Arial" w:cs="Arial"/>
+          <w:i/>
+          <w:iCs/>
+          <w:sz w:val="26"/>
+          <w:szCs w:val="26"/>
+        </w:rPr>
+        <w:t xml:space="preserve">Ausente previsão contratual de índice de correção monetária e taxa de juros, incidem os parâmetros legais. Até 29/08/2024, aplica-se a taxa SELIC de forma integral, que já abrange, em um único índice, a correção monetária e os juros moratórios, nos </w:t>
+      </w:r>
+      <w:r>
+        <w:rPr>
+          <w:rFonts w:ascii="Arial" w:hAnsi="Arial" w:cs="Arial"/>
+          <w:i/>
+          <w:iCs/>
+          <w:sz w:val="26"/>
+          <w:szCs w:val="26"/>
+        </w:rPr>
+        <w:lastRenderedPageBreak/>
+        <w:t>termos da tese firmada pelo Superior Tribunal de Justiça no Tema Repetitivo 1.368. A partir de 30/08/2024, vigora o regime instituído pela Lei nº 14.905/2024, com correção monetária pelo IPCA/IBGE e juros moratórios correspondentes à diferença entre a taxa SELIC e o IPCA/IBGE do período, com piso zero caso o resultado seja negativo.</w:t>
+      </w:r>
+    </w:p>
+    <w:p>
+      <w:pPr>
+        <w:spacing w:after="0" w:line="360" w:lineRule="auto"/>
+        <w:ind w:left="2268" w:firstLine="1134"/>
+        <w:jc w:val="both"/>
+        <w:rPr>
+          <w:rFonts w:ascii="Arial" w:hAnsi="Arial" w:cs="Arial"/>
+          <w:i/>
+          <w:iCs/>
+          <w:sz w:val="26"/>
+          <w:szCs w:val="26"/>
+        </w:rPr>
+      </w:pPr>
+      <w:r>
+        <w:rPr>
+          <w:rFonts w:ascii="Arial" w:hAnsi="Arial" w:cs="Arial"/>
+          <w:i/>
+          <w:iCs/>
+          <w:sz w:val="26"/>
+          <w:szCs w:val="26"/>
+        </w:rPr>
+        <w:t>Resolvo o mérito do processo, com fundamento no art. 487, inciso I, do Código de Processo Civil.</w:t>
+      </w:r>
+    </w:p>
+    <w:p>
+      <w:pPr>
+        <w:spacing w:after="0" w:line="360" w:lineRule="auto"/>
+        <w:ind w:left="2268" w:firstLine="1134"/>
+        <w:jc w:val="both"/>
+        <w:rPr>
+          <w:rFonts w:ascii="Arial" w:hAnsi="Arial" w:cs="Arial"/>
+          <w:sz w:val="26"/>
+          <w:szCs w:val="26"/>
+        </w:rPr>
+      </w:pPr>
+      <w:r>
+        <w:rPr>
+          <w:rFonts w:ascii="Arial" w:hAnsi="Arial" w:cs="Arial"/>
+          <w:i/>
+          <w:iCs/>
+          <w:sz w:val="26"/>
+          <w:szCs w:val="26"/>
+          <w:rPrChange w:id="1116" w:author="Assessor GDSXSR" w:date="2026-10-29T19:57:29Z">
+            <w:rPr>
+              <w:rFonts w:ascii="Arial" w:hAnsi="Arial" w:cs="Arial"/>
+              <w:i/>
+              <w:iCs/>
+              <w:sz w:val="26"/>
+              <w:szCs w:val="26"/>
+            </w:rPr>
+          </w:rPrChange>
+        </w:rPr>
+        <w:t xml:space="preserve">Condeno a requerida ao pagamento das custas processuais e dos honorários advocatícios, que fixo em 10% (dez por cento) sobre o valor atualizado da condenação, nos termos do art. 85, § 2º, do Código de Processo Civil.</w:t>
       </w:r>
       <w:r>
         <w:rPr>
@@ -4183,7 +4674,7 @@
           <w:i/>
           <w:sz w:val="26"/>
           <w:szCs w:val="26"/>
-          <w:rPrChange w:id="1102" w:author="Assessor GDSXSR" w:date="2026-10-29T00:08:22Z">
+          <w:rPrChange w:id="1117" w:author="Assessor GDSXSR" w:date="2026-10-29T19:57:29Z">
             <w:rPr>
               <w:rFonts w:ascii="Arial" w:hAnsi="Arial" w:cs="Arial"/>
               <w:sz w:val="26"/>
@@ -4191,6 +4682,114 @@
             </w:rPr>
           </w:rPrChange>
         </w:rPr>
+        <w:t xml:space="preserve">”</w:t>
+      </w:r>
+      <w:ins w:id="1115" w:author="Assessor GDSXSR" w:date="2026-10-29T19:57:29Z">
+        <w:r>
+          <w:rPr>
+            <w:rFonts w:ascii="Arial" w:hAnsi="Arial" w:cs="Arial"/>
+            <w:i/>
+            <w:color w:val="808080"/>
+            <w:sz w:val="26"/>
+            <w:szCs w:val="26"/>
+          </w:rPr>
+          <w:t xml:space="preserve"> (ID 88637481)</w:t>
+        </w:r>
+      </w:ins>
+    </w:p>
+    <w:p>
+      <w:pPr>
+        <w:spacing w:after="0" w:line="360" w:lineRule="auto"/>
+        <w:ind w:firstLine="2268"/>
+        <w:jc w:val="both"/>
+        <w:rPr>
+          <w:rFonts w:ascii="Arial" w:hAnsi="Arial" w:cs="Arial"/>
+          <w:sz w:val="28"/>
+          <w:szCs w:val="28"/>
+        </w:rPr>
+      </w:pPr>
+    </w:p>
+    <w:p>
+      <w:pPr>
+        <w:spacing w:after="0" w:line="360" w:lineRule="auto"/>
+        <w:ind w:firstLine="2268"/>
+        <w:jc w:val="both"/>
+        <w:rPr>
+          <w:rFonts w:ascii="Arial" w:hAnsi="Arial" w:cs="Arial"/>
+          <w:sz w:val="28"/>
+          <w:szCs w:val="28"/>
+        </w:rPr>
+      </w:pPr>
+      <w:r>
+        <w:rPr>
+          <w:rFonts w:ascii="Arial" w:hAnsi="Arial" w:cs="Arial"/>
+          <w:sz w:val="28"/>
+          <w:szCs w:val="28"/>
+        </w:rPr>
+        <w:t xml:space="preserve">A ré opôs </w:t>
+      </w:r>
+      <w:r>
+        <w:rPr>
+          <w:rFonts w:ascii="Arial" w:hAnsi="Arial" w:cs="Arial"/>
+          <w:sz w:val="28"/>
+          <w:szCs w:val="28"/>
+        </w:rPr>
+        <w:t xml:space="preserve">embargos de declaração (ID </w:t>
+      </w:r>
+      <w:r>
+        <w:rPr>
+          <w:rFonts w:ascii="Arial" w:hAnsi="Arial" w:cs="Arial"/>
+          <w:sz w:val="28"/>
+          <w:szCs w:val="28"/>
+        </w:rPr>
+        <w:t>88637482</w:t>
+      </w:r>
+      <w:r>
+        <w:rPr>
+          <w:rFonts w:ascii="Arial" w:hAnsi="Arial" w:cs="Arial"/>
+          <w:sz w:val="28"/>
+          <w:szCs w:val="28"/>
+        </w:rPr>
+        <w:t>), os quais foram rejeitados</w:t>
+      </w:r>
+      <w:r>
+        <w:rPr>
+          <w:rFonts w:ascii="Arial" w:hAnsi="Arial" w:cs="Arial"/>
+          <w:sz w:val="28"/>
+          <w:szCs w:val="28"/>
+        </w:rPr>
+        <w:t xml:space="preserve"> </w:t>
+      </w:r>
+      <w:r>
+        <w:rPr>
+          <w:rFonts w:ascii="Arial" w:hAnsi="Arial" w:cs="Arial"/>
+          <w:sz w:val="28"/>
+          <w:szCs w:val="28"/>
+        </w:rPr>
+        <w:t>(ID</w:t>
+      </w:r>
+      <w:r>
+        <w:rPr>
+          <w:rFonts w:ascii="Arial" w:hAnsi="Arial" w:cs="Arial"/>
+          <w:sz w:val="28"/>
+          <w:szCs w:val="28"/>
+        </w:rPr>
+        <w:t xml:space="preserve"> </w:t>
+      </w:r>
+      <w:r>
+        <w:rPr>
+          <w:rFonts w:ascii="Arial" w:hAnsi="Arial" w:cs="Arial"/>
+          <w:sz w:val="28"/>
+          <w:szCs w:val="28"/>
+        </w:rPr>
+        <w:t>88637488</w:t>
+      </w:r>
+      <w:r>
+        <w:rPr>
+          <w:rFonts w:ascii="Arial" w:hAnsi="Arial" w:cs="Arial"/>
+          <w:sz w:val="28"/>
+          <w:szCs w:val="28"/>
+        </w:rPr>
         <w:t>).</w:t>
       </w:r>
     </w:p>
@@ -4213,26 +4812,43 @@
         <w:jc w:val="both"/>
         <w:rPr>
           <w:rFonts w:ascii="Arial" w:hAnsi="Arial" w:cs="Arial"/>
-          <w:sz w:val="28"/>
-          <w:szCs w:val="28"/>
-        </w:rPr>
-      </w:pPr>
-      <w:commentRangeStart w:id="11"/>
-      <w:r>
-        <w:rPr>
-          <w:rFonts w:ascii="Arial" w:hAnsi="Arial" w:cs="Arial"/>
-          <w:sz w:val="28"/>
-          <w:szCs w:val="28"/>
-        </w:rPr>
-        <w:t>O MM. Juiz sentenciante</w:t>
-      </w:r>
-      <w:r>
-        <w:rPr>
-          <w:rFonts w:ascii="Arial" w:hAnsi="Arial" w:cs="Arial"/>
-          <w:sz w:val="28"/>
-          <w:szCs w:val="28"/>
-        </w:rPr>
-        <w:t>, Dr.</w:t>
+          <w:color w:val="7030A0"/>
+          <w:sz w:val="28"/>
+          <w:szCs w:val="28"/>
+        </w:rPr>
+      </w:pPr>
+      <w:commentRangeStart w:id="13"/>
+      <w:r>
+        <w:rPr>
+          <w:rFonts w:ascii="Arial" w:hAnsi="Arial" w:cs="Arial"/>
+          <w:sz w:val="28"/>
+          <w:szCs w:val="28"/>
+        </w:rPr>
+        <w:t xml:space="preserve">Apelo d</w:t>
+      </w:r>
+      <w:r>
+        <w:rPr>
+          <w:rFonts w:ascii="Arial" w:hAnsi="Arial" w:cs="Arial"/>
+          <w:sz w:val="28"/>
+          <w:szCs w:val="28"/>
+        </w:rPr>
+        <w:t xml:space="preserve">a</w:t>
+      </w:r>
+      <w:r>
+        <w:rPr>
+          <w:rFonts w:ascii="Arial" w:hAnsi="Arial" w:cs="Arial"/>
+          <w:sz w:val="28"/>
+          <w:szCs w:val="28"/>
+        </w:rPr>
+        <w:t xml:space="preserve"> ré, </w:t>
+      </w:r>
+      <w:r>
+        <w:rPr>
+          <w:rFonts w:ascii="Arial" w:hAnsi="Arial" w:cs="Arial"/>
+          <w:sz w:val="28"/>
+          <w:szCs w:val="28"/>
+        </w:rPr>
+        <w:t xml:space="preserve">Rose Mary Cerqueira Ramos</w:t>
       </w:r>
       <w:r>
         <w:rPr>
@@ -4248,23 +4864,7 @@
           <w:sz w:val="28"/>
           <w:szCs w:val="28"/>
         </w:rPr>
-        <w:t xml:space="preserve">Heversom </w:t>
-      </w:r>
-      <w:r>
-        <w:rPr>
-          <w:rFonts w:ascii="Arial" w:hAnsi="Arial" w:cs="Arial"/>
-          <w:sz w:val="28"/>
-          <w:szCs w:val="28"/>
-        </w:rPr>
-        <w:t>D’Abadia Teixeira Borges</w:t>
-      </w:r>
-      <w:r>
-        <w:rPr>
-          <w:rFonts w:ascii="Arial" w:hAnsi="Arial" w:cs="Arial"/>
-          <w:sz w:val="28"/>
-          <w:szCs w:val="28"/>
-        </w:rPr>
-        <w:t>, da</w:t>
+        <w:t xml:space="preserve">(ID</w:t>
       </w:r>
       <w:r>
         <w:rPr>
@@ -4280,38 +4880,373 @@
           <w:sz w:val="28"/>
           <w:szCs w:val="28"/>
         </w:rPr>
-        <w:t>1</w:t>
-      </w:r>
-      <w:r>
-        <w:rPr>
-          <w:rFonts w:ascii="Arial" w:hAnsi="Arial" w:cs="Arial"/>
-          <w:sz w:val="28"/>
-          <w:szCs w:val="28"/>
-        </w:rPr>
-        <w:t xml:space="preserve">2ª Vara </w:t>
-      </w:r>
-      <w:r>
-        <w:rPr>
-          <w:rFonts w:ascii="Arial" w:hAnsi="Arial" w:cs="Arial"/>
-          <w:sz w:val="28"/>
-          <w:szCs w:val="28"/>
-        </w:rPr>
-        <w:t>Cível de Brasília</w:t>
-      </w:r>
-      <w:r>
-        <w:rPr>
-          <w:rFonts w:ascii="Arial" w:hAnsi="Arial" w:cs="Arial"/>
-          <w:sz w:val="28"/>
-          <w:szCs w:val="28"/>
-        </w:rPr>
-        <w:t>, julgou no seguinte sentido:</w:t>
-      </w:r>
-      <w:commentRangeEnd w:id="11"/>
+        <w:t xml:space="preserve">88637491</w:t>
+      </w:r>
+      <w:r>
+        <w:rPr>
+          <w:rFonts w:ascii="Arial" w:hAnsi="Arial" w:cs="Arial"/>
+          <w:sz w:val="28"/>
+          <w:szCs w:val="28"/>
+        </w:rPr>
+        <w:t xml:space="preserve">)</w:t>
+      </w:r>
+      <w:r>
+        <w:rPr>
+          <w:rFonts w:ascii="Arial" w:hAnsi="Arial" w:cs="Arial"/>
+          <w:sz w:val="28"/>
+          <w:szCs w:val="28"/>
+        </w:rPr>
+        <w:t xml:space="preserve">,</w:t>
+      </w:r>
+      <w:r>
+        <w:rPr>
+          <w:rFonts w:ascii="Arial" w:hAnsi="Arial" w:cs="Arial"/>
+          <w:sz w:val="28"/>
+          <w:szCs w:val="28"/>
+        </w:rPr>
+        <w:t xml:space="preserve"> em que alega, em síntese</w:t>
+      </w:r>
+      <w:r>
+        <w:rPr>
+          <w:rFonts w:ascii="Arial" w:hAnsi="Arial" w:cs="Arial"/>
+          <w:sz w:val="28"/>
+          <w:szCs w:val="28"/>
+        </w:rPr>
+        <w:t xml:space="preserve">, que</w:t>
+      </w:r>
+      <w:ins w:id="1120" w:author="Assessor GDSXSR" w:date="2026-10-29T19:57:29Z">
+        <w:r>
+          <w:rPr>
+            <w:rFonts w:ascii="Arial" w:hAnsi="Arial" w:cs="Arial"/>
+            <w:color w:val="808080"/>
+            <w:sz w:val="28"/>
+            <w:szCs w:val="28"/>
+          </w:rPr>
+          <w:t xml:space="preserve">:</w:t>
+        </w:r>
+      </w:ins>
+      <w:r>
+        <w:rPr>
+          <w:rFonts w:ascii="Arial" w:hAnsi="Arial" w:cs="Arial"/>
+          <w:b/>
+          <w:bCs/>
+          <w:sz w:val="28"/>
+          <w:szCs w:val="28"/>
+        </w:rPr>
+        <w:t xml:space="preserve"> </w:t>
+      </w:r>
+      <w:del w:id="1121" w:author="Assessor GDSXSR" w:date="2026-10-29T19:57:29Z">
+        <w:r>
+          <w:rPr>
+            <w:rFonts w:ascii="Arial" w:hAnsi="Arial" w:cs="Arial"/>
+            <w:sz w:val="28"/>
+            <w:szCs w:val="28"/>
+          </w:rPr>
+          <w:delText xml:space="preserve">nada</w:delText>
+        </w:r>
+      </w:del>
+      <w:ins w:id="1122" w:author="Assessor GDSXSR" w:date="2026-10-29T19:57:29Z">
+        <w:r>
+          <w:rPr>
+            <w:rFonts w:ascii="Arial" w:hAnsi="Arial" w:cs="Arial"/>
+            <w:b/>
+            <w:bCs/>
+            <w:color w:val="808080"/>
+            <w:sz w:val="28"/>
+            <w:szCs w:val="28"/>
+          </w:rPr>
+          <w:t xml:space="preserve">1)</w:t>
+        </w:r>
+      </w:ins>
+      <w:r>
+        <w:rPr>
+          <w:rFonts w:ascii="Arial" w:hAnsi="Arial" w:cs="Arial"/>
+          <w:sz w:val="28"/>
+          <w:szCs w:val="28"/>
+        </w:rPr>
+        <w:t xml:space="preserve"> </w:t>
+      </w:r>
+      <w:del w:id="1123" w:author="Assessor GDSXSR" w:date="2026-10-29T19:57:29Z">
+        <w:r>
+          <w:rPr>
+            <w:rFonts w:ascii="Arial" w:hAnsi="Arial" w:cs="Arial"/>
+            <w:sz w:val="28"/>
+            <w:szCs w:val="28"/>
+          </w:rPr>
+          <w:delText xml:space="preserve">deve</w:delText>
+        </w:r>
+      </w:del>
+      <w:ins w:id="1124" w:author="Assessor GDSXSR" w:date="2026-10-29T19:57:29Z">
+        <w:r>
+          <w:rPr>
+            <w:rFonts w:ascii="Arial" w:hAnsi="Arial" w:cs="Arial"/>
+            <w:color w:val="808080"/>
+            <w:sz w:val="28"/>
+            <w:szCs w:val="28"/>
+          </w:rPr>
+          <w:t xml:space="preserve">a</w:t>
+        </w:r>
+      </w:ins>
+      <w:r>
+        <w:rPr>
+          <w:rFonts w:ascii="Arial" w:hAnsi="Arial" w:cs="Arial"/>
+          <w:sz w:val="28"/>
+          <w:szCs w:val="28"/>
+        </w:rPr>
+        <w:t xml:space="preserve"> </w:t>
+      </w:r>
+      <w:del w:id="1125" w:author="Assessor GDSXSR" w:date="2026-10-29T19:57:29Z">
+        <w:r>
+          <w:rPr>
+            <w:rFonts w:ascii="Arial" w:hAnsi="Arial" w:cs="Arial"/>
+            <w:sz w:val="28"/>
+            <w:szCs w:val="28"/>
+          </w:rPr>
+          <w:delText xml:space="preserve">à</w:delText>
+        </w:r>
+      </w:del>
+      <w:ins w:id="1126" w:author="Assessor GDSXSR" w:date="2026-10-29T19:57:29Z">
+        <w:r>
+          <w:rPr>
+            <w:rFonts w:ascii="Arial" w:hAnsi="Arial" w:cs="Arial"/>
+            <w:color w:val="808080"/>
+            <w:sz w:val="28"/>
+            <w:szCs w:val="28"/>
+          </w:rPr>
+          <w:t xml:space="preserve">carta de portabilidade atestou a existência de apenas um débito, o que gerou legítima expectativa de quitação e torna contraditória a cobrança posterior (</w:t>
+        </w:r>
+        <w:r>
+          <w:rPr>
+            <w:rFonts w:ascii="Arial" w:hAnsi="Arial" w:cs="Arial"/>
+            <w:i/>
+            <w:color w:val="808080"/>
+            <w:sz w:val="28"/>
+            <w:szCs w:val="28"/>
+          </w:rPr>
+          <w:t xml:space="preserve">venire contra factum proprium</w:t>
+        </w:r>
+        <w:r>
+          <w:rPr>
+            <w:rFonts w:ascii="Arial" w:hAnsi="Arial" w:cs="Arial"/>
+            <w:color w:val="808080"/>
+            <w:sz w:val="28"/>
+            <w:szCs w:val="28"/>
+          </w:rPr>
+          <w:t xml:space="preserve">), em violação da boa-fé objetiva; </w:t>
+        </w:r>
+        <w:r>
+          <w:rPr>
+            <w:rFonts w:ascii="Arial" w:hAnsi="Arial" w:cs="Arial"/>
+            <w:b/>
+            <w:color w:val="808080"/>
+            <w:sz w:val="28"/>
+            <w:szCs w:val="28"/>
+          </w:rPr>
+          <w:t xml:space="preserve">2)</w:t>
+        </w:r>
+        <w:r>
+          <w:rPr>
+            <w:rFonts w:ascii="Arial" w:hAnsi="Arial" w:cs="Arial"/>
+            <w:color w:val="808080"/>
+            <w:sz w:val="28"/>
+            <w:szCs w:val="28"/>
+          </w:rPr>
+          <w:t xml:space="preserve"> operou-se a </w:t>
+        </w:r>
+        <w:r>
+          <w:rPr>
+            <w:rFonts w:ascii="Arial" w:hAnsi="Arial" w:cs="Arial"/>
+            <w:i/>
+            <w:color w:val="808080"/>
+            <w:sz w:val="28"/>
+            <w:szCs w:val="28"/>
+          </w:rPr>
+          <w:t xml:space="preserve">supressio</w:t>
+        </w:r>
+        <w:r>
+          <w:rPr>
+            <w:rFonts w:ascii="Arial" w:hAnsi="Arial" w:cs="Arial"/>
+            <w:color w:val="808080"/>
+            <w:sz w:val="28"/>
+            <w:szCs w:val="28"/>
+          </w:rPr>
+          <w:t xml:space="preserve">, pois a autora deixou de exercer o direito de cobrança na emissão da carta e por anos depois da portabilidade; </w:t>
+        </w:r>
+        <w:r>
+          <w:rPr>
+            <w:rFonts w:ascii="Arial" w:hAnsi="Arial" w:cs="Arial"/>
+            <w:b/>
+            <w:color w:val="808080"/>
+            <w:sz w:val="28"/>
+            <w:szCs w:val="28"/>
+          </w:rPr>
+          <w:t xml:space="preserve">3)</w:t>
+        </w:r>
+        <w:r>
+          <w:rPr>
+            <w:rFonts w:ascii="Arial" w:hAnsi="Arial" w:cs="Arial"/>
+            <w:color w:val="808080"/>
+            <w:sz w:val="28"/>
+            <w:szCs w:val="28"/>
+          </w:rPr>
+          <w:t xml:space="preserve"> aplica-se o Código de Defesa do Consumidor, tendo a autora violado o dever de informação; e </w:t>
+        </w:r>
+        <w:r>
+          <w:rPr>
+            <w:rFonts w:ascii="Arial" w:hAnsi="Arial" w:cs="Arial"/>
+            <w:b/>
+            <w:color w:val="808080"/>
+            <w:sz w:val="28"/>
+            <w:szCs w:val="28"/>
+          </w:rPr>
+          <w:t xml:space="preserve">4)</w:t>
+        </w:r>
+        <w:r>
+          <w:rPr>
+            <w:rFonts w:ascii="Arial" w:hAnsi="Arial" w:cs="Arial"/>
+            <w:color w:val="808080"/>
+            <w:sz w:val="28"/>
+            <w:szCs w:val="28"/>
+          </w:rPr>
+          <w:t xml:space="preserve"> a</w:t>
+        </w:r>
+      </w:ins>
+      <w:r>
+        <w:rPr>
+          <w:rFonts w:ascii="Arial" w:hAnsi="Arial" w:cs="Arial"/>
+          <w:sz w:val="28"/>
+          <w:szCs w:val="28"/>
+        </w:rPr>
+        <w:t xml:space="preserve"> autora</w:t>
+      </w:r>
+      <w:r>
+        <w:rPr>
+          <w:rFonts w:ascii="Arial" w:hAnsi="Arial" w:cs="Arial"/>
+          <w:sz w:val="28"/>
+          <w:szCs w:val="28"/>
+        </w:rPr>
+        <w:t xml:space="preserve">, </w:t>
+      </w:r>
+      <w:del w:id="1127" w:author="Assessor GDSXSR" w:date="2026-10-29T19:57:29Z">
+        <w:r>
+          <w:rPr>
+            <w:rFonts w:ascii="Arial" w:hAnsi="Arial" w:cs="Arial"/>
+            <w:sz w:val="28"/>
+            <w:szCs w:val="28"/>
+          </w:rPr>
+          <w:delText xml:space="preserve">que, por sua vez</w:delText>
+        </w:r>
+      </w:del>
+      <w:ins w:id="1128" w:author="Assessor GDSXSR" w:date="2026-10-29T19:57:29Z">
+        <w:r>
+          <w:rPr>
+            <w:rFonts w:ascii="Arial" w:hAnsi="Arial" w:cs="Arial"/>
+            <w:color w:val="808080"/>
+            <w:sz w:val="28"/>
+            <w:szCs w:val="28"/>
+          </w:rPr>
+          <w:t xml:space="preserve">instada</w:t>
+        </w:r>
+      </w:ins>
+      <w:r>
+        <w:rPr>
+          <w:rFonts w:ascii="Arial" w:hAnsi="Arial" w:cs="Arial"/>
+          <w:sz w:val="28"/>
+          <w:szCs w:val="28"/>
+        </w:rPr>
+        <w:t xml:space="preserve">, </w:t>
+      </w:r>
+      <w:r>
+        <w:rPr>
+          <w:rFonts w:ascii="Arial" w:hAnsi="Arial" w:cs="Arial"/>
+          <w:sz w:val="28"/>
+          <w:szCs w:val="28"/>
+        </w:rPr>
+        <w:t xml:space="preserve">não </w:t>
+      </w:r>
+      <w:del w:id="1129" w:author="Assessor GDSXSR" w:date="2026-10-29T19:57:29Z">
+        <w:r>
+          <w:rPr>
+            <w:rFonts w:ascii="Arial" w:hAnsi="Arial" w:cs="Arial"/>
+            <w:sz w:val="28"/>
+            <w:szCs w:val="28"/>
+          </w:rPr>
+          <w:delText xml:space="preserve">se desincumbiu do ônus de demonstrar o fato constitutivo do </w:delText>
+        </w:r>
+        <w:r>
+          <w:rPr>
+            <w:rFonts w:ascii="Arial" w:hAnsi="Arial" w:cs="Arial"/>
+            <w:sz w:val="28"/>
+            <w:szCs w:val="28"/>
+          </w:rPr>
+          <w:delText xml:space="preserve">seu </w:delText>
+        </w:r>
+        <w:r>
+          <w:rPr>
+            <w:rFonts w:ascii="Arial" w:hAnsi="Arial" w:cs="Arial"/>
+            <w:sz w:val="28"/>
+            <w:szCs w:val="28"/>
+          </w:rPr>
+          <w:delText xml:space="preserve">direito</w:delText>
+        </w:r>
+        <w:r>
+          <w:rPr>
+            <w:rFonts w:ascii="Arial" w:hAnsi="Arial" w:cs="Arial"/>
+            <w:sz w:val="28"/>
+            <w:szCs w:val="28"/>
+          </w:rPr>
+          <w:delText xml:space="preserve">, mormente por não ter apresentado</w:delText>
+        </w:r>
+      </w:del>
+      <w:ins w:id="1130" w:author="Assessor GDSXSR" w:date="2026-10-29T19:57:29Z">
+        <w:r>
+          <w:rPr>
+            <w:rFonts w:ascii="Arial" w:hAnsi="Arial" w:cs="Arial"/>
+            <w:color w:val="808080"/>
+            <w:sz w:val="28"/>
+            <w:szCs w:val="28"/>
+          </w:rPr>
+          <w:t xml:space="preserve">juntou</w:t>
+        </w:r>
+      </w:ins>
+      <w:r>
+        <w:rPr>
+          <w:rFonts w:ascii="Arial" w:hAnsi="Arial" w:cs="Arial"/>
+          <w:sz w:val="28"/>
+          <w:szCs w:val="28"/>
+        </w:rPr>
+        <w:t xml:space="preserve"> os boletos bancários das parcelas </w:t>
+      </w:r>
+      <w:r>
+        <w:rPr>
+          <w:rFonts w:ascii="Arial" w:hAnsi="Arial" w:cs="Arial"/>
+          <w:sz w:val="28"/>
+          <w:szCs w:val="28"/>
+        </w:rPr>
+        <w:t xml:space="preserve">cobrad</w:t>
+      </w:r>
+      <w:r>
+        <w:rPr>
+          <w:rFonts w:ascii="Arial" w:hAnsi="Arial" w:cs="Arial"/>
+          <w:sz w:val="28"/>
+          <w:szCs w:val="28"/>
+        </w:rPr>
+        <w:t xml:space="preserve">as</w:t>
+      </w:r>
+      <w:r>
+        <w:rPr>
+          <w:rFonts w:ascii="Arial" w:hAnsi="Arial" w:cs="Arial"/>
+          <w:sz w:val="28"/>
+          <w:szCs w:val="28"/>
+        </w:rPr>
+        <w:t xml:space="preserve">.</w:t>
+      </w:r>
+      <w:commentRangeEnd w:id="13"/>
       <w:r>
         <w:rPr>
           <w:rStyle w:val="CommentReference"/>
         </w:rPr>
-        <w:commentReference w:id="11"/>
+        <w:commentReference w:id="13"/>
       </w:r>
     </w:p>
     <w:p>
@@ -4329,146 +5264,530 @@
     <w:p>
       <w:pPr>
         <w:spacing w:after="0" w:line="360" w:lineRule="auto"/>
-        <w:ind w:left="2268" w:firstLine="1134"/>
-        <w:jc w:val="both"/>
+        <w:ind w:firstLine="2268"/>
+        <w:jc w:val="both"/>
+        <w:rPr>
+          <w:rFonts w:ascii="Arial" w:hAnsi="Arial" w:cs="Arial"/>
+          <w:sz w:val="28"/>
+          <w:szCs w:val="28"/>
+        </w:rPr>
+      </w:pPr>
+      <w:r>
+        <w:rPr>
+          <w:rFonts w:ascii="Arial" w:hAnsi="Arial" w:cs="Arial"/>
+          <w:sz w:val="28"/>
+          <w:szCs w:val="28"/>
+        </w:rPr>
+        <w:t>Requer</w:t>
+      </w:r>
+      <w:r>
+        <w:rPr>
+          <w:rFonts w:ascii="Arial" w:hAnsi="Arial" w:cs="Arial"/>
+          <w:sz w:val="28"/>
+          <w:szCs w:val="28"/>
+        </w:rPr>
+        <w:t xml:space="preserve"> </w:t>
+      </w:r>
+      <w:r>
+        <w:rPr>
+          <w:rFonts w:ascii="Arial" w:hAnsi="Arial" w:cs="Arial"/>
+          <w:sz w:val="28"/>
+          <w:szCs w:val="28"/>
+        </w:rPr>
+        <w:t>a reforma da r. sentença para</w:t>
+      </w:r>
+      <w:r>
+        <w:rPr>
+          <w:rFonts w:ascii="Arial" w:hAnsi="Arial" w:cs="Arial"/>
+          <w:sz w:val="28"/>
+          <w:szCs w:val="28"/>
+        </w:rPr>
+        <w:t xml:space="preserve"> que o pedido deduzido </w:t>
+      </w:r>
+      <w:r>
+        <w:rPr>
+          <w:rFonts w:ascii="Arial" w:hAnsi="Arial" w:cs="Arial"/>
+          <w:sz w:val="28"/>
+          <w:szCs w:val="28"/>
+        </w:rPr>
+        <w:t>na ação de cobrança</w:t>
+      </w:r>
+      <w:r>
+        <w:rPr>
+          <w:rFonts w:ascii="Arial" w:hAnsi="Arial" w:cs="Arial"/>
+          <w:sz w:val="28"/>
+          <w:szCs w:val="28"/>
+        </w:rPr>
+        <w:t xml:space="preserve"> seja julgado improcedente</w:t>
+      </w:r>
+      <w:r>
+        <w:rPr>
+          <w:rFonts w:ascii="Arial" w:hAnsi="Arial" w:cs="Arial"/>
+          <w:sz w:val="28"/>
+          <w:szCs w:val="28"/>
+        </w:rPr>
+        <w:t>, com a consequente inversão do ônus da sucumbência</w:t>
+      </w:r>
+      <w:r>
+        <w:rPr>
+          <w:rFonts w:ascii="Arial" w:hAnsi="Arial" w:cs="Arial"/>
+          <w:sz w:val="28"/>
+          <w:szCs w:val="28"/>
+        </w:rPr>
+        <w:t>.</w:t>
+      </w:r>
+    </w:p>
+    <w:p>
+      <w:pPr>
+        <w:spacing w:after="0" w:line="360" w:lineRule="auto"/>
+        <w:ind w:firstLine="2268"/>
+        <w:jc w:val="both"/>
+        <w:rPr>
+          <w:rFonts w:ascii="Arial" w:hAnsi="Arial" w:cs="Arial"/>
+          <w:sz w:val="28"/>
+          <w:szCs w:val="28"/>
+        </w:rPr>
+      </w:pPr>
+    </w:p>
+    <w:p>
+      <w:pPr>
+        <w:spacing w:after="0" w:line="360" w:lineRule="auto"/>
+        <w:ind w:firstLine="2268"/>
+        <w:jc w:val="both"/>
+        <w:rPr>
+          <w:rFonts w:ascii="Arial" w:hAnsi="Arial" w:cs="Arial"/>
+          <w:sz w:val="28"/>
+          <w:szCs w:val="28"/>
+        </w:rPr>
+      </w:pPr>
+      <w:commentRangeStart w:id="14"/>
+      <w:r>
+        <w:rPr>
+          <w:rFonts w:ascii="Arial" w:hAnsi="Arial" w:cs="Arial"/>
+          <w:sz w:val="28"/>
+          <w:szCs w:val="28"/>
+        </w:rPr>
+        <w:t xml:space="preserve">Contrarrazões</w:t>
+      </w:r>
+      <w:ins w:id="1131" w:author="Assessor GDSXSR" w:date="2026-10-29T19:57:29Z">
+        <w:r>
+          <w:rPr>
+            <w:rFonts w:ascii="Arial" w:hAnsi="Arial" w:cs="Arial"/>
+            <w:color w:val="808080"/>
+            <w:sz w:val="28"/>
+            <w:szCs w:val="28"/>
+          </w:rPr>
+          <w:t xml:space="preserve"> (ID 88637494)</w:t>
+        </w:r>
+      </w:ins>
+      <w:r>
+        <w:rPr>
+          <w:rFonts w:ascii="Arial" w:hAnsi="Arial" w:cs="Arial"/>
+          <w:sz w:val="28"/>
+          <w:szCs w:val="28"/>
+        </w:rPr>
+        <w:t xml:space="preserve">, em que </w:t>
+      </w:r>
+      <w:r>
+        <w:rPr>
+          <w:rFonts w:ascii="Arial" w:hAnsi="Arial" w:cs="Arial"/>
+          <w:sz w:val="28"/>
+          <w:szCs w:val="28"/>
+        </w:rPr>
+        <w:t xml:space="preserve">a</w:t>
+      </w:r>
+      <w:r>
+        <w:rPr>
+          <w:rFonts w:ascii="Arial" w:hAnsi="Arial" w:cs="Arial"/>
+          <w:sz w:val="28"/>
+          <w:szCs w:val="28"/>
+        </w:rPr>
+        <w:t xml:space="preserve"> apelad</w:t>
+      </w:r>
+      <w:r>
+        <w:rPr>
+          <w:rFonts w:ascii="Arial" w:hAnsi="Arial" w:cs="Arial"/>
+          <w:sz w:val="28"/>
+          <w:szCs w:val="28"/>
+        </w:rPr>
+        <w:t xml:space="preserve">a</w:t>
+      </w:r>
+      <w:r>
+        <w:rPr>
+          <w:rFonts w:ascii="Arial" w:hAnsi="Arial" w:cs="Arial"/>
+          <w:sz w:val="28"/>
+          <w:szCs w:val="28"/>
+        </w:rPr>
+        <w:t xml:space="preserve"> alega que: </w:t>
+      </w:r>
+      <w:r>
+        <w:rPr>
+          <w:rFonts w:ascii="Arial" w:hAnsi="Arial" w:cs="Arial"/>
+          <w:b/>
+          <w:bCs/>
+          <w:sz w:val="28"/>
+          <w:szCs w:val="28"/>
+        </w:rPr>
+        <w:t xml:space="preserve">1</w:t>
+      </w:r>
+      <w:r>
+        <w:rPr>
+          <w:rFonts w:ascii="Arial" w:hAnsi="Arial" w:cs="Arial"/>
+          <w:b/>
+          <w:bCs/>
+          <w:sz w:val="28"/>
+          <w:szCs w:val="28"/>
+        </w:rPr>
+        <w:t xml:space="preserve">) </w:t>
+      </w:r>
+      <w:r>
+        <w:rPr>
+          <w:rFonts w:ascii="Arial" w:hAnsi="Arial" w:cs="Arial"/>
+          <w:sz w:val="28"/>
+          <w:szCs w:val="28"/>
+        </w:rPr>
+        <w:t xml:space="preserve">o Código de Defesa do Consumidor não é aplicável aos planos de saúde</w:t>
+      </w:r>
+      <w:r>
+        <w:rPr>
+          <w:rFonts w:ascii="Arial" w:hAnsi="Arial" w:cs="Arial"/>
+          <w:sz w:val="28"/>
+          <w:szCs w:val="28"/>
+        </w:rPr>
+        <w:t xml:space="preserve"> na modalidade autogestão</w:t>
+      </w:r>
+      <w:r>
+        <w:rPr>
+          <w:rFonts w:ascii="Arial" w:hAnsi="Arial" w:cs="Arial"/>
+          <w:sz w:val="28"/>
+          <w:szCs w:val="28"/>
+        </w:rPr>
+        <w:t xml:space="preserve">;</w:t>
+      </w:r>
+      <w:r>
+        <w:rPr>
+          <w:rFonts w:ascii="Arial" w:hAnsi="Arial" w:cs="Arial"/>
+          <w:sz w:val="28"/>
+          <w:szCs w:val="28"/>
+        </w:rPr>
+        <w:t xml:space="preserve"> </w:t>
+      </w:r>
+      <w:r>
+        <w:rPr>
+          <w:rFonts w:ascii="Arial" w:hAnsi="Arial" w:cs="Arial"/>
+          <w:b/>
+          <w:bCs/>
+          <w:sz w:val="28"/>
+          <w:szCs w:val="28"/>
+        </w:rPr>
+        <w:t xml:space="preserve">2)</w:t>
+      </w:r>
+      <w:r>
+        <w:rPr>
+          <w:rFonts w:ascii="Arial" w:hAnsi="Arial" w:cs="Arial"/>
+          <w:b/>
+          <w:bCs/>
+          <w:sz w:val="28"/>
+          <w:szCs w:val="28"/>
+        </w:rPr>
+        <w:t xml:space="preserve"> </w:t>
+      </w:r>
+      <w:r>
+        <w:rPr>
+          <w:rFonts w:ascii="Arial" w:hAnsi="Arial" w:cs="Arial"/>
+          <w:sz w:val="28"/>
+          <w:szCs w:val="28"/>
+        </w:rPr>
+        <w:t xml:space="preserve">a distribuição do ônus da prova deve se dar de forma ordinária, não cabendo inversão</w:t>
+      </w:r>
+      <w:r>
+        <w:rPr>
+          <w:rFonts w:ascii="Arial" w:hAnsi="Arial" w:cs="Arial"/>
+          <w:sz w:val="28"/>
+          <w:szCs w:val="28"/>
+        </w:rPr>
+        <w:t xml:space="preserve">;</w:t>
+      </w:r>
+      <w:r>
+        <w:rPr>
+          <w:rFonts w:ascii="Arial" w:hAnsi="Arial" w:cs="Arial"/>
+          <w:sz w:val="28"/>
+          <w:szCs w:val="28"/>
+        </w:rPr>
+        <w:t xml:space="preserve"> </w:t>
+      </w:r>
+      <w:r>
+        <w:rPr>
+          <w:rFonts w:ascii="Arial" w:hAnsi="Arial" w:cs="Arial"/>
+          <w:b/>
+          <w:bCs/>
+          <w:sz w:val="28"/>
+          <w:szCs w:val="28"/>
+        </w:rPr>
+        <w:t xml:space="preserve">3)</w:t>
+      </w:r>
+      <w:r>
+        <w:rPr>
+          <w:rFonts w:ascii="Arial" w:hAnsi="Arial" w:cs="Arial"/>
+          <w:b/>
+          <w:bCs/>
+          <w:sz w:val="28"/>
+          <w:szCs w:val="28"/>
+        </w:rPr>
+        <w:t xml:space="preserve"> </w:t>
+      </w:r>
+      <w:r>
+        <w:rPr>
+          <w:rFonts w:ascii="Arial" w:hAnsi="Arial" w:cs="Arial"/>
+          <w:sz w:val="28"/>
+          <w:szCs w:val="28"/>
+        </w:rPr>
+        <w:t xml:space="preserve">demonstrou</w:t>
+      </w:r>
+      <w:r>
+        <w:rPr>
+          <w:rFonts w:ascii="Arial" w:hAnsi="Arial" w:cs="Arial"/>
+          <w:sz w:val="28"/>
+          <w:szCs w:val="28"/>
+        </w:rPr>
+        <w:t xml:space="preserve"> o fato constitutivo do direito “</w:t>
+      </w:r>
+      <w:r>
         <w:rPr>
           <w:rFonts w:ascii="Arial" w:hAnsi="Arial" w:cs="Arial"/>
           <w:i/>
           <w:iCs/>
-          <w:sz w:val="26"/>
-          <w:szCs w:val="26"/>
-        </w:rPr>
-      </w:pPr>
-      <w:r>
-        <w:rPr>
-          <w:rFonts w:ascii="Arial" w:hAnsi="Arial" w:cs="Arial"/>
-          <w:sz w:val="26"/>
-          <w:szCs w:val="26"/>
-        </w:rPr>
-        <w:t>“</w:t>
+          <w:sz w:val="28"/>
+          <w:szCs w:val="28"/>
+        </w:rPr>
+        <w:t xml:space="preserve">acostando os instrumentos contratuais vigentes, o regulamento vinculante do plano, o demonstrativo detalhado da evolução da dívida e extratos analíticos de faturamento mês a mês com indicação precisa das coparticipações decorrentes de serviços assistenciais usufruídos</w:t>
+      </w:r>
+      <w:r>
+        <w:rPr>
+          <w:rFonts w:ascii="Arial" w:hAnsi="Arial" w:cs="Arial"/>
+          <w:sz w:val="28"/>
+          <w:szCs w:val="28"/>
+        </w:rPr>
+        <w:t xml:space="preserve">”</w:t>
+      </w:r>
+      <w:r>
+        <w:rPr>
+          <w:rFonts w:ascii="Arial" w:hAnsi="Arial" w:cs="Arial"/>
+          <w:sz w:val="28"/>
+          <w:szCs w:val="28"/>
+        </w:rPr>
+        <w:t xml:space="preserve">; </w:t>
+      </w:r>
+      <w:r>
+        <w:rPr>
+          <w:rFonts w:ascii="Arial" w:hAnsi="Arial" w:cs="Arial"/>
+          <w:b/>
+          <w:bCs/>
+          <w:sz w:val="28"/>
+          <w:szCs w:val="28"/>
+        </w:rPr>
+        <w:t xml:space="preserve">4)</w:t>
+      </w:r>
+      <w:r>
+        <w:rPr>
+          <w:rFonts w:ascii="Arial" w:hAnsi="Arial" w:cs="Arial"/>
+          <w:sz w:val="28"/>
+          <w:szCs w:val="28"/>
+        </w:rPr>
+        <w:t xml:space="preserve"> a devedora </w:t>
+      </w:r>
+      <w:r>
+        <w:rPr>
+          <w:rFonts w:ascii="Arial" w:hAnsi="Arial" w:cs="Arial"/>
+          <w:sz w:val="28"/>
+          <w:szCs w:val="28"/>
+        </w:rPr>
+        <w:t xml:space="preserve">não comprovou o adimplemento</w:t>
+      </w:r>
+      <w:r>
+        <w:rPr>
+          <w:rFonts w:ascii="Arial" w:hAnsi="Arial" w:cs="Arial"/>
+          <w:sz w:val="28"/>
+          <w:szCs w:val="28"/>
+        </w:rPr>
+        <w:t xml:space="preserve">; </w:t>
+      </w:r>
+      <w:r>
+        <w:rPr>
+          <w:rFonts w:ascii="Arial" w:hAnsi="Arial" w:cs="Arial"/>
+          <w:b/>
+          <w:bCs/>
+          <w:sz w:val="28"/>
+          <w:szCs w:val="28"/>
+        </w:rPr>
+        <w:t xml:space="preserve">5)</w:t>
+      </w:r>
+      <w:r>
+        <w:rPr>
+          <w:rFonts w:ascii="Arial" w:hAnsi="Arial" w:cs="Arial"/>
+          <w:sz w:val="28"/>
+          <w:szCs w:val="28"/>
+        </w:rPr>
+        <w:t xml:space="preserve"> </w:t>
+      </w:r>
+      <w:r>
+        <w:rPr>
+          <w:rFonts w:ascii="Arial" w:hAnsi="Arial" w:cs="Arial"/>
+          <w:sz w:val="28"/>
+          <w:szCs w:val="28"/>
+        </w:rPr>
+        <w:t xml:space="preserve">a carta de portabilidade não deu quitação expressa</w:t>
+      </w:r>
+      <w:r>
+        <w:rPr>
+          <w:rFonts w:ascii="Arial" w:hAnsi="Arial" w:cs="Arial"/>
+          <w:sz w:val="28"/>
+          <w:szCs w:val="28"/>
+        </w:rPr>
+        <w:t xml:space="preserve">,</w:t>
+      </w:r>
+      <w:r>
+        <w:rPr>
+          <w:rFonts w:ascii="Arial" w:hAnsi="Arial" w:cs="Arial"/>
+          <w:sz w:val="28"/>
+          <w:szCs w:val="28"/>
+        </w:rPr>
+        <w:t xml:space="preserve"> sendo clara quanto à situação de inadimplente da ré</w:t>
+      </w:r>
+      <w:r>
+        <w:rPr>
+          <w:rFonts w:ascii="Arial" w:hAnsi="Arial" w:cs="Arial"/>
+          <w:sz w:val="28"/>
+          <w:szCs w:val="28"/>
+        </w:rPr>
+        <w:t xml:space="preserve">;</w:t>
+      </w:r>
+      <w:r>
+        <w:rPr>
+          <w:rFonts w:ascii="Arial" w:hAnsi="Arial" w:cs="Arial"/>
+          <w:sz w:val="28"/>
+          <w:szCs w:val="28"/>
+        </w:rPr>
+        <w:t xml:space="preserve"> e</w:t>
+      </w:r>
+      <w:r>
+        <w:rPr>
+          <w:rFonts w:ascii="Arial" w:hAnsi="Arial" w:cs="Arial"/>
+          <w:sz w:val="28"/>
+          <w:szCs w:val="28"/>
+        </w:rPr>
+        <w:t xml:space="preserve"> </w:t>
+      </w:r>
+      <w:r>
+        <w:rPr>
+          <w:rFonts w:ascii="Arial" w:hAnsi="Arial" w:cs="Arial"/>
+          <w:b/>
+          <w:bCs/>
+          <w:sz w:val="28"/>
+          <w:szCs w:val="28"/>
+        </w:rPr>
+        <w:t xml:space="preserve">6)</w:t>
+      </w:r>
+      <w:r>
+        <w:rPr>
+          <w:rFonts w:ascii="Arial" w:hAnsi="Arial" w:cs="Arial"/>
+          <w:sz w:val="28"/>
+          <w:szCs w:val="28"/>
+        </w:rPr>
+        <w:t xml:space="preserve"> </w:t>
+      </w:r>
+      <w:r>
+        <w:rPr>
+          <w:rFonts w:ascii="Arial" w:hAnsi="Arial" w:cs="Arial"/>
+          <w:sz w:val="28"/>
+          <w:szCs w:val="28"/>
+        </w:rPr>
+        <w:t xml:space="preserve">não estão presentes circunstâncias </w:t>
+      </w:r>
+      <w:r>
+        <w:rPr>
+          <w:rFonts w:ascii="Arial" w:hAnsi="Arial" w:cs="Arial"/>
+          <w:sz w:val="28"/>
+          <w:szCs w:val="28"/>
+        </w:rPr>
+        <w:t xml:space="preserve">que caracterizem </w:t>
       </w:r>
       <w:r>
         <w:rPr>
           <w:rFonts w:ascii="Arial" w:hAnsi="Arial" w:cs="Arial"/>
           <w:i/>
           <w:iCs/>
-          <w:sz w:val="26"/>
-          <w:szCs w:val="26"/>
-        </w:rPr>
-        <w:t>Diante do exposto, JULGO PROCEDENTE o pedido para condenar ROSE MARY CERQUEIRA RAMOS ao pagamento do valor nominal de R$ 12.285,76 (doze mil duzentos e oitenta e cinco reais e setenta e seis centavos) em favor de LUMINAR SAÚDE ASSOCIAÇÃO DE ASSISTÊNCIA À SAÚDE.</w:t>
-      </w:r>
-    </w:p>
-    <w:p>
-      <w:pPr>
-        <w:spacing w:after="0" w:line="360" w:lineRule="auto"/>
-        <w:ind w:left="2268" w:firstLine="1134"/>
-        <w:jc w:val="both"/>
+          <w:sz w:val="28"/>
+          <w:szCs w:val="28"/>
+        </w:rPr>
+        <w:t xml:space="preserve">supressio</w:t>
+      </w:r>
+      <w:r>
+        <w:rPr>
+          <w:rFonts w:ascii="Arial" w:hAnsi="Arial" w:cs="Arial"/>
+          <w:sz w:val="28"/>
+          <w:szCs w:val="28"/>
+        </w:rPr>
+        <w:t xml:space="preserve"> do seu direito de cobrar</w:t>
+      </w:r>
+      <w:r>
+        <w:rPr>
+          <w:rFonts w:ascii="Arial" w:hAnsi="Arial" w:cs="Arial"/>
+          <w:sz w:val="28"/>
+          <w:szCs w:val="28"/>
+        </w:rPr>
+        <w:t xml:space="preserve">, tampouco </w:t>
+      </w:r>
+      <w:r>
         <w:rPr>
           <w:rFonts w:ascii="Arial" w:hAnsi="Arial" w:cs="Arial"/>
           <w:i/>
           <w:iCs/>
-          <w:sz w:val="26"/>
-          <w:szCs w:val="26"/>
-        </w:rPr>
-      </w:pPr>
-      <w:r>
-        <w:rPr>
-          <w:rFonts w:ascii="Arial" w:hAnsi="Arial" w:cs="Arial"/>
-          <w:i/>
-          <w:iCs/>
-          <w:sz w:val="26"/>
-          <w:szCs w:val="26"/>
-        </w:rPr>
-        <w:t>O valor deverá ser acrescido de correção monetária desde o vencimento de cada parcela, conforme datas individualizadas no demonstrativo de ID 230783709, além de juros moratórios contratuais de 1% (um por cento) ao mês, também desde o vencimento de cada obrigação. Incide, ainda, a multa contratual de 2% (dois por cento) sobre o débito atualizado, conforme art. 45, § 2º, do regulamento do plano (ID 230783708).</w:t>
-      </w:r>
-    </w:p>
-    <w:p>
-      <w:pPr>
-        <w:spacing w:after="0" w:line="360" w:lineRule="auto"/>
-        <w:ind w:left="2268" w:firstLine="1134"/>
-        <w:jc w:val="both"/>
-        <w:rPr>
-          <w:rFonts w:ascii="Arial" w:hAnsi="Arial" w:cs="Arial"/>
-          <w:i/>
-          <w:iCs/>
-          <w:sz w:val="26"/>
-          <w:szCs w:val="26"/>
-        </w:rPr>
-      </w:pPr>
-      <w:r>
-        <w:rPr>
-          <w:rFonts w:ascii="Arial" w:hAnsi="Arial" w:cs="Arial"/>
-          <w:i/>
-          <w:iCs/>
-          <w:sz w:val="26"/>
-          <w:szCs w:val="26"/>
-        </w:rPr>
-        <w:t xml:space="preserve">Ausente previsão contratual de índice de correção monetária e taxa de juros, incidem os parâmetros legais. Até 29/08/2024, aplica-se a taxa SELIC de forma integral, que já abrange, em um único índice, a correção monetária e os juros moratórios, nos </w:t>
-      </w:r>
-      <w:r>
-        <w:rPr>
-          <w:rFonts w:ascii="Arial" w:hAnsi="Arial" w:cs="Arial"/>
-          <w:i/>
-          <w:iCs/>
-          <w:sz w:val="26"/>
-          <w:szCs w:val="26"/>
-        </w:rPr>
-        <w:lastRenderedPageBreak/>
-        <w:t>termos da tese firmada pelo Superior Tribunal de Justiça no Tema Repetitivo 1.368. A partir de 30/08/2024, vigora o regime instituído pela Lei nº 14.905/2024, com correção monetária pelo IPCA/IBGE e juros moratórios correspondentes à diferença entre a taxa SELIC e o IPCA/IBGE do período, com piso zero caso o resultado seja negativo.</w:t>
-      </w:r>
-    </w:p>
-    <w:p>
-      <w:pPr>
-        <w:spacing w:after="0" w:line="360" w:lineRule="auto"/>
-        <w:ind w:left="2268" w:firstLine="1134"/>
-        <w:jc w:val="both"/>
-        <w:rPr>
-          <w:rFonts w:ascii="Arial" w:hAnsi="Arial" w:cs="Arial"/>
-          <w:i/>
-          <w:iCs/>
-          <w:sz w:val="26"/>
-          <w:szCs w:val="26"/>
-        </w:rPr>
-      </w:pPr>
-      <w:r>
-        <w:rPr>
-          <w:rFonts w:ascii="Arial" w:hAnsi="Arial" w:cs="Arial"/>
-          <w:i/>
-          <w:iCs/>
-          <w:sz w:val="26"/>
-          <w:szCs w:val="26"/>
-        </w:rPr>
-        <w:t>Resolvo o mérito do processo, com fundamento no art. 487, inciso I, do Código de Processo Civil.</w:t>
-      </w:r>
-    </w:p>
-    <w:p>
-      <w:pPr>
-        <w:spacing w:after="0" w:line="360" w:lineRule="auto"/>
-        <w:ind w:left="2268" w:firstLine="1134"/>
-        <w:jc w:val="both"/>
-        <w:rPr>
-          <w:rFonts w:ascii="Arial" w:hAnsi="Arial" w:cs="Arial"/>
-          <w:sz w:val="26"/>
-          <w:szCs w:val="26"/>
-        </w:rPr>
-      </w:pPr>
-      <w:r>
-        <w:rPr>
-          <w:rFonts w:ascii="Arial" w:hAnsi="Arial" w:cs="Arial"/>
-          <w:i/>
-          <w:iCs/>
-          <w:sz w:val="26"/>
-          <w:szCs w:val="26"/>
-        </w:rPr>
-        <w:t>Condeno a requerida ao pagamento das custas processuais e dos honorários advocatícios, que fixo em 10% (dez por cento) sobre o valor atualizado da condenação, nos termos do art. 85, § 2º, do Código de Processo Civil.</w:t>
-      </w:r>
-      <w:r>
-        <w:rPr>
-          <w:rFonts w:ascii="Arial" w:hAnsi="Arial" w:cs="Arial"/>
-          <w:sz w:val="26"/>
-          <w:szCs w:val="26"/>
-        </w:rPr>
-        <w:t>”</w:t>
+          <w:sz w:val="28"/>
+          <w:szCs w:val="28"/>
+        </w:rPr>
+        <w:t xml:space="preserve">venire contra factum proprium</w:t>
+      </w:r>
+      <w:del w:id="1132" w:author="Assessor GDSXSR" w:date="2026-10-29T19:57:29Z">
+        <w:r>
+          <w:rPr>
+            <w:rFonts w:ascii="Arial" w:hAnsi="Arial" w:cs="Arial"/>
+            <w:sz w:val="28"/>
+            <w:szCs w:val="28"/>
+          </w:rPr>
+          <w:delText xml:space="preserve"> (ID</w:delText>
+        </w:r>
+        <w:r>
+          <w:rPr>
+            <w:rFonts w:ascii="Arial" w:hAnsi="Arial" w:cs="Arial"/>
+            <w:sz w:val="28"/>
+            <w:szCs w:val="28"/>
+          </w:rPr>
+          <w:delText xml:space="preserve"> 85547286</w:delText>
+        </w:r>
+        <w:r>
+          <w:rPr>
+            <w:rFonts w:ascii="Arial" w:hAnsi="Arial" w:cs="Arial"/>
+            <w:sz w:val="28"/>
+            <w:szCs w:val="28"/>
+          </w:rPr>
+          <w:delText xml:space="preserve">)</w:delText>
+        </w:r>
+      </w:del>
+      <w:r>
+        <w:rPr>
+          <w:rFonts w:ascii="Arial" w:hAnsi="Arial" w:cs="Arial"/>
+          <w:sz w:val="28"/>
+          <w:szCs w:val="28"/>
+        </w:rPr>
+        <w:t xml:space="preserve">.</w:t>
+      </w:r>
+      <w:commentRangeEnd w:id="14"/>
+      <w:r>
+        <w:rPr>
+          <w:rStyle w:val="CommentReference"/>
+        </w:rPr>
+        <w:commentReference w:id="14"/>
       </w:r>
     </w:p>
     <w:p>
@@ -4500,71 +5819,7 @@
           <w:sz w:val="28"/>
           <w:szCs w:val="28"/>
         </w:rPr>
-        <w:t xml:space="preserve">A ré opôs </w:t>
-      </w:r>
-      <w:r>
-        <w:rPr>
-          <w:rFonts w:ascii="Arial" w:hAnsi="Arial" w:cs="Arial"/>
-          <w:sz w:val="28"/>
-          <w:szCs w:val="28"/>
-        </w:rPr>
-        <w:t xml:space="preserve">embargos de declaração (ID </w:t>
-      </w:r>
-      <w:r>
-        <w:rPr>
-          <w:rFonts w:ascii="Arial" w:hAnsi="Arial" w:cs="Arial"/>
-          <w:sz w:val="28"/>
-          <w:szCs w:val="28"/>
-        </w:rPr>
-        <w:t>88637482</w:t>
-      </w:r>
-      <w:r>
-        <w:rPr>
-          <w:rFonts w:ascii="Arial" w:hAnsi="Arial" w:cs="Arial"/>
-          <w:sz w:val="28"/>
-          <w:szCs w:val="28"/>
-        </w:rPr>
-        <w:t>), os quais foram rejeitados</w:t>
-      </w:r>
-      <w:r>
-        <w:rPr>
-          <w:rFonts w:ascii="Arial" w:hAnsi="Arial" w:cs="Arial"/>
-          <w:sz w:val="28"/>
-          <w:szCs w:val="28"/>
-        </w:rPr>
-        <w:t xml:space="preserve"> </w:t>
-      </w:r>
-      <w:r>
-        <w:rPr>
-          <w:rFonts w:ascii="Arial" w:hAnsi="Arial" w:cs="Arial"/>
-          <w:sz w:val="28"/>
-          <w:szCs w:val="28"/>
-        </w:rPr>
-        <w:t>(ID</w:t>
-      </w:r>
-      <w:r>
-        <w:rPr>
-          <w:rFonts w:ascii="Arial" w:hAnsi="Arial" w:cs="Arial"/>
-          <w:sz w:val="28"/>
-          <w:szCs w:val="28"/>
-        </w:rPr>
-        <w:t xml:space="preserve"> </w:t>
-      </w:r>
-      <w:r>
-        <w:rPr>
-          <w:rFonts w:ascii="Arial" w:hAnsi="Arial" w:cs="Arial"/>
-          <w:sz w:val="28"/>
-          <w:szCs w:val="28"/>
-        </w:rPr>
-        <w:t>88637488</w:t>
-      </w:r>
-      <w:r>
-        <w:rPr>
-          <w:rFonts w:ascii="Arial" w:hAnsi="Arial" w:cs="Arial"/>
-          <w:sz w:val="28"/>
-          <w:szCs w:val="28"/>
-        </w:rPr>
-        <w:t>).</w:t>
+        <w:t>É o relatório.</w:t>
       </w:r>
     </w:p>
     <w:p>
@@ -4581,135 +5836,25 @@
     </w:p>
     <w:p>
       <w:pPr>
-        <w:spacing w:after="0" w:line="360" w:lineRule="auto"/>
-        <w:ind w:firstLine="2268"/>
-        <w:jc w:val="both"/>
-        <w:rPr>
-          <w:rFonts w:ascii="Arial" w:hAnsi="Arial" w:cs="Arial"/>
-          <w:color w:val="7030A0"/>
-          <w:sz w:val="28"/>
-          <w:szCs w:val="28"/>
-        </w:rPr>
-      </w:pPr>
-      <w:commentRangeStart w:id="12"/>
-      <w:r>
-        <w:rPr>
-          <w:rFonts w:ascii="Arial" w:hAnsi="Arial" w:cs="Arial"/>
-          <w:sz w:val="28"/>
-          <w:szCs w:val="28"/>
-        </w:rPr>
-        <w:t xml:space="preserve">Apelo d</w:t>
-      </w:r>
-      <w:r>
-        <w:rPr>
-          <w:rFonts w:ascii="Arial" w:hAnsi="Arial" w:cs="Arial"/>
-          <w:sz w:val="28"/>
-          <w:szCs w:val="28"/>
-        </w:rPr>
-        <w:t xml:space="preserve">a</w:t>
-      </w:r>
-      <w:r>
-        <w:rPr>
-          <w:rFonts w:ascii="Arial" w:hAnsi="Arial" w:cs="Arial"/>
-          <w:sz w:val="28"/>
-          <w:szCs w:val="28"/>
-        </w:rPr>
-        <w:t xml:space="preserve"> ré, </w:t>
-      </w:r>
-      <w:r>
-        <w:rPr>
-          <w:rFonts w:ascii="Arial" w:hAnsi="Arial" w:cs="Arial"/>
-          <w:sz w:val="28"/>
-          <w:szCs w:val="28"/>
-        </w:rPr>
-        <w:t xml:space="preserve">Rose Mary Cerqueira Ramos</w:t>
-      </w:r>
-      <w:r>
-        <w:rPr>
-          <w:rFonts w:ascii="Arial" w:hAnsi="Arial" w:cs="Arial"/>
-          <w:sz w:val="28"/>
-          <w:szCs w:val="28"/>
-        </w:rPr>
-        <w:t xml:space="preserve"> </w:t>
-      </w:r>
-      <w:r>
-        <w:rPr>
-          <w:rFonts w:ascii="Arial" w:hAnsi="Arial" w:cs="Arial"/>
-          <w:sz w:val="28"/>
-          <w:szCs w:val="28"/>
-        </w:rPr>
-        <w:t xml:space="preserve">(ID</w:t>
-      </w:r>
-      <w:r>
-        <w:rPr>
-          <w:rFonts w:ascii="Arial" w:hAnsi="Arial" w:cs="Arial"/>
-          <w:sz w:val="28"/>
-          <w:szCs w:val="28"/>
-        </w:rPr>
-        <w:t xml:space="preserve"> </w:t>
-      </w:r>
-      <w:r>
-        <w:rPr>
-          <w:rFonts w:ascii="Arial" w:hAnsi="Arial" w:cs="Arial"/>
-          <w:sz w:val="28"/>
-          <w:szCs w:val="28"/>
-        </w:rPr>
-        <w:t xml:space="preserve">88637491</w:t>
-      </w:r>
-      <w:r>
-        <w:rPr>
-          <w:rFonts w:ascii="Arial" w:hAnsi="Arial" w:cs="Arial"/>
-          <w:sz w:val="28"/>
-          <w:szCs w:val="28"/>
-        </w:rPr>
-        <w:t xml:space="preserve">)</w:t>
-      </w:r>
-      <w:r>
-        <w:rPr>
-          <w:rFonts w:ascii="Arial" w:hAnsi="Arial" w:cs="Arial"/>
-          <w:sz w:val="28"/>
-          <w:szCs w:val="28"/>
-        </w:rPr>
-        <w:t xml:space="preserve">,</w:t>
-      </w:r>
-      <w:r>
-        <w:rPr>
-          <w:rFonts w:ascii="Arial" w:hAnsi="Arial" w:cs="Arial"/>
-          <w:sz w:val="28"/>
-          <w:szCs w:val="28"/>
-        </w:rPr>
-        <w:t xml:space="preserve"> em que alega, em síntese</w:t>
-      </w:r>
-      <w:r>
-        <w:rPr>
-          <w:rFonts w:ascii="Arial" w:hAnsi="Arial" w:cs="Arial"/>
-          <w:sz w:val="28"/>
-          <w:szCs w:val="28"/>
-        </w:rPr>
-        <w:t xml:space="preserve">, que</w:t>
-      </w:r>
-      <w:ins w:id="1103" w:author="Assessor GDSXSR" w:date="2026-10-29T00:08:22Z">
-        <w:r>
-          <w:rPr>
-            <w:rFonts w:ascii="Arial" w:hAnsi="Arial" w:cs="Arial"/>
-            <w:color w:val="808080"/>
-            <w:sz w:val="28"/>
-            <w:szCs w:val="28"/>
-          </w:rPr>
-          <w:t xml:space="preserve">: </w:t>
-        </w:r>
-        <w:r>
-          <w:rPr>
-            <w:rFonts w:ascii="Arial" w:hAnsi="Arial" w:cs="Arial"/>
-            <w:b/>
-            <w:color w:val="808080"/>
-            <w:sz w:val="28"/>
-            <w:szCs w:val="28"/>
-          </w:rPr>
-          <w:t xml:space="preserve">1)</w:t>
-        </w:r>
-      </w:ins>
-      <w:r>
+        <w:rPr>
+          <w:rFonts w:ascii="Arial" w:hAnsi="Arial" w:cs="Arial"/>
+          <w:sz w:val="28"/>
+          <w:szCs w:val="28"/>
+        </w:rPr>
+      </w:pPr>
+      <w:r>
+        <w:rPr>
+          <w:rFonts w:ascii="Arial" w:hAnsi="Arial" w:cs="Arial"/>
+          <w:sz w:val="28"/>
+          <w:szCs w:val="28"/>
+        </w:rPr>
+        <w:br w:type="page"/>
+      </w:r>
+    </w:p>
+    <w:p>
+      <w:pPr>
+        <w:spacing w:after="0" w:line="360" w:lineRule="auto"/>
+        <w:jc w:val="center"/>
         <w:rPr>
           <w:rFonts w:ascii="Arial" w:hAnsi="Arial" w:cs="Arial"/>
           <w:b/>
@@ -4717,401 +5862,7 @@
           <w:sz w:val="28"/>
           <w:szCs w:val="28"/>
         </w:rPr>
-        <w:t xml:space="preserve"> </w:t>
-      </w:r>
-      <w:r>
-        <w:rPr>
-          <w:rFonts w:ascii="Arial" w:hAnsi="Arial" w:cs="Arial"/>
-          <w:sz w:val="28"/>
-          <w:szCs w:val="28"/>
-        </w:rPr>
-        <w:t xml:space="preserve">nada deve à autora</w:t>
-      </w:r>
-      <w:r>
-        <w:rPr>
-          <w:rFonts w:ascii="Arial" w:hAnsi="Arial" w:cs="Arial"/>
-          <w:sz w:val="28"/>
-          <w:szCs w:val="28"/>
-        </w:rPr>
-        <w:t xml:space="preserve">, que</w:t>
-      </w:r>
-      <w:del w:id="1104" w:author="Assessor GDSXSR" w:date="2026-10-29T00:08:22Z">
-        <w:r>
-          <w:rPr>
-            <w:rFonts w:ascii="Arial" w:hAnsi="Arial" w:cs="Arial"/>
-            <w:sz w:val="28"/>
-            <w:szCs w:val="28"/>
-          </w:rPr>
-          <w:delText xml:space="preserve">, por sua vez,</w:delText>
-        </w:r>
-      </w:del>
-      <w:r>
-        <w:rPr>
-          <w:rFonts w:ascii="Arial" w:hAnsi="Arial" w:cs="Arial"/>
-          <w:sz w:val="28"/>
-          <w:szCs w:val="28"/>
-        </w:rPr>
-        <w:t xml:space="preserve"> </w:t>
-      </w:r>
-      <w:r>
-        <w:rPr>
-          <w:rFonts w:ascii="Arial" w:hAnsi="Arial" w:cs="Arial"/>
-          <w:sz w:val="28"/>
-          <w:szCs w:val="28"/>
-        </w:rPr>
-        <w:t xml:space="preserve">não se desincumbiu do ônus de demonstrar o fato constitutivo do </w:t>
-      </w:r>
-      <w:r>
-        <w:rPr>
-          <w:rFonts w:ascii="Arial" w:hAnsi="Arial" w:cs="Arial"/>
-          <w:sz w:val="28"/>
-          <w:szCs w:val="28"/>
-        </w:rPr>
-        <w:t xml:space="preserve">seu </w:t>
-      </w:r>
-      <w:r>
-        <w:rPr>
-          <w:rFonts w:ascii="Arial" w:hAnsi="Arial" w:cs="Arial"/>
-          <w:sz w:val="28"/>
-          <w:szCs w:val="28"/>
-        </w:rPr>
-        <w:t xml:space="preserve">direito</w:t>
-      </w:r>
-      <w:r>
-        <w:rPr>
-          <w:rFonts w:ascii="Arial" w:hAnsi="Arial" w:cs="Arial"/>
-          <w:sz w:val="28"/>
-          <w:szCs w:val="28"/>
-        </w:rPr>
-        <w:t xml:space="preserve">, </w:t>
-      </w:r>
-      <w:del w:id="1105" w:author="Assessor GDSXSR" w:date="2026-10-29T00:08:22Z">
-        <w:r>
-          <w:rPr>
-            <w:rFonts w:ascii="Arial" w:hAnsi="Arial" w:cs="Arial"/>
-            <w:sz w:val="28"/>
-            <w:szCs w:val="28"/>
-          </w:rPr>
-          <w:delText xml:space="preserve">mormente </w:delText>
-        </w:r>
-      </w:del>
-      <w:r>
-        <w:rPr>
-          <w:rFonts w:ascii="Arial" w:hAnsi="Arial" w:cs="Arial"/>
-          <w:sz w:val="28"/>
-          <w:szCs w:val="28"/>
-        </w:rPr>
-        <w:t xml:space="preserve">por não ter apresentado os boletos bancários das parcelas </w:t>
-      </w:r>
-      <w:r>
-        <w:rPr>
-          <w:rFonts w:ascii="Arial" w:hAnsi="Arial" w:cs="Arial"/>
-          <w:sz w:val="28"/>
-          <w:szCs w:val="28"/>
-        </w:rPr>
-        <w:t xml:space="preserve">cobrad</w:t>
-      </w:r>
-      <w:r>
-        <w:rPr>
-          <w:rFonts w:ascii="Arial" w:hAnsi="Arial" w:cs="Arial"/>
-          <w:sz w:val="28"/>
-          <w:szCs w:val="28"/>
-        </w:rPr>
-        <w:t xml:space="preserve">as</w:t>
-      </w:r>
-      <w:ins w:id="1106" w:author="Assessor GDSXSR" w:date="2026-10-29T00:08:22Z">
-        <w:r>
-          <w:rPr>
-            <w:rFonts w:ascii="Arial" w:hAnsi="Arial" w:cs="Arial"/>
-            <w:color w:val="808080"/>
-            <w:sz w:val="28"/>
-            <w:szCs w:val="28"/>
-          </w:rPr>
-          <w:t xml:space="preserve">; </w:t>
-        </w:r>
-        <w:r>
-          <w:rPr>
-            <w:rFonts w:ascii="Arial" w:hAnsi="Arial" w:cs="Arial"/>
-            <w:b/>
-            <w:color w:val="808080"/>
-            <w:sz w:val="28"/>
-            <w:szCs w:val="28"/>
-          </w:rPr>
-          <w:t xml:space="preserve">2)</w:t>
-        </w:r>
-        <w:r>
-          <w:rPr>
-            <w:rFonts w:ascii="Arial" w:hAnsi="Arial" w:cs="Arial"/>
-            <w:color w:val="808080"/>
-            <w:sz w:val="28"/>
-            <w:szCs w:val="28"/>
-          </w:rPr>
-          <w:t xml:space="preserve"> a carta de portabilidade mencionou apenas uma obrigação vincenda em aberto, o que gerou legítima expectativa de quitação e torna contraditória a cobrança posterior (</w:t>
-        </w:r>
-        <w:r>
-          <w:rPr>
-            <w:rFonts w:ascii="Arial" w:hAnsi="Arial" w:cs="Arial"/>
-            <w:i/>
-            <w:color w:val="808080"/>
-            <w:sz w:val="28"/>
-            <w:szCs w:val="28"/>
-          </w:rPr>
-          <w:t xml:space="preserve">venire contra factum proprium</w:t>
-        </w:r>
-        <w:r>
-          <w:rPr>
-            <w:rFonts w:ascii="Arial" w:hAnsi="Arial" w:cs="Arial"/>
-            <w:color w:val="808080"/>
-            <w:sz w:val="28"/>
-            <w:szCs w:val="28"/>
-          </w:rPr>
-          <w:t xml:space="preserve">), em violação da boa-fé objetiva; </w:t>
-        </w:r>
-        <w:r>
-          <w:rPr>
-            <w:rFonts w:ascii="Arial" w:hAnsi="Arial" w:cs="Arial"/>
-            <w:b/>
-            <w:color w:val="808080"/>
-            <w:sz w:val="28"/>
-            <w:szCs w:val="28"/>
-          </w:rPr>
-          <w:t xml:space="preserve">3)</w:t>
-        </w:r>
-        <w:r>
-          <w:rPr>
-            <w:rFonts w:ascii="Arial" w:hAnsi="Arial" w:cs="Arial"/>
-            <w:color w:val="808080"/>
-            <w:sz w:val="28"/>
-            <w:szCs w:val="28"/>
-          </w:rPr>
-          <w:t xml:space="preserve"> operou-se a </w:t>
-        </w:r>
-        <w:r>
-          <w:rPr>
-            <w:rFonts w:ascii="Arial" w:hAnsi="Arial" w:cs="Arial"/>
-            <w:i/>
-            <w:color w:val="808080"/>
-            <w:sz w:val="28"/>
-            <w:szCs w:val="28"/>
-          </w:rPr>
-          <w:t xml:space="preserve">supressio</w:t>
-        </w:r>
-        <w:r>
-          <w:rPr>
-            <w:rFonts w:ascii="Arial" w:hAnsi="Arial" w:cs="Arial"/>
-            <w:color w:val="808080"/>
-            <w:sz w:val="28"/>
-            <w:szCs w:val="28"/>
-          </w:rPr>
-          <w:t xml:space="preserve">, pois a autora deixou de exercer o direito de cobrança por longo período; e </w:t>
-        </w:r>
-        <w:r>
-          <w:rPr>
-            <w:rFonts w:ascii="Arial" w:hAnsi="Arial" w:cs="Arial"/>
-            <w:b/>
-            <w:color w:val="808080"/>
-            <w:sz w:val="28"/>
-            <w:szCs w:val="28"/>
-          </w:rPr>
-          <w:t xml:space="preserve">4)</w:t>
-        </w:r>
-        <w:r>
-          <w:rPr>
-            <w:rFonts w:ascii="Arial" w:hAnsi="Arial" w:cs="Arial"/>
-            <w:color w:val="808080"/>
-            <w:sz w:val="28"/>
-            <w:szCs w:val="28"/>
-          </w:rPr>
-          <w:t xml:space="preserve"> aplica-se o Código de Defesa do Consumidor, e a autora violou o dever de informação</w:t>
-        </w:r>
-      </w:ins>
-      <w:r>
-        <w:rPr>
-          <w:rFonts w:ascii="Arial" w:hAnsi="Arial" w:cs="Arial"/>
-          <w:sz w:val="28"/>
-          <w:szCs w:val="28"/>
-        </w:rPr>
-        <w:t xml:space="preserve">.</w:t>
-      </w:r>
-      <w:commentRangeEnd w:id="12"/>
-      <w:r>
-        <w:rPr>
-          <w:rStyle w:val="CommentReference"/>
-        </w:rPr>
-        <w:commentReference w:id="12"/>
-      </w:r>
-    </w:p>
-    <w:p>
-      <w:pPr>
-        <w:spacing w:after="0" w:line="360" w:lineRule="auto"/>
-        <w:ind w:firstLine="2268"/>
-        <w:jc w:val="both"/>
-        <w:rPr>
-          <w:rFonts w:ascii="Arial" w:hAnsi="Arial" w:cs="Arial"/>
-          <w:sz w:val="28"/>
-          <w:szCs w:val="28"/>
-        </w:rPr>
-      </w:pPr>
-    </w:p>
-    <w:p>
-      <w:pPr>
-        <w:spacing w:after="0" w:line="360" w:lineRule="auto"/>
-        <w:ind w:firstLine="2268"/>
-        <w:jc w:val="both"/>
-        <w:rPr>
-          <w:rFonts w:ascii="Arial" w:hAnsi="Arial" w:cs="Arial"/>
-          <w:sz w:val="28"/>
-          <w:szCs w:val="28"/>
-        </w:rPr>
-      </w:pPr>
-      <w:r>
-        <w:rPr>
-          <w:rFonts w:ascii="Arial" w:hAnsi="Arial" w:cs="Arial"/>
-          <w:sz w:val="28"/>
-          <w:szCs w:val="28"/>
-        </w:rPr>
-        <w:t>Requer</w:t>
-      </w:r>
-      <w:r>
-        <w:rPr>
-          <w:rFonts w:ascii="Arial" w:hAnsi="Arial" w:cs="Arial"/>
-          <w:sz w:val="28"/>
-          <w:szCs w:val="28"/>
-        </w:rPr>
-        <w:t xml:space="preserve"> </w:t>
-      </w:r>
-      <w:r>
-        <w:rPr>
-          <w:rFonts w:ascii="Arial" w:hAnsi="Arial" w:cs="Arial"/>
-          <w:sz w:val="28"/>
-          <w:szCs w:val="28"/>
-        </w:rPr>
-        <w:t>a reforma da r. sentença para</w:t>
-      </w:r>
-      <w:r>
-        <w:rPr>
-          <w:rFonts w:ascii="Arial" w:hAnsi="Arial" w:cs="Arial"/>
-          <w:sz w:val="28"/>
-          <w:szCs w:val="28"/>
-        </w:rPr>
-        <w:t xml:space="preserve"> que o pedido deduzido </w:t>
-      </w:r>
-      <w:r>
-        <w:rPr>
-          <w:rFonts w:ascii="Arial" w:hAnsi="Arial" w:cs="Arial"/>
-          <w:sz w:val="28"/>
-          <w:szCs w:val="28"/>
-        </w:rPr>
-        <w:t>na ação de cobrança</w:t>
-      </w:r>
-      <w:r>
-        <w:rPr>
-          <w:rFonts w:ascii="Arial" w:hAnsi="Arial" w:cs="Arial"/>
-          <w:sz w:val="28"/>
-          <w:szCs w:val="28"/>
-        </w:rPr>
-        <w:t xml:space="preserve"> seja julgado improcedente</w:t>
-      </w:r>
-      <w:r>
-        <w:rPr>
-          <w:rFonts w:ascii="Arial" w:hAnsi="Arial" w:cs="Arial"/>
-          <w:sz w:val="28"/>
-          <w:szCs w:val="28"/>
-        </w:rPr>
-        <w:t>, com a consequente inversão do ônus da sucumbência</w:t>
-      </w:r>
-      <w:r>
-        <w:rPr>
-          <w:rFonts w:ascii="Arial" w:hAnsi="Arial" w:cs="Arial"/>
-          <w:sz w:val="28"/>
-          <w:szCs w:val="28"/>
-        </w:rPr>
-        <w:t>.</w:t>
-      </w:r>
-    </w:p>
-    <w:p>
-      <w:pPr>
-        <w:spacing w:after="0" w:line="360" w:lineRule="auto"/>
-        <w:ind w:firstLine="2268"/>
-        <w:jc w:val="both"/>
-        <w:rPr>
-          <w:rFonts w:ascii="Arial" w:hAnsi="Arial" w:cs="Arial"/>
-          <w:sz w:val="28"/>
-          <w:szCs w:val="28"/>
-        </w:rPr>
-      </w:pPr>
-    </w:p>
-    <w:p>
-      <w:pPr>
-        <w:spacing w:after="0" w:line="360" w:lineRule="auto"/>
-        <w:ind w:firstLine="2268"/>
-        <w:jc w:val="both"/>
-        <w:rPr>
-          <w:rFonts w:ascii="Arial" w:hAnsi="Arial" w:cs="Arial"/>
-          <w:sz w:val="28"/>
-          <w:szCs w:val="28"/>
-        </w:rPr>
-      </w:pPr>
-      <w:commentRangeStart w:id="13"/>
-      <w:r>
-        <w:rPr>
-          <w:rFonts w:ascii="Arial" w:hAnsi="Arial" w:cs="Arial"/>
-          <w:sz w:val="28"/>
-          <w:szCs w:val="28"/>
-        </w:rPr>
-        <w:t xml:space="preserve">Contrarrazões</w:t>
-      </w:r>
-      <w:ins w:id="1107" w:author="Assessor GDSXSR" w:date="2026-10-29T00:08:22Z">
-        <w:r>
-          <w:rPr>
-            <w:rFonts w:ascii="Arial" w:hAnsi="Arial" w:cs="Arial"/>
-            <w:color w:val="808080"/>
-            <w:sz w:val="28"/>
-            <w:szCs w:val="28"/>
-          </w:rPr>
-          <w:t xml:space="preserve"> (ID 85547286)</w:t>
-        </w:r>
-      </w:ins>
-      <w:r>
-        <w:rPr>
-          <w:rFonts w:ascii="Arial" w:hAnsi="Arial" w:cs="Arial"/>
-          <w:sz w:val="28"/>
-          <w:szCs w:val="28"/>
-        </w:rPr>
-        <w:t xml:space="preserve">, em que </w:t>
-      </w:r>
-      <w:r>
-        <w:rPr>
-          <w:rFonts w:ascii="Arial" w:hAnsi="Arial" w:cs="Arial"/>
-          <w:sz w:val="28"/>
-          <w:szCs w:val="28"/>
-        </w:rPr>
-        <w:t xml:space="preserve">a</w:t>
-      </w:r>
-      <w:r>
-        <w:rPr>
-          <w:rFonts w:ascii="Arial" w:hAnsi="Arial" w:cs="Arial"/>
-          <w:sz w:val="28"/>
-          <w:szCs w:val="28"/>
-        </w:rPr>
-        <w:t xml:space="preserve"> apelad</w:t>
-      </w:r>
-      <w:r>
-        <w:rPr>
-          <w:rFonts w:ascii="Arial" w:hAnsi="Arial" w:cs="Arial"/>
-          <w:sz w:val="28"/>
-          <w:szCs w:val="28"/>
-        </w:rPr>
-        <w:t xml:space="preserve">a</w:t>
-      </w:r>
-      <w:r>
-        <w:rPr>
-          <w:rFonts w:ascii="Arial" w:hAnsi="Arial" w:cs="Arial"/>
-          <w:sz w:val="28"/>
-          <w:szCs w:val="28"/>
-        </w:rPr>
-        <w:t xml:space="preserve"> alega que: </w:t>
-      </w:r>
+      </w:pPr>
       <w:r>
         <w:rPr>
           <w:rFonts w:ascii="Arial" w:hAnsi="Arial" w:cs="Arial"/>
@@ -5120,9 +5871,26 @@
           <w:sz w:val="28"/>
           <w:szCs w:val="28"/>
         </w:rPr>
-        <w:t xml:space="preserve">1</w:t>
-      </w:r>
-      <w:r>
+        <w:lastRenderedPageBreak/>
+        <w:t>VOTO</w:t>
+      </w:r>
+    </w:p>
+    <w:p>
+      <w:pPr>
+        <w:spacing w:after="0" w:line="360" w:lineRule="auto"/>
+        <w:ind w:firstLine="2268"/>
+        <w:jc w:val="both"/>
+        <w:rPr>
+          <w:rFonts w:ascii="Arial" w:hAnsi="Arial" w:cs="Arial"/>
+          <w:sz w:val="28"/>
+          <w:szCs w:val="28"/>
+        </w:rPr>
+      </w:pPr>
+    </w:p>
+    <w:p>
+      <w:pPr>
+        <w:spacing w:after="0" w:line="360" w:lineRule="auto"/>
+        <w:jc w:val="both"/>
         <w:rPr>
           <w:rFonts w:ascii="Arial" w:hAnsi="Arial" w:cs="Arial"/>
           <w:b/>
@@ -5130,40 +5898,7 @@
           <w:sz w:val="28"/>
           <w:szCs w:val="28"/>
         </w:rPr>
-        <w:t xml:space="preserve">) </w:t>
-      </w:r>
-      <w:r>
-        <w:rPr>
-          <w:rFonts w:ascii="Arial" w:hAnsi="Arial" w:cs="Arial"/>
-          <w:sz w:val="28"/>
-          <w:szCs w:val="28"/>
-        </w:rPr>
-        <w:t xml:space="preserve">o Código de Defesa do Consumidor não é aplicável aos planos de saúde</w:t>
-      </w:r>
-      <w:r>
-        <w:rPr>
-          <w:rFonts w:ascii="Arial" w:hAnsi="Arial" w:cs="Arial"/>
-          <w:sz w:val="28"/>
-          <w:szCs w:val="28"/>
-        </w:rPr>
-        <w:t xml:space="preserve"> na modalidade autogestão</w:t>
-      </w:r>
-      <w:r>
-        <w:rPr>
-          <w:rFonts w:ascii="Arial" w:hAnsi="Arial" w:cs="Arial"/>
-          <w:sz w:val="28"/>
-          <w:szCs w:val="28"/>
-        </w:rPr>
-        <w:t xml:space="preserve">;</w:t>
-      </w:r>
-      <w:r>
-        <w:rPr>
-          <w:rFonts w:ascii="Arial" w:hAnsi="Arial" w:cs="Arial"/>
-          <w:sz w:val="28"/>
-          <w:szCs w:val="28"/>
-        </w:rPr>
-        <w:t xml:space="preserve"> </w:t>
-      </w:r>
+      </w:pPr>
       <w:r>
         <w:rPr>
           <w:rFonts w:ascii="Arial" w:hAnsi="Arial" w:cs="Arial"/>
@@ -5172,300 +5907,435 @@
           <w:sz w:val="28"/>
           <w:szCs w:val="28"/>
         </w:rPr>
-        <w:t xml:space="preserve">2)</w:t>
-      </w:r>
-      <w:r>
-        <w:rPr>
-          <w:rFonts w:ascii="Arial" w:hAnsi="Arial" w:cs="Arial"/>
-          <w:b/>
-          <w:bCs/>
+        <w:t>O Senhor Desembargador SÉRGIO ROCHA – Relator.</w:t>
+      </w:r>
+    </w:p>
+    <w:p>
+      <w:pPr>
+        <w:spacing w:after="0" w:line="360" w:lineRule="auto"/>
+        <w:ind w:firstLine="2268"/>
+        <w:jc w:val="both"/>
+        <w:rPr>
+          <w:rFonts w:ascii="Arial" w:hAnsi="Arial" w:cs="Arial"/>
+          <w:sz w:val="28"/>
+          <w:szCs w:val="28"/>
+        </w:rPr>
+      </w:pPr>
+    </w:p>
+    <w:p>
+      <w:pPr>
+        <w:spacing w:after="0" w:line="360" w:lineRule="auto"/>
+        <w:ind w:firstLine="2268"/>
+        <w:jc w:val="both"/>
+        <w:rPr>
+          <w:rFonts w:ascii="Arial" w:hAnsi="Arial" w:cs="Arial"/>
+          <w:sz w:val="28"/>
+          <w:szCs w:val="28"/>
+        </w:rPr>
+      </w:pPr>
+      <w:commentRangeStart w:id="15"/>
+      <w:r>
+        <w:rPr>
+          <w:rFonts w:ascii="Arial" w:hAnsi="Arial" w:cs="Arial"/>
+          <w:sz w:val="28"/>
+          <w:szCs w:val="28"/>
+        </w:rPr>
+        <w:t xml:space="preserve">Ação ajuizada em </w:t>
+      </w:r>
+      <w:r>
+        <w:rPr>
+          <w:rFonts w:ascii="Arial" w:hAnsi="Arial" w:cs="Arial"/>
+          <w:sz w:val="28"/>
+          <w:szCs w:val="28"/>
+        </w:rPr>
+        <w:t xml:space="preserve">28</w:t>
+      </w:r>
+      <w:r>
+        <w:rPr>
+          <w:rFonts w:ascii="Arial" w:hAnsi="Arial" w:cs="Arial"/>
+          <w:sz w:val="28"/>
+          <w:szCs w:val="28"/>
+        </w:rPr>
+        <w:t xml:space="preserve">/</w:t>
+      </w:r>
+      <w:del w:id="1133" w:author="Assessor GDSXSR" w:date="2026-10-29T19:57:29Z">
+        <w:r>
+          <w:rPr>
+            <w:rFonts w:ascii="Arial" w:hAnsi="Arial" w:cs="Arial"/>
+            <w:sz w:val="28"/>
+            <w:szCs w:val="28"/>
+          </w:rPr>
+          <w:delText xml:space="preserve">3</w:delText>
+        </w:r>
+      </w:del>
+      <w:ins w:id="1134" w:author="Assessor GDSXSR" w:date="2026-10-29T19:57:29Z">
+        <w:r>
+          <w:rPr>
+            <w:rFonts w:ascii="Arial" w:hAnsi="Arial" w:cs="Arial"/>
+            <w:color w:val="808080"/>
+            <w:sz w:val="28"/>
+            <w:szCs w:val="28"/>
+          </w:rPr>
+          <w:t xml:space="preserve">03</w:t>
+        </w:r>
+      </w:ins>
+      <w:r>
+        <w:rPr>
+          <w:rFonts w:ascii="Arial" w:hAnsi="Arial" w:cs="Arial"/>
+          <w:sz w:val="28"/>
+          <w:szCs w:val="28"/>
+        </w:rPr>
+        <w:t xml:space="preserve">/</w:t>
+      </w:r>
+      <w:del w:id="1135" w:author="Assessor GDSXSR" w:date="2026-10-29T19:57:29Z">
+        <w:r>
+          <w:rPr>
+            <w:rFonts w:ascii="Arial" w:hAnsi="Arial" w:cs="Arial"/>
+            <w:sz w:val="28"/>
+            <w:szCs w:val="28"/>
+          </w:rPr>
+          <w:delText xml:space="preserve">2</w:delText>
+        </w:r>
+        <w:r>
+          <w:rPr>
+            <w:rFonts w:ascii="Arial" w:hAnsi="Arial" w:cs="Arial"/>
+            <w:sz w:val="28"/>
+            <w:szCs w:val="28"/>
+          </w:rPr>
+          <w:delText xml:space="preserve">5</w:delText>
+        </w:r>
+      </w:del>
+      <w:ins w:id="1136" w:author="Assessor GDSXSR" w:date="2026-10-29T19:57:29Z">
+        <w:r>
+          <w:rPr>
+            <w:rFonts w:ascii="Arial" w:hAnsi="Arial" w:cs="Arial"/>
+            <w:color w:val="808080"/>
+            <w:sz w:val="28"/>
+            <w:szCs w:val="28"/>
+          </w:rPr>
+          <w:t xml:space="preserve">2025</w:t>
+        </w:r>
+      </w:ins>
+      <w:r>
+        <w:rPr>
+          <w:rFonts w:ascii="Arial" w:hAnsi="Arial" w:cs="Arial"/>
+          <w:sz w:val="28"/>
+          <w:szCs w:val="28"/>
+        </w:rPr>
+        <w:t xml:space="preserve">. Sentença proferida em </w:t>
+      </w:r>
+      <w:del w:id="1137" w:author="Assessor GDSXSR" w:date="2026-10-29T19:57:29Z">
+        <w:r>
+          <w:rPr>
+            <w:rFonts w:ascii="Arial" w:hAnsi="Arial" w:cs="Arial"/>
+            <w:sz w:val="28"/>
+            <w:szCs w:val="28"/>
+          </w:rPr>
+          <w:delText xml:space="preserve">3</w:delText>
+        </w:r>
+      </w:del>
+      <w:ins w:id="1138" w:author="Assessor GDSXSR" w:date="2026-10-29T19:57:29Z">
+        <w:r>
+          <w:rPr>
+            <w:rFonts w:ascii="Arial" w:hAnsi="Arial" w:cs="Arial"/>
+            <w:color w:val="808080"/>
+            <w:sz w:val="28"/>
+            <w:szCs w:val="28"/>
+          </w:rPr>
+          <w:t xml:space="preserve">03</w:t>
+        </w:r>
+      </w:ins>
+      <w:r>
+        <w:rPr>
+          <w:rFonts w:ascii="Arial" w:hAnsi="Arial" w:cs="Arial"/>
+          <w:sz w:val="28"/>
+          <w:szCs w:val="28"/>
+        </w:rPr>
+        <w:t xml:space="preserve">/</w:t>
+      </w:r>
+      <w:del w:id="1139" w:author="Assessor GDSXSR" w:date="2026-10-29T19:57:29Z">
+        <w:r>
+          <w:rPr>
+            <w:rFonts w:ascii="Arial" w:hAnsi="Arial" w:cs="Arial"/>
+            <w:sz w:val="28"/>
+            <w:szCs w:val="28"/>
+          </w:rPr>
+          <w:delText xml:space="preserve">6</w:delText>
+        </w:r>
+      </w:del>
+      <w:ins w:id="1140" w:author="Assessor GDSXSR" w:date="2026-10-29T19:57:29Z">
+        <w:r>
+          <w:rPr>
+            <w:rFonts w:ascii="Arial" w:hAnsi="Arial" w:cs="Arial"/>
+            <w:color w:val="808080"/>
+            <w:sz w:val="28"/>
+            <w:szCs w:val="28"/>
+          </w:rPr>
+          <w:t xml:space="preserve">06</w:t>
+        </w:r>
+      </w:ins>
+      <w:r>
+        <w:rPr>
+          <w:rFonts w:ascii="Arial" w:hAnsi="Arial" w:cs="Arial"/>
+          <w:sz w:val="28"/>
+          <w:szCs w:val="28"/>
+        </w:rPr>
+        <w:t xml:space="preserve">/</w:t>
+      </w:r>
+      <w:del w:id="1141" w:author="Assessor GDSXSR" w:date="2026-10-29T19:57:29Z">
+        <w:r>
+          <w:rPr>
+            <w:rFonts w:ascii="Arial" w:hAnsi="Arial" w:cs="Arial"/>
+            <w:sz w:val="28"/>
+            <w:szCs w:val="28"/>
+          </w:rPr>
+          <w:delText xml:space="preserve">26</w:delText>
+        </w:r>
+      </w:del>
+      <w:ins w:id="1142" w:author="Assessor GDSXSR" w:date="2026-10-29T19:57:29Z">
+        <w:r>
+          <w:rPr>
+            <w:rFonts w:ascii="Arial" w:hAnsi="Arial" w:cs="Arial"/>
+            <w:color w:val="808080"/>
+            <w:sz w:val="28"/>
+            <w:szCs w:val="28"/>
+          </w:rPr>
+          <w:t xml:space="preserve">2026.</w:t>
+        </w:r>
+      </w:ins>
+      <w:r>
+        <w:rPr>
+          <w:rFonts w:ascii="Arial" w:hAnsi="Arial" w:cs="Arial"/>
           <w:sz w:val="28"/>
           <w:szCs w:val="28"/>
         </w:rPr>
         <w:t xml:space="preserve"> </w:t>
       </w:r>
-      <w:r>
-        <w:rPr>
-          <w:rFonts w:ascii="Arial" w:hAnsi="Arial" w:cs="Arial"/>
-          <w:sz w:val="28"/>
-          <w:szCs w:val="28"/>
-        </w:rPr>
-        <w:t xml:space="preserve">a distribuição do ônus da prova deve se dar de forma ordinária, não cabendo inversão</w:t>
-      </w:r>
-      <w:r>
-        <w:rPr>
-          <w:rFonts w:ascii="Arial" w:hAnsi="Arial" w:cs="Arial"/>
-          <w:sz w:val="28"/>
-          <w:szCs w:val="28"/>
-        </w:rPr>
-        <w:t xml:space="preserve">;</w:t>
-      </w:r>
-      <w:r>
-        <w:rPr>
-          <w:rFonts w:ascii="Arial" w:hAnsi="Arial" w:cs="Arial"/>
-          <w:sz w:val="28"/>
-          <w:szCs w:val="28"/>
-        </w:rPr>
-        <w:t xml:space="preserve"> </w:t>
-      </w:r>
-      <w:r>
-        <w:rPr>
-          <w:rFonts w:ascii="Arial" w:hAnsi="Arial" w:cs="Arial"/>
-          <w:b/>
-          <w:bCs/>
-          <w:sz w:val="28"/>
-          <w:szCs w:val="28"/>
-        </w:rPr>
-        <w:t xml:space="preserve">3)</w:t>
-      </w:r>
-      <w:r>
-        <w:rPr>
-          <w:rFonts w:ascii="Arial" w:hAnsi="Arial" w:cs="Arial"/>
-          <w:b/>
-          <w:bCs/>
-          <w:sz w:val="28"/>
-          <w:szCs w:val="28"/>
-        </w:rPr>
-        <w:t xml:space="preserve"> </w:t>
-      </w:r>
-      <w:r>
-        <w:rPr>
-          <w:rFonts w:ascii="Arial" w:hAnsi="Arial" w:cs="Arial"/>
-          <w:sz w:val="28"/>
-          <w:szCs w:val="28"/>
-        </w:rPr>
-        <w:t xml:space="preserve">demonstrou</w:t>
-      </w:r>
-      <w:r>
-        <w:rPr>
-          <w:rFonts w:ascii="Arial" w:hAnsi="Arial" w:cs="Arial"/>
-          <w:sz w:val="28"/>
-          <w:szCs w:val="28"/>
-        </w:rPr>
-        <w:t xml:space="preserve"> o fato constitutivo do direito “</w:t>
-      </w:r>
-      <w:r>
-        <w:rPr>
-          <w:rFonts w:ascii="Arial" w:hAnsi="Arial" w:cs="Arial"/>
-          <w:i/>
-          <w:iCs/>
-          <w:sz w:val="28"/>
-          <w:szCs w:val="28"/>
-        </w:rPr>
-        <w:t xml:space="preserve">acostando os instrumentos contratuais vigentes, o regulamento vinculante do plano, o demonstrativo detalhado da evolução da dívida e extratos analíticos de faturamento mês a mês com indicação precisa das coparticipações decorrentes de serviços assistenciais usufruídos</w:t>
-      </w:r>
-      <w:r>
-        <w:rPr>
-          <w:rFonts w:ascii="Arial" w:hAnsi="Arial" w:cs="Arial"/>
-          <w:sz w:val="28"/>
-          <w:szCs w:val="28"/>
-        </w:rPr>
-        <w:t xml:space="preserve">”</w:t>
-      </w:r>
-      <w:r>
-        <w:rPr>
-          <w:rFonts w:ascii="Arial" w:hAnsi="Arial" w:cs="Arial"/>
-          <w:sz w:val="28"/>
-          <w:szCs w:val="28"/>
-        </w:rPr>
-        <w:t xml:space="preserve">; </w:t>
-      </w:r>
-      <w:r>
-        <w:rPr>
-          <w:rFonts w:ascii="Arial" w:hAnsi="Arial" w:cs="Arial"/>
-          <w:b/>
-          <w:bCs/>
-          <w:sz w:val="28"/>
-          <w:szCs w:val="28"/>
-        </w:rPr>
-        <w:t xml:space="preserve">4)</w:t>
-      </w:r>
-      <w:r>
-        <w:rPr>
-          <w:rFonts w:ascii="Arial" w:hAnsi="Arial" w:cs="Arial"/>
-          <w:sz w:val="28"/>
-          <w:szCs w:val="28"/>
-        </w:rPr>
-        <w:t xml:space="preserve"> a devedora </w:t>
-      </w:r>
-      <w:r>
-        <w:rPr>
-          <w:rFonts w:ascii="Arial" w:hAnsi="Arial" w:cs="Arial"/>
-          <w:sz w:val="28"/>
-          <w:szCs w:val="28"/>
-        </w:rPr>
-        <w:t xml:space="preserve">não comprovou o adimplemento</w:t>
-      </w:r>
-      <w:r>
-        <w:rPr>
-          <w:rFonts w:ascii="Arial" w:hAnsi="Arial" w:cs="Arial"/>
-          <w:sz w:val="28"/>
-          <w:szCs w:val="28"/>
-        </w:rPr>
-        <w:t xml:space="preserve">; </w:t>
-      </w:r>
-      <w:r>
-        <w:rPr>
-          <w:rFonts w:ascii="Arial" w:hAnsi="Arial" w:cs="Arial"/>
-          <w:b/>
-          <w:bCs/>
-          <w:sz w:val="28"/>
-          <w:szCs w:val="28"/>
-        </w:rPr>
-        <w:t xml:space="preserve">5)</w:t>
-      </w:r>
-      <w:r>
-        <w:rPr>
-          <w:rFonts w:ascii="Arial" w:hAnsi="Arial" w:cs="Arial"/>
-          <w:sz w:val="28"/>
-          <w:szCs w:val="28"/>
-        </w:rPr>
-        <w:t xml:space="preserve"> </w:t>
-      </w:r>
-      <w:r>
-        <w:rPr>
-          <w:rFonts w:ascii="Arial" w:hAnsi="Arial" w:cs="Arial"/>
-          <w:sz w:val="28"/>
-          <w:szCs w:val="28"/>
-        </w:rPr>
-        <w:t xml:space="preserve">a carta de portabilidade não deu quitação expressa</w:t>
-      </w:r>
-      <w:r>
-        <w:rPr>
-          <w:rFonts w:ascii="Arial" w:hAnsi="Arial" w:cs="Arial"/>
-          <w:sz w:val="28"/>
-          <w:szCs w:val="28"/>
-        </w:rPr>
-        <w:t xml:space="preserve">,</w:t>
-      </w:r>
-      <w:r>
-        <w:rPr>
-          <w:rFonts w:ascii="Arial" w:hAnsi="Arial" w:cs="Arial"/>
-          <w:sz w:val="28"/>
-          <w:szCs w:val="28"/>
-        </w:rPr>
-        <w:t xml:space="preserve"> sendo clara quanto à situação de inadimplente da ré</w:t>
-      </w:r>
-      <w:r>
-        <w:rPr>
-          <w:rFonts w:ascii="Arial" w:hAnsi="Arial" w:cs="Arial"/>
-          <w:sz w:val="28"/>
-          <w:szCs w:val="28"/>
-        </w:rPr>
-        <w:t xml:space="preserve">;</w:t>
-      </w:r>
-      <w:r>
-        <w:rPr>
-          <w:rFonts w:ascii="Arial" w:hAnsi="Arial" w:cs="Arial"/>
-          <w:sz w:val="28"/>
-          <w:szCs w:val="28"/>
-        </w:rPr>
-        <w:t xml:space="preserve"> e</w:t>
-      </w:r>
-      <w:r>
-        <w:rPr>
-          <w:rFonts w:ascii="Arial" w:hAnsi="Arial" w:cs="Arial"/>
-          <w:sz w:val="28"/>
-          <w:szCs w:val="28"/>
-        </w:rPr>
-        <w:t xml:space="preserve"> </w:t>
-      </w:r>
-      <w:r>
-        <w:rPr>
-          <w:rFonts w:ascii="Arial" w:hAnsi="Arial" w:cs="Arial"/>
-          <w:b/>
-          <w:bCs/>
-          <w:sz w:val="28"/>
-          <w:szCs w:val="28"/>
-        </w:rPr>
-        <w:t xml:space="preserve">6)</w:t>
-      </w:r>
-      <w:r>
-        <w:rPr>
-          <w:rFonts w:ascii="Arial" w:hAnsi="Arial" w:cs="Arial"/>
-          <w:sz w:val="28"/>
-          <w:szCs w:val="28"/>
-        </w:rPr>
-        <w:t xml:space="preserve"> </w:t>
-      </w:r>
-      <w:r>
-        <w:rPr>
-          <w:rFonts w:ascii="Arial" w:hAnsi="Arial" w:cs="Arial"/>
-          <w:sz w:val="28"/>
-          <w:szCs w:val="28"/>
-        </w:rPr>
-        <w:t xml:space="preserve">não estão presentes circunstâncias </w:t>
-      </w:r>
-      <w:r>
-        <w:rPr>
-          <w:rFonts w:ascii="Arial" w:hAnsi="Arial" w:cs="Arial"/>
-          <w:sz w:val="28"/>
-          <w:szCs w:val="28"/>
-        </w:rPr>
-        <w:t xml:space="preserve">que caracterizem </w:t>
-      </w:r>
-      <w:r>
-        <w:rPr>
-          <w:rFonts w:ascii="Arial" w:hAnsi="Arial" w:cs="Arial"/>
-          <w:i/>
-          <w:iCs/>
-          <w:sz w:val="28"/>
-          <w:szCs w:val="28"/>
-        </w:rPr>
-        <w:t xml:space="preserve">supressio</w:t>
-      </w:r>
-      <w:r>
-        <w:rPr>
-          <w:rFonts w:ascii="Arial" w:hAnsi="Arial" w:cs="Arial"/>
-          <w:sz w:val="28"/>
-          <w:szCs w:val="28"/>
-        </w:rPr>
-        <w:t xml:space="preserve"> do seu direito de cobrar</w:t>
-      </w:r>
-      <w:r>
-        <w:rPr>
-          <w:rFonts w:ascii="Arial" w:hAnsi="Arial" w:cs="Arial"/>
-          <w:sz w:val="28"/>
-          <w:szCs w:val="28"/>
-        </w:rPr>
-        <w:t xml:space="preserve">, tampouco </w:t>
-      </w:r>
-      <w:r>
-        <w:rPr>
-          <w:rFonts w:ascii="Arial" w:hAnsi="Arial" w:cs="Arial"/>
-          <w:i/>
-          <w:iCs/>
-          <w:sz w:val="28"/>
-          <w:szCs w:val="28"/>
-        </w:rPr>
-        <w:t xml:space="preserve">venire contra factum proprium</w:t>
-      </w:r>
-      <w:del w:id="1108" w:author="Assessor GDSXSR" w:date="2026-10-29T00:08:22Z">
-        <w:r>
-          <w:rPr>
-            <w:rFonts w:ascii="Arial" w:hAnsi="Arial" w:cs="Arial"/>
-            <w:sz w:val="28"/>
-            <w:szCs w:val="28"/>
-          </w:rPr>
-          <w:delText xml:space="preserve"> (ID</w:delText>
-        </w:r>
-        <w:r>
-          <w:rPr>
-            <w:rFonts w:ascii="Arial" w:hAnsi="Arial" w:cs="Arial"/>
-            <w:sz w:val="28"/>
-            <w:szCs w:val="28"/>
-          </w:rPr>
-          <w:delText xml:space="preserve"> 85547286</w:delText>
-        </w:r>
-        <w:r>
-          <w:rPr>
-            <w:rFonts w:ascii="Arial" w:hAnsi="Arial" w:cs="Arial"/>
-            <w:sz w:val="28"/>
-            <w:szCs w:val="28"/>
-          </w:rPr>
-          <w:delText xml:space="preserve">)</w:delText>
-        </w:r>
-      </w:del>
+      <w:del w:id="1143" w:author="Assessor GDSXSR" w:date="2026-10-29T19:57:29Z">
+        <w:r>
+          <w:rPr>
+            <w:rFonts w:ascii="Arial" w:hAnsi="Arial" w:cs="Arial"/>
+            <w:sz w:val="28"/>
+            <w:szCs w:val="28"/>
+          </w:rPr>
+          <w:delText xml:space="preserve">e complementada por embargos</w:delText>
+        </w:r>
+      </w:del>
+      <w:ins w:id="1144" w:author="Assessor GDSXSR" w:date="2026-10-29T19:57:29Z">
+        <w:r>
+          <w:rPr>
+            <w:rFonts w:ascii="Arial" w:hAnsi="Arial" w:cs="Arial"/>
+            <w:color w:val="808080"/>
+            <w:sz w:val="28"/>
+            <w:szCs w:val="28"/>
+          </w:rPr>
+          <w:t xml:space="preserve">Embargos</w:t>
+        </w:r>
+      </w:ins>
+      <w:r>
+        <w:rPr>
+          <w:rFonts w:ascii="Arial" w:hAnsi="Arial" w:cs="Arial"/>
+          <w:sz w:val="28"/>
+          <w:szCs w:val="28"/>
+        </w:rPr>
+        <w:t xml:space="preserve"> de declaração </w:t>
+      </w:r>
+      <w:ins w:id="1145" w:author="Assessor GDSXSR" w:date="2026-10-29T19:57:29Z">
+        <w:r>
+          <w:rPr>
+            <w:rFonts w:ascii="Arial" w:hAnsi="Arial" w:cs="Arial"/>
+            <w:color w:val="808080"/>
+            <w:sz w:val="28"/>
+            <w:szCs w:val="28"/>
+          </w:rPr>
+          <w:t xml:space="preserve">rejeitados </w:t>
+        </w:r>
+      </w:ins>
+      <w:r>
+        <w:rPr>
+          <w:rFonts w:ascii="Arial" w:hAnsi="Arial" w:cs="Arial"/>
+          <w:sz w:val="28"/>
+          <w:szCs w:val="28"/>
+        </w:rPr>
+        <w:t xml:space="preserve">em </w:t>
+      </w:r>
+      <w:del w:id="1146" w:author="Assessor GDSXSR" w:date="2026-10-29T19:57:29Z">
+        <w:r>
+          <w:rPr>
+            <w:rFonts w:ascii="Arial" w:hAnsi="Arial" w:cs="Arial"/>
+            <w:sz w:val="28"/>
+            <w:szCs w:val="28"/>
+          </w:rPr>
+          <w:delText xml:space="preserve">8</w:delText>
+        </w:r>
+      </w:del>
+      <w:ins w:id="1147" w:author="Assessor GDSXSR" w:date="2026-10-29T19:57:29Z">
+        <w:r>
+          <w:rPr>
+            <w:rFonts w:ascii="Arial" w:hAnsi="Arial" w:cs="Arial"/>
+            <w:color w:val="808080"/>
+            <w:sz w:val="28"/>
+            <w:szCs w:val="28"/>
+          </w:rPr>
+          <w:t xml:space="preserve">08</w:t>
+        </w:r>
+      </w:ins>
+      <w:r>
+        <w:rPr>
+          <w:rFonts w:ascii="Arial" w:hAnsi="Arial" w:cs="Arial"/>
+          <w:sz w:val="28"/>
+          <w:szCs w:val="28"/>
+        </w:rPr>
+        <w:t xml:space="preserve">/</w:t>
+      </w:r>
+      <w:del w:id="1148" w:author="Assessor GDSXSR" w:date="2026-10-29T19:57:29Z">
+        <w:r>
+          <w:rPr>
+            <w:rFonts w:ascii="Arial" w:hAnsi="Arial" w:cs="Arial"/>
+            <w:sz w:val="28"/>
+            <w:szCs w:val="28"/>
+          </w:rPr>
+          <w:delText xml:space="preserve">7</w:delText>
+        </w:r>
+      </w:del>
+      <w:ins w:id="1149" w:author="Assessor GDSXSR" w:date="2026-10-29T19:57:29Z">
+        <w:r>
+          <w:rPr>
+            <w:rFonts w:ascii="Arial" w:hAnsi="Arial" w:cs="Arial"/>
+            <w:color w:val="808080"/>
+            <w:sz w:val="28"/>
+            <w:szCs w:val="28"/>
+          </w:rPr>
+          <w:t xml:space="preserve">07</w:t>
+        </w:r>
+      </w:ins>
+      <w:r>
+        <w:rPr>
+          <w:rFonts w:ascii="Arial" w:hAnsi="Arial" w:cs="Arial"/>
+          <w:sz w:val="28"/>
+          <w:szCs w:val="28"/>
+        </w:rPr>
+        <w:t xml:space="preserve">/</w:t>
+      </w:r>
+      <w:del w:id="1150" w:author="Assessor GDSXSR" w:date="2026-10-29T19:57:29Z">
+        <w:r>
+          <w:rPr>
+            <w:rFonts w:ascii="Arial" w:hAnsi="Arial" w:cs="Arial"/>
+            <w:sz w:val="28"/>
+            <w:szCs w:val="28"/>
+          </w:rPr>
+          <w:delText xml:space="preserve">26</w:delText>
+        </w:r>
+      </w:del>
+      <w:ins w:id="1151" w:author="Assessor GDSXSR" w:date="2026-10-29T19:57:29Z">
+        <w:r>
+          <w:rPr>
+            <w:rFonts w:ascii="Arial" w:hAnsi="Arial" w:cs="Arial"/>
+            <w:color w:val="808080"/>
+            <w:sz w:val="28"/>
+            <w:szCs w:val="28"/>
+          </w:rPr>
+          <w:t xml:space="preserve">2026</w:t>
+        </w:r>
+      </w:ins>
+      <w:r>
+        <w:rPr>
+          <w:rFonts w:ascii="Arial" w:hAnsi="Arial" w:cs="Arial"/>
+          <w:sz w:val="28"/>
+          <w:szCs w:val="28"/>
+        </w:rPr>
+        <w:t xml:space="preserve">. </w:t>
+      </w:r>
+      <w:r>
+        <w:rPr>
+          <w:rFonts w:ascii="Arial" w:hAnsi="Arial" w:cs="Arial"/>
+          <w:sz w:val="28"/>
+          <w:szCs w:val="28"/>
+        </w:rPr>
+        <w:t xml:space="preserve">Apelo</w:t>
+      </w:r>
+      <w:r>
+        <w:rPr>
+          <w:rFonts w:ascii="Arial" w:hAnsi="Arial" w:cs="Arial"/>
+          <w:sz w:val="28"/>
+          <w:szCs w:val="28"/>
+        </w:rPr>
+        <w:t xml:space="preserve"> interposto em </w:t>
+      </w:r>
+      <w:r>
+        <w:rPr>
+          <w:rFonts w:ascii="Arial" w:hAnsi="Arial" w:cs="Arial"/>
+          <w:sz w:val="28"/>
+          <w:szCs w:val="28"/>
+        </w:rPr>
+        <w:t xml:space="preserve">30/</w:t>
+      </w:r>
+      <w:del w:id="1152" w:author="Assessor GDSXSR" w:date="2026-10-29T19:57:29Z">
+        <w:r>
+          <w:rPr>
+            <w:rFonts w:ascii="Arial" w:hAnsi="Arial" w:cs="Arial"/>
+            <w:sz w:val="28"/>
+            <w:szCs w:val="28"/>
+          </w:rPr>
+          <w:delText xml:space="preserve">7</w:delText>
+        </w:r>
+      </w:del>
+      <w:ins w:id="1153" w:author="Assessor GDSXSR" w:date="2026-10-29T19:57:29Z">
+        <w:r>
+          <w:rPr>
+            <w:rFonts w:ascii="Arial" w:hAnsi="Arial" w:cs="Arial"/>
+            <w:color w:val="808080"/>
+            <w:sz w:val="28"/>
+            <w:szCs w:val="28"/>
+          </w:rPr>
+          <w:t xml:space="preserve">07</w:t>
+        </w:r>
+      </w:ins>
+      <w:r>
+        <w:rPr>
+          <w:rFonts w:ascii="Arial" w:hAnsi="Arial" w:cs="Arial"/>
+          <w:sz w:val="28"/>
+          <w:szCs w:val="28"/>
+        </w:rPr>
+        <w:t xml:space="preserve">/</w:t>
+      </w:r>
+      <w:del w:id="1154" w:author="Assessor GDSXSR" w:date="2026-10-29T19:57:29Z">
+        <w:r>
+          <w:rPr>
+            <w:rFonts w:ascii="Arial" w:hAnsi="Arial" w:cs="Arial"/>
+            <w:sz w:val="28"/>
+            <w:szCs w:val="28"/>
+          </w:rPr>
+          <w:delText xml:space="preserve">26</w:delText>
+        </w:r>
+      </w:del>
+      <w:ins w:id="1155" w:author="Assessor GDSXSR" w:date="2026-10-29T19:57:29Z">
+        <w:r>
+          <w:rPr>
+            <w:rFonts w:ascii="Arial" w:hAnsi="Arial" w:cs="Arial"/>
+            <w:color w:val="808080"/>
+            <w:sz w:val="28"/>
+            <w:szCs w:val="28"/>
+          </w:rPr>
+          <w:t xml:space="preserve">2026</w:t>
+        </w:r>
+      </w:ins>
+      <w:r>
+        <w:rPr>
+          <w:rFonts w:ascii="Arial" w:hAnsi="Arial" w:cs="Arial"/>
+          <w:sz w:val="28"/>
+          <w:szCs w:val="28"/>
+        </w:rPr>
+        <w:t xml:space="preserve">. Valor da causa: R$ </w:t>
+      </w:r>
+      <w:r>
+        <w:rPr>
+          <w:rFonts w:ascii="Arial" w:hAnsi="Arial" w:cs="Arial"/>
+          <w:sz w:val="28"/>
+          <w:szCs w:val="28"/>
+        </w:rPr>
+        <w:t xml:space="preserve">23.548,08</w:t>
+      </w:r>
       <w:r>
         <w:rPr>
           <w:rFonts w:ascii="Arial" w:hAnsi="Arial" w:cs="Arial"/>
@@ -5474,574 +6344,12 @@
         </w:rPr>
         <w:t xml:space="preserve">.</w:t>
       </w:r>
-      <w:commentRangeEnd w:id="13"/>
+      <w:commentRangeEnd w:id="15"/>
       <w:r>
         <w:rPr>
           <w:rStyle w:val="CommentReference"/>
         </w:rPr>
-        <w:commentReference w:id="13"/>
-      </w:r>
-    </w:p>
-    <w:p>
-      <w:pPr>
-        <w:spacing w:after="0" w:line="360" w:lineRule="auto"/>
-        <w:ind w:firstLine="2268"/>
-        <w:jc w:val="both"/>
-        <w:rPr>
-          <w:rFonts w:ascii="Arial" w:hAnsi="Arial" w:cs="Arial"/>
-          <w:sz w:val="28"/>
-          <w:szCs w:val="28"/>
-        </w:rPr>
-      </w:pPr>
-    </w:p>
-    <w:p>
-      <w:pPr>
-        <w:spacing w:after="0" w:line="360" w:lineRule="auto"/>
-        <w:ind w:firstLine="2268"/>
-        <w:jc w:val="both"/>
-        <w:rPr>
-          <w:rFonts w:ascii="Arial" w:hAnsi="Arial" w:cs="Arial"/>
-          <w:sz w:val="28"/>
-          <w:szCs w:val="28"/>
-        </w:rPr>
-      </w:pPr>
-      <w:r>
-        <w:rPr>
-          <w:rFonts w:ascii="Arial" w:hAnsi="Arial" w:cs="Arial"/>
-          <w:sz w:val="28"/>
-          <w:szCs w:val="28"/>
-        </w:rPr>
-        <w:t>É o relatório.</w:t>
-      </w:r>
-    </w:p>
-    <w:p>
-      <w:pPr>
-        <w:spacing w:after="0" w:line="360" w:lineRule="auto"/>
-        <w:ind w:firstLine="2268"/>
-        <w:jc w:val="both"/>
-        <w:rPr>
-          <w:rFonts w:ascii="Arial" w:hAnsi="Arial" w:cs="Arial"/>
-          <w:sz w:val="28"/>
-          <w:szCs w:val="28"/>
-        </w:rPr>
-      </w:pPr>
-    </w:p>
-    <w:p>
-      <w:pPr>
-        <w:rPr>
-          <w:rFonts w:ascii="Arial" w:hAnsi="Arial" w:cs="Arial"/>
-          <w:sz w:val="28"/>
-          <w:szCs w:val="28"/>
-        </w:rPr>
-      </w:pPr>
-      <w:r>
-        <w:rPr>
-          <w:rFonts w:ascii="Arial" w:hAnsi="Arial" w:cs="Arial"/>
-          <w:sz w:val="28"/>
-          <w:szCs w:val="28"/>
-        </w:rPr>
-        <w:br w:type="page"/>
-      </w:r>
-    </w:p>
-    <w:p>
-      <w:pPr>
-        <w:spacing w:after="0" w:line="360" w:lineRule="auto"/>
-        <w:jc w:val="center"/>
-        <w:rPr>
-          <w:rFonts w:ascii="Arial" w:hAnsi="Arial" w:cs="Arial"/>
-          <w:b/>
-          <w:bCs/>
-          <w:sz w:val="28"/>
-          <w:szCs w:val="28"/>
-        </w:rPr>
-      </w:pPr>
-      <w:r>
-        <w:rPr>
-          <w:rFonts w:ascii="Arial" w:hAnsi="Arial" w:cs="Arial"/>
-          <w:b/>
-          <w:bCs/>
-          <w:sz w:val="28"/>
-          <w:szCs w:val="28"/>
-        </w:rPr>
-        <w:lastRenderedPageBreak/>
-        <w:t>VOTO</w:t>
-      </w:r>
-    </w:p>
-    <w:p>
-      <w:pPr>
-        <w:spacing w:after="0" w:line="360" w:lineRule="auto"/>
-        <w:ind w:firstLine="2268"/>
-        <w:jc w:val="both"/>
-        <w:rPr>
-          <w:rFonts w:ascii="Arial" w:hAnsi="Arial" w:cs="Arial"/>
-          <w:sz w:val="28"/>
-          <w:szCs w:val="28"/>
-        </w:rPr>
-      </w:pPr>
-    </w:p>
-    <w:p>
-      <w:pPr>
-        <w:spacing w:after="0" w:line="360" w:lineRule="auto"/>
-        <w:jc w:val="both"/>
-        <w:rPr>
-          <w:rFonts w:ascii="Arial" w:hAnsi="Arial" w:cs="Arial"/>
-          <w:b/>
-          <w:bCs/>
-          <w:sz w:val="28"/>
-          <w:szCs w:val="28"/>
-        </w:rPr>
-      </w:pPr>
-      <w:r>
-        <w:rPr>
-          <w:rFonts w:ascii="Arial" w:hAnsi="Arial" w:cs="Arial"/>
-          <w:b/>
-          <w:bCs/>
-          <w:sz w:val="28"/>
-          <w:szCs w:val="28"/>
-        </w:rPr>
-        <w:t>O Senhor Desembargador SÉRGIO ROCHA – Relator.</w:t>
-      </w:r>
-    </w:p>
-    <w:p>
-      <w:pPr>
-        <w:spacing w:after="0" w:line="360" w:lineRule="auto"/>
-        <w:ind w:firstLine="2268"/>
-        <w:jc w:val="both"/>
-        <w:rPr>
-          <w:rFonts w:ascii="Arial" w:hAnsi="Arial" w:cs="Arial"/>
-          <w:sz w:val="28"/>
-          <w:szCs w:val="28"/>
-        </w:rPr>
-      </w:pPr>
-    </w:p>
-    <w:p>
-      <w:pPr>
-        <w:spacing w:after="0" w:line="360" w:lineRule="auto"/>
-        <w:ind w:firstLine="2268"/>
-        <w:jc w:val="both"/>
-        <w:rPr>
-          <w:rFonts w:ascii="Arial" w:hAnsi="Arial" w:cs="Arial"/>
-          <w:sz w:val="28"/>
-          <w:szCs w:val="28"/>
-        </w:rPr>
-      </w:pPr>
-      <w:commentRangeStart w:id="14"/>
-      <w:r>
-        <w:rPr>
-          <w:rFonts w:ascii="Arial" w:hAnsi="Arial" w:cs="Arial"/>
-          <w:sz w:val="28"/>
-          <w:szCs w:val="28"/>
-        </w:rPr>
-        <w:t xml:space="preserve">Ação ajuizada em </w:t>
-      </w:r>
-      <w:r>
-        <w:rPr>
-          <w:rFonts w:ascii="Arial" w:hAnsi="Arial" w:cs="Arial"/>
-          <w:sz w:val="28"/>
-          <w:szCs w:val="28"/>
-        </w:rPr>
-        <w:t xml:space="preserve">28</w:t>
-      </w:r>
-      <w:r>
-        <w:rPr>
-          <w:rFonts w:ascii="Arial" w:hAnsi="Arial" w:cs="Arial"/>
-          <w:sz w:val="28"/>
-          <w:szCs w:val="28"/>
-        </w:rPr>
-        <w:t xml:space="preserve">/</w:t>
-      </w:r>
-      <w:del w:id="1109" w:author="Assessor GDSXSR" w:date="2026-10-29T00:08:22Z">
-        <w:r>
-          <w:rPr>
-            <w:rFonts w:ascii="Arial" w:hAnsi="Arial" w:cs="Arial"/>
-            <w:sz w:val="28"/>
-            <w:szCs w:val="28"/>
-          </w:rPr>
-          <w:delText xml:space="preserve">3</w:delText>
-        </w:r>
-      </w:del>
-      <w:ins w:id="1110" w:author="Assessor GDSXSR" w:date="2026-10-29T00:08:22Z">
-        <w:r>
-          <w:rPr>
-            <w:rFonts w:ascii="Arial" w:hAnsi="Arial" w:cs="Arial"/>
-            <w:color w:val="808080"/>
-            <w:sz w:val="28"/>
-            <w:szCs w:val="28"/>
-          </w:rPr>
-          <w:t xml:space="preserve">03</w:t>
-        </w:r>
-      </w:ins>
-      <w:r>
-        <w:rPr>
-          <w:rFonts w:ascii="Arial" w:hAnsi="Arial" w:cs="Arial"/>
-          <w:sz w:val="28"/>
-          <w:szCs w:val="28"/>
-        </w:rPr>
-        <w:t xml:space="preserve">/</w:t>
-      </w:r>
-      <w:del w:id="1111" w:author="Assessor GDSXSR" w:date="2026-10-29T00:08:22Z">
-        <w:r>
-          <w:rPr>
-            <w:rFonts w:ascii="Arial" w:hAnsi="Arial" w:cs="Arial"/>
-            <w:sz w:val="28"/>
-            <w:szCs w:val="28"/>
-          </w:rPr>
-          <w:delText xml:space="preserve">2</w:delText>
-        </w:r>
-        <w:r>
-          <w:rPr>
-            <w:rFonts w:ascii="Arial" w:hAnsi="Arial" w:cs="Arial"/>
-            <w:sz w:val="28"/>
-            <w:szCs w:val="28"/>
-          </w:rPr>
-          <w:delText xml:space="preserve">5</w:delText>
-        </w:r>
-      </w:del>
-      <w:ins w:id="1112" w:author="Assessor GDSXSR" w:date="2026-10-29T00:08:22Z">
-        <w:r>
-          <w:rPr>
-            <w:rFonts w:ascii="Arial" w:hAnsi="Arial" w:cs="Arial"/>
-            <w:color w:val="808080"/>
-            <w:sz w:val="28"/>
-            <w:szCs w:val="28"/>
-          </w:rPr>
-          <w:t xml:space="preserve">2025</w:t>
-        </w:r>
-      </w:ins>
-      <w:r>
-        <w:rPr>
-          <w:rFonts w:ascii="Arial" w:hAnsi="Arial" w:cs="Arial"/>
-          <w:sz w:val="28"/>
-          <w:szCs w:val="28"/>
-        </w:rPr>
-        <w:t xml:space="preserve">. Sentença proferida em </w:t>
-      </w:r>
-      <w:del w:id="1113" w:author="Assessor GDSXSR" w:date="2026-10-29T00:08:22Z">
-        <w:r>
-          <w:rPr>
-            <w:rFonts w:ascii="Arial" w:hAnsi="Arial" w:cs="Arial"/>
-            <w:sz w:val="28"/>
-            <w:szCs w:val="28"/>
-          </w:rPr>
-          <w:delText xml:space="preserve">3</w:delText>
-        </w:r>
-      </w:del>
-      <w:ins w:id="1114" w:author="Assessor GDSXSR" w:date="2026-10-29T00:08:22Z">
-        <w:r>
-          <w:rPr>
-            <w:rFonts w:ascii="Arial" w:hAnsi="Arial" w:cs="Arial"/>
-            <w:color w:val="808080"/>
-            <w:sz w:val="28"/>
-            <w:szCs w:val="28"/>
-          </w:rPr>
-          <w:t xml:space="preserve">03</w:t>
-        </w:r>
-      </w:ins>
-      <w:r>
-        <w:rPr>
-          <w:rFonts w:ascii="Arial" w:hAnsi="Arial" w:cs="Arial"/>
-          <w:sz w:val="28"/>
-          <w:szCs w:val="28"/>
-        </w:rPr>
-        <w:t xml:space="preserve">/</w:t>
-      </w:r>
-      <w:del w:id="1115" w:author="Assessor GDSXSR" w:date="2026-10-29T00:08:22Z">
-        <w:r>
-          <w:rPr>
-            <w:rFonts w:ascii="Arial" w:hAnsi="Arial" w:cs="Arial"/>
-            <w:sz w:val="28"/>
-            <w:szCs w:val="28"/>
-          </w:rPr>
-          <w:delText xml:space="preserve">6</w:delText>
-        </w:r>
-      </w:del>
-      <w:ins w:id="1116" w:author="Assessor GDSXSR" w:date="2026-10-29T00:08:22Z">
-        <w:r>
-          <w:rPr>
-            <w:rFonts w:ascii="Arial" w:hAnsi="Arial" w:cs="Arial"/>
-            <w:color w:val="808080"/>
-            <w:sz w:val="28"/>
-            <w:szCs w:val="28"/>
-          </w:rPr>
-          <w:t xml:space="preserve">06</w:t>
-        </w:r>
-      </w:ins>
-      <w:r>
-        <w:rPr>
-          <w:rFonts w:ascii="Arial" w:hAnsi="Arial" w:cs="Arial"/>
-          <w:sz w:val="28"/>
-          <w:szCs w:val="28"/>
-        </w:rPr>
-        <w:t xml:space="preserve">/</w:t>
-      </w:r>
-      <w:del w:id="1117" w:author="Assessor GDSXSR" w:date="2026-10-29T00:08:22Z">
-        <w:r>
-          <w:rPr>
-            <w:rFonts w:ascii="Arial" w:hAnsi="Arial" w:cs="Arial"/>
-            <w:sz w:val="28"/>
-            <w:szCs w:val="28"/>
-          </w:rPr>
-          <w:delText xml:space="preserve">26</w:delText>
-        </w:r>
-      </w:del>
-      <w:ins w:id="1118" w:author="Assessor GDSXSR" w:date="2026-10-29T00:08:22Z">
-        <w:r>
-          <w:rPr>
-            <w:rFonts w:ascii="Arial" w:hAnsi="Arial" w:cs="Arial"/>
-            <w:color w:val="808080"/>
-            <w:sz w:val="28"/>
-            <w:szCs w:val="28"/>
-          </w:rPr>
-          <w:t xml:space="preserve">2026.</w:t>
-        </w:r>
-      </w:ins>
-      <w:r>
-        <w:rPr>
-          <w:rFonts w:ascii="Arial" w:hAnsi="Arial" w:cs="Arial"/>
-          <w:sz w:val="28"/>
-          <w:szCs w:val="28"/>
-        </w:rPr>
-        <w:t xml:space="preserve"> </w:t>
-      </w:r>
-      <w:del w:id="1119" w:author="Assessor GDSXSR" w:date="2026-10-29T00:08:22Z">
-        <w:r>
-          <w:rPr>
-            <w:rFonts w:ascii="Arial" w:hAnsi="Arial" w:cs="Arial"/>
-            <w:sz w:val="28"/>
-            <w:szCs w:val="28"/>
-          </w:rPr>
-          <w:delText xml:space="preserve">e complementada por embargos</w:delText>
-        </w:r>
-      </w:del>
-      <w:ins w:id="1120" w:author="Assessor GDSXSR" w:date="2026-10-29T00:08:22Z">
-        <w:r>
-          <w:rPr>
-            <w:rFonts w:ascii="Arial" w:hAnsi="Arial" w:cs="Arial"/>
-            <w:color w:val="808080"/>
-            <w:sz w:val="28"/>
-            <w:szCs w:val="28"/>
-          </w:rPr>
-          <w:t xml:space="preserve">Embargos</w:t>
-        </w:r>
-      </w:ins>
-      <w:r>
-        <w:rPr>
-          <w:rFonts w:ascii="Arial" w:hAnsi="Arial" w:cs="Arial"/>
-          <w:sz w:val="28"/>
-          <w:szCs w:val="28"/>
-        </w:rPr>
-        <w:t xml:space="preserve"> de declaração </w:t>
-      </w:r>
-      <w:ins w:id="1121" w:author="Assessor GDSXSR" w:date="2026-10-29T00:08:22Z">
-        <w:r>
-          <w:rPr>
-            <w:rFonts w:ascii="Arial" w:hAnsi="Arial" w:cs="Arial"/>
-            <w:color w:val="808080"/>
-            <w:sz w:val="28"/>
-            <w:szCs w:val="28"/>
-          </w:rPr>
-          <w:t xml:space="preserve">rejeitados </w:t>
-        </w:r>
-      </w:ins>
-      <w:r>
-        <w:rPr>
-          <w:rFonts w:ascii="Arial" w:hAnsi="Arial" w:cs="Arial"/>
-          <w:sz w:val="28"/>
-          <w:szCs w:val="28"/>
-        </w:rPr>
-        <w:t xml:space="preserve">em </w:t>
-      </w:r>
-      <w:del w:id="1122" w:author="Assessor GDSXSR" w:date="2026-10-29T00:08:22Z">
-        <w:r>
-          <w:rPr>
-            <w:rFonts w:ascii="Arial" w:hAnsi="Arial" w:cs="Arial"/>
-            <w:sz w:val="28"/>
-            <w:szCs w:val="28"/>
-          </w:rPr>
-          <w:delText xml:space="preserve">8</w:delText>
-        </w:r>
-      </w:del>
-      <w:ins w:id="1123" w:author="Assessor GDSXSR" w:date="2026-10-29T00:08:22Z">
-        <w:r>
-          <w:rPr>
-            <w:rFonts w:ascii="Arial" w:hAnsi="Arial" w:cs="Arial"/>
-            <w:color w:val="808080"/>
-            <w:sz w:val="28"/>
-            <w:szCs w:val="28"/>
-          </w:rPr>
-          <w:t xml:space="preserve">08</w:t>
-        </w:r>
-      </w:ins>
-      <w:r>
-        <w:rPr>
-          <w:rFonts w:ascii="Arial" w:hAnsi="Arial" w:cs="Arial"/>
-          <w:sz w:val="28"/>
-          <w:szCs w:val="28"/>
-        </w:rPr>
-        <w:t xml:space="preserve">/</w:t>
-      </w:r>
-      <w:del w:id="1124" w:author="Assessor GDSXSR" w:date="2026-10-29T00:08:22Z">
-        <w:r>
-          <w:rPr>
-            <w:rFonts w:ascii="Arial" w:hAnsi="Arial" w:cs="Arial"/>
-            <w:sz w:val="28"/>
-            <w:szCs w:val="28"/>
-          </w:rPr>
-          <w:delText xml:space="preserve">7</w:delText>
-        </w:r>
-      </w:del>
-      <w:ins w:id="1125" w:author="Assessor GDSXSR" w:date="2026-10-29T00:08:22Z">
-        <w:r>
-          <w:rPr>
-            <w:rFonts w:ascii="Arial" w:hAnsi="Arial" w:cs="Arial"/>
-            <w:color w:val="808080"/>
-            <w:sz w:val="28"/>
-            <w:szCs w:val="28"/>
-          </w:rPr>
-          <w:t xml:space="preserve">07</w:t>
-        </w:r>
-      </w:ins>
-      <w:r>
-        <w:rPr>
-          <w:rFonts w:ascii="Arial" w:hAnsi="Arial" w:cs="Arial"/>
-          <w:sz w:val="28"/>
-          <w:szCs w:val="28"/>
-        </w:rPr>
-        <w:t xml:space="preserve">/</w:t>
-      </w:r>
-      <w:del w:id="1126" w:author="Assessor GDSXSR" w:date="2026-10-29T00:08:22Z">
-        <w:r>
-          <w:rPr>
-            <w:rFonts w:ascii="Arial" w:hAnsi="Arial" w:cs="Arial"/>
-            <w:sz w:val="28"/>
-            <w:szCs w:val="28"/>
-          </w:rPr>
-          <w:delText xml:space="preserve">26</w:delText>
-        </w:r>
-      </w:del>
-      <w:ins w:id="1127" w:author="Assessor GDSXSR" w:date="2026-10-29T00:08:22Z">
-        <w:r>
-          <w:rPr>
-            <w:rFonts w:ascii="Arial" w:hAnsi="Arial" w:cs="Arial"/>
-            <w:color w:val="808080"/>
-            <w:sz w:val="28"/>
-            <w:szCs w:val="28"/>
-          </w:rPr>
-          <w:t xml:space="preserve">2026</w:t>
-        </w:r>
-      </w:ins>
-      <w:r>
-        <w:rPr>
-          <w:rFonts w:ascii="Arial" w:hAnsi="Arial" w:cs="Arial"/>
-          <w:sz w:val="28"/>
-          <w:szCs w:val="28"/>
-        </w:rPr>
-        <w:t xml:space="preserve">. </w:t>
-      </w:r>
-      <w:r>
-        <w:rPr>
-          <w:rFonts w:ascii="Arial" w:hAnsi="Arial" w:cs="Arial"/>
-          <w:sz w:val="28"/>
-          <w:szCs w:val="28"/>
-        </w:rPr>
-        <w:t xml:space="preserve">Apelo</w:t>
-      </w:r>
-      <w:r>
-        <w:rPr>
-          <w:rFonts w:ascii="Arial" w:hAnsi="Arial" w:cs="Arial"/>
-          <w:sz w:val="28"/>
-          <w:szCs w:val="28"/>
-        </w:rPr>
-        <w:t xml:space="preserve"> interposto em </w:t>
-      </w:r>
-      <w:r>
-        <w:rPr>
-          <w:rFonts w:ascii="Arial" w:hAnsi="Arial" w:cs="Arial"/>
-          <w:sz w:val="28"/>
-          <w:szCs w:val="28"/>
-        </w:rPr>
-        <w:t xml:space="preserve">30/</w:t>
-      </w:r>
-      <w:del w:id="1128" w:author="Assessor GDSXSR" w:date="2026-10-29T00:08:22Z">
-        <w:r>
-          <w:rPr>
-            <w:rFonts w:ascii="Arial" w:hAnsi="Arial" w:cs="Arial"/>
-            <w:sz w:val="28"/>
-            <w:szCs w:val="28"/>
-          </w:rPr>
-          <w:delText xml:space="preserve">7</w:delText>
-        </w:r>
-      </w:del>
-      <w:ins w:id="1129" w:author="Assessor GDSXSR" w:date="2026-10-29T00:08:22Z">
-        <w:r>
-          <w:rPr>
-            <w:rFonts w:ascii="Arial" w:hAnsi="Arial" w:cs="Arial"/>
-            <w:color w:val="808080"/>
-            <w:sz w:val="28"/>
-            <w:szCs w:val="28"/>
-          </w:rPr>
-          <w:t xml:space="preserve">07</w:t>
-        </w:r>
-      </w:ins>
-      <w:r>
-        <w:rPr>
-          <w:rFonts w:ascii="Arial" w:hAnsi="Arial" w:cs="Arial"/>
-          <w:sz w:val="28"/>
-          <w:szCs w:val="28"/>
-        </w:rPr>
-        <w:t xml:space="preserve">/</w:t>
-      </w:r>
-      <w:del w:id="1130" w:author="Assessor GDSXSR" w:date="2026-10-29T00:08:22Z">
-        <w:r>
-          <w:rPr>
-            <w:rFonts w:ascii="Arial" w:hAnsi="Arial" w:cs="Arial"/>
-            <w:sz w:val="28"/>
-            <w:szCs w:val="28"/>
-          </w:rPr>
-          <w:delText xml:space="preserve">26</w:delText>
-        </w:r>
-      </w:del>
-      <w:ins w:id="1131" w:author="Assessor GDSXSR" w:date="2026-10-29T00:08:22Z">
-        <w:r>
-          <w:rPr>
-            <w:rFonts w:ascii="Arial" w:hAnsi="Arial" w:cs="Arial"/>
-            <w:color w:val="808080"/>
-            <w:sz w:val="28"/>
-            <w:szCs w:val="28"/>
-          </w:rPr>
-          <w:t xml:space="preserve">2026</w:t>
-        </w:r>
-      </w:ins>
-      <w:r>
-        <w:rPr>
-          <w:rFonts w:ascii="Arial" w:hAnsi="Arial" w:cs="Arial"/>
-          <w:sz w:val="28"/>
-          <w:szCs w:val="28"/>
-        </w:rPr>
-        <w:t xml:space="preserve">. Valor da causa: R$ </w:t>
-      </w:r>
-      <w:r>
-        <w:rPr>
-          <w:rFonts w:ascii="Arial" w:hAnsi="Arial" w:cs="Arial"/>
-          <w:sz w:val="28"/>
-          <w:szCs w:val="28"/>
-        </w:rPr>
-        <w:t xml:space="preserve">23.548,08</w:t>
-      </w:r>
-      <w:r>
-        <w:rPr>
-          <w:rFonts w:ascii="Arial" w:hAnsi="Arial" w:cs="Arial"/>
-          <w:sz w:val="28"/>
-          <w:szCs w:val="28"/>
-        </w:rPr>
-        <w:t xml:space="preserve">.</w:t>
-      </w:r>
-      <w:commentRangeEnd w:id="14"/>
-      <w:r>
-        <w:rPr>
-          <w:rStyle w:val="CommentReference"/>
-        </w:rPr>
-        <w:commentReference w:id="14"/>
+        <w:commentReference w:id="15"/>
       </w:r>
     </w:p>
     <w:p>
@@ -6202,7 +6510,7 @@
           <w:szCs w:val="28"/>
         </w:rPr>
       </w:pPr>
-      <w:ins w:id="1132" w:author="Assessor GDSXSR" w:date="2026-10-29T00:08:22Z">
+      <w:ins w:id="1156" w:author="Assessor GDSXSR" w:date="2026-10-29T19:57:29Z">
         <w:r>
           <w:rPr>
             <w:rFonts w:ascii="Arial" w:hAnsi="Arial" w:cs="Arial"/>
@@ -6214,14 +6522,14 @@
           <w:t xml:space="preserve">DA MANUTENÇÃO DA CONDENAÇÃO DIANTE </w:t>
         </w:r>
       </w:ins>
-      <w:commentRangeStart w:id="15"/>
+      <w:commentRangeStart w:id="16"/>
       <w:r>
         <w:rPr>
           <w:rFonts w:ascii="Arial" w:hAnsi="Arial" w:cs="Arial"/>
           <w:sz w:val="28"/>
           <w:szCs w:val="28"/>
           <w:highlight w:val="yellow"/>
-          <w:rPrChange w:id="1141" w:author="Assessor GDSXSR" w:date="2026-10-29T00:08:22Z">
+          <w:rPrChange w:id="1165" w:author="Assessor GDSXSR" w:date="2026-10-29T19:57:29Z">
             <w:rPr>
               <w:rFonts w:ascii="Arial" w:hAnsi="Arial" w:cs="Arial"/>
               <w:sz w:val="28"/>
@@ -6237,7 +6545,7 @@
           <w:sz w:val="28"/>
           <w:szCs w:val="28"/>
           <w:highlight w:val="yellow"/>
-          <w:rPrChange w:id="1142" w:author="Assessor GDSXSR" w:date="2026-10-29T00:08:22Z">
+          <w:rPrChange w:id="1166" w:author="Assessor GDSXSR" w:date="2026-10-29T19:57:29Z">
             <w:rPr>
               <w:rFonts w:ascii="Arial" w:hAnsi="Arial" w:cs="Arial"/>
               <w:sz w:val="28"/>
@@ -6247,7 +6555,7 @@
         </w:rPr>
         <w:t xml:space="preserve">AUSÊNCIA DE PROVA </w:t>
       </w:r>
-      <w:del w:id="1133" w:author="Assessor GDSXSR" w:date="2026-10-29T00:08:22Z">
+      <w:del w:id="1157" w:author="Assessor GDSXSR" w:date="2026-10-29T19:57:29Z">
         <w:r>
           <w:rPr>
             <w:rFonts w:ascii="Arial" w:hAnsi="Arial" w:cs="Arial"/>
@@ -6257,7 +6565,7 @@
           <w:delText xml:space="preserve">DO</w:delText>
         </w:r>
       </w:del>
-      <w:ins w:id="1134" w:author="Assessor GDSXSR" w:date="2026-10-29T00:08:22Z">
+      <w:ins w:id="1158" w:author="Assessor GDSXSR" w:date="2026-10-29T19:57:29Z">
         <w:r>
           <w:rPr>
             <w:rFonts w:ascii="Arial" w:hAnsi="Arial" w:cs="Arial"/>
@@ -6275,7 +6583,7 @@
           <w:sz w:val="28"/>
           <w:szCs w:val="28"/>
           <w:highlight w:val="yellow"/>
-          <w:rPrChange w:id="1143" w:author="Assessor GDSXSR" w:date="2026-10-29T00:08:22Z">
+          <w:rPrChange w:id="1167" w:author="Assessor GDSXSR" w:date="2026-10-29T19:57:29Z">
             <w:rPr>
               <w:rFonts w:ascii="Arial" w:hAnsi="Arial" w:cs="Arial"/>
               <w:sz w:val="28"/>
@@ -6285,7 +6593,7 @@
         </w:rPr>
         <w:t xml:space="preserve"> PAGAMENTO </w:t>
       </w:r>
-      <w:del w:id="1135" w:author="Assessor GDSXSR" w:date="2026-10-29T00:08:22Z">
+      <w:del w:id="1159" w:author="Assessor GDSXSR" w:date="2026-10-29T19:57:29Z">
         <w:r>
           <w:rPr>
             <w:rFonts w:ascii="Arial" w:hAnsi="Arial" w:cs="Arial"/>
@@ -6295,7 +6603,7 @@
           <w:delText xml:space="preserve">–</w:delText>
         </w:r>
       </w:del>
-      <w:ins w:id="1136" w:author="Assessor GDSXSR" w:date="2026-10-29T00:08:22Z">
+      <w:ins w:id="1160" w:author="Assessor GDSXSR" w:date="2026-10-29T19:57:29Z">
         <w:r>
           <w:rPr>
             <w:rFonts w:ascii="Arial" w:hAnsi="Arial" w:cs="Arial"/>
@@ -6313,7 +6621,7 @@
           <w:sz w:val="28"/>
           <w:szCs w:val="28"/>
           <w:highlight w:val="yellow"/>
-          <w:rPrChange w:id="1144" w:author="Assessor GDSXSR" w:date="2026-10-29T00:08:22Z">
+          <w:rPrChange w:id="1168" w:author="Assessor GDSXSR" w:date="2026-10-29T19:57:29Z">
             <w:rPr>
               <w:rFonts w:ascii="Arial" w:hAnsi="Arial" w:cs="Arial"/>
               <w:sz w:val="28"/>
@@ -6323,7 +6631,7 @@
         </w:rPr>
         <w:t xml:space="preserve"> </w:t>
       </w:r>
-      <w:del w:id="1137" w:author="Assessor GDSXSR" w:date="2026-10-29T00:08:22Z">
+      <w:del w:id="1161" w:author="Assessor GDSXSR" w:date="2026-10-29T19:57:29Z">
         <w:r>
           <w:rPr>
             <w:rFonts w:ascii="Arial" w:hAnsi="Arial" w:cs="Arial"/>
@@ -6333,7 +6641,7 @@
           <w:delText xml:space="preserve">ÔNUS</w:delText>
         </w:r>
       </w:del>
-      <w:ins w:id="1138" w:author="Assessor GDSXSR" w:date="2026-10-29T00:08:22Z">
+      <w:ins w:id="1162" w:author="Assessor GDSXSR" w:date="2026-10-29T19:57:29Z">
         <w:r>
           <w:rPr>
             <w:rFonts w:ascii="Arial" w:hAnsi="Arial" w:cs="Arial"/>
@@ -6351,7 +6659,7 @@
           <w:sz w:val="28"/>
           <w:szCs w:val="28"/>
           <w:highlight w:val="yellow"/>
-          <w:rPrChange w:id="1145" w:author="Assessor GDSXSR" w:date="2026-10-29T00:08:22Z">
+          <w:rPrChange w:id="1169" w:author="Assessor GDSXSR" w:date="2026-10-29T19:57:29Z">
             <w:rPr>
               <w:rFonts w:ascii="Arial" w:hAnsi="Arial" w:cs="Arial"/>
               <w:sz w:val="28"/>
@@ -6361,14 +6669,14 @@
         </w:rPr>
         <w:t xml:space="preserve"> </w:t>
       </w:r>
-      <w:commentRangeEnd w:id="15"/>
+      <w:commentRangeEnd w:id="16"/>
       <w:r>
         <w:rPr>
           <w:rStyle w:val="CommentReference"/>
         </w:rPr>
-        <w:commentReference w:id="15"/>
-      </w:r>
-      <w:del w:id="1139" w:author="Assessor GDSXSR" w:date="2026-10-29T00:08:22Z">
+        <w:commentReference w:id="16"/>
+      </w:r>
+      <w:del w:id="1163" w:author="Assessor GDSXSR" w:date="2026-10-29T19:57:29Z">
         <w:r>
           <w:rPr>
             <w:rFonts w:ascii="Arial" w:hAnsi="Arial" w:cs="Arial"/>
@@ -6378,7 +6686,7 @@
           <w:delText xml:space="preserve">PROBATÓRIO DA DEVEDORA</w:delText>
         </w:r>
       </w:del>
-      <w:ins w:id="1140" w:author="Assessor GDSXSR" w:date="2026-10-29T00:08:22Z">
+      <w:ins w:id="1164" w:author="Assessor GDSXSR" w:date="2026-10-29T19:57:29Z">
         <w:r>
           <w:rPr>
             <w:rFonts w:ascii="Arial" w:hAnsi="Arial" w:cs="Arial"/>
@@ -6460,16 +6768,37 @@
         </w:rPr>
         <w:t xml:space="preserve">alega que</w:t>
       </w:r>
-      <w:ins w:id="1146" w:author="Assessor GDSXSR" w:date="2026-10-29T00:08:22Z">
-        <w:r>
-          <w:rPr>
-            <w:rFonts w:ascii="Arial" w:hAnsi="Arial" w:cs="Arial"/>
-            <w:color w:val="808080"/>
-            <w:sz w:val="28"/>
-            <w:szCs w:val="28"/>
-          </w:rPr>
-          <w:t xml:space="preserve">: </w:t>
-        </w:r>
+      <w:ins w:id="1170" w:author="Assessor GDSXSR" w:date="2026-10-29T19:57:29Z">
+        <w:r>
+          <w:rPr>
+            <w:rFonts w:ascii="Arial" w:hAnsi="Arial" w:cs="Arial"/>
+            <w:color w:val="808080"/>
+            <w:sz w:val="28"/>
+            <w:szCs w:val="28"/>
+          </w:rPr>
+          <w:t xml:space="preserve">:</w:t>
+        </w:r>
+      </w:ins>
+      <w:r>
+        <w:rPr>
+          <w:rFonts w:ascii="Arial" w:hAnsi="Arial" w:cs="Arial"/>
+          <w:color w:val="000000" w:themeColor="text1"/>
+          <w:sz w:val="28"/>
+          <w:szCs w:val="28"/>
+        </w:rPr>
+        <w:t xml:space="preserve"> </w:t>
+      </w:r>
+      <w:del w:id="1171" w:author="Assessor GDSXSR" w:date="2026-10-29T19:57:29Z">
+        <w:r>
+          <w:rPr>
+            <w:rFonts w:ascii="Arial" w:hAnsi="Arial" w:cs="Arial"/>
+            <w:sz w:val="28"/>
+            <w:szCs w:val="28"/>
+          </w:rPr>
+          <w:delText xml:space="preserve">não</w:delText>
+        </w:r>
+      </w:del>
+      <w:ins w:id="1172" w:author="Assessor GDSXSR" w:date="2026-10-29T19:57:29Z">
         <w:r>
           <w:rPr>
             <w:rFonts w:ascii="Arial" w:hAnsi="Arial" w:cs="Arial"/>
@@ -6484,73 +6813,66 @@
       <w:r>
         <w:rPr>
           <w:rFonts w:ascii="Arial" w:hAnsi="Arial" w:cs="Arial"/>
-          <w:color w:val="000000" w:themeColor="text1"/>
           <w:sz w:val="28"/>
           <w:szCs w:val="28"/>
         </w:rPr>
         <w:t xml:space="preserve"> </w:t>
       </w:r>
-      <w:r>
-        <w:rPr>
-          <w:rFonts w:ascii="Arial" w:hAnsi="Arial" w:cs="Arial"/>
-          <w:sz w:val="28"/>
-          <w:szCs w:val="28"/>
-        </w:rPr>
-        <w:t xml:space="preserve">não possuía débitos em aberto à época da migração para outro plano de saúde, </w:t>
-      </w:r>
-      <w:r>
-        <w:rPr>
-          <w:rFonts w:ascii="Arial" w:hAnsi="Arial" w:cs="Arial"/>
-          <w:sz w:val="28"/>
-          <w:szCs w:val="28"/>
-        </w:rPr>
-        <w:t xml:space="preserve">conforme atestado</w:t>
-      </w:r>
-      <w:r>
-        <w:rPr>
-          <w:rFonts w:ascii="Arial" w:hAnsi="Arial" w:cs="Arial"/>
-          <w:sz w:val="28"/>
-          <w:szCs w:val="28"/>
-        </w:rPr>
-        <w:t xml:space="preserve"> na carta de portabilidade</w:t>
-      </w:r>
-      <w:r>
-        <w:rPr>
-          <w:rFonts w:ascii="Arial" w:hAnsi="Arial" w:cs="Arial"/>
-          <w:sz w:val="28"/>
-          <w:szCs w:val="28"/>
-        </w:rPr>
-        <w:t xml:space="preserve">, </w:t>
-      </w:r>
-      <w:r>
-        <w:rPr>
-          <w:rFonts w:ascii="Arial" w:hAnsi="Arial" w:cs="Arial"/>
-          <w:sz w:val="28"/>
-          <w:szCs w:val="28"/>
-        </w:rPr>
-        <w:t xml:space="preserve">na qual somente é mencionada a existência de uma única obrigação vincenda em aberto</w:t>
-      </w:r>
-      <w:del w:id="1147" w:author="Assessor GDSXSR" w:date="2026-10-29T00:08:22Z">
-        <w:r>
-          <w:rPr>
-            <w:rFonts w:ascii="Arial" w:hAnsi="Arial" w:cs="Arial"/>
-            <w:sz w:val="28"/>
-            <w:szCs w:val="28"/>
-          </w:rPr>
-          <w:delText xml:space="preserve">.</w:delText>
-        </w:r>
-      </w:del>
-      <w:ins w:id="1148" w:author="Assessor GDSXSR" w:date="2026-10-29T00:08:22Z">
-        <w:r>
-          <w:rPr>
-            <w:rFonts w:ascii="Arial" w:hAnsi="Arial" w:cs="Arial"/>
-            <w:color w:val="808080"/>
-            <w:sz w:val="28"/>
-            <w:szCs w:val="28"/>
-          </w:rPr>
-          <w:t xml:space="preserve">;</w:t>
-        </w:r>
-      </w:ins>
+      <w:del w:id="1173" w:author="Assessor GDSXSR" w:date="2026-10-29T19:57:29Z">
+        <w:r>
+          <w:rPr>
+            <w:rFonts w:ascii="Arial" w:hAnsi="Arial" w:cs="Arial"/>
+            <w:sz w:val="28"/>
+            <w:szCs w:val="28"/>
+          </w:rPr>
+          <w:delText xml:space="preserve">possuía débitos em aberto à época da migração para outro plano de saúde, </w:delText>
+        </w:r>
+        <w:r>
+          <w:rPr>
+            <w:rFonts w:ascii="Arial" w:hAnsi="Arial" w:cs="Arial"/>
+            <w:sz w:val="28"/>
+            <w:szCs w:val="28"/>
+          </w:rPr>
+          <w:delText xml:space="preserve">conforme atestado</w:delText>
+        </w:r>
+        <w:r>
+          <w:rPr>
+            <w:rFonts w:ascii="Arial" w:hAnsi="Arial" w:cs="Arial"/>
+            <w:sz w:val="28"/>
+            <w:szCs w:val="28"/>
+          </w:rPr>
+          <w:delText xml:space="preserve"> na</w:delText>
+        </w:r>
+      </w:del>
+      <w:ins w:id="1174" w:author="Assessor GDSXSR" w:date="2026-10-29T19:57:29Z">
+        <w:r>
+          <w:rPr>
+            <w:rFonts w:ascii="Arial" w:hAnsi="Arial" w:cs="Arial"/>
+            <w:color w:val="808080"/>
+            <w:sz w:val="28"/>
+            <w:szCs w:val="28"/>
+          </w:rPr>
+          <w:t xml:space="preserve">a</w:t>
+        </w:r>
+      </w:ins>
+      <w:r>
+        <w:rPr>
+          <w:rFonts w:ascii="Arial" w:hAnsi="Arial" w:cs="Arial"/>
+          <w:sz w:val="28"/>
+          <w:szCs w:val="28"/>
+        </w:rPr>
+        <w:t xml:space="preserve"> carta de portabilidade</w:t>
+      </w:r>
+      <w:del w:id="1175" w:author="Assessor GDSXSR" w:date="2026-10-29T19:57:29Z">
+        <w:r>
+          <w:rPr>
+            <w:rFonts w:ascii="Arial" w:hAnsi="Arial" w:cs="Arial"/>
+            <w:sz w:val="28"/>
+            <w:szCs w:val="28"/>
+          </w:rPr>
+          <w:delText xml:space="preserve">,</w:delText>
+        </w:r>
+      </w:del>
       <w:r>
         <w:rPr>
           <w:rFonts w:ascii="Arial" w:hAnsi="Arial" w:cs="Arial"/>
@@ -6559,60 +6881,56 @@
         </w:rPr>
         <w:t xml:space="preserve"> </w:t>
       </w:r>
-      <w:del w:id="1149" w:author="Assessor GDSXSR" w:date="2026-10-29T00:08:22Z">
-        <w:r>
-          <w:rPr>
-            <w:rFonts w:ascii="Arial" w:hAnsi="Arial" w:cs="Arial"/>
-            <w:sz w:val="28"/>
-            <w:szCs w:val="28"/>
-          </w:rPr>
-          <w:delText xml:space="preserve">Sustenta que</w:delText>
-        </w:r>
-      </w:del>
-      <w:ins w:id="1150" w:author="Assessor GDSXSR" w:date="2026-10-29T00:08:22Z">
-        <w:r>
-          <w:rPr>
-            <w:rFonts w:ascii="Arial" w:hAnsi="Arial" w:cs="Arial"/>
-            <w:b/>
-            <w:color w:val="808080"/>
-            <w:sz w:val="28"/>
-            <w:szCs w:val="28"/>
-          </w:rPr>
-          <w:t xml:space="preserve">2)</w:t>
-        </w:r>
-      </w:ins>
-      <w:r>
-        <w:rPr>
-          <w:rFonts w:ascii="Arial" w:hAnsi="Arial" w:cs="Arial"/>
-          <w:sz w:val="28"/>
-          <w:szCs w:val="28"/>
-        </w:rPr>
-        <w:t xml:space="preserve"> a autora/apelada agiu de forma contrária à boa-fé objetiva, </w:t>
-      </w:r>
-      <w:r>
-        <w:rPr>
-          <w:rFonts w:ascii="Arial" w:hAnsi="Arial" w:cs="Arial"/>
-          <w:sz w:val="28"/>
-          <w:szCs w:val="28"/>
-        </w:rPr>
-        <w:t xml:space="preserve">pois a carta havia gerado expectativa legítima de quitação,</w:t>
-      </w:r>
-      <w:r>
-        <w:rPr>
-          <w:rFonts w:ascii="Arial" w:hAnsi="Arial" w:cs="Arial"/>
-          <w:sz w:val="28"/>
-          <w:szCs w:val="28"/>
-        </w:rPr>
-        <w:t xml:space="preserve"> de modo que a sua conduta posterior c</w:t>
-      </w:r>
-      <w:r>
-        <w:rPr>
-          <w:rFonts w:ascii="Arial" w:hAnsi="Arial" w:cs="Arial"/>
-          <w:sz w:val="28"/>
-          <w:szCs w:val="28"/>
-        </w:rPr>
-        <w:t xml:space="preserve">onfigura</w:t>
-      </w:r>
+      <w:del w:id="1176" w:author="Assessor GDSXSR" w:date="2026-10-29T19:57:29Z">
+        <w:r>
+          <w:rPr>
+            <w:rFonts w:ascii="Arial" w:hAnsi="Arial" w:cs="Arial"/>
+            <w:sz w:val="28"/>
+            <w:szCs w:val="28"/>
+          </w:rPr>
+          <w:delText xml:space="preserve">na qual somente é mencionada</w:delText>
+        </w:r>
+      </w:del>
+      <w:ins w:id="1177" w:author="Assessor GDSXSR" w:date="2026-10-29T19:57:29Z">
+        <w:r>
+          <w:rPr>
+            <w:rFonts w:ascii="Arial" w:hAnsi="Arial" w:cs="Arial"/>
+            <w:color w:val="808080"/>
+            <w:sz w:val="28"/>
+            <w:szCs w:val="28"/>
+          </w:rPr>
+          <w:t xml:space="preserve">atestou</w:t>
+        </w:r>
+      </w:ins>
+      <w:r>
+        <w:rPr>
+          <w:rFonts w:ascii="Arial" w:hAnsi="Arial" w:cs="Arial"/>
+          <w:sz w:val="28"/>
+          <w:szCs w:val="28"/>
+        </w:rPr>
+        <w:t xml:space="preserve"> a existência de </w:t>
+      </w:r>
+      <w:del w:id="1178" w:author="Assessor GDSXSR" w:date="2026-10-29T19:57:29Z">
+        <w:r>
+          <w:rPr>
+            <w:rFonts w:ascii="Arial" w:hAnsi="Arial" w:cs="Arial"/>
+            <w:sz w:val="28"/>
+            <w:szCs w:val="28"/>
+          </w:rPr>
+          <w:delText xml:space="preserve">uma</w:delText>
+        </w:r>
+      </w:del>
+      <w:ins w:id="1179" w:author="Assessor GDSXSR" w:date="2026-10-29T19:57:29Z">
+        <w:r>
+          <w:rPr>
+            <w:rFonts w:ascii="Arial" w:hAnsi="Arial" w:cs="Arial"/>
+            <w:color w:val="808080"/>
+            <w:sz w:val="28"/>
+            <w:szCs w:val="28"/>
+          </w:rPr>
+          <w:t xml:space="preserve">apenas</w:t>
+        </w:r>
+      </w:ins>
       <w:r>
         <w:rPr>
           <w:rFonts w:ascii="Arial" w:hAnsi="Arial" w:cs="Arial"/>
@@ -6621,6 +6939,356 @@
         </w:rPr>
         <w:t xml:space="preserve"> </w:t>
       </w:r>
+      <w:del w:id="1180" w:author="Assessor GDSXSR" w:date="2026-10-29T19:57:29Z">
+        <w:r>
+          <w:rPr>
+            <w:rFonts w:ascii="Arial" w:hAnsi="Arial" w:cs="Arial"/>
+            <w:sz w:val="28"/>
+            <w:szCs w:val="28"/>
+          </w:rPr>
+          <w:delText xml:space="preserve">única</w:delText>
+        </w:r>
+      </w:del>
+      <w:ins w:id="1181" w:author="Assessor GDSXSR" w:date="2026-10-29T19:57:29Z">
+        <w:r>
+          <w:rPr>
+            <w:rFonts w:ascii="Arial" w:hAnsi="Arial" w:cs="Arial"/>
+            <w:color w:val="808080"/>
+            <w:sz w:val="28"/>
+            <w:szCs w:val="28"/>
+          </w:rPr>
+          <w:t xml:space="preserve">um</w:t>
+        </w:r>
+      </w:ins>
+      <w:r>
+        <w:rPr>
+          <w:rFonts w:ascii="Arial" w:hAnsi="Arial" w:cs="Arial"/>
+          <w:sz w:val="28"/>
+          <w:szCs w:val="28"/>
+        </w:rPr>
+        <w:t xml:space="preserve"> </w:t>
+      </w:r>
+      <w:del w:id="1182" w:author="Assessor GDSXSR" w:date="2026-10-29T19:57:29Z">
+        <w:r>
+          <w:rPr>
+            <w:rFonts w:ascii="Arial" w:hAnsi="Arial" w:cs="Arial"/>
+            <w:sz w:val="28"/>
+            <w:szCs w:val="28"/>
+          </w:rPr>
+          <w:delText xml:space="preserve">obrigação</w:delText>
+        </w:r>
+      </w:del>
+      <w:ins w:id="1183" w:author="Assessor GDSXSR" w:date="2026-10-29T19:57:29Z">
+        <w:r>
+          <w:rPr>
+            <w:rFonts w:ascii="Arial" w:hAnsi="Arial" w:cs="Arial"/>
+            <w:color w:val="808080"/>
+            <w:sz w:val="28"/>
+            <w:szCs w:val="28"/>
+          </w:rPr>
+          <w:t xml:space="preserve">débito,</w:t>
+        </w:r>
+      </w:ins>
+      <w:r>
+        <w:rPr>
+          <w:rFonts w:ascii="Arial" w:hAnsi="Arial" w:cs="Arial"/>
+          <w:sz w:val="28"/>
+          <w:szCs w:val="28"/>
+        </w:rPr>
+        <w:t xml:space="preserve"> </w:t>
+      </w:r>
+      <w:del w:id="1184" w:author="Assessor GDSXSR" w:date="2026-10-29T19:57:29Z">
+        <w:r>
+          <w:rPr>
+            <w:rFonts w:ascii="Arial" w:hAnsi="Arial" w:cs="Arial"/>
+            <w:sz w:val="28"/>
+            <w:szCs w:val="28"/>
+          </w:rPr>
+          <w:delText xml:space="preserve">vincenda em aberto.</w:delText>
+        </w:r>
+        <w:r>
+          <w:rPr>
+            <w:rFonts w:ascii="Arial" w:hAnsi="Arial" w:cs="Arial"/>
+            <w:sz w:val="28"/>
+            <w:szCs w:val="28"/>
+          </w:rPr>
+          <w:delText xml:space="preserve"> Sustenta</w:delText>
+        </w:r>
+      </w:del>
+      <w:ins w:id="1185" w:author="Assessor GDSXSR" w:date="2026-10-29T19:57:29Z">
+        <w:r>
+          <w:rPr>
+            <w:rFonts w:ascii="Arial" w:hAnsi="Arial" w:cs="Arial"/>
+            <w:color w:val="808080"/>
+            <w:sz w:val="28"/>
+            <w:szCs w:val="28"/>
+          </w:rPr>
+          <w:t xml:space="preserve">o</w:t>
+        </w:r>
+      </w:ins>
+      <w:r>
+        <w:rPr>
+          <w:rFonts w:ascii="Arial" w:hAnsi="Arial" w:cs="Arial"/>
+          <w:sz w:val="28"/>
+          <w:szCs w:val="28"/>
+        </w:rPr>
+        <w:t xml:space="preserve"> que </w:t>
+      </w:r>
+      <w:del w:id="1186" w:author="Assessor GDSXSR" w:date="2026-10-29T19:57:29Z">
+        <w:r>
+          <w:rPr>
+            <w:rFonts w:ascii="Arial" w:hAnsi="Arial" w:cs="Arial"/>
+            <w:sz w:val="28"/>
+            <w:szCs w:val="28"/>
+          </w:rPr>
+          <w:delText xml:space="preserve">a</w:delText>
+        </w:r>
+      </w:del>
+      <w:ins w:id="1187" w:author="Assessor GDSXSR" w:date="2026-10-29T19:57:29Z">
+        <w:r>
+          <w:rPr>
+            <w:rFonts w:ascii="Arial" w:hAnsi="Arial" w:cs="Arial"/>
+            <w:color w:val="808080"/>
+            <w:sz w:val="28"/>
+            <w:szCs w:val="28"/>
+          </w:rPr>
+          <w:t xml:space="preserve">gerou</w:t>
+        </w:r>
+      </w:ins>
+      <w:r>
+        <w:rPr>
+          <w:rFonts w:ascii="Arial" w:hAnsi="Arial" w:cs="Arial"/>
+          <w:sz w:val="28"/>
+          <w:szCs w:val="28"/>
+        </w:rPr>
+        <w:t xml:space="preserve"> </w:t>
+      </w:r>
+      <w:del w:id="1188" w:author="Assessor GDSXSR" w:date="2026-10-29T19:57:29Z">
+        <w:r>
+          <w:rPr>
+            <w:rFonts w:ascii="Arial" w:hAnsi="Arial" w:cs="Arial"/>
+            <w:sz w:val="28"/>
+            <w:szCs w:val="28"/>
+          </w:rPr>
+          <w:delText xml:space="preserve">autora/apelada agiu de forma contrária à boa-fé objetiva, </w:delText>
+        </w:r>
+        <w:r>
+          <w:rPr>
+            <w:rFonts w:ascii="Arial" w:hAnsi="Arial" w:cs="Arial"/>
+            <w:sz w:val="28"/>
+            <w:szCs w:val="28"/>
+          </w:rPr>
+          <w:delText xml:space="preserve">pois a carta havia gerado</w:delText>
+        </w:r>
+      </w:del>
+      <w:ins w:id="1189" w:author="Assessor GDSXSR" w:date="2026-10-29T19:57:29Z">
+        <w:r>
+          <w:rPr>
+            <w:rFonts w:ascii="Arial" w:hAnsi="Arial" w:cs="Arial"/>
+            <w:color w:val="808080"/>
+            <w:sz w:val="28"/>
+            <w:szCs w:val="28"/>
+          </w:rPr>
+          <w:t xml:space="preserve">legítima</w:t>
+        </w:r>
+      </w:ins>
+      <w:r>
+        <w:rPr>
+          <w:rFonts w:ascii="Arial" w:hAnsi="Arial" w:cs="Arial"/>
+          <w:sz w:val="28"/>
+          <w:szCs w:val="28"/>
+        </w:rPr>
+        <w:t xml:space="preserve"> expectativa</w:t>
+      </w:r>
+      <w:del w:id="1190" w:author="Assessor GDSXSR" w:date="2026-10-29T19:57:29Z">
+        <w:r>
+          <w:rPr>
+            <w:rFonts w:ascii="Arial" w:hAnsi="Arial" w:cs="Arial"/>
+            <w:sz w:val="28"/>
+            <w:szCs w:val="28"/>
+          </w:rPr>
+          <w:delText xml:space="preserve"> legítima</w:delText>
+        </w:r>
+      </w:del>
+      <w:r>
+        <w:rPr>
+          <w:rFonts w:ascii="Arial" w:hAnsi="Arial" w:cs="Arial"/>
+          <w:sz w:val="28"/>
+          <w:szCs w:val="28"/>
+        </w:rPr>
+        <w:t xml:space="preserve"> de quitação</w:t>
+      </w:r>
+      <w:del w:id="1191" w:author="Assessor GDSXSR" w:date="2026-10-29T19:57:29Z">
+        <w:r>
+          <w:rPr>
+            <w:rFonts w:ascii="Arial" w:hAnsi="Arial" w:cs="Arial"/>
+            <w:sz w:val="28"/>
+            <w:szCs w:val="28"/>
+          </w:rPr>
+          <w:delText xml:space="preserve">,</w:delText>
+        </w:r>
+      </w:del>
+      <w:r>
+        <w:rPr>
+          <w:rFonts w:ascii="Arial" w:hAnsi="Arial" w:cs="Arial"/>
+          <w:sz w:val="28"/>
+          <w:szCs w:val="28"/>
+        </w:rPr>
+        <w:t xml:space="preserve"> </w:t>
+      </w:r>
+      <w:del w:id="1192" w:author="Assessor GDSXSR" w:date="2026-10-29T19:57:29Z">
+        <w:r>
+          <w:rPr>
+            <w:rFonts w:ascii="Arial" w:hAnsi="Arial" w:cs="Arial"/>
+            <w:sz w:val="28"/>
+            <w:szCs w:val="28"/>
+          </w:rPr>
+          <w:delText xml:space="preserve">de</w:delText>
+        </w:r>
+      </w:del>
+      <w:ins w:id="1193" w:author="Assessor GDSXSR" w:date="2026-10-29T19:57:29Z">
+        <w:r>
+          <w:rPr>
+            <w:rFonts w:ascii="Arial" w:hAnsi="Arial" w:cs="Arial"/>
+            <w:color w:val="808080"/>
+            <w:sz w:val="28"/>
+            <w:szCs w:val="28"/>
+          </w:rPr>
+          <w:t xml:space="preserve">e</w:t>
+        </w:r>
+      </w:ins>
+      <w:r>
+        <w:rPr>
+          <w:rFonts w:ascii="Arial" w:hAnsi="Arial" w:cs="Arial"/>
+          <w:sz w:val="28"/>
+          <w:szCs w:val="28"/>
+        </w:rPr>
+        <w:t xml:space="preserve"> </w:t>
+      </w:r>
+      <w:del w:id="1194" w:author="Assessor GDSXSR" w:date="2026-10-29T19:57:29Z">
+        <w:r>
+          <w:rPr>
+            <w:rFonts w:ascii="Arial" w:hAnsi="Arial" w:cs="Arial"/>
+            <w:sz w:val="28"/>
+            <w:szCs w:val="28"/>
+          </w:rPr>
+          <w:delText xml:space="preserve">modo</w:delText>
+        </w:r>
+      </w:del>
+      <w:ins w:id="1195" w:author="Assessor GDSXSR" w:date="2026-10-29T19:57:29Z">
+        <w:r>
+          <w:rPr>
+            <w:rFonts w:ascii="Arial" w:hAnsi="Arial" w:cs="Arial"/>
+            <w:color w:val="808080"/>
+            <w:sz w:val="28"/>
+            <w:szCs w:val="28"/>
+          </w:rPr>
+          <w:t xml:space="preserve">torna</w:t>
+        </w:r>
+      </w:ins>
+      <w:r>
+        <w:rPr>
+          <w:rFonts w:ascii="Arial" w:hAnsi="Arial" w:cs="Arial"/>
+          <w:sz w:val="28"/>
+          <w:szCs w:val="28"/>
+        </w:rPr>
+        <w:t xml:space="preserve"> </w:t>
+      </w:r>
+      <w:del w:id="1196" w:author="Assessor GDSXSR" w:date="2026-10-29T19:57:29Z">
+        <w:r>
+          <w:rPr>
+            <w:rFonts w:ascii="Arial" w:hAnsi="Arial" w:cs="Arial"/>
+            <w:sz w:val="28"/>
+            <w:szCs w:val="28"/>
+          </w:rPr>
+          <w:delText xml:space="preserve">que</w:delText>
+        </w:r>
+      </w:del>
+      <w:ins w:id="1197" w:author="Assessor GDSXSR" w:date="2026-10-29T19:57:29Z">
+        <w:r>
+          <w:rPr>
+            <w:rFonts w:ascii="Arial" w:hAnsi="Arial" w:cs="Arial"/>
+            <w:color w:val="808080"/>
+            <w:sz w:val="28"/>
+            <w:szCs w:val="28"/>
+          </w:rPr>
+          <w:t xml:space="preserve">contraditória</w:t>
+        </w:r>
+      </w:ins>
+      <w:r>
+        <w:rPr>
+          <w:rFonts w:ascii="Arial" w:hAnsi="Arial" w:cs="Arial"/>
+          <w:sz w:val="28"/>
+          <w:szCs w:val="28"/>
+        </w:rPr>
+        <w:t xml:space="preserve"> a </w:t>
+      </w:r>
+      <w:del w:id="1198" w:author="Assessor GDSXSR" w:date="2026-10-29T19:57:29Z">
+        <w:r>
+          <w:rPr>
+            <w:rFonts w:ascii="Arial" w:hAnsi="Arial" w:cs="Arial"/>
+            <w:sz w:val="28"/>
+            <w:szCs w:val="28"/>
+          </w:rPr>
+          <w:delText xml:space="preserve">sua conduta</w:delText>
+        </w:r>
+      </w:del>
+      <w:ins w:id="1199" w:author="Assessor GDSXSR" w:date="2026-10-29T19:57:29Z">
+        <w:r>
+          <w:rPr>
+            <w:rFonts w:ascii="Arial" w:hAnsi="Arial" w:cs="Arial"/>
+            <w:color w:val="808080"/>
+            <w:sz w:val="28"/>
+            <w:szCs w:val="28"/>
+          </w:rPr>
+          <w:t xml:space="preserve">cobrança</w:t>
+        </w:r>
+      </w:ins>
+      <w:r>
+        <w:rPr>
+          <w:rFonts w:ascii="Arial" w:hAnsi="Arial" w:cs="Arial"/>
+          <w:sz w:val="28"/>
+          <w:szCs w:val="28"/>
+        </w:rPr>
+        <w:t xml:space="preserve"> posterior </w:t>
+      </w:r>
+      <w:del w:id="1200" w:author="Assessor GDSXSR" w:date="2026-10-29T19:57:29Z">
+        <w:r>
+          <w:rPr>
+            <w:rFonts w:ascii="Arial" w:hAnsi="Arial" w:cs="Arial"/>
+            <w:sz w:val="28"/>
+            <w:szCs w:val="28"/>
+          </w:rPr>
+          <w:delText xml:space="preserve">c</w:delText>
+        </w:r>
+        <w:r>
+          <w:rPr>
+            <w:rFonts w:ascii="Arial" w:hAnsi="Arial" w:cs="Arial"/>
+            <w:sz w:val="28"/>
+            <w:szCs w:val="28"/>
+          </w:rPr>
+          <w:delText xml:space="preserve">onfigura</w:delText>
+        </w:r>
+        <w:r>
+          <w:rPr>
+            <w:rFonts w:ascii="Arial" w:hAnsi="Arial" w:cs="Arial"/>
+            <w:sz w:val="28"/>
+            <w:szCs w:val="28"/>
+          </w:rPr>
+          <w:delText xml:space="preserve"> </w:delText>
+        </w:r>
+      </w:del>
+      <w:ins w:id="1201" w:author="Assessor GDSXSR" w:date="2026-10-29T19:57:29Z">
+        <w:r>
+          <w:rPr>
+            <w:rFonts w:ascii="Arial" w:hAnsi="Arial" w:cs="Arial"/>
+            <w:color w:val="808080"/>
+            <w:sz w:val="28"/>
+            <w:szCs w:val="28"/>
+          </w:rPr>
+          <w:t xml:space="preserve">(</w:t>
+        </w:r>
+      </w:ins>
       <w:r>
         <w:rPr>
           <w:rFonts w:ascii="Arial" w:hAnsi="Arial" w:cs="Arial"/>
@@ -6628,7 +7296,7 @@
           <w:iCs/>
           <w:sz w:val="28"/>
           <w:szCs w:val="28"/>
-          <w:rPrChange w:id="1161" w:author="Assessor GDSXSR" w:date="2026-10-29T00:08:22Z">
+          <w:rPrChange w:id="1230" w:author="Assessor GDSXSR" w:date="2026-10-29T19:57:29Z">
             <w:rPr>
               <w:rFonts w:ascii="Arial" w:hAnsi="Arial" w:cs="Arial"/>
               <w:i/>
@@ -6640,7 +7308,7 @@
         </w:rPr>
         <w:t xml:space="preserve">venire contra factum proprium</w:t>
       </w:r>
-      <w:del w:id="1151" w:author="Assessor GDSXSR" w:date="2026-10-29T00:08:22Z">
+      <w:del w:id="1202" w:author="Assessor GDSXSR" w:date="2026-10-29T19:57:29Z">
         <w:r>
           <w:rPr>
             <w:rFonts w:ascii="Arial" w:hAnsi="Arial" w:cs="Arial"/>
@@ -6650,7 +7318,7 @@
           <w:delText xml:space="preserve">.</w:delText>
         </w:r>
       </w:del>
-      <w:ins w:id="1152" w:author="Assessor GDSXSR" w:date="2026-10-29T00:08:22Z">
+      <w:ins w:id="1203" w:author="Assessor GDSXSR" w:date="2026-10-29T19:57:29Z">
         <w:r>
           <w:rPr>
             <w:rFonts w:ascii="Arial" w:hAnsi="Arial" w:cs="Arial"/>
@@ -6660,7 +7328,7 @@
             <w:sz w:val="28"/>
             <w:szCs w:val="28"/>
           </w:rPr>
-          <w:t xml:space="preserve">;</w:t>
+          <w:t xml:space="preserve">),</w:t>
         </w:r>
       </w:ins>
       <w:r>
@@ -6671,17 +7339,55 @@
         </w:rPr>
         <w:t xml:space="preserve"> </w:t>
       </w:r>
-      <w:del w:id="1153" w:author="Assessor GDSXSR" w:date="2026-10-29T00:08:22Z">
-        <w:r>
-          <w:rPr>
-            <w:rFonts w:ascii="Arial" w:hAnsi="Arial" w:cs="Arial"/>
-            <w:sz w:val="28"/>
-            <w:szCs w:val="28"/>
-          </w:rPr>
-          <w:delText xml:space="preserve">Argumenta que</w:delText>
-        </w:r>
-      </w:del>
-      <w:ins w:id="1154" w:author="Assessor GDSXSR" w:date="2026-10-29T00:08:22Z">
+      <w:del w:id="1204" w:author="Assessor GDSXSR" w:date="2026-10-29T19:57:29Z">
+        <w:r>
+          <w:rPr>
+            <w:rFonts w:ascii="Arial" w:hAnsi="Arial" w:cs="Arial"/>
+            <w:sz w:val="28"/>
+            <w:szCs w:val="28"/>
+          </w:rPr>
+          <w:delText xml:space="preserve">Argumenta</w:delText>
+        </w:r>
+      </w:del>
+      <w:ins w:id="1205" w:author="Assessor GDSXSR" w:date="2026-10-29T19:57:29Z">
+        <w:r>
+          <w:rPr>
+            <w:rFonts w:ascii="Arial" w:hAnsi="Arial" w:cs="Arial"/>
+            <w:color w:val="808080"/>
+            <w:sz w:val="28"/>
+            <w:szCs w:val="28"/>
+          </w:rPr>
+          <w:t xml:space="preserve">em</w:t>
+        </w:r>
+      </w:ins>
+      <w:r>
+        <w:rPr>
+          <w:rFonts w:ascii="Arial" w:hAnsi="Arial" w:cs="Arial"/>
+          <w:sz w:val="28"/>
+          <w:szCs w:val="28"/>
+        </w:rPr>
+        <w:t xml:space="preserve"> </w:t>
+      </w:r>
+      <w:del w:id="1206" w:author="Assessor GDSXSR" w:date="2026-10-29T19:57:29Z">
+        <w:r>
+          <w:rPr>
+            <w:rFonts w:ascii="Arial" w:hAnsi="Arial" w:cs="Arial"/>
+            <w:sz w:val="28"/>
+            <w:szCs w:val="28"/>
+          </w:rPr>
+          <w:delText xml:space="preserve">que</w:delText>
+        </w:r>
+      </w:del>
+      <w:ins w:id="1207" w:author="Assessor GDSXSR" w:date="2026-10-29T19:57:29Z">
+        <w:r>
+          <w:rPr>
+            <w:rFonts w:ascii="Arial" w:hAnsi="Arial" w:cs="Arial"/>
+            <w:color w:val="808080"/>
+            <w:sz w:val="28"/>
+            <w:szCs w:val="28"/>
+          </w:rPr>
+          <w:t xml:space="preserve">violação da boa-fé objetiva; </w:t>
+        </w:r>
         <w:r>
           <w:rPr>
             <w:rFonts w:ascii="Arial" w:hAnsi="Arial" w:cs="Arial"/>
@@ -6690,6 +7396,150 @@
             <w:sz w:val="28"/>
             <w:szCs w:val="28"/>
           </w:rPr>
+          <w:t xml:space="preserve">2)</w:t>
+        </w:r>
+      </w:ins>
+      <w:r>
+        <w:rPr>
+          <w:rFonts w:ascii="Arial" w:hAnsi="Arial" w:cs="Arial"/>
+          <w:sz w:val="28"/>
+          <w:szCs w:val="28"/>
+        </w:rPr>
+        <w:t xml:space="preserve"> a ausência de exercício oportuno </w:t>
+      </w:r>
+      <w:ins w:id="1208" w:author="Assessor GDSXSR" w:date="2026-10-29T19:57:29Z">
+        <w:r>
+          <w:rPr>
+            <w:rFonts w:ascii="Arial" w:hAnsi="Arial" w:cs="Arial"/>
+            <w:color w:val="808080"/>
+            <w:sz w:val="28"/>
+            <w:szCs w:val="28"/>
+          </w:rPr>
+          <w:t xml:space="preserve">do direito de cobrança, na emissão </w:t>
+        </w:r>
+      </w:ins>
+      <w:r>
+        <w:rPr>
+          <w:rFonts w:ascii="Arial" w:hAnsi="Arial" w:cs="Arial"/>
+          <w:sz w:val="28"/>
+          <w:szCs w:val="28"/>
+        </w:rPr>
+        <w:t xml:space="preserve">da </w:t>
+      </w:r>
+      <w:del w:id="1209" w:author="Assessor GDSXSR" w:date="2026-10-29T19:57:29Z">
+        <w:r>
+          <w:rPr>
+            <w:rFonts w:ascii="Arial" w:hAnsi="Arial" w:cs="Arial"/>
+            <w:sz w:val="28"/>
+            <w:szCs w:val="28"/>
+          </w:rPr>
+          <w:delText xml:space="preserve">pretensão</w:delText>
+        </w:r>
+      </w:del>
+      <w:ins w:id="1210" w:author="Assessor GDSXSR" w:date="2026-10-29T19:57:29Z">
+        <w:r>
+          <w:rPr>
+            <w:rFonts w:ascii="Arial" w:hAnsi="Arial" w:cs="Arial"/>
+            <w:color w:val="808080"/>
+            <w:sz w:val="28"/>
+            <w:szCs w:val="28"/>
+          </w:rPr>
+          <w:t xml:space="preserve">carta e por anos depois,</w:t>
+        </w:r>
+      </w:ins>
+      <w:r>
+        <w:rPr>
+          <w:rFonts w:ascii="Arial" w:hAnsi="Arial" w:cs="Arial"/>
+          <w:sz w:val="28"/>
+          <w:szCs w:val="28"/>
+        </w:rPr>
+        <w:t xml:space="preserve"> acarreta a supressão do direito</w:t>
+      </w:r>
+      <w:del w:id="1211" w:author="Assessor GDSXSR" w:date="2026-10-29T19:57:29Z">
+        <w:r>
+          <w:rPr>
+            <w:rFonts w:ascii="Arial" w:hAnsi="Arial" w:cs="Arial"/>
+            <w:sz w:val="28"/>
+            <w:szCs w:val="28"/>
+          </w:rPr>
+          <w:delText xml:space="preserve">.</w:delText>
+        </w:r>
+      </w:del>
+      <w:r>
+        <w:rPr>
+          <w:rFonts w:ascii="Arial" w:hAnsi="Arial" w:cs="Arial"/>
+          <w:sz w:val="28"/>
+          <w:szCs w:val="28"/>
+        </w:rPr>
+        <w:t xml:space="preserve"> </w:t>
+      </w:r>
+      <w:del w:id="1212" w:author="Assessor GDSXSR" w:date="2026-10-29T19:57:29Z">
+        <w:r>
+          <w:rPr>
+            <w:rFonts w:ascii="Arial" w:hAnsi="Arial" w:cs="Arial"/>
+            <w:sz w:val="28"/>
+            <w:szCs w:val="28"/>
+          </w:rPr>
+          <w:delText xml:space="preserve">Acresce</w:delText>
+        </w:r>
+      </w:del>
+      <w:ins w:id="1213" w:author="Assessor GDSXSR" w:date="2026-10-29T19:57:29Z">
+        <w:r>
+          <w:rPr>
+            <w:rFonts w:ascii="Arial" w:hAnsi="Arial" w:cs="Arial"/>
+            <w:color w:val="808080"/>
+            <w:sz w:val="28"/>
+            <w:szCs w:val="28"/>
+          </w:rPr>
+          <w:t xml:space="preserve">(</w:t>
+        </w:r>
+        <w:r>
+          <w:rPr>
+            <w:rFonts w:ascii="Arial" w:hAnsi="Arial" w:cs="Arial"/>
+            <w:i/>
+            <w:color w:val="808080"/>
+            <w:sz w:val="28"/>
+            <w:szCs w:val="28"/>
+          </w:rPr>
+          <w:t xml:space="preserve">supressio</w:t>
+        </w:r>
+        <w:r>
+          <w:rPr>
+            <w:rFonts w:ascii="Arial" w:hAnsi="Arial" w:cs="Arial"/>
+            <w:color w:val="808080"/>
+            <w:sz w:val="28"/>
+            <w:szCs w:val="28"/>
+          </w:rPr>
+          <w:t xml:space="preserve">);</w:t>
+        </w:r>
+      </w:ins>
+      <w:r>
+        <w:rPr>
+          <w:rFonts w:ascii="Arial" w:hAnsi="Arial" w:cs="Arial"/>
+          <w:sz w:val="28"/>
+          <w:szCs w:val="28"/>
+        </w:rPr>
+        <w:t xml:space="preserve"> </w:t>
+      </w:r>
+      <w:del w:id="1214" w:author="Assessor GDSXSR" w:date="2026-10-29T19:57:29Z">
+        <w:r>
+          <w:rPr>
+            <w:rFonts w:ascii="Arial" w:hAnsi="Arial" w:cs="Arial"/>
+            <w:sz w:val="28"/>
+            <w:szCs w:val="28"/>
+          </w:rPr>
+          <w:delText xml:space="preserve">que</w:delText>
+        </w:r>
+      </w:del>
+      <w:ins w:id="1215" w:author="Assessor GDSXSR" w:date="2026-10-29T19:57:29Z">
+        <w:r>
+          <w:rPr>
+            <w:rFonts w:ascii="Arial" w:hAnsi="Arial" w:cs="Arial"/>
+            <w:b/>
+            <w:color w:val="808080"/>
+            <w:sz w:val="28"/>
+            <w:szCs w:val="28"/>
+          </w:rPr>
           <w:t xml:space="preserve">3)</w:t>
         </w:r>
       </w:ins>
@@ -6699,72 +7549,27 @@
           <w:sz w:val="28"/>
           <w:szCs w:val="28"/>
         </w:rPr>
-        <w:t xml:space="preserve"> a ausência de exercício oportuno da pretensão</w:t>
-      </w:r>
-      <w:r>
-        <w:rPr>
-          <w:rFonts w:ascii="Arial" w:hAnsi="Arial" w:cs="Arial"/>
-          <w:sz w:val="28"/>
-          <w:szCs w:val="28"/>
-        </w:rPr>
-        <w:t xml:space="preserve"> acarreta a supressão do direito</w:t>
-      </w:r>
-      <w:del w:id="1155" w:author="Assessor GDSXSR" w:date="2026-10-29T00:08:22Z">
-        <w:r>
-          <w:rPr>
-            <w:rFonts w:ascii="Arial" w:hAnsi="Arial" w:cs="Arial"/>
-            <w:sz w:val="28"/>
-            <w:szCs w:val="28"/>
-          </w:rPr>
-          <w:delText xml:space="preserve">.</w:delText>
-        </w:r>
-      </w:del>
-      <w:r>
-        <w:rPr>
-          <w:rFonts w:ascii="Arial" w:hAnsi="Arial" w:cs="Arial"/>
-          <w:sz w:val="28"/>
-          <w:szCs w:val="28"/>
-        </w:rPr>
         <w:t xml:space="preserve"> </w:t>
       </w:r>
-      <w:del w:id="1156" w:author="Assessor GDSXSR" w:date="2026-10-29T00:08:22Z">
-        <w:r>
-          <w:rPr>
-            <w:rFonts w:ascii="Arial" w:hAnsi="Arial" w:cs="Arial"/>
-            <w:sz w:val="28"/>
-            <w:szCs w:val="28"/>
-          </w:rPr>
-          <w:delText xml:space="preserve">Acresce</w:delText>
-        </w:r>
-      </w:del>
-      <w:ins w:id="1157" w:author="Assessor GDSXSR" w:date="2026-10-29T00:08:22Z">
-        <w:r>
-          <w:rPr>
-            <w:rFonts w:ascii="Arial" w:hAnsi="Arial" w:cs="Arial"/>
-            <w:color w:val="808080"/>
-            <w:sz w:val="28"/>
-            <w:szCs w:val="28"/>
-          </w:rPr>
-          <w:t xml:space="preserve">(</w:t>
-        </w:r>
-        <w:r>
-          <w:rPr>
-            <w:rFonts w:ascii="Arial" w:hAnsi="Arial" w:cs="Arial"/>
-            <w:i/>
-            <w:color w:val="808080"/>
-            <w:sz w:val="28"/>
-            <w:szCs w:val="28"/>
-          </w:rPr>
-          <w:t xml:space="preserve">supressio</w:t>
-        </w:r>
-        <w:r>
-          <w:rPr>
-            <w:rFonts w:ascii="Arial" w:hAnsi="Arial" w:cs="Arial"/>
-            <w:color w:val="808080"/>
-            <w:sz w:val="28"/>
-            <w:szCs w:val="28"/>
-          </w:rPr>
-          <w:t xml:space="preserve">);</w:t>
+      <w:del w:id="1216" w:author="Assessor GDSXSR" w:date="2026-10-29T19:57:29Z">
+        <w:r>
+          <w:rPr>
+            <w:rFonts w:ascii="Arial" w:hAnsi="Arial" w:cs="Arial"/>
+            <w:sz w:val="28"/>
+            <w:szCs w:val="28"/>
+          </w:rPr>
+          <w:delText xml:space="preserve">houve</w:delText>
+        </w:r>
+      </w:del>
+      <w:ins w:id="1217" w:author="Assessor GDSXSR" w:date="2026-10-29T19:57:29Z">
+        <w:r>
+          <w:rPr>
+            <w:rFonts w:ascii="Arial" w:hAnsi="Arial" w:cs="Arial"/>
+            <w:color w:val="808080"/>
+            <w:sz w:val="28"/>
+            <w:szCs w:val="28"/>
+          </w:rPr>
+          <w:t xml:space="preserve">aplica-se</w:t>
         </w:r>
       </w:ins>
       <w:r>
@@ -6775,25 +7580,178 @@
         </w:rPr>
         <w:t xml:space="preserve"> </w:t>
       </w:r>
-      <w:del w:id="1158" w:author="Assessor GDSXSR" w:date="2026-10-29T00:08:22Z">
-        <w:r>
-          <w:rPr>
-            <w:rFonts w:ascii="Arial" w:hAnsi="Arial" w:cs="Arial"/>
-            <w:sz w:val="28"/>
-            <w:szCs w:val="28"/>
-          </w:rPr>
-          <w:delText xml:space="preserve">que</w:delText>
-        </w:r>
-      </w:del>
-      <w:ins w:id="1159" w:author="Assessor GDSXSR" w:date="2026-10-29T00:08:22Z">
-        <w:r>
-          <w:rPr>
-            <w:rFonts w:ascii="Arial" w:hAnsi="Arial" w:cs="Arial"/>
-            <w:color w:val="808080"/>
-            <w:sz w:val="28"/>
-            <w:szCs w:val="28"/>
-          </w:rPr>
-          <w:t xml:space="preserve">e </w:t>
+      <w:del w:id="1218" w:author="Assessor GDSXSR" w:date="2026-10-29T19:57:29Z">
+        <w:r>
+          <w:rPr>
+            <w:rFonts w:ascii="Arial" w:hAnsi="Arial" w:cs="Arial"/>
+            <w:sz w:val="28"/>
+            <w:szCs w:val="28"/>
+          </w:rPr>
+          <w:delText xml:space="preserve">violação ao dever de informação</w:delText>
+        </w:r>
+        <w:r>
+          <w:rPr>
+            <w:rFonts w:ascii="Arial" w:hAnsi="Arial" w:cs="Arial"/>
+            <w:sz w:val="28"/>
+            <w:szCs w:val="28"/>
+          </w:rPr>
+          <w:delText xml:space="preserve">, previsto no</w:delText>
+        </w:r>
+      </w:del>
+      <w:ins w:id="1219" w:author="Assessor GDSXSR" w:date="2026-10-29T19:57:29Z">
+        <w:r>
+          <w:rPr>
+            <w:rFonts w:ascii="Arial" w:hAnsi="Arial" w:cs="Arial"/>
+            <w:color w:val="808080"/>
+            <w:sz w:val="28"/>
+            <w:szCs w:val="28"/>
+          </w:rPr>
+          <w:t xml:space="preserve">o</w:t>
+        </w:r>
+      </w:ins>
+      <w:r>
+        <w:rPr>
+          <w:rFonts w:ascii="Arial" w:hAnsi="Arial" w:cs="Arial"/>
+          <w:sz w:val="28"/>
+          <w:szCs w:val="28"/>
+        </w:rPr>
+        <w:t xml:space="preserve"> Código de Defesa do Consumidor, </w:t>
+      </w:r>
+      <w:del w:id="1220" w:author="Assessor GDSXSR" w:date="2026-10-29T19:57:29Z">
+        <w:r>
+          <w:rPr>
+            <w:rFonts w:ascii="Arial" w:hAnsi="Arial" w:cs="Arial"/>
+            <w:sz w:val="28"/>
+            <w:szCs w:val="28"/>
+          </w:rPr>
+          <w:delText xml:space="preserve">que protege</w:delText>
+        </w:r>
+      </w:del>
+      <w:ins w:id="1221" w:author="Assessor GDSXSR" w:date="2026-10-29T19:57:29Z">
+        <w:r>
+          <w:rPr>
+            <w:rFonts w:ascii="Arial" w:hAnsi="Arial" w:cs="Arial"/>
+            <w:color w:val="808080"/>
+            <w:sz w:val="28"/>
+            <w:szCs w:val="28"/>
+          </w:rPr>
+          <w:t xml:space="preserve">tendo</w:t>
+        </w:r>
+      </w:ins>
+      <w:r>
+        <w:rPr>
+          <w:rFonts w:ascii="Arial" w:hAnsi="Arial" w:cs="Arial"/>
+          <w:sz w:val="28"/>
+          <w:szCs w:val="28"/>
+        </w:rPr>
+        <w:t xml:space="preserve"> a </w:t>
+      </w:r>
+      <w:del w:id="1222" w:author="Assessor GDSXSR" w:date="2026-10-29T19:57:29Z">
+        <w:r>
+          <w:rPr>
+            <w:rFonts w:ascii="Arial" w:hAnsi="Arial" w:cs="Arial"/>
+            <w:sz w:val="28"/>
+            <w:szCs w:val="28"/>
+          </w:rPr>
+          <w:delText xml:space="preserve">parte</w:delText>
+        </w:r>
+      </w:del>
+      <w:ins w:id="1223" w:author="Assessor GDSXSR" w:date="2026-10-29T19:57:29Z">
+        <w:r>
+          <w:rPr>
+            <w:rFonts w:ascii="Arial" w:hAnsi="Arial" w:cs="Arial"/>
+            <w:color w:val="808080"/>
+            <w:sz w:val="28"/>
+            <w:szCs w:val="28"/>
+          </w:rPr>
+          <w:t xml:space="preserve">autora</w:t>
+        </w:r>
+      </w:ins>
+      <w:r>
+        <w:rPr>
+          <w:rFonts w:ascii="Arial" w:hAnsi="Arial" w:cs="Arial"/>
+          <w:sz w:val="28"/>
+          <w:szCs w:val="28"/>
+        </w:rPr>
+        <w:t xml:space="preserve"> </w:t>
+      </w:r>
+      <w:del w:id="1224" w:author="Assessor GDSXSR" w:date="2026-10-29T19:57:29Z">
+        <w:r>
+          <w:rPr>
+            <w:rFonts w:ascii="Arial" w:hAnsi="Arial" w:cs="Arial"/>
+            <w:sz w:val="28"/>
+            <w:szCs w:val="28"/>
+          </w:rPr>
+          <w:delText xml:space="preserve">vulnerável</w:delText>
+        </w:r>
+      </w:del>
+      <w:ins w:id="1225" w:author="Assessor GDSXSR" w:date="2026-10-29T19:57:29Z">
+        <w:r>
+          <w:rPr>
+            <w:rFonts w:ascii="Arial" w:hAnsi="Arial" w:cs="Arial"/>
+            <w:color w:val="808080"/>
+            <w:sz w:val="28"/>
+            <w:szCs w:val="28"/>
+          </w:rPr>
+          <w:t xml:space="preserve">violado</w:t>
+        </w:r>
+      </w:ins>
+      <w:r>
+        <w:rPr>
+          <w:rFonts w:ascii="Arial" w:hAnsi="Arial" w:cs="Arial"/>
+          <w:sz w:val="28"/>
+          <w:szCs w:val="28"/>
+        </w:rPr>
+        <w:t xml:space="preserve"> </w:t>
+      </w:r>
+      <w:del w:id="1226" w:author="Assessor GDSXSR" w:date="2026-10-29T19:57:29Z">
+        <w:r>
+          <w:rPr>
+            <w:rFonts w:ascii="Arial" w:hAnsi="Arial" w:cs="Arial"/>
+            <w:sz w:val="28"/>
+            <w:szCs w:val="28"/>
+          </w:rPr>
+          <w:delText xml:space="preserve">da</w:delText>
+        </w:r>
+      </w:del>
+      <w:ins w:id="1227" w:author="Assessor GDSXSR" w:date="2026-10-29T19:57:29Z">
+        <w:r>
+          <w:rPr>
+            <w:rFonts w:ascii="Arial" w:hAnsi="Arial" w:cs="Arial"/>
+            <w:color w:val="808080"/>
+            <w:sz w:val="28"/>
+            <w:szCs w:val="28"/>
+          </w:rPr>
+          <w:t xml:space="preserve">o</w:t>
+        </w:r>
+      </w:ins>
+      <w:r>
+        <w:rPr>
+          <w:rFonts w:ascii="Arial" w:hAnsi="Arial" w:cs="Arial"/>
+          <w:sz w:val="28"/>
+          <w:szCs w:val="28"/>
+        </w:rPr>
+        <w:t xml:space="preserve"> </w:t>
+      </w:r>
+      <w:del w:id="1228" w:author="Assessor GDSXSR" w:date="2026-10-29T19:57:29Z">
+        <w:r>
+          <w:rPr>
+            <w:rFonts w:ascii="Arial" w:hAnsi="Arial" w:cs="Arial"/>
+            <w:sz w:val="28"/>
+            <w:szCs w:val="28"/>
+          </w:rPr>
+          <w:delText xml:space="preserve">relação</w:delText>
+        </w:r>
+      </w:del>
+      <w:ins w:id="1229" w:author="Assessor GDSXSR" w:date="2026-10-29T19:57:29Z">
+        <w:r>
+          <w:rPr>
+            <w:rFonts w:ascii="Arial" w:hAnsi="Arial" w:cs="Arial"/>
+            <w:color w:val="808080"/>
+            <w:sz w:val="28"/>
+            <w:szCs w:val="28"/>
+          </w:rPr>
+          <w:t xml:space="preserve">dever de informação; e </w:t>
         </w:r>
         <w:r>
           <w:rPr>
@@ -6805,32 +7763,14 @@
           </w:rPr>
           <w:t xml:space="preserve">4)</w:t>
         </w:r>
-      </w:ins>
-      <w:r>
-        <w:rPr>
-          <w:rFonts w:ascii="Arial" w:hAnsi="Arial" w:cs="Arial"/>
-          <w:sz w:val="28"/>
-          <w:szCs w:val="28"/>
-        </w:rPr>
-        <w:t xml:space="preserve"> houve violação ao dever de informação</w:t>
-      </w:r>
-      <w:r>
-        <w:rPr>
-          <w:rFonts w:ascii="Arial" w:hAnsi="Arial" w:cs="Arial"/>
-          <w:sz w:val="28"/>
-          <w:szCs w:val="28"/>
-        </w:rPr>
-        <w:t xml:space="preserve">, previsto no Código de Defesa do Consumidor, que protege a parte vulnerável da relação</w:t>
-      </w:r>
-      <w:ins w:id="1160" w:author="Assessor GDSXSR" w:date="2026-10-29T00:08:22Z">
-        <w:r>
-          <w:rPr>
-            <w:rFonts w:ascii="Arial" w:hAnsi="Arial" w:cs="Arial"/>
-            <w:color w:val="808080"/>
-            <w:sz w:val="28"/>
-            <w:szCs w:val="28"/>
-          </w:rPr>
-          <w:t xml:space="preserve"> (ID 88637491)</w:t>
+        <w:r>
+          <w:rPr>
+            <w:rFonts w:ascii="Arial" w:hAnsi="Arial" w:cs="Arial"/>
+            <w:color w:val="808080"/>
+            <w:sz w:val="28"/>
+            <w:szCs w:val="28"/>
+          </w:rPr>
+          <w:t xml:space="preserve"> a autora, instada, não juntou os boletos bancários das parcelas cobradas (ID 88637491)</w:t>
         </w:r>
       </w:ins>
       <w:r>
@@ -6861,14 +7801,14 @@
         <w:ind w:firstLine="2268"/>
         <w:jc w:val="both"/>
         <w:rPr>
-          <w:del w:id="1187" w:author="Assessor GDSXSR" w:date="2026-10-29T00:08:22Z"/>
+          <w:del w:id="1256" w:author="Assessor GDSXSR" w:date="2026-10-29T19:57:29Z"/>
           <w:rFonts w:ascii="Arial" w:hAnsi="Arial" w:cs="Arial"/>
           <w:color w:val="000000" w:themeColor="text1"/>
           <w:sz w:val="28"/>
           <w:szCs w:val="28"/>
         </w:rPr>
       </w:pPr>
-      <w:del w:id="1162" w:author="Assessor GDSXSR" w:date="2026-10-29T00:08:22Z">
+      <w:del w:id="1231" w:author="Assessor GDSXSR" w:date="2026-10-29T19:57:29Z">
         <w:r>
           <w:rPr>
             <w:rFonts w:ascii="Arial" w:hAnsi="Arial" w:cs="Arial"/>
@@ -6880,7 +7820,7 @@
           <w:delText>Por sua vez, a</w:delText>
         </w:r>
       </w:del>
-      <w:del w:id="1163" w:author="Assessor GDSXSR" w:date="2026-10-29T00:08:22Z">
+      <w:del w:id="1232" w:author="Assessor GDSXSR" w:date="2026-10-29T19:57:29Z">
         <w:r>
           <w:rPr>
             <w:rFonts w:ascii="Arial" w:hAnsi="Arial" w:cs="Arial"/>
@@ -6891,7 +7831,7 @@
           <w:delText xml:space="preserve"> autora/</w:delText>
         </w:r>
       </w:del>
-      <w:del w:id="1164" w:author="Assessor GDSXSR" w:date="2026-10-29T00:08:22Z">
+      <w:del w:id="1233" w:author="Assessor GDSXSR" w:date="2026-10-29T19:57:29Z">
         <w:r>
           <w:rPr>
             <w:rFonts w:ascii="Arial" w:hAnsi="Arial" w:cs="Arial"/>
@@ -6902,7 +7842,7 @@
           <w:delText>apelad</w:delText>
         </w:r>
       </w:del>
-      <w:del w:id="1165" w:author="Assessor GDSXSR" w:date="2026-10-29T00:08:22Z">
+      <w:del w:id="1234" w:author="Assessor GDSXSR" w:date="2026-10-29T19:57:29Z">
         <w:r>
           <w:rPr>
             <w:rFonts w:ascii="Arial" w:hAnsi="Arial" w:cs="Arial"/>
@@ -6913,7 +7853,7 @@
           <w:delText>a</w:delText>
         </w:r>
       </w:del>
-      <w:del w:id="1166" w:author="Assessor GDSXSR" w:date="2026-10-29T00:08:22Z">
+      <w:del w:id="1235" w:author="Assessor GDSXSR" w:date="2026-10-29T19:57:29Z">
         <w:r>
           <w:rPr>
             <w:rFonts w:ascii="Arial" w:hAnsi="Arial" w:cs="Arial"/>
@@ -6924,7 +7864,7 @@
           <w:delText xml:space="preserve"> </w:delText>
         </w:r>
       </w:del>
-      <w:del w:id="1167" w:author="Assessor GDSXSR" w:date="2026-10-29T00:08:22Z">
+      <w:del w:id="1236" w:author="Assessor GDSXSR" w:date="2026-10-29T19:57:29Z">
         <w:r>
           <w:rPr>
             <w:rFonts w:ascii="Arial" w:hAnsi="Arial" w:cs="Arial"/>
@@ -6935,7 +7875,7 @@
           <w:delText>alega</w:delText>
         </w:r>
       </w:del>
-      <w:del w:id="1168" w:author="Assessor GDSXSR" w:date="2026-10-29T00:08:22Z">
+      <w:del w:id="1237" w:author="Assessor GDSXSR" w:date="2026-10-29T19:57:29Z">
         <w:r>
           <w:rPr>
             <w:rFonts w:ascii="Arial" w:hAnsi="Arial" w:cs="Arial"/>
@@ -6946,7 +7886,7 @@
           <w:delText xml:space="preserve"> </w:delText>
         </w:r>
       </w:del>
-      <w:del w:id="1169" w:author="Assessor GDSXSR" w:date="2026-10-29T00:08:22Z">
+      <w:del w:id="1238" w:author="Assessor GDSXSR" w:date="2026-10-29T19:57:29Z">
         <w:r>
           <w:rPr>
             <w:rFonts w:ascii="Arial" w:hAnsi="Arial" w:cs="Arial"/>
@@ -6957,7 +7897,7 @@
           <w:delText xml:space="preserve">que a carta de portabilidade não </w:delText>
         </w:r>
       </w:del>
-      <w:del w:id="1170" w:author="Assessor GDSXSR" w:date="2026-10-29T00:08:22Z">
+      <w:del w:id="1239" w:author="Assessor GDSXSR" w:date="2026-10-29T19:57:29Z">
         <w:r>
           <w:rPr>
             <w:rFonts w:ascii="Arial" w:hAnsi="Arial" w:cs="Arial"/>
@@ -6968,7 +7908,7 @@
           <w:delText xml:space="preserve">se traduz em </w:delText>
         </w:r>
       </w:del>
-      <w:del w:id="1171" w:author="Assessor GDSXSR" w:date="2026-10-29T00:08:22Z">
+      <w:del w:id="1240" w:author="Assessor GDSXSR" w:date="2026-10-29T19:57:29Z">
         <w:r>
           <w:rPr>
             <w:rFonts w:ascii="Arial" w:hAnsi="Arial" w:cs="Arial"/>
@@ -6979,7 +7919,7 @@
           <w:delText>quitação</w:delText>
         </w:r>
       </w:del>
-      <w:del w:id="1172" w:author="Assessor GDSXSR" w:date="2026-10-29T00:08:22Z">
+      <w:del w:id="1241" w:author="Assessor GDSXSR" w:date="2026-10-29T19:57:29Z">
         <w:r>
           <w:rPr>
             <w:rFonts w:ascii="Arial" w:hAnsi="Arial" w:cs="Arial"/>
@@ -6990,7 +7930,7 @@
           <w:delText xml:space="preserve">, que não foram apresentados documentos comprobatórios de eventual pagamento e que </w:delText>
         </w:r>
       </w:del>
-      <w:del w:id="1173" w:author="Assessor GDSXSR" w:date="2026-10-29T00:08:22Z">
+      <w:del w:id="1242" w:author="Assessor GDSXSR" w:date="2026-10-29T19:57:29Z">
         <w:r>
           <w:rPr>
             <w:rFonts w:ascii="Arial" w:hAnsi="Arial" w:cs="Arial"/>
@@ -7001,7 +7941,7 @@
           <w:delText>não incide</w:delText>
         </w:r>
       </w:del>
-      <w:del w:id="1174" w:author="Assessor GDSXSR" w:date="2026-10-29T00:08:22Z">
+      <w:del w:id="1243" w:author="Assessor GDSXSR" w:date="2026-10-29T19:57:29Z">
         <w:r>
           <w:rPr>
             <w:rFonts w:ascii="Arial" w:hAnsi="Arial" w:cs="Arial"/>
@@ -7012,7 +7952,7 @@
           <w:delText>m</w:delText>
         </w:r>
       </w:del>
-      <w:del w:id="1175" w:author="Assessor GDSXSR" w:date="2026-10-29T00:08:22Z">
+      <w:del w:id="1244" w:author="Assessor GDSXSR" w:date="2026-10-29T19:57:29Z">
         <w:r>
           <w:rPr>
             <w:rFonts w:ascii="Arial" w:hAnsi="Arial" w:cs="Arial"/>
@@ -7023,7 +7963,7 @@
           <w:delText>,</w:delText>
         </w:r>
       </w:del>
-      <w:del w:id="1176" w:author="Assessor GDSXSR" w:date="2026-10-29T00:08:22Z">
+      <w:del w:id="1245" w:author="Assessor GDSXSR" w:date="2026-10-29T19:57:29Z">
         <w:r>
           <w:rPr>
             <w:rFonts w:ascii="Arial" w:hAnsi="Arial" w:cs="Arial"/>
@@ -7034,7 +7974,7 @@
           <w:delText xml:space="preserve"> no caso</w:delText>
         </w:r>
       </w:del>
-      <w:del w:id="1177" w:author="Assessor GDSXSR" w:date="2026-10-29T00:08:22Z">
+      <w:del w:id="1246" w:author="Assessor GDSXSR" w:date="2026-10-29T19:57:29Z">
         <w:r>
           <w:rPr>
             <w:rFonts w:ascii="Arial" w:hAnsi="Arial" w:cs="Arial"/>
@@ -7045,7 +7985,7 @@
           <w:delText>,</w:delText>
         </w:r>
       </w:del>
-      <w:del w:id="1178" w:author="Assessor GDSXSR" w:date="2026-10-29T00:08:22Z">
+      <w:del w:id="1247" w:author="Assessor GDSXSR" w:date="2026-10-29T19:57:29Z">
         <w:r>
           <w:rPr>
             <w:rFonts w:ascii="Arial" w:hAnsi="Arial" w:cs="Arial"/>
@@ -7056,7 +7996,7 @@
           <w:delText xml:space="preserve"> o</w:delText>
         </w:r>
       </w:del>
-      <w:del w:id="1179" w:author="Assessor GDSXSR" w:date="2026-10-29T00:08:22Z">
+      <w:del w:id="1248" w:author="Assessor GDSXSR" w:date="2026-10-29T19:57:29Z">
         <w:r>
           <w:rPr>
             <w:rFonts w:ascii="Arial" w:hAnsi="Arial" w:cs="Arial"/>
@@ -7067,7 +8007,7 @@
           <w:delText>s</w:delText>
         </w:r>
       </w:del>
-      <w:del w:id="1180" w:author="Assessor GDSXSR" w:date="2026-10-29T00:08:22Z">
+      <w:del w:id="1249" w:author="Assessor GDSXSR" w:date="2026-10-29T19:57:29Z">
         <w:r>
           <w:rPr>
             <w:rFonts w:ascii="Arial" w:hAnsi="Arial" w:cs="Arial"/>
@@ -7078,7 +8018,7 @@
           <w:delText xml:space="preserve"> instituto</w:delText>
         </w:r>
       </w:del>
-      <w:del w:id="1181" w:author="Assessor GDSXSR" w:date="2026-10-29T00:08:22Z">
+      <w:del w:id="1250" w:author="Assessor GDSXSR" w:date="2026-10-29T19:57:29Z">
         <w:r>
           <w:rPr>
             <w:rFonts w:ascii="Arial" w:hAnsi="Arial" w:cs="Arial"/>
@@ -7089,7 +8029,7 @@
           <w:delText>s</w:delText>
         </w:r>
       </w:del>
-      <w:del w:id="1182" w:author="Assessor GDSXSR" w:date="2026-10-29T00:08:22Z">
+      <w:del w:id="1251" w:author="Assessor GDSXSR" w:date="2026-10-29T19:57:29Z">
         <w:r>
           <w:rPr>
             <w:rFonts w:ascii="Arial" w:hAnsi="Arial" w:cs="Arial"/>
@@ -7100,7 +8040,7 @@
           <w:delText xml:space="preserve"> da </w:delText>
         </w:r>
       </w:del>
-      <w:del w:id="1183" w:author="Assessor GDSXSR" w:date="2026-10-29T00:08:22Z">
+      <w:del w:id="1252" w:author="Assessor GDSXSR" w:date="2026-10-29T19:57:29Z">
         <w:r>
           <w:rPr>
             <w:rFonts w:ascii="Arial" w:hAnsi="Arial" w:cs="Arial"/>
@@ -7113,7 +8053,7 @@
           <w:delText>supressio</w:delText>
         </w:r>
       </w:del>
-      <w:del w:id="1184" w:author="Assessor GDSXSR" w:date="2026-10-29T00:08:22Z">
+      <w:del w:id="1253" w:author="Assessor GDSXSR" w:date="2026-10-29T19:57:29Z">
         <w:r>
           <w:rPr>
             <w:rFonts w:ascii="Arial" w:hAnsi="Arial" w:cs="Arial"/>
@@ -7126,7 +8066,7 @@
           <w:delText xml:space="preserve"> </w:delText>
         </w:r>
       </w:del>
-      <w:del w:id="1185" w:author="Assessor GDSXSR" w:date="2026-10-29T00:08:22Z">
+      <w:del w:id="1254" w:author="Assessor GDSXSR" w:date="2026-10-29T19:57:29Z">
         <w:r>
           <w:rPr>
             <w:rFonts w:ascii="Arial" w:hAnsi="Arial" w:cs="Arial"/>
@@ -7137,7 +8077,7 @@
           <w:delText>ou da vedação ao comportamento contraditório</w:delText>
         </w:r>
       </w:del>
-      <w:del w:id="1186" w:author="Assessor GDSXSR" w:date="2026-10-29T00:08:22Z">
+      <w:del w:id="1255" w:author="Assessor GDSXSR" w:date="2026-10-29T19:57:29Z">
         <w:r>
           <w:rPr>
             <w:rFonts w:ascii="Arial" w:hAnsi="Arial" w:cs="Arial"/>
@@ -7155,7 +8095,7 @@
         <w:ind w:firstLine="2268"/>
         <w:jc w:val="both"/>
         <w:rPr>
-          <w:del w:id="1188" w:author="Assessor GDSXSR" w:date="2026-10-29T00:08:22Z"/>
+          <w:del w:id="1257" w:author="Assessor GDSXSR" w:date="2026-10-29T19:57:29Z"/>
           <w:rFonts w:ascii="Arial" w:hAnsi="Arial" w:cs="Arial"/>
           <w:sz w:val="28"/>
           <w:szCs w:val="28"/>
@@ -7180,7 +8120,7 @@
           <w:sz w:val="28"/>
           <w:szCs w:val="28"/>
           <w:highlight w:val="yellow"/>
-          <w:rPrChange w:id="1189" w:author="Assessor GDSXSR" w:date="2026-10-29T00:08:22Z">
+          <w:rPrChange w:id="1258" w:author="Assessor GDSXSR" w:date="2026-10-29T19:57:29Z">
             <w:rPr>
               <w:rFonts w:ascii="Arial" w:hAnsi="Arial" w:cs="Arial"/>
               <w:sz w:val="28"/>
@@ -7197,7 +8137,7 @@
           <w:sz w:val="28"/>
           <w:szCs w:val="28"/>
           <w:highlight w:val="yellow"/>
-          <w:rPrChange w:id="1190" w:author="Assessor GDSXSR" w:date="2026-10-29T00:08:22Z">
+          <w:rPrChange w:id="1259" w:author="Assessor GDSXSR" w:date="2026-10-29T19:57:29Z">
             <w:rPr>
               <w:rFonts w:ascii="Arial" w:hAnsi="Arial" w:cs="Arial"/>
               <w:color w:val="7030A0"/>
@@ -7214,7 +8154,7 @@
           <w:sz w:val="28"/>
           <w:szCs w:val="28"/>
           <w:highlight w:val="yellow"/>
-          <w:rPrChange w:id="1191" w:author="Assessor GDSXSR" w:date="2026-10-29T00:08:22Z">
+          <w:rPrChange w:id="1260" w:author="Assessor GDSXSR" w:date="2026-10-29T19:57:29Z">
             <w:rPr>
               <w:rFonts w:ascii="Arial" w:hAnsi="Arial" w:cs="Arial"/>
               <w:sz w:val="28"/>
@@ -7230,7 +8170,7 @@
           <w:sz w:val="28"/>
           <w:szCs w:val="28"/>
           <w:highlight w:val="yellow"/>
-          <w:rPrChange w:id="1192" w:author="Assessor GDSXSR" w:date="2026-10-29T00:08:22Z">
+          <w:rPrChange w:id="1261" w:author="Assessor GDSXSR" w:date="2026-10-29T19:57:29Z">
             <w:rPr>
               <w:rFonts w:ascii="Arial" w:hAnsi="Arial" w:cs="Arial"/>
               <w:sz w:val="28"/>
@@ -7247,7 +8187,7 @@
           <w:sz w:val="28"/>
           <w:szCs w:val="28"/>
           <w:highlight w:val="yellow"/>
-          <w:rPrChange w:id="1193" w:author="Assessor GDSXSR" w:date="2026-10-29T00:08:22Z">
+          <w:rPrChange w:id="1262" w:author="Assessor GDSXSR" w:date="2026-10-29T19:57:29Z">
             <w:rPr>
               <w:rFonts w:ascii="Arial" w:hAnsi="Arial" w:cs="Arial"/>
               <w:color w:val="7030A0"/>
@@ -7390,7 +8330,7 @@
           <w:szCs w:val="28"/>
         </w:rPr>
       </w:pPr>
-      <w:commentRangeStart w:id="16"/>
+      <w:commentRangeStart w:id="17"/>
       <w:r>
         <w:rPr>
           <w:rFonts w:ascii="Arial" w:hAnsi="Arial" w:cs="Arial"/>
@@ -7399,7 +8339,7 @@
         </w:rPr>
         <w:t xml:space="preserve">Portanto, não incide o CDC </w:t>
       </w:r>
-      <w:del w:id="1194" w:author="Assessor GDSXSR" w:date="2026-10-29T00:08:22Z">
+      <w:del w:id="1263" w:author="Assessor GDSXSR" w:date="2026-10-29T19:57:29Z">
         <w:r>
           <w:rPr>
             <w:rFonts w:ascii="Arial" w:hAnsi="Arial" w:cs="Arial"/>
@@ -7409,7 +8349,7 @@
           <w:delText xml:space="preserve">ao</w:delText>
         </w:r>
       </w:del>
-      <w:ins w:id="1195" w:author="Assessor GDSXSR" w:date="2026-10-29T00:08:22Z">
+      <w:ins w:id="1264" w:author="Assessor GDSXSR" w:date="2026-10-29T19:57:29Z">
         <w:r>
           <w:rPr>
             <w:rFonts w:ascii="Arial" w:hAnsi="Arial" w:cs="Arial"/>
@@ -7426,14 +8366,33 @@
           <w:sz w:val="28"/>
           <w:szCs w:val="28"/>
         </w:rPr>
-        <w:t xml:space="preserve"> contrato em análise, cujo plano de saúde é administrado por uma entidade de autogestão.</w:t>
-      </w:r>
-      <w:commentRangeEnd w:id="16"/>
+        <w:t xml:space="preserve"> contrato em análise, cujo plano de saúde é administrado por uma entidade de autogestão</w:t>
+      </w:r>
+      <w:ins w:id="1265" w:author="Assessor GDSXSR" w:date="2026-10-29T19:57:29Z">
+        <w:r>
+          <w:rPr>
+            <w:rFonts w:ascii="Arial" w:hAnsi="Arial" w:cs="Arial"/>
+            <w:color w:val="808080"/>
+            <w:sz w:val="28"/>
+            <w:szCs w:val="28"/>
+          </w:rPr>
+          <w:t xml:space="preserve"> (ID 88637033)</w:t>
+        </w:r>
+      </w:ins>
+      <w:r>
+        <w:rPr>
+          <w:rFonts w:ascii="Arial" w:hAnsi="Arial" w:cs="Arial"/>
+          <w:sz w:val="28"/>
+          <w:szCs w:val="28"/>
+        </w:rPr>
+        <w:t xml:space="preserve">.</w:t>
+      </w:r>
+      <w:commentRangeEnd w:id="17"/>
       <w:r>
         <w:rPr>
           <w:rStyle w:val="CommentReference"/>
         </w:rPr>
-        <w:commentReference w:id="16"/>
+        <w:commentReference w:id="17"/>
       </w:r>
     </w:p>
     <w:p>
@@ -7454,13 +8413,13 @@
         <w:ind w:firstLine="2268"/>
         <w:jc w:val="both"/>
         <w:rPr>
-          <w:ins w:id="1196" w:author="Assessor GDSXSR" w:date="2026-10-29T00:08:22Z"/>
-          <w:rFonts w:ascii="Arial" w:hAnsi="Arial" w:cs="Arial"/>
-          <w:sz w:val="28"/>
-          <w:szCs w:val="28"/>
-        </w:rPr>
-      </w:pPr>
-      <w:commentRangeStart w:id="17"/>
+          <w:ins w:id="1266" w:author="Assessor GDSXSR" w:date="2026-10-29T19:57:29Z"/>
+          <w:rFonts w:ascii="Arial" w:hAnsi="Arial" w:cs="Arial"/>
+          <w:sz w:val="28"/>
+          <w:szCs w:val="28"/>
+        </w:rPr>
+      </w:pPr>
+      <w:commentRangeStart w:id="18"/>
       <w:r>
         <w:rPr>
           <w:rFonts w:ascii="Arial" w:hAnsi="Arial" w:cs="Arial"/>
@@ -7469,7 +8428,7 @@
         </w:rPr>
         <w:t xml:space="preserve">Por isso, a distribuição do ônus da prova deve se dar de forma ordinária, incumbindo à autora demonstrar o fato constitutivo de seu direito e, à ré, eventual fato extintivo da obrigação, como o pagamento</w:t>
       </w:r>
-      <w:ins w:id="1203" w:author="Assessor GDSXSR" w:date="2026-10-29T00:08:22Z">
+      <w:ins w:id="1273" w:author="Assessor GDSXSR" w:date="2026-10-29T19:57:29Z">
         <w:r>
           <w:rPr>
             <w:rFonts w:ascii="Arial" w:hAnsi="Arial" w:cs="Arial"/>
@@ -7488,7 +8447,7 @@
         </w:rPr>
         <w:t xml:space="preserve"> </w:t>
       </w:r>
-      <w:del w:id="1204" w:author="Assessor GDSXSR" w:date="2026-10-29T00:08:22Z">
+      <w:del w:id="1274" w:author="Assessor GDSXSR" w:date="2026-10-29T19:57:29Z">
         <w:r>
           <w:rPr>
             <w:rFonts w:ascii="Arial" w:hAnsi="Arial" w:cs="Arial"/>
@@ -7498,7 +8457,7 @@
           <w:delText xml:space="preserve">(CPC</w:delText>
         </w:r>
       </w:del>
-      <w:ins w:id="1205" w:author="Assessor GDSXSR" w:date="2026-10-29T00:08:22Z">
+      <w:ins w:id="1275" w:author="Assessor GDSXSR" w:date="2026-10-29T19:57:29Z">
         <w:r>
           <w:rPr>
             <w:rFonts w:ascii="Arial" w:hAnsi="Arial" w:cs="Arial"/>
@@ -7517,7 +8476,7 @@
         </w:rPr>
         <w:t xml:space="preserve"> 373</w:t>
       </w:r>
-      <w:ins w:id="1206" w:author="Assessor GDSXSR" w:date="2026-10-29T00:08:22Z">
+      <w:ins w:id="1276" w:author="Assessor GDSXSR" w:date="2026-10-29T19:57:29Z">
         <w:r>
           <w:rPr>
             <w:rFonts w:ascii="Arial" w:hAnsi="Arial" w:cs="Arial"/>
@@ -7536,14 +8495,14 @@
         </w:rPr>
         <w:t xml:space="preserve"> I e II</w:t>
       </w:r>
-      <w:commentRangeEnd w:id="17"/>
+      <w:commentRangeEnd w:id="18"/>
       <w:r>
         <w:rPr>
           <w:rStyle w:val="CommentReference"/>
         </w:rPr>
-        <w:commentReference w:id="17"/>
-      </w:r>
-      <w:del w:id="1207" w:author="Assessor GDSXSR" w:date="2026-10-29T00:08:22Z">
+        <w:commentReference w:id="18"/>
+      </w:r>
+      <w:del w:id="1277" w:author="Assessor GDSXSR" w:date="2026-10-29T19:57:29Z">
         <w:r>
           <w:rPr>
             <w:rFonts w:ascii="Arial" w:hAnsi="Arial" w:cs="Arial"/>
@@ -7553,7 +8512,7 @@
           <w:delText xml:space="preserve">).</w:delText>
         </w:r>
       </w:del>
-      <w:ins w:id="1208" w:author="Assessor GDSXSR" w:date="2026-10-29T00:08:22Z">
+      <w:ins w:id="1278" w:author="Assessor GDSXSR" w:date="2026-10-29T19:57:29Z">
         <w:r>
           <w:rPr>
             <w:rFonts w:ascii="Arial" w:hAnsi="Arial" w:cs="Arial"/>
@@ -7571,7 +8530,7 @@
         <w:ind w:firstLine="2268"/>
         <w:jc w:val="both"/>
         <w:rPr>
-          <w:ins w:id="1197" w:author="Assessor GDSXSR" w:date="2026-10-29T00:08:22Z"/>
+          <w:ins w:id="1267" w:author="Assessor GDSXSR" w:date="2026-10-29T19:57:29Z"/>
           <w:rFonts w:ascii="Arial" w:hAnsi="Arial" w:cs="Arial"/>
           <w:sz w:val="28"/>
           <w:szCs w:val="28"/>
@@ -7584,13 +8543,13 @@
         <w:ind w:left="2268" w:firstLine="0"/>
         <w:jc w:val="both"/>
         <w:rPr>
-          <w:ins w:id="1199" w:author="Assessor GDSXSR" w:date="2026-10-29T00:08:22Z"/>
-          <w:rFonts w:ascii="Arial" w:hAnsi="Arial" w:cs="Arial"/>
-          <w:sz w:val="28"/>
-          <w:szCs w:val="28"/>
-        </w:rPr>
-      </w:pPr>
-      <w:ins w:id="1198" w:author="Assessor GDSXSR" w:date="2026-10-29T00:08:22Z">
+          <w:ins w:id="1269" w:author="Assessor GDSXSR" w:date="2026-10-29T19:57:29Z"/>
+          <w:rFonts w:ascii="Arial" w:hAnsi="Arial" w:cs="Arial"/>
+          <w:sz w:val="28"/>
+          <w:szCs w:val="28"/>
+        </w:rPr>
+      </w:pPr>
+      <w:ins w:id="1268" w:author="Assessor GDSXSR" w:date="2026-10-29T19:57:29Z">
         <w:r>
           <w:rPr>
             <w:rFonts w:ascii="Arial" w:hAnsi="Arial" w:cs="Arial"/>
@@ -7609,13 +8568,13 @@
         <w:ind w:left="2268" w:firstLine="0"/>
         <w:jc w:val="both"/>
         <w:rPr>
-          <w:ins w:id="1201" w:author="Assessor GDSXSR" w:date="2026-10-29T00:08:22Z"/>
-          <w:rFonts w:ascii="Arial" w:hAnsi="Arial" w:cs="Arial"/>
-          <w:sz w:val="28"/>
-          <w:szCs w:val="28"/>
-        </w:rPr>
-      </w:pPr>
-      <w:ins w:id="1200" w:author="Assessor GDSXSR" w:date="2026-10-29T00:08:22Z">
+          <w:ins w:id="1271" w:author="Assessor GDSXSR" w:date="2026-10-29T19:57:29Z"/>
+          <w:rFonts w:ascii="Arial" w:hAnsi="Arial" w:cs="Arial"/>
+          <w:sz w:val="28"/>
+          <w:szCs w:val="28"/>
+        </w:rPr>
+      </w:pPr>
+      <w:ins w:id="1270" w:author="Assessor GDSXSR" w:date="2026-10-29T19:57:29Z">
         <w:r>
           <w:rPr>
             <w:rFonts w:ascii="Arial" w:hAnsi="Arial" w:cs="Arial"/>
@@ -7638,7 +8597,7 @@
           <w:szCs w:val="28"/>
         </w:rPr>
       </w:pPr>
-      <w:ins w:id="1202" w:author="Assessor GDSXSR" w:date="2026-10-29T00:08:22Z">
+      <w:ins w:id="1272" w:author="Assessor GDSXSR" w:date="2026-10-29T19:57:29Z">
         <w:r>
           <w:rPr>
             <w:rFonts w:ascii="Arial" w:hAnsi="Arial" w:cs="Arial"/>
@@ -7771,7 +8730,7 @@
         </w:rPr>
         <w:t xml:space="preserve"> mensalidades, </w:t>
       </w:r>
-      <w:del w:id="1209" w:author="Assessor GDSXSR" w:date="2026-10-29T00:08:22Z">
+      <w:del w:id="1279" w:author="Assessor GDSXSR" w:date="2026-10-29T19:57:29Z">
         <w:r>
           <w:rPr>
             <w:rFonts w:ascii="Arial" w:hAnsi="Arial" w:cs="Arial"/>
@@ -7781,7 +8740,7 @@
           <w:delText xml:space="preserve">coparticipação</w:delText>
         </w:r>
       </w:del>
-      <w:ins w:id="1210" w:author="Assessor GDSXSR" w:date="2026-10-29T00:08:22Z">
+      <w:ins w:id="1280" w:author="Assessor GDSXSR" w:date="2026-10-29T19:57:29Z">
         <w:r>
           <w:rPr>
             <w:rFonts w:ascii="Arial" w:hAnsi="Arial" w:cs="Arial"/>
@@ -7808,7 +8767,7 @@
         </w:rPr>
         <w:t xml:space="preserve"> (</w:t>
       </w:r>
-      <w:del w:id="1211" w:author="Assessor GDSXSR" w:date="2026-10-29T00:08:22Z">
+      <w:del w:id="1281" w:author="Assessor GDSXSR" w:date="2026-10-29T19:57:29Z">
         <w:r>
           <w:rPr>
             <w:rFonts w:ascii="Arial" w:hAnsi="Arial" w:cs="Arial"/>
@@ -7818,7 +8777,7 @@
           <w:delText xml:space="preserve">IDs</w:delText>
         </w:r>
       </w:del>
-      <w:ins w:id="1212" w:author="Assessor GDSXSR" w:date="2026-10-29T00:08:22Z">
+      <w:ins w:id="1282" w:author="Assessor GDSXSR" w:date="2026-10-29T19:57:29Z">
         <w:r>
           <w:rPr>
             <w:rFonts w:ascii="Arial" w:hAnsi="Arial" w:cs="Arial"/>
@@ -7920,7 +8879,7 @@
         <w:ind w:firstLine="2268"/>
         <w:jc w:val="both"/>
         <w:rPr>
-          <w:ins w:id="1229" w:author="Assessor GDSXSR" w:date="2026-10-29T00:08:22Z"/>
+          <w:ins w:id="1308" w:author="Assessor GDSXSR" w:date="2026-10-29T19:57:29Z"/>
         </w:rPr>
       </w:pPr>
       <w:r>
@@ -7931,7 +8890,7 @@
         </w:rPr>
         <w:t xml:space="preserve">Ocorre que a carta de </w:t>
       </w:r>
-      <w:del w:id="1223" w:author="Assessor GDSXSR" w:date="2026-10-29T00:08:22Z">
+      <w:del w:id="1300" w:author="Assessor GDSXSR" w:date="2026-10-29T19:57:29Z">
         <w:r>
           <w:rPr>
             <w:rFonts w:ascii="Arial" w:hAnsi="Arial" w:cs="Arial"/>
@@ -7941,7 +8900,7 @@
           <w:delText xml:space="preserve">quitação</w:delText>
         </w:r>
       </w:del>
-      <w:ins w:id="1224" w:author="Assessor GDSXSR" w:date="2026-10-29T00:08:22Z">
+      <w:ins w:id="1301" w:author="Assessor GDSXSR" w:date="2026-10-29T19:57:29Z">
         <w:r>
           <w:rPr>
             <w:rFonts w:ascii="Arial" w:hAnsi="Arial" w:cs="Arial"/>
@@ -7968,7 +8927,7 @@
         </w:rPr>
         <w:t xml:space="preserve">apelada</w:t>
       </w:r>
-      <w:del w:id="1225" w:author="Assessor GDSXSR" w:date="2026-10-29T00:08:22Z">
+      <w:del w:id="1302" w:author="Assessor GDSXSR" w:date="2026-10-29T19:57:29Z">
         <w:r>
           <w:rPr>
             <w:rFonts w:ascii="Arial" w:hAnsi="Arial" w:cs="Arial"/>
@@ -8050,7 +9009,7 @@
         </w:rPr>
         <w:t xml:space="preserve"> setembro de 2021</w:t>
       </w:r>
-      <w:ins w:id="1226" w:author="Assessor GDSXSR" w:date="2026-10-29T00:08:22Z">
+      <w:ins w:id="1303" w:author="Assessor GDSXSR" w:date="2026-10-29T19:57:29Z">
         <w:r>
           <w:rPr>
             <w:rFonts w:ascii="Arial" w:hAnsi="Arial" w:cs="Arial"/>
@@ -8069,7 +9028,7 @@
         </w:rPr>
         <w:t xml:space="preserve">.</w:t>
       </w:r>
-      <w:del w:id="1227" w:author="Assessor GDSXSR" w:date="2026-10-29T00:08:22Z">
+      <w:del w:id="1304" w:author="Assessor GDSXSR" w:date="2026-10-29T19:57:29Z">
         <w:r>
           <w:rPr>
             <w:rFonts w:ascii="Arial" w:hAnsi="Arial" w:cs="Arial"/>
@@ -8086,7 +9045,7 @@
         <w:ind w:firstLine="2268"/>
         <w:jc w:val="both"/>
         <w:rPr>
-          <w:ins w:id="1230" w:author="Assessor GDSXSR" w:date="2026-10-29T00:08:22Z"/>
+          <w:ins w:id="1309" w:author="Assessor GDSXSR" w:date="2026-10-29T19:57:29Z"/>
         </w:rPr>
       </w:pPr>
     </w:p>
@@ -8096,20 +9055,20 @@
         <w:ind w:firstLine="2268"/>
         <w:jc w:val="both"/>
         <w:rPr>
-          <w:ins w:id="1213" w:author="Assessor GDSXSR" w:date="2026-10-29T00:08:22Z"/>
-          <w:rFonts w:ascii="Arial" w:hAnsi="Arial" w:cs="Arial"/>
-          <w:sz w:val="28"/>
-          <w:szCs w:val="28"/>
-        </w:rPr>
-      </w:pPr>
-      <w:commentRangeStart w:id="18"/>
+          <w:ins w:id="1283" w:author="Assessor GDSXSR" w:date="2026-10-29T19:57:29Z"/>
+          <w:rFonts w:ascii="Arial" w:hAnsi="Arial" w:cs="Arial"/>
+          <w:sz w:val="28"/>
+          <w:szCs w:val="28"/>
+        </w:rPr>
+      </w:pPr>
+      <w:commentRangeStart w:id="19"/>
       <w:r>
         <w:rPr>
           <w:rFonts w:ascii="Arial" w:hAnsi="Arial" w:cs="Arial"/>
           <w:sz w:val="28"/>
           <w:szCs w:val="28"/>
           <w:highlight w:val="yellow"/>
-          <w:rPrChange w:id="1318" w:author="Assessor GDSXSR" w:date="2026-10-29T00:08:22Z">
+          <w:rPrChange w:id="1401" w:author="Assessor GDSXSR" w:date="2026-10-29T19:57:29Z">
             <w:rPr>
               <w:rFonts w:ascii="Arial" w:hAnsi="Arial" w:cs="Arial"/>
               <w:sz w:val="28"/>
@@ -8127,7 +9086,7 @@
           <w:sz w:val="28"/>
           <w:szCs w:val="28"/>
           <w:highlight w:val="yellow"/>
-          <w:rPrChange w:id="1319" w:author="Assessor GDSXSR" w:date="2026-10-29T00:08:22Z">
+          <w:rPrChange w:id="1402" w:author="Assessor GDSXSR" w:date="2026-10-29T19:57:29Z">
             <w:rPr>
               <w:rFonts w:ascii="Arial" w:hAnsi="Arial" w:cs="Arial"/>
               <w:i/>
@@ -8145,7 +9104,7 @@
           <w:sz w:val="28"/>
           <w:szCs w:val="28"/>
           <w:highlight w:val="yellow"/>
-          <w:rPrChange w:id="1320" w:author="Assessor GDSXSR" w:date="2026-10-29T00:08:22Z">
+          <w:rPrChange w:id="1403" w:author="Assessor GDSXSR" w:date="2026-10-29T19:57:29Z">
             <w:rPr>
               <w:rFonts w:ascii="Arial" w:hAnsi="Arial" w:cs="Arial"/>
               <w:sz w:val="28"/>
@@ -8163,7 +9122,7 @@
           <w:sz w:val="28"/>
           <w:szCs w:val="28"/>
           <w:highlight w:val="yellow"/>
-          <w:rPrChange w:id="1321" w:author="Assessor GDSXSR" w:date="2026-10-29T00:08:22Z">
+          <w:rPrChange w:id="1404" w:author="Assessor GDSXSR" w:date="2026-10-29T19:57:29Z">
             <w:rPr>
               <w:rFonts w:ascii="Arial" w:hAnsi="Arial" w:cs="Arial"/>
               <w:i/>
@@ -8181,7 +9140,7 @@
           <w:sz w:val="28"/>
           <w:szCs w:val="28"/>
           <w:highlight w:val="yellow"/>
-          <w:rPrChange w:id="1322" w:author="Assessor GDSXSR" w:date="2026-10-29T00:08:22Z">
+          <w:rPrChange w:id="1405" w:author="Assessor GDSXSR" w:date="2026-10-29T19:57:29Z">
             <w:rPr>
               <w:rFonts w:ascii="Arial" w:hAnsi="Arial" w:cs="Arial"/>
               <w:sz w:val="28"/>
@@ -8189,431 +9148,26 @@
             </w:rPr>
           </w:rPrChange>
         </w:rPr>
-        <w:t xml:space="preserve">”.</w:t>
-      </w:r>
-      <w:commentRangeEnd w:id="18"/>
-      <w:r>
-        <w:rPr>
-          <w:rStyle w:val="CommentReference"/>
-        </w:rPr>
-        <w:commentReference w:id="18"/>
-      </w:r>
-      <w:del w:id="1228" w:author="Assessor GDSXSR" w:date="2026-10-29T00:08:22Z">
-        <w:r>
-          <w:rPr>
-            <w:rFonts w:ascii="Arial" w:hAnsi="Arial" w:cs="Arial"/>
-            <w:sz w:val="28"/>
-            <w:szCs w:val="28"/>
-          </w:rPr>
-          <w:delText xml:space="preserve"> </w:delText>
-        </w:r>
-      </w:del>
-    </w:p>
-    <w:p>
-      <w:pPr>
-        <w:spacing w:after="0" w:line="360" w:lineRule="auto"/>
-        <w:ind w:firstLine="2268"/>
-        <w:jc w:val="both"/>
-        <w:rPr>
-          <w:ins w:id="1214" w:author="Assessor GDSXSR" w:date="2026-10-29T00:08:22Z"/>
-          <w:rFonts w:ascii="Arial" w:hAnsi="Arial" w:cs="Arial"/>
-          <w:sz w:val="28"/>
-          <w:szCs w:val="28"/>
-        </w:rPr>
-      </w:pPr>
-    </w:p>
-    <w:p>
-      <w:pPr>
-        <w:spacing w:after="0" w:line="360" w:lineRule="auto"/>
-        <w:ind w:firstLine="2268"/>
-        <w:jc w:val="both"/>
-        <w:rPr>
-          <w:ins w:id="1216" w:author="Assessor GDSXSR" w:date="2026-10-29T00:08:22Z"/>
-          <w:rFonts w:ascii="Arial" w:hAnsi="Arial" w:cs="Arial"/>
-          <w:sz w:val="28"/>
-          <w:szCs w:val="28"/>
-        </w:rPr>
-      </w:pPr>
-      <w:ins w:id="1215" w:author="Assessor GDSXSR" w:date="2026-10-29T00:08:22Z">
-        <w:r>
-          <w:rPr>
-            <w:rFonts w:ascii="Arial" w:hAnsi="Arial" w:cs="Arial"/>
-            <w:color w:val="808080"/>
-            <w:sz w:val="28"/>
-            <w:szCs w:val="28"/>
-          </w:rPr>
-          <w:t xml:space="preserve">Quanto à quitação tácita, dispõe o art. 320 do CC:</w:t>
-        </w:r>
-      </w:ins>
-    </w:p>
-    <w:p>
-      <w:pPr>
-        <w:spacing w:after="0" w:line="360" w:lineRule="auto"/>
-        <w:ind w:firstLine="2268"/>
-        <w:jc w:val="both"/>
-        <w:rPr>
-          <w:ins w:id="1217" w:author="Assessor GDSXSR" w:date="2026-10-29T00:08:22Z"/>
-          <w:rFonts w:ascii="Arial" w:hAnsi="Arial" w:cs="Arial"/>
-          <w:sz w:val="28"/>
-          <w:szCs w:val="28"/>
-        </w:rPr>
-      </w:pPr>
-    </w:p>
-    <w:p>
-      <w:pPr>
-        <w:spacing w:after="0" w:line="360" w:lineRule="auto"/>
-        <w:ind w:left="2268" w:firstLine="0"/>
-        <w:jc w:val="both"/>
-        <w:rPr>
-          <w:ins w:id="1219" w:author="Assessor GDSXSR" w:date="2026-10-29T00:08:22Z"/>
-          <w:rFonts w:ascii="Arial" w:hAnsi="Arial" w:cs="Arial"/>
-          <w:sz w:val="28"/>
-          <w:szCs w:val="28"/>
-        </w:rPr>
-      </w:pPr>
-      <w:ins w:id="1218" w:author="Assessor GDSXSR" w:date="2026-10-29T00:08:22Z">
-        <w:r>
-          <w:rPr>
-            <w:rFonts w:ascii="Arial" w:hAnsi="Arial" w:cs="Arial"/>
-            <w:i/>
-            <w:color w:val="808080"/>
-            <w:sz w:val="26"/>
-          </w:rPr>
-          <w:t xml:space="preserve">“Art. 320. A quitação, que sempre poderá ser dada por instrumento particular, designará o valor e a espécie da dívida quitada, o nome do devedor, ou quem por este pagou, o tempo e o lugar do pagamento, com a assinatura do credor, ou do seu representante.</w:t>
-        </w:r>
-      </w:ins>
-    </w:p>
-    <w:p>
-      <w:pPr>
-        <w:spacing w:after="0" w:line="360" w:lineRule="auto"/>
-        <w:ind w:left="2268" w:firstLine="0"/>
-        <w:jc w:val="both"/>
-        <w:rPr>
-          <w:ins w:id="1221" w:author="Assessor GDSXSR" w:date="2026-10-29T00:08:22Z"/>
-          <w:rFonts w:ascii="Arial" w:hAnsi="Arial" w:cs="Arial"/>
-          <w:sz w:val="28"/>
-          <w:szCs w:val="28"/>
-        </w:rPr>
-      </w:pPr>
-      <w:ins w:id="1220" w:author="Assessor GDSXSR" w:date="2026-10-29T00:08:22Z">
-        <w:r>
-          <w:rPr>
-            <w:rFonts w:ascii="Arial" w:hAnsi="Arial" w:cs="Arial"/>
-            <w:i/>
-            <w:color w:val="808080"/>
-            <w:sz w:val="26"/>
-          </w:rPr>
-          <w:t xml:space="preserve">(...)</w:t>
-        </w:r>
-      </w:ins>
-    </w:p>
-    <w:p>
-      <w:pPr>
-        <w:spacing w:after="0" w:line="360" w:lineRule="auto"/>
-        <w:ind w:left="2268" w:firstLine="0"/>
-        <w:jc w:val="both"/>
-        <w:rPr>
-          <w:rFonts w:ascii="Arial" w:hAnsi="Arial" w:cs="Arial"/>
-          <w:sz w:val="28"/>
-          <w:szCs w:val="28"/>
-        </w:rPr>
-      </w:pPr>
-      <w:ins w:id="1222" w:author="Assessor GDSXSR" w:date="2026-10-29T00:08:22Z">
-        <w:r>
-          <w:rPr>
-            <w:rFonts w:ascii="Arial" w:hAnsi="Arial" w:cs="Arial"/>
-            <w:i/>
-            <w:color w:val="808080"/>
-            <w:sz w:val="26"/>
-          </w:rPr>
-          <w:t xml:space="preserve">Parágrafo único. Ainda sem os requisitos estabelecidos neste artigo valerá a quitação, </w:t>
-        </w:r>
-        <w:r>
-          <w:rPr>
-            <w:rFonts w:ascii="Arial" w:hAnsi="Arial" w:cs="Arial"/>
-            <w:i/>
-            <w:color w:val="808080"/>
-            <w:sz w:val="26"/>
-            <w:u w:val="single"/>
-          </w:rPr>
-          <w:t xml:space="preserve">se de seus termos ou das circunstâncias resultar haver sido paga a dívida</w:t>
-        </w:r>
-        <w:r>
-          <w:rPr>
-            <w:rFonts w:ascii="Arial" w:hAnsi="Arial" w:cs="Arial"/>
-            <w:i/>
-            <w:color w:val="808080"/>
-            <w:sz w:val="26"/>
-          </w:rPr>
-          <w:t xml:space="preserve">.” – Grifei</w:t>
-        </w:r>
-      </w:ins>
-    </w:p>
-    <w:p>
-      <w:pPr>
-        <w:spacing w:after="0" w:line="360" w:lineRule="auto"/>
-        <w:ind w:firstLine="2268"/>
-        <w:jc w:val="both"/>
-        <w:rPr>
-          <w:rFonts w:ascii="Arial" w:hAnsi="Arial" w:cs="Arial"/>
-          <w:sz w:val="28"/>
-          <w:szCs w:val="28"/>
-        </w:rPr>
-      </w:pPr>
-    </w:p>
-    <w:p>
-      <w:pPr>
-        <w:spacing w:after="0" w:line="360" w:lineRule="auto"/>
-        <w:ind w:firstLine="2268"/>
-        <w:jc w:val="both"/>
-        <w:rPr>
-          <w:ins w:id="1267" w:author="Assessor GDSXSR" w:date="2026-10-29T00:08:22Z"/>
-        </w:rPr>
-      </w:pPr>
-      <w:del w:id="1231" w:author="Assessor GDSXSR" w:date="2026-10-29T00:08:22Z">
-        <w:r>
-          <w:rPr>
-            <w:rFonts w:ascii="Arial" w:hAnsi="Arial" w:cs="Arial"/>
-            <w:sz w:val="28"/>
-            <w:szCs w:val="28"/>
-          </w:rPr>
-          <w:delText xml:space="preserve">A</w:delText>
-        </w:r>
-        <w:r>
-          <w:rPr>
-            <w:rFonts w:ascii="Arial" w:hAnsi="Arial" w:cs="Arial"/>
-            <w:sz w:val="28"/>
-            <w:szCs w:val="28"/>
-          </w:rPr>
-          <w:delText xml:space="preserve">s</w:delText>
-        </w:r>
-      </w:del>
-      <w:ins w:id="1232" w:author="Assessor GDSXSR" w:date="2026-10-29T00:08:22Z">
-        <w:r>
-          <w:rPr>
-            <w:rFonts w:ascii="Arial" w:hAnsi="Arial" w:cs="Arial"/>
-            <w:color w:val="808080"/>
-            <w:sz w:val="28"/>
-            <w:szCs w:val="28"/>
-          </w:rPr>
-          <w:t xml:space="preserve">A</w:t>
-        </w:r>
-      </w:ins>
-      <w:r>
-        <w:rPr>
-          <w:rFonts w:ascii="Arial" w:hAnsi="Arial" w:cs="Arial"/>
-          <w:sz w:val="28"/>
-          <w:szCs w:val="28"/>
-        </w:rPr>
-        <w:t xml:space="preserve"> </w:t>
-      </w:r>
-      <w:del w:id="1233" w:author="Assessor GDSXSR" w:date="2026-10-29T00:08:22Z">
-        <w:r>
-          <w:rPr>
-            <w:rFonts w:ascii="Arial" w:hAnsi="Arial" w:cs="Arial"/>
-            <w:sz w:val="28"/>
-            <w:szCs w:val="28"/>
-          </w:rPr>
-          <w:delText xml:space="preserve">informaç</w:delText>
-        </w:r>
-        <w:r>
-          <w:rPr>
-            <w:rFonts w:ascii="Arial" w:hAnsi="Arial" w:cs="Arial"/>
-            <w:sz w:val="28"/>
-            <w:szCs w:val="28"/>
-          </w:rPr>
-          <w:delText xml:space="preserve">ões</w:delText>
-        </w:r>
-      </w:del>
-      <w:ins w:id="1234" w:author="Assessor GDSXSR" w:date="2026-10-29T00:08:22Z">
-        <w:r>
-          <w:rPr>
-            <w:rFonts w:ascii="Arial" w:hAnsi="Arial" w:cs="Arial"/>
-            <w:color w:val="808080"/>
-            <w:sz w:val="28"/>
-            <w:szCs w:val="28"/>
-          </w:rPr>
-          <w:t xml:space="preserve">informação</w:t>
-        </w:r>
-      </w:ins>
-      <w:r>
-        <w:rPr>
-          <w:rFonts w:ascii="Arial" w:hAnsi="Arial" w:cs="Arial"/>
-          <w:sz w:val="28"/>
-          <w:szCs w:val="28"/>
-        </w:rPr>
-        <w:t xml:space="preserve"> </w:t>
-      </w:r>
-      <w:del w:id="1235" w:author="Assessor GDSXSR" w:date="2026-10-29T00:08:22Z">
-        <w:r>
-          <w:rPr>
-            <w:rFonts w:ascii="Arial" w:hAnsi="Arial" w:cs="Arial"/>
-            <w:sz w:val="28"/>
-            <w:szCs w:val="28"/>
-          </w:rPr>
-          <w:delText xml:space="preserve">sobre</w:delText>
-        </w:r>
-      </w:del>
-      <w:ins w:id="1236" w:author="Assessor GDSXSR" w:date="2026-10-29T00:08:22Z">
-        <w:r>
-          <w:rPr>
-            <w:rFonts w:ascii="Arial" w:hAnsi="Arial" w:cs="Arial"/>
-            <w:color w:val="808080"/>
-            <w:sz w:val="28"/>
-            <w:szCs w:val="28"/>
-          </w:rPr>
-          <w:t xml:space="preserve">de que</w:t>
-        </w:r>
-      </w:ins>
-      <w:r>
-        <w:rPr>
-          <w:rFonts w:ascii="Arial" w:hAnsi="Arial" w:cs="Arial"/>
-          <w:sz w:val="28"/>
-          <w:szCs w:val="28"/>
-        </w:rPr>
-        <w:t xml:space="preserve"> a última mensalidade </w:t>
-      </w:r>
-      <w:del w:id="1237" w:author="Assessor GDSXSR" w:date="2026-10-29T00:08:22Z">
-        <w:r>
-          <w:rPr>
-            <w:rFonts w:ascii="Arial" w:hAnsi="Arial" w:cs="Arial"/>
-            <w:sz w:val="28"/>
-            <w:szCs w:val="28"/>
-          </w:rPr>
-          <w:delText xml:space="preserve">ser aquela com vencimento</w:delText>
-        </w:r>
-      </w:del>
-      <w:ins w:id="1238" w:author="Assessor GDSXSR" w:date="2026-10-29T00:08:22Z">
-        <w:r>
-          <w:rPr>
-            <w:rFonts w:ascii="Arial" w:hAnsi="Arial" w:cs="Arial"/>
-            <w:color w:val="808080"/>
-            <w:sz w:val="28"/>
-            <w:szCs w:val="28"/>
-          </w:rPr>
-          <w:t xml:space="preserve">venceu</w:t>
-        </w:r>
-      </w:ins>
-      <w:r>
-        <w:rPr>
-          <w:rFonts w:ascii="Arial" w:hAnsi="Arial" w:cs="Arial"/>
-          <w:sz w:val="28"/>
-          <w:szCs w:val="28"/>
-        </w:rPr>
-        <w:t xml:space="preserve"> em 10/</w:t>
-      </w:r>
-      <w:del w:id="1239" w:author="Assessor GDSXSR" w:date="2026-10-29T00:08:22Z">
-        <w:r>
-          <w:rPr>
-            <w:rFonts w:ascii="Arial" w:hAnsi="Arial" w:cs="Arial"/>
-            <w:sz w:val="28"/>
-            <w:szCs w:val="28"/>
-          </w:rPr>
-          <w:delText xml:space="preserve">9</w:delText>
-        </w:r>
-      </w:del>
-      <w:ins w:id="1240" w:author="Assessor GDSXSR" w:date="2026-10-29T00:08:22Z">
-        <w:r>
-          <w:rPr>
-            <w:rFonts w:ascii="Arial" w:hAnsi="Arial" w:cs="Arial"/>
-            <w:color w:val="808080"/>
-            <w:sz w:val="28"/>
-            <w:szCs w:val="28"/>
-          </w:rPr>
-          <w:t xml:space="preserve">09</w:t>
-        </w:r>
-      </w:ins>
-      <w:r>
-        <w:rPr>
-          <w:rFonts w:ascii="Arial" w:hAnsi="Arial" w:cs="Arial"/>
-          <w:sz w:val="28"/>
-          <w:szCs w:val="28"/>
-        </w:rPr>
-        <w:t xml:space="preserve">/</w:t>
-      </w:r>
-      <w:del w:id="1241" w:author="Assessor GDSXSR" w:date="2026-10-29T00:08:22Z">
-        <w:r>
-          <w:rPr>
-            <w:rFonts w:ascii="Arial" w:hAnsi="Arial" w:cs="Arial"/>
-            <w:sz w:val="28"/>
-            <w:szCs w:val="28"/>
-          </w:rPr>
-          <w:delText xml:space="preserve">21</w:delText>
-        </w:r>
-      </w:del>
-      <w:ins w:id="1242" w:author="Assessor GDSXSR" w:date="2026-10-29T00:08:22Z">
-        <w:r>
-          <w:rPr>
-            <w:rFonts w:ascii="Arial" w:hAnsi="Arial" w:cs="Arial"/>
-            <w:color w:val="808080"/>
-            <w:sz w:val="28"/>
-            <w:szCs w:val="28"/>
-          </w:rPr>
-          <w:t xml:space="preserve">2021,</w:t>
-        </w:r>
-      </w:ins>
-      <w:r>
-        <w:rPr>
-          <w:rFonts w:ascii="Arial" w:hAnsi="Arial" w:cs="Arial"/>
-          <w:sz w:val="28"/>
-          <w:szCs w:val="28"/>
-        </w:rPr>
-        <w:t xml:space="preserve"> </w:t>
-      </w:r>
-      <w:del w:id="1243" w:author="Assessor GDSXSR" w:date="2026-10-29T00:08:22Z">
-        <w:r>
-          <w:rPr>
-            <w:rFonts w:ascii="Arial" w:hAnsi="Arial" w:cs="Arial"/>
-            <w:sz w:val="28"/>
-            <w:szCs w:val="28"/>
-          </w:rPr>
-          <w:delText xml:space="preserve">e</w:delText>
-        </w:r>
-      </w:del>
-      <w:ins w:id="1244" w:author="Assessor GDSXSR" w:date="2026-10-29T00:08:22Z">
-        <w:r>
-          <w:rPr>
-            <w:rFonts w:ascii="Arial" w:hAnsi="Arial" w:cs="Arial"/>
-            <w:color w:val="808080"/>
-            <w:sz w:val="28"/>
-            <w:szCs w:val="28"/>
-          </w:rPr>
-          <w:t xml:space="preserve">com</w:t>
-        </w:r>
-      </w:ins>
-      <w:r>
-        <w:rPr>
-          <w:rFonts w:ascii="Arial" w:hAnsi="Arial" w:cs="Arial"/>
-          <w:sz w:val="28"/>
-          <w:szCs w:val="28"/>
-        </w:rPr>
-        <w:t xml:space="preserve"> o</w:t>
-      </w:r>
-      <w:del w:id="1245" w:author="Assessor GDSXSR" w:date="2026-10-29T00:08:22Z">
-        <w:r>
-          <w:rPr>
-            <w:rFonts w:ascii="Arial" w:hAnsi="Arial" w:cs="Arial"/>
-            <w:sz w:val="28"/>
-            <w:szCs w:val="28"/>
-          </w:rPr>
-          <w:delText xml:space="preserve"> seu</w:delText>
-        </w:r>
-      </w:del>
-      <w:r>
-        <w:rPr>
-          <w:rFonts w:ascii="Arial" w:hAnsi="Arial" w:cs="Arial"/>
-          <w:sz w:val="28"/>
-          <w:szCs w:val="28"/>
-        </w:rPr>
-        <w:t xml:space="preserve"> respectivo valor</w:t>
-      </w:r>
-      <w:ins w:id="1246" w:author="Assessor GDSXSR" w:date="2026-10-29T00:08:22Z">
-        <w:r>
-          <w:rPr>
-            <w:rFonts w:ascii="Arial" w:hAnsi="Arial" w:cs="Arial"/>
-            <w:color w:val="808080"/>
-            <w:sz w:val="28"/>
-            <w:szCs w:val="28"/>
+        <w:t xml:space="preserve">”</w:t>
+      </w:r>
+      <w:del w:id="1305" w:author="Assessor GDSXSR" w:date="2026-10-29T19:57:29Z">
+        <w:r>
+          <w:rPr>
+            <w:rFonts w:ascii="Arial" w:hAnsi="Arial" w:cs="Arial"/>
+            <w:sz w:val="28"/>
+            <w:szCs w:val="28"/>
+          </w:rPr>
+          <w:delText xml:space="preserve">.</w:delText>
+        </w:r>
+      </w:del>
+      <w:ins w:id="1306" w:author="Assessor GDSXSR" w:date="2026-10-29T19:57:29Z">
+        <w:r>
+          <w:rPr>
+            <w:rFonts w:ascii="Arial" w:hAnsi="Arial" w:cs="Arial"/>
+            <w:color w:val="808080"/>
+            <w:sz w:val="28"/>
+            <w:szCs w:val="28"/>
+            <w:highlight w:val="yellow"/>
           </w:rPr>
           <w:t xml:space="preserve">,</w:t>
         </w:r>
@@ -8623,174 +9177,8 @@
           <w:rFonts w:ascii="Arial" w:hAnsi="Arial" w:cs="Arial"/>
           <w:sz w:val="28"/>
           <w:szCs w:val="28"/>
-        </w:rPr>
-        <w:t xml:space="preserve"> não </w:t>
-      </w:r>
-      <w:del w:id="1247" w:author="Assessor GDSXSR" w:date="2026-10-29T00:08:22Z">
-        <w:r>
-          <w:rPr>
-            <w:rFonts w:ascii="Arial" w:hAnsi="Arial" w:cs="Arial"/>
-            <w:sz w:val="28"/>
-            <w:szCs w:val="28"/>
-          </w:rPr>
-          <w:delText xml:space="preserve">sugere</w:delText>
-        </w:r>
-        <w:r>
-          <w:rPr>
-            <w:rFonts w:ascii="Arial" w:hAnsi="Arial" w:cs="Arial"/>
-            <w:sz w:val="28"/>
-            <w:szCs w:val="28"/>
-          </w:rPr>
-          <w:delText xml:space="preserve">m</w:delText>
-        </w:r>
-      </w:del>
-      <w:ins w:id="1248" w:author="Assessor GDSXSR" w:date="2026-10-29T00:08:22Z">
-        <w:r>
-          <w:rPr>
-            <w:rFonts w:ascii="Arial" w:hAnsi="Arial" w:cs="Arial"/>
-            <w:color w:val="808080"/>
-            <w:sz w:val="28"/>
-            <w:szCs w:val="28"/>
-          </w:rPr>
-          <w:t xml:space="preserve">sugere</w:t>
-        </w:r>
-      </w:ins>
-      <w:r>
-        <w:rPr>
-          <w:rFonts w:ascii="Arial" w:hAnsi="Arial" w:cs="Arial"/>
-          <w:sz w:val="28"/>
-          <w:szCs w:val="28"/>
-        </w:rPr>
-        <w:t xml:space="preserve"> </w:t>
-      </w:r>
-      <w:del w:id="1249" w:author="Assessor GDSXSR" w:date="2026-10-29T00:08:22Z">
-        <w:r>
-          <w:rPr>
-            <w:rFonts w:ascii="Arial" w:hAnsi="Arial" w:cs="Arial"/>
-            <w:sz w:val="28"/>
-            <w:szCs w:val="28"/>
-          </w:rPr>
-          <w:delText xml:space="preserve">que</w:delText>
-        </w:r>
-      </w:del>
-      <w:ins w:id="1250" w:author="Assessor GDSXSR" w:date="2026-10-29T00:08:22Z">
-        <w:r>
-          <w:rPr>
-            <w:rFonts w:ascii="Arial" w:hAnsi="Arial" w:cs="Arial"/>
-            <w:color w:val="808080"/>
-            <w:sz w:val="28"/>
-            <w:szCs w:val="28"/>
-          </w:rPr>
-          <w:t xml:space="preserve">a</w:t>
-        </w:r>
-      </w:ins>
-      <w:r>
-        <w:rPr>
-          <w:rFonts w:ascii="Arial" w:hAnsi="Arial" w:cs="Arial"/>
-          <w:sz w:val="28"/>
-          <w:szCs w:val="28"/>
-        </w:rPr>
-        <w:t xml:space="preserve"> </w:t>
-      </w:r>
-      <w:del w:id="1251" w:author="Assessor GDSXSR" w:date="2026-10-29T00:08:22Z">
-        <w:r>
-          <w:rPr>
-            <w:rFonts w:ascii="Arial" w:hAnsi="Arial" w:cs="Arial"/>
-            <w:sz w:val="28"/>
-            <w:szCs w:val="28"/>
-          </w:rPr>
-          <w:delText xml:space="preserve">não</w:delText>
-        </w:r>
-      </w:del>
-      <w:ins w:id="1252" w:author="Assessor GDSXSR" w:date="2026-10-29T00:08:22Z">
-        <w:r>
-          <w:rPr>
-            <w:rFonts w:ascii="Arial" w:hAnsi="Arial" w:cs="Arial"/>
-            <w:color w:val="808080"/>
-            <w:sz w:val="28"/>
-            <w:szCs w:val="28"/>
-          </w:rPr>
-          <w:t xml:space="preserve">inexistência</w:t>
-        </w:r>
-      </w:ins>
-      <w:r>
-        <w:rPr>
-          <w:rFonts w:ascii="Arial" w:hAnsi="Arial" w:cs="Arial"/>
-          <w:sz w:val="28"/>
-          <w:szCs w:val="28"/>
-        </w:rPr>
-        <w:t xml:space="preserve"> </w:t>
-      </w:r>
-      <w:del w:id="1253" w:author="Assessor GDSXSR" w:date="2026-10-29T00:08:22Z">
-        <w:r>
-          <w:rPr>
-            <w:rFonts w:ascii="Arial" w:hAnsi="Arial" w:cs="Arial"/>
-            <w:sz w:val="28"/>
-            <w:szCs w:val="28"/>
-          </w:rPr>
-          <w:delText xml:space="preserve">houvesse</w:delText>
-        </w:r>
-      </w:del>
-      <w:ins w:id="1254" w:author="Assessor GDSXSR" w:date="2026-10-29T00:08:22Z">
-        <w:r>
-          <w:rPr>
-            <w:rFonts w:ascii="Arial" w:hAnsi="Arial" w:cs="Arial"/>
-            <w:color w:val="808080"/>
-            <w:sz w:val="28"/>
-            <w:szCs w:val="28"/>
-          </w:rPr>
-          <w:t xml:space="preserve">de</w:t>
-        </w:r>
-      </w:ins>
-      <w:r>
-        <w:rPr>
-          <w:rFonts w:ascii="Arial" w:hAnsi="Arial" w:cs="Arial"/>
-          <w:sz w:val="28"/>
-          <w:szCs w:val="28"/>
-        </w:rPr>
-        <w:t xml:space="preserve"> outras prestações em aberto.</w:t>
-      </w:r>
-    </w:p>
-    <w:p>
-      <w:pPr>
-        <w:spacing w:after="0" w:line="360" w:lineRule="auto"/>
-        <w:ind w:firstLine="2268"/>
-        <w:jc w:val="both"/>
-        <w:rPr>
-          <w:ins w:id="1268" w:author="Assessor GDSXSR" w:date="2026-10-29T00:08:22Z"/>
-        </w:rPr>
-      </w:pPr>
-    </w:p>
-    <w:p>
-      <w:pPr>
-        <w:spacing w:after="0" w:line="360" w:lineRule="auto"/>
-        <w:ind w:firstLine="2268"/>
-        <w:jc w:val="both"/>
-        <w:rPr>
-          <w:rFonts w:ascii="Arial" w:hAnsi="Arial" w:cs="Arial"/>
-          <w:sz w:val="28"/>
-          <w:szCs w:val="28"/>
-        </w:rPr>
-      </w:pPr>
-      <w:ins w:id="1255" w:author="Assessor GDSXSR" w:date="2026-10-29T00:08:22Z">
-        <w:r>
-          <w:rPr>
-            <w:rFonts w:ascii="Arial" w:hAnsi="Arial" w:cs="Arial"/>
-            <w:color w:val="808080"/>
-            <w:sz w:val="28"/>
-            <w:szCs w:val="28"/>
-            <w:highlight w:val="yellow"/>
-          </w:rPr>
-          <w:t xml:space="preserve">Dessa</w:t>
-        </w:r>
-      </w:ins>
-      <w:r>
-        <w:rPr>
-          <w:rFonts w:ascii="Arial" w:hAnsi="Arial" w:cs="Arial"/>
-          <w:sz w:val="28"/>
-          <w:szCs w:val="28"/>
           <w:highlight w:val="yellow"/>
-          <w:rPrChange w:id="1323" w:author="Assessor GDSXSR" w:date="2026-10-29T00:08:22Z">
+          <w:rPrChange w:id="1406" w:author="Assessor GDSXSR" w:date="2026-10-29T19:57:29Z">
             <w:rPr>
               <w:rFonts w:ascii="Arial" w:hAnsi="Arial" w:cs="Arial"/>
               <w:sz w:val="28"/>
@@ -8800,17 +9188,14 @@
         </w:rPr>
         <w:t xml:space="preserve"> </w:t>
       </w:r>
-      <w:del w:id="1256" w:author="Assessor GDSXSR" w:date="2026-10-29T00:08:22Z">
-        <w:r>
-          <w:rPr>
-            <w:rFonts w:ascii="Arial" w:hAnsi="Arial" w:cs="Arial"/>
-            <w:sz w:val="28"/>
-            <w:szCs w:val="28"/>
-          </w:rPr>
-          <w:delText xml:space="preserve">Portanto</w:delText>
-        </w:r>
-      </w:del>
-      <w:ins w:id="1257" w:author="Assessor GDSXSR" w:date="2026-10-29T00:08:22Z">
+      <w:commentRangeEnd w:id="19"/>
+      <w:r>
+        <w:rPr>
+          <w:rStyle w:val="CommentReference"/>
+        </w:rPr>
+        <w:commentReference w:id="19"/>
+      </w:r>
+      <w:ins w:id="1307" w:author="Assessor GDSXSR" w:date="2026-10-29T19:57:29Z">
         <w:r>
           <w:rPr>
             <w:rFonts w:ascii="Arial" w:hAnsi="Arial" w:cs="Arial"/>
@@ -8819,7 +9204,689 @@
             <w:szCs w:val="28"/>
             <w:highlight w:val="yellow"/>
           </w:rPr>
-          <w:t xml:space="preserve">forma</w:t>
+          <w:t xml:space="preserve">com a advertência de que as mensalidades devem ser pagas até o cancelamento (ID 88637463):</w:t>
+        </w:r>
+      </w:ins>
+    </w:p>
+    <w:p>
+      <w:pPr>
+        <w:spacing w:after="0" w:line="360" w:lineRule="auto"/>
+        <w:ind w:firstLine="2268"/>
+        <w:jc w:val="both"/>
+        <w:rPr>
+          <w:ins w:id="1284" w:author="Assessor GDSXSR" w:date="2026-10-29T19:57:29Z"/>
+          <w:rFonts w:ascii="Arial" w:hAnsi="Arial" w:cs="Arial"/>
+          <w:sz w:val="28"/>
+          <w:szCs w:val="28"/>
+        </w:rPr>
+      </w:pPr>
+    </w:p>
+    <w:p>
+      <w:pPr>
+        <w:spacing w:after="0" w:line="360" w:lineRule="auto"/>
+        <w:ind w:left="2268" w:firstLine="1134"/>
+        <w:jc w:val="both"/>
+        <w:rPr>
+          <w:ins w:id="1286" w:author="Assessor GDSXSR" w:date="2026-10-29T19:57:29Z"/>
+          <w:rFonts w:ascii="Arial" w:hAnsi="Arial" w:cs="Arial"/>
+          <w:sz w:val="28"/>
+          <w:szCs w:val="28"/>
+        </w:rPr>
+      </w:pPr>
+      <w:ins w:id="1285" w:author="Assessor GDSXSR" w:date="2026-10-29T19:57:29Z">
+        <w:r>
+          <w:rPr>
+            <w:rFonts w:ascii="Arial" w:hAnsi="Arial" w:cs="Arial"/>
+            <w:i/>
+            <w:color w:val="808080"/>
+            <w:sz w:val="26"/>
+            <w:szCs w:val="28"/>
+          </w:rPr>
+          <w:t xml:space="preserve">“Situação financeira atual do contrato: </w:t>
+        </w:r>
+        <w:r>
+          <w:rPr>
+            <w:rFonts w:ascii="Arial" w:hAnsi="Arial" w:cs="Arial"/>
+            <w:i/>
+            <w:color w:val="808080"/>
+            <w:sz w:val="26"/>
+            <w:szCs w:val="28"/>
+            <w:u w:val="single"/>
+          </w:rPr>
+          <w:t xml:space="preserve">INADIMPLENTE</w:t>
+        </w:r>
+      </w:ins>
+    </w:p>
+    <w:p>
+      <w:pPr>
+        <w:spacing w:after="0" w:line="360" w:lineRule="auto"/>
+        <w:ind w:left="2268" w:firstLine="1134"/>
+        <w:jc w:val="both"/>
+        <w:rPr>
+          <w:ins w:id="1288" w:author="Assessor GDSXSR" w:date="2026-10-29T19:57:29Z"/>
+          <w:rFonts w:ascii="Arial" w:hAnsi="Arial" w:cs="Arial"/>
+          <w:sz w:val="28"/>
+          <w:szCs w:val="28"/>
+        </w:rPr>
+      </w:pPr>
+      <w:ins w:id="1287" w:author="Assessor GDSXSR" w:date="2026-10-29T19:57:29Z">
+        <w:r>
+          <w:rPr>
+            <w:rFonts w:ascii="Arial" w:hAnsi="Arial" w:cs="Arial"/>
+            <w:i/>
+            <w:color w:val="808080"/>
+            <w:sz w:val="26"/>
+          </w:rPr>
+          <w:t xml:space="preserve">Dados da última mensalidade: Data de Vencimento 10/09/2021 – Valor da Mensalidade (R$) 1386.22</w:t>
+        </w:r>
+      </w:ins>
+    </w:p>
+    <w:p>
+      <w:pPr>
+        <w:spacing w:after="0" w:line="360" w:lineRule="auto"/>
+        <w:ind w:left="2268" w:firstLine="1134"/>
+        <w:jc w:val="both"/>
+        <w:rPr>
+          <w:ins w:id="1290" w:author="Assessor GDSXSR" w:date="2026-10-29T19:57:29Z"/>
+          <w:rFonts w:ascii="Arial" w:hAnsi="Arial" w:cs="Arial"/>
+          <w:sz w:val="28"/>
+          <w:szCs w:val="28"/>
+        </w:rPr>
+      </w:pPr>
+      <w:ins w:id="1289" w:author="Assessor GDSXSR" w:date="2026-10-29T19:57:29Z">
+        <w:r>
+          <w:rPr>
+            <w:rFonts w:ascii="Arial" w:hAnsi="Arial" w:cs="Arial"/>
+            <w:i/>
+            <w:color w:val="808080"/>
+            <w:sz w:val="26"/>
+            <w:u w:val="single"/>
+          </w:rPr>
+          <w:t xml:space="preserve">Até que haja a efetivação do cancelamento as mensalidades devem ser quitadas regularmente.</w:t>
+        </w:r>
+        <w:r>
+          <w:rPr>
+            <w:rFonts w:ascii="Arial" w:hAnsi="Arial" w:cs="Arial"/>
+            <w:i/>
+            <w:color w:val="808080"/>
+            <w:sz w:val="26"/>
+          </w:rPr>
+          <w:t xml:space="preserve">” – Grifei</w:t>
+        </w:r>
+      </w:ins>
+    </w:p>
+    <w:p>
+      <w:pPr>
+        <w:spacing w:after="0" w:line="360" w:lineRule="auto"/>
+        <w:ind w:left="2268" w:firstLine="1134"/>
+        <w:jc w:val="both"/>
+        <w:rPr>
+          <w:ins w:id="1291" w:author="Assessor GDSXSR" w:date="2026-10-29T19:57:29Z"/>
+          <w:rFonts w:ascii="Arial" w:hAnsi="Arial" w:cs="Arial"/>
+          <w:sz w:val="28"/>
+          <w:szCs w:val="28"/>
+        </w:rPr>
+      </w:pPr>
+    </w:p>
+    <w:p>
+      <w:pPr>
+        <w:spacing w:after="0" w:line="360" w:lineRule="auto"/>
+        <w:ind w:left="0" w:firstLine="2268"/>
+        <w:jc w:val="both"/>
+        <w:rPr>
+          <w:ins w:id="1293" w:author="Assessor GDSXSR" w:date="2026-10-29T19:57:29Z"/>
+          <w:rFonts w:ascii="Arial" w:hAnsi="Arial" w:cs="Arial"/>
+          <w:sz w:val="28"/>
+          <w:szCs w:val="28"/>
+        </w:rPr>
+      </w:pPr>
+      <w:ins w:id="1292" w:author="Assessor GDSXSR" w:date="2026-10-29T19:57:29Z">
+        <w:r>
+          <w:rPr>
+            <w:rFonts w:ascii="Arial" w:hAnsi="Arial" w:cs="Arial"/>
+            <w:color w:val="808080"/>
+            <w:sz w:val="28"/>
+          </w:rPr>
+          <w:t xml:space="preserve">Quanto à quitação tácita, dispõe o art. 320 do CC:</w:t>
+        </w:r>
+      </w:ins>
+    </w:p>
+    <w:p>
+      <w:pPr>
+        <w:spacing w:after="0" w:line="360" w:lineRule="auto"/>
+        <w:ind w:left="0" w:firstLine="2268"/>
+        <w:jc w:val="both"/>
+        <w:rPr>
+          <w:ins w:id="1294" w:author="Assessor GDSXSR" w:date="2026-10-29T19:57:29Z"/>
+          <w:rFonts w:ascii="Arial" w:hAnsi="Arial" w:cs="Arial"/>
+          <w:sz w:val="28"/>
+          <w:szCs w:val="28"/>
+        </w:rPr>
+      </w:pPr>
+    </w:p>
+    <w:p>
+      <w:pPr>
+        <w:spacing w:after="0" w:line="360" w:lineRule="auto"/>
+        <w:ind w:left="2268" w:firstLine="0"/>
+        <w:jc w:val="both"/>
+        <w:rPr>
+          <w:ins w:id="1296" w:author="Assessor GDSXSR" w:date="2026-10-29T19:57:29Z"/>
+          <w:rFonts w:ascii="Arial" w:hAnsi="Arial" w:cs="Arial"/>
+          <w:sz w:val="28"/>
+          <w:szCs w:val="28"/>
+        </w:rPr>
+      </w:pPr>
+      <w:ins w:id="1295" w:author="Assessor GDSXSR" w:date="2026-10-29T19:57:29Z">
+        <w:r>
+          <w:rPr>
+            <w:rFonts w:ascii="Arial" w:hAnsi="Arial" w:cs="Arial"/>
+            <w:i/>
+            <w:color w:val="808080"/>
+            <w:sz w:val="26"/>
+          </w:rPr>
+          <w:t xml:space="preserve">“Art. 320. A quitação, que sempre poderá ser dada por instrumento particular, designará o valor e a espécie da dívida quitada, o nome do devedor, ou quem por este pagou, o tempo e o lugar do pagamento, com a assinatura do credor, ou do seu representante.</w:t>
+        </w:r>
+      </w:ins>
+    </w:p>
+    <w:p>
+      <w:pPr>
+        <w:spacing w:after="0" w:line="360" w:lineRule="auto"/>
+        <w:ind w:left="2268" w:firstLine="0"/>
+        <w:jc w:val="both"/>
+        <w:rPr>
+          <w:ins w:id="1298" w:author="Assessor GDSXSR" w:date="2026-10-29T19:57:29Z"/>
+          <w:rFonts w:ascii="Arial" w:hAnsi="Arial" w:cs="Arial"/>
+          <w:sz w:val="28"/>
+          <w:szCs w:val="28"/>
+        </w:rPr>
+      </w:pPr>
+      <w:ins w:id="1297" w:author="Assessor GDSXSR" w:date="2026-10-29T19:57:29Z">
+        <w:r>
+          <w:rPr>
+            <w:rFonts w:ascii="Arial" w:hAnsi="Arial" w:cs="Arial"/>
+            <w:i/>
+            <w:color w:val="808080"/>
+            <w:sz w:val="26"/>
+          </w:rPr>
+          <w:t xml:space="preserve">(...)</w:t>
+        </w:r>
+      </w:ins>
+    </w:p>
+    <w:p>
+      <w:pPr>
+        <w:spacing w:after="0" w:line="360" w:lineRule="auto"/>
+        <w:ind w:left="2268" w:firstLine="0"/>
+        <w:jc w:val="both"/>
+        <w:rPr>
+          <w:rFonts w:ascii="Arial" w:hAnsi="Arial" w:cs="Arial"/>
+          <w:sz w:val="28"/>
+          <w:szCs w:val="28"/>
+        </w:rPr>
+      </w:pPr>
+      <w:ins w:id="1299" w:author="Assessor GDSXSR" w:date="2026-10-29T19:57:29Z">
+        <w:r>
+          <w:rPr>
+            <w:rFonts w:ascii="Arial" w:hAnsi="Arial" w:cs="Arial"/>
+            <w:i/>
+            <w:color w:val="808080"/>
+            <w:sz w:val="26"/>
+          </w:rPr>
+          <w:t xml:space="preserve">Parágrafo único. Ainda sem os requisitos estabelecidos neste artigo valerá a quitação, </w:t>
+        </w:r>
+        <w:r>
+          <w:rPr>
+            <w:rFonts w:ascii="Arial" w:hAnsi="Arial" w:cs="Arial"/>
+            <w:i/>
+            <w:color w:val="808080"/>
+            <w:sz w:val="26"/>
+            <w:u w:val="single"/>
+          </w:rPr>
+          <w:t xml:space="preserve">se de seus termos ou das circunstâncias resultar haver sido paga a dívida</w:t>
+        </w:r>
+        <w:r>
+          <w:rPr>
+            <w:rFonts w:ascii="Arial" w:hAnsi="Arial" w:cs="Arial"/>
+            <w:i/>
+            <w:color w:val="808080"/>
+            <w:sz w:val="26"/>
+          </w:rPr>
+          <w:t xml:space="preserve">.” – Grifei</w:t>
+        </w:r>
+      </w:ins>
+    </w:p>
+    <w:p>
+      <w:pPr>
+        <w:spacing w:after="0" w:line="360" w:lineRule="auto"/>
+        <w:ind w:firstLine="2268"/>
+        <w:jc w:val="both"/>
+        <w:rPr>
+          <w:rFonts w:ascii="Arial" w:hAnsi="Arial" w:cs="Arial"/>
+          <w:sz w:val="28"/>
+          <w:szCs w:val="28"/>
+        </w:rPr>
+      </w:pPr>
+    </w:p>
+    <w:p>
+      <w:pPr>
+        <w:spacing w:after="0" w:line="360" w:lineRule="auto"/>
+        <w:ind w:firstLine="2268"/>
+        <w:jc w:val="both"/>
+        <w:rPr>
+          <w:ins w:id="1346" w:author="Assessor GDSXSR" w:date="2026-10-29T19:57:29Z"/>
+        </w:rPr>
+      </w:pPr>
+      <w:del w:id="1310" w:author="Assessor GDSXSR" w:date="2026-10-29T19:57:29Z">
+        <w:r>
+          <w:rPr>
+            <w:rFonts w:ascii="Arial" w:hAnsi="Arial" w:cs="Arial"/>
+            <w:sz w:val="28"/>
+            <w:szCs w:val="28"/>
+          </w:rPr>
+          <w:delText xml:space="preserve">A</w:delText>
+        </w:r>
+        <w:r>
+          <w:rPr>
+            <w:rFonts w:ascii="Arial" w:hAnsi="Arial" w:cs="Arial"/>
+            <w:sz w:val="28"/>
+            <w:szCs w:val="28"/>
+          </w:rPr>
+          <w:delText xml:space="preserve">s</w:delText>
+        </w:r>
+      </w:del>
+      <w:ins w:id="1311" w:author="Assessor GDSXSR" w:date="2026-10-29T19:57:29Z">
+        <w:r>
+          <w:rPr>
+            <w:rFonts w:ascii="Arial" w:hAnsi="Arial" w:cs="Arial"/>
+            <w:color w:val="808080"/>
+            <w:sz w:val="28"/>
+            <w:szCs w:val="28"/>
+          </w:rPr>
+          <w:t xml:space="preserve">A</w:t>
+        </w:r>
+      </w:ins>
+      <w:r>
+        <w:rPr>
+          <w:rFonts w:ascii="Arial" w:hAnsi="Arial" w:cs="Arial"/>
+          <w:sz w:val="28"/>
+          <w:szCs w:val="28"/>
+        </w:rPr>
+        <w:t xml:space="preserve"> </w:t>
+      </w:r>
+      <w:del w:id="1312" w:author="Assessor GDSXSR" w:date="2026-10-29T19:57:29Z">
+        <w:r>
+          <w:rPr>
+            <w:rFonts w:ascii="Arial" w:hAnsi="Arial" w:cs="Arial"/>
+            <w:sz w:val="28"/>
+            <w:szCs w:val="28"/>
+          </w:rPr>
+          <w:delText xml:space="preserve">informaç</w:delText>
+        </w:r>
+        <w:r>
+          <w:rPr>
+            <w:rFonts w:ascii="Arial" w:hAnsi="Arial" w:cs="Arial"/>
+            <w:sz w:val="28"/>
+            <w:szCs w:val="28"/>
+          </w:rPr>
+          <w:delText xml:space="preserve">ões</w:delText>
+        </w:r>
+      </w:del>
+      <w:ins w:id="1313" w:author="Assessor GDSXSR" w:date="2026-10-29T19:57:29Z">
+        <w:r>
+          <w:rPr>
+            <w:rFonts w:ascii="Arial" w:hAnsi="Arial" w:cs="Arial"/>
+            <w:color w:val="808080"/>
+            <w:sz w:val="28"/>
+            <w:szCs w:val="28"/>
+          </w:rPr>
+          <w:t xml:space="preserve">informação</w:t>
+        </w:r>
+      </w:ins>
+      <w:r>
+        <w:rPr>
+          <w:rFonts w:ascii="Arial" w:hAnsi="Arial" w:cs="Arial"/>
+          <w:sz w:val="28"/>
+          <w:szCs w:val="28"/>
+        </w:rPr>
+        <w:t xml:space="preserve"> </w:t>
+      </w:r>
+      <w:del w:id="1314" w:author="Assessor GDSXSR" w:date="2026-10-29T19:57:29Z">
+        <w:r>
+          <w:rPr>
+            <w:rFonts w:ascii="Arial" w:hAnsi="Arial" w:cs="Arial"/>
+            <w:sz w:val="28"/>
+            <w:szCs w:val="28"/>
+          </w:rPr>
+          <w:delText xml:space="preserve">sobre</w:delText>
+        </w:r>
+      </w:del>
+      <w:ins w:id="1315" w:author="Assessor GDSXSR" w:date="2026-10-29T19:57:29Z">
+        <w:r>
+          <w:rPr>
+            <w:rFonts w:ascii="Arial" w:hAnsi="Arial" w:cs="Arial"/>
+            <w:color w:val="808080"/>
+            <w:sz w:val="28"/>
+            <w:szCs w:val="28"/>
+          </w:rPr>
+          <w:t xml:space="preserve">de que</w:t>
+        </w:r>
+      </w:ins>
+      <w:r>
+        <w:rPr>
+          <w:rFonts w:ascii="Arial" w:hAnsi="Arial" w:cs="Arial"/>
+          <w:sz w:val="28"/>
+          <w:szCs w:val="28"/>
+        </w:rPr>
+        <w:t xml:space="preserve"> a última mensalidade </w:t>
+      </w:r>
+      <w:del w:id="1316" w:author="Assessor GDSXSR" w:date="2026-10-29T19:57:29Z">
+        <w:r>
+          <w:rPr>
+            <w:rFonts w:ascii="Arial" w:hAnsi="Arial" w:cs="Arial"/>
+            <w:sz w:val="28"/>
+            <w:szCs w:val="28"/>
+          </w:rPr>
+          <w:delText xml:space="preserve">ser aquela com vencimento</w:delText>
+        </w:r>
+      </w:del>
+      <w:ins w:id="1317" w:author="Assessor GDSXSR" w:date="2026-10-29T19:57:29Z">
+        <w:r>
+          <w:rPr>
+            <w:rFonts w:ascii="Arial" w:hAnsi="Arial" w:cs="Arial"/>
+            <w:color w:val="808080"/>
+            <w:sz w:val="28"/>
+            <w:szCs w:val="28"/>
+          </w:rPr>
+          <w:t xml:space="preserve">venceu</w:t>
+        </w:r>
+      </w:ins>
+      <w:r>
+        <w:rPr>
+          <w:rFonts w:ascii="Arial" w:hAnsi="Arial" w:cs="Arial"/>
+          <w:sz w:val="28"/>
+          <w:szCs w:val="28"/>
+        </w:rPr>
+        <w:t xml:space="preserve"> em 10/</w:t>
+      </w:r>
+      <w:del w:id="1318" w:author="Assessor GDSXSR" w:date="2026-10-29T19:57:29Z">
+        <w:r>
+          <w:rPr>
+            <w:rFonts w:ascii="Arial" w:hAnsi="Arial" w:cs="Arial"/>
+            <w:sz w:val="28"/>
+            <w:szCs w:val="28"/>
+          </w:rPr>
+          <w:delText xml:space="preserve">9</w:delText>
+        </w:r>
+      </w:del>
+      <w:ins w:id="1319" w:author="Assessor GDSXSR" w:date="2026-10-29T19:57:29Z">
+        <w:r>
+          <w:rPr>
+            <w:rFonts w:ascii="Arial" w:hAnsi="Arial" w:cs="Arial"/>
+            <w:color w:val="808080"/>
+            <w:sz w:val="28"/>
+            <w:szCs w:val="28"/>
+          </w:rPr>
+          <w:t xml:space="preserve">09</w:t>
+        </w:r>
+      </w:ins>
+      <w:r>
+        <w:rPr>
+          <w:rFonts w:ascii="Arial" w:hAnsi="Arial" w:cs="Arial"/>
+          <w:sz w:val="28"/>
+          <w:szCs w:val="28"/>
+        </w:rPr>
+        <w:t xml:space="preserve">/</w:t>
+      </w:r>
+      <w:del w:id="1320" w:author="Assessor GDSXSR" w:date="2026-10-29T19:57:29Z">
+        <w:r>
+          <w:rPr>
+            <w:rFonts w:ascii="Arial" w:hAnsi="Arial" w:cs="Arial"/>
+            <w:sz w:val="28"/>
+            <w:szCs w:val="28"/>
+          </w:rPr>
+          <w:delText xml:space="preserve">21</w:delText>
+        </w:r>
+      </w:del>
+      <w:ins w:id="1321" w:author="Assessor GDSXSR" w:date="2026-10-29T19:57:29Z">
+        <w:r>
+          <w:rPr>
+            <w:rFonts w:ascii="Arial" w:hAnsi="Arial" w:cs="Arial"/>
+            <w:color w:val="808080"/>
+            <w:sz w:val="28"/>
+            <w:szCs w:val="28"/>
+          </w:rPr>
+          <w:t xml:space="preserve">2021,</w:t>
+        </w:r>
+      </w:ins>
+      <w:r>
+        <w:rPr>
+          <w:rFonts w:ascii="Arial" w:hAnsi="Arial" w:cs="Arial"/>
+          <w:sz w:val="28"/>
+          <w:szCs w:val="28"/>
+        </w:rPr>
+        <w:t xml:space="preserve"> </w:t>
+      </w:r>
+      <w:del w:id="1322" w:author="Assessor GDSXSR" w:date="2026-10-29T19:57:29Z">
+        <w:r>
+          <w:rPr>
+            <w:rFonts w:ascii="Arial" w:hAnsi="Arial" w:cs="Arial"/>
+            <w:sz w:val="28"/>
+            <w:szCs w:val="28"/>
+          </w:rPr>
+          <w:delText xml:space="preserve">e</w:delText>
+        </w:r>
+      </w:del>
+      <w:ins w:id="1323" w:author="Assessor GDSXSR" w:date="2026-10-29T19:57:29Z">
+        <w:r>
+          <w:rPr>
+            <w:rFonts w:ascii="Arial" w:hAnsi="Arial" w:cs="Arial"/>
+            <w:color w:val="808080"/>
+            <w:sz w:val="28"/>
+            <w:szCs w:val="28"/>
+          </w:rPr>
+          <w:t xml:space="preserve">com</w:t>
+        </w:r>
+      </w:ins>
+      <w:r>
+        <w:rPr>
+          <w:rFonts w:ascii="Arial" w:hAnsi="Arial" w:cs="Arial"/>
+          <w:sz w:val="28"/>
+          <w:szCs w:val="28"/>
+        </w:rPr>
+        <w:t xml:space="preserve"> o</w:t>
+      </w:r>
+      <w:del w:id="1324" w:author="Assessor GDSXSR" w:date="2026-10-29T19:57:29Z">
+        <w:r>
+          <w:rPr>
+            <w:rFonts w:ascii="Arial" w:hAnsi="Arial" w:cs="Arial"/>
+            <w:sz w:val="28"/>
+            <w:szCs w:val="28"/>
+          </w:rPr>
+          <w:delText xml:space="preserve"> seu</w:delText>
+        </w:r>
+      </w:del>
+      <w:r>
+        <w:rPr>
+          <w:rFonts w:ascii="Arial" w:hAnsi="Arial" w:cs="Arial"/>
+          <w:sz w:val="28"/>
+          <w:szCs w:val="28"/>
+        </w:rPr>
+        <w:t xml:space="preserve"> respectivo valor</w:t>
+      </w:r>
+      <w:ins w:id="1325" w:author="Assessor GDSXSR" w:date="2026-10-29T19:57:29Z">
+        <w:r>
+          <w:rPr>
+            <w:rFonts w:ascii="Arial" w:hAnsi="Arial" w:cs="Arial"/>
+            <w:color w:val="808080"/>
+            <w:sz w:val="28"/>
+            <w:szCs w:val="28"/>
+          </w:rPr>
+          <w:t xml:space="preserve">,</w:t>
+        </w:r>
+      </w:ins>
+      <w:r>
+        <w:rPr>
+          <w:rFonts w:ascii="Arial" w:hAnsi="Arial" w:cs="Arial"/>
+          <w:sz w:val="28"/>
+          <w:szCs w:val="28"/>
+        </w:rPr>
+        <w:t xml:space="preserve"> não </w:t>
+      </w:r>
+      <w:del w:id="1326" w:author="Assessor GDSXSR" w:date="2026-10-29T19:57:29Z">
+        <w:r>
+          <w:rPr>
+            <w:rFonts w:ascii="Arial" w:hAnsi="Arial" w:cs="Arial"/>
+            <w:sz w:val="28"/>
+            <w:szCs w:val="28"/>
+          </w:rPr>
+          <w:delText xml:space="preserve">sugere</w:delText>
+        </w:r>
+        <w:r>
+          <w:rPr>
+            <w:rFonts w:ascii="Arial" w:hAnsi="Arial" w:cs="Arial"/>
+            <w:sz w:val="28"/>
+            <w:szCs w:val="28"/>
+          </w:rPr>
+          <w:delText xml:space="preserve">m</w:delText>
+        </w:r>
+      </w:del>
+      <w:ins w:id="1327" w:author="Assessor GDSXSR" w:date="2026-10-29T19:57:29Z">
+        <w:r>
+          <w:rPr>
+            <w:rFonts w:ascii="Arial" w:hAnsi="Arial" w:cs="Arial"/>
+            <w:color w:val="808080"/>
+            <w:sz w:val="28"/>
+            <w:szCs w:val="28"/>
+          </w:rPr>
+          <w:t xml:space="preserve">sugere</w:t>
+        </w:r>
+      </w:ins>
+      <w:r>
+        <w:rPr>
+          <w:rFonts w:ascii="Arial" w:hAnsi="Arial" w:cs="Arial"/>
+          <w:sz w:val="28"/>
+          <w:szCs w:val="28"/>
+        </w:rPr>
+        <w:t xml:space="preserve"> </w:t>
+      </w:r>
+      <w:del w:id="1328" w:author="Assessor GDSXSR" w:date="2026-10-29T19:57:29Z">
+        <w:r>
+          <w:rPr>
+            <w:rFonts w:ascii="Arial" w:hAnsi="Arial" w:cs="Arial"/>
+            <w:sz w:val="28"/>
+            <w:szCs w:val="28"/>
+          </w:rPr>
+          <w:delText xml:space="preserve">que</w:delText>
+        </w:r>
+      </w:del>
+      <w:ins w:id="1329" w:author="Assessor GDSXSR" w:date="2026-10-29T19:57:29Z">
+        <w:r>
+          <w:rPr>
+            <w:rFonts w:ascii="Arial" w:hAnsi="Arial" w:cs="Arial"/>
+            <w:color w:val="808080"/>
+            <w:sz w:val="28"/>
+            <w:szCs w:val="28"/>
+          </w:rPr>
+          <w:t xml:space="preserve">a</w:t>
+        </w:r>
+      </w:ins>
+      <w:r>
+        <w:rPr>
+          <w:rFonts w:ascii="Arial" w:hAnsi="Arial" w:cs="Arial"/>
+          <w:sz w:val="28"/>
+          <w:szCs w:val="28"/>
+        </w:rPr>
+        <w:t xml:space="preserve"> </w:t>
+      </w:r>
+      <w:del w:id="1330" w:author="Assessor GDSXSR" w:date="2026-10-29T19:57:29Z">
+        <w:r>
+          <w:rPr>
+            <w:rFonts w:ascii="Arial" w:hAnsi="Arial" w:cs="Arial"/>
+            <w:sz w:val="28"/>
+            <w:szCs w:val="28"/>
+          </w:rPr>
+          <w:delText xml:space="preserve">não</w:delText>
+        </w:r>
+      </w:del>
+      <w:ins w:id="1331" w:author="Assessor GDSXSR" w:date="2026-10-29T19:57:29Z">
+        <w:r>
+          <w:rPr>
+            <w:rFonts w:ascii="Arial" w:hAnsi="Arial" w:cs="Arial"/>
+            <w:color w:val="808080"/>
+            <w:sz w:val="28"/>
+            <w:szCs w:val="28"/>
+          </w:rPr>
+          <w:t xml:space="preserve">inexistência</w:t>
+        </w:r>
+      </w:ins>
+      <w:r>
+        <w:rPr>
+          <w:rFonts w:ascii="Arial" w:hAnsi="Arial" w:cs="Arial"/>
+          <w:sz w:val="28"/>
+          <w:szCs w:val="28"/>
+        </w:rPr>
+        <w:t xml:space="preserve"> </w:t>
+      </w:r>
+      <w:del w:id="1332" w:author="Assessor GDSXSR" w:date="2026-10-29T19:57:29Z">
+        <w:r>
+          <w:rPr>
+            <w:rFonts w:ascii="Arial" w:hAnsi="Arial" w:cs="Arial"/>
+            <w:sz w:val="28"/>
+            <w:szCs w:val="28"/>
+          </w:rPr>
+          <w:delText xml:space="preserve">houvesse</w:delText>
+        </w:r>
+      </w:del>
+      <w:ins w:id="1333" w:author="Assessor GDSXSR" w:date="2026-10-29T19:57:29Z">
+        <w:r>
+          <w:rPr>
+            <w:rFonts w:ascii="Arial" w:hAnsi="Arial" w:cs="Arial"/>
+            <w:color w:val="808080"/>
+            <w:sz w:val="28"/>
+            <w:szCs w:val="28"/>
+          </w:rPr>
+          <w:t xml:space="preserve">de</w:t>
+        </w:r>
+      </w:ins>
+      <w:r>
+        <w:rPr>
+          <w:rFonts w:ascii="Arial" w:hAnsi="Arial" w:cs="Arial"/>
+          <w:sz w:val="28"/>
+          <w:szCs w:val="28"/>
+        </w:rPr>
+        <w:t xml:space="preserve"> outras prestações em aberto.</w:t>
+      </w:r>
+    </w:p>
+    <w:p>
+      <w:pPr>
+        <w:spacing w:after="0" w:line="360" w:lineRule="auto"/>
+        <w:ind w:firstLine="2268"/>
+        <w:jc w:val="both"/>
+        <w:rPr>
+          <w:ins w:id="1347" w:author="Assessor GDSXSR" w:date="2026-10-29T19:57:29Z"/>
+        </w:rPr>
+      </w:pPr>
+    </w:p>
+    <w:p>
+      <w:pPr>
+        <w:spacing w:after="0" w:line="360" w:lineRule="auto"/>
+        <w:ind w:firstLine="2268"/>
+        <w:jc w:val="both"/>
+        <w:rPr>
+          <w:rFonts w:ascii="Arial" w:hAnsi="Arial" w:cs="Arial"/>
+          <w:sz w:val="28"/>
+          <w:szCs w:val="28"/>
+        </w:rPr>
+      </w:pPr>
+      <w:ins w:id="1334" w:author="Assessor GDSXSR" w:date="2026-10-29T19:57:29Z">
+        <w:r>
+          <w:rPr>
+            <w:rFonts w:ascii="Arial" w:hAnsi="Arial" w:cs="Arial"/>
+            <w:color w:val="808080"/>
+            <w:sz w:val="28"/>
+            <w:szCs w:val="28"/>
+            <w:highlight w:val="yellow"/>
+          </w:rPr>
+          <w:t xml:space="preserve">Dessa</w:t>
         </w:r>
       </w:ins>
       <w:r>
@@ -8828,7 +9895,7 @@
           <w:sz w:val="28"/>
           <w:szCs w:val="28"/>
           <w:highlight w:val="yellow"/>
-          <w:rPrChange w:id="1324" w:author="Assessor GDSXSR" w:date="2026-10-29T00:08:22Z">
+          <w:rPrChange w:id="1407" w:author="Assessor GDSXSR" w:date="2026-10-29T19:57:29Z">
             <w:rPr>
               <w:rFonts w:ascii="Arial" w:hAnsi="Arial" w:cs="Arial"/>
               <w:sz w:val="28"/>
@@ -8836,15 +9903,37 @@
             </w:rPr>
           </w:rPrChange>
         </w:rPr>
-        <w:t xml:space="preserve">,</w:t>
-      </w:r>
+        <w:t xml:space="preserve"> </w:t>
+      </w:r>
+      <w:del w:id="1335" w:author="Assessor GDSXSR" w:date="2026-10-29T19:57:29Z">
+        <w:r>
+          <w:rPr>
+            <w:rFonts w:ascii="Arial" w:hAnsi="Arial" w:cs="Arial"/>
+            <w:sz w:val="28"/>
+            <w:szCs w:val="28"/>
+          </w:rPr>
+          <w:delText xml:space="preserve">Portanto</w:delText>
+        </w:r>
+      </w:del>
+      <w:ins w:id="1336" w:author="Assessor GDSXSR" w:date="2026-10-29T19:57:29Z">
+        <w:r>
+          <w:rPr>
+            <w:rFonts w:ascii="Arial" w:hAnsi="Arial" w:cs="Arial"/>
+            <w:color w:val="808080"/>
+            <w:sz w:val="28"/>
+            <w:szCs w:val="28"/>
+            <w:highlight w:val="yellow"/>
+          </w:rPr>
+          <w:t xml:space="preserve">forma</w:t>
+        </w:r>
+      </w:ins>
       <w:r>
         <w:rPr>
           <w:rFonts w:ascii="Arial" w:hAnsi="Arial" w:cs="Arial"/>
           <w:sz w:val="28"/>
           <w:szCs w:val="28"/>
           <w:highlight w:val="yellow"/>
-          <w:rPrChange w:id="1325" w:author="Assessor GDSXSR" w:date="2026-10-29T00:08:22Z">
+          <w:rPrChange w:id="1408" w:author="Assessor GDSXSR" w:date="2026-10-29T19:57:29Z">
             <w:rPr>
               <w:rFonts w:ascii="Arial" w:hAnsi="Arial" w:cs="Arial"/>
               <w:sz w:val="28"/>
@@ -8852,27 +9941,15 @@
             </w:rPr>
           </w:rPrChange>
         </w:rPr>
-        <w:t xml:space="preserve"> os termos e</w:t>
-      </w:r>
-      <w:ins w:id="1258" w:author="Assessor GDSXSR" w:date="2026-10-29T00:08:22Z">
-        <w:r>
-          <w:rPr>
-            <w:rFonts w:ascii="Arial" w:hAnsi="Arial" w:cs="Arial"/>
-            <w:color w:val="808080"/>
-            <w:sz w:val="28"/>
-            <w:szCs w:val="28"/>
-            <w:highlight w:val="yellow"/>
-          </w:rPr>
-          <w:t xml:space="preserve"> as</w:t>
-        </w:r>
-      </w:ins>
+        <w:t xml:space="preserve">,</w:t>
+      </w:r>
       <w:r>
         <w:rPr>
           <w:rFonts w:ascii="Arial" w:hAnsi="Arial" w:cs="Arial"/>
           <w:sz w:val="28"/>
           <w:szCs w:val="28"/>
           <w:highlight w:val="yellow"/>
-          <w:rPrChange w:id="1326" w:author="Assessor GDSXSR" w:date="2026-10-29T00:08:22Z">
+          <w:rPrChange w:id="1409" w:author="Assessor GDSXSR" w:date="2026-10-29T19:57:29Z">
             <w:rPr>
               <w:rFonts w:ascii="Arial" w:hAnsi="Arial" w:cs="Arial"/>
               <w:sz w:val="28"/>
@@ -8880,15 +9957,27 @@
             </w:rPr>
           </w:rPrChange>
         </w:rPr>
-        <w:t xml:space="preserve"> circunstâncias constantes </w:t>
-      </w:r>
+        <w:t xml:space="preserve"> os termos e</w:t>
+      </w:r>
+      <w:ins w:id="1337" w:author="Assessor GDSXSR" w:date="2026-10-29T19:57:29Z">
+        <w:r>
+          <w:rPr>
+            <w:rFonts w:ascii="Arial" w:hAnsi="Arial" w:cs="Arial"/>
+            <w:color w:val="808080"/>
+            <w:sz w:val="28"/>
+            <w:szCs w:val="28"/>
+            <w:highlight w:val="yellow"/>
+          </w:rPr>
+          <w:t xml:space="preserve"> as</w:t>
+        </w:r>
+      </w:ins>
       <w:r>
         <w:rPr>
           <w:rFonts w:ascii="Arial" w:hAnsi="Arial" w:cs="Arial"/>
           <w:sz w:val="28"/>
           <w:szCs w:val="28"/>
           <w:highlight w:val="yellow"/>
-          <w:rPrChange w:id="1327" w:author="Assessor GDSXSR" w:date="2026-10-29T00:08:22Z">
+          <w:rPrChange w:id="1410" w:author="Assessor GDSXSR" w:date="2026-10-29T19:57:29Z">
             <w:rPr>
               <w:rFonts w:ascii="Arial" w:hAnsi="Arial" w:cs="Arial"/>
               <w:sz w:val="28"/>
@@ -8896,7 +9985,7 @@
             </w:rPr>
           </w:rPrChange>
         </w:rPr>
-        <w:t xml:space="preserve">do documento</w:t>
+        <w:t xml:space="preserve"> circunstâncias constantes </w:t>
       </w:r>
       <w:r>
         <w:rPr>
@@ -8904,7 +9993,7 @@
           <w:sz w:val="28"/>
           <w:szCs w:val="28"/>
           <w:highlight w:val="yellow"/>
-          <w:rPrChange w:id="1328" w:author="Assessor GDSXSR" w:date="2026-10-29T00:08:22Z">
+          <w:rPrChange w:id="1411" w:author="Assessor GDSXSR" w:date="2026-10-29T19:57:29Z">
             <w:rPr>
               <w:rFonts w:ascii="Arial" w:hAnsi="Arial" w:cs="Arial"/>
               <w:sz w:val="28"/>
@@ -8912,37 +10001,15 @@
             </w:rPr>
           </w:rPrChange>
         </w:rPr>
-        <w:t xml:space="preserve"> não permitem </w:t>
-      </w:r>
-      <w:del w:id="1259" w:author="Assessor GDSXSR" w:date="2026-10-29T00:08:22Z">
-        <w:r>
-          <w:rPr>
-            <w:rFonts w:ascii="Arial" w:hAnsi="Arial" w:cs="Arial"/>
-            <w:sz w:val="28"/>
-            <w:szCs w:val="28"/>
-          </w:rPr>
-          <w:delText xml:space="preserve">alcançar a conclusão de</w:delText>
-        </w:r>
-      </w:del>
-      <w:ins w:id="1260" w:author="Assessor GDSXSR" w:date="2026-10-29T00:08:22Z">
-        <w:r>
-          <w:rPr>
-            <w:rFonts w:ascii="Arial" w:hAnsi="Arial" w:cs="Arial"/>
-            <w:color w:val="808080"/>
-            <w:sz w:val="28"/>
-            <w:szCs w:val="28"/>
-            <w:highlight w:val="yellow"/>
-          </w:rPr>
-          <w:t xml:space="preserve">concluir</w:t>
-        </w:r>
-      </w:ins>
+        <w:t xml:space="preserve">do documento</w:t>
+      </w:r>
       <w:r>
         <w:rPr>
           <w:rFonts w:ascii="Arial" w:hAnsi="Arial" w:cs="Arial"/>
           <w:sz w:val="28"/>
           <w:szCs w:val="28"/>
           <w:highlight w:val="yellow"/>
-          <w:rPrChange w:id="1329" w:author="Assessor GDSXSR" w:date="2026-10-29T00:08:22Z">
+          <w:rPrChange w:id="1412" w:author="Assessor GDSXSR" w:date="2026-10-29T19:57:29Z">
             <w:rPr>
               <w:rFonts w:ascii="Arial" w:hAnsi="Arial" w:cs="Arial"/>
               <w:sz w:val="28"/>
@@ -8950,19 +10017,19 @@
             </w:rPr>
           </w:rPrChange>
         </w:rPr>
-        <w:t xml:space="preserve"> que a dívida </w:t>
-      </w:r>
-      <w:del w:id="1261" w:author="Assessor GDSXSR" w:date="2026-10-29T00:08:22Z">
-        <w:r>
-          <w:rPr>
-            <w:rFonts w:ascii="Arial" w:hAnsi="Arial" w:cs="Arial"/>
-            <w:sz w:val="28"/>
-            <w:szCs w:val="28"/>
-          </w:rPr>
-          <w:delText xml:space="preserve">havia sido</w:delText>
-        </w:r>
-      </w:del>
-      <w:ins w:id="1262" w:author="Assessor GDSXSR" w:date="2026-10-29T00:08:22Z">
+        <w:t xml:space="preserve"> não permitem </w:t>
+      </w:r>
+      <w:del w:id="1338" w:author="Assessor GDSXSR" w:date="2026-10-29T19:57:29Z">
+        <w:r>
+          <w:rPr>
+            <w:rFonts w:ascii="Arial" w:hAnsi="Arial" w:cs="Arial"/>
+            <w:sz w:val="28"/>
+            <w:szCs w:val="28"/>
+          </w:rPr>
+          <w:delText xml:space="preserve">alcançar a conclusão de</w:delText>
+        </w:r>
+      </w:del>
+      <w:ins w:id="1339" w:author="Assessor GDSXSR" w:date="2026-10-29T19:57:29Z">
         <w:r>
           <w:rPr>
             <w:rFonts w:ascii="Arial" w:hAnsi="Arial" w:cs="Arial"/>
@@ -8971,7 +10038,7 @@
             <w:szCs w:val="28"/>
             <w:highlight w:val="yellow"/>
           </w:rPr>
-          <w:t xml:space="preserve">foi</w:t>
+          <w:t xml:space="preserve">concluir</w:t>
         </w:r>
       </w:ins>
       <w:r>
@@ -8980,7 +10047,7 @@
           <w:sz w:val="28"/>
           <w:szCs w:val="28"/>
           <w:highlight w:val="yellow"/>
-          <w:rPrChange w:id="1330" w:author="Assessor GDSXSR" w:date="2026-10-29T00:08:22Z">
+          <w:rPrChange w:id="1413" w:author="Assessor GDSXSR" w:date="2026-10-29T19:57:29Z">
             <w:rPr>
               <w:rFonts w:ascii="Arial" w:hAnsi="Arial" w:cs="Arial"/>
               <w:sz w:val="28"/>
@@ -8988,15 +10055,37 @@
             </w:rPr>
           </w:rPrChange>
         </w:rPr>
-        <w:t xml:space="preserve"> paga, </w:t>
-      </w:r>
+        <w:t xml:space="preserve"> que a dívida </w:t>
+      </w:r>
+      <w:del w:id="1340" w:author="Assessor GDSXSR" w:date="2026-10-29T19:57:29Z">
+        <w:r>
+          <w:rPr>
+            <w:rFonts w:ascii="Arial" w:hAnsi="Arial" w:cs="Arial"/>
+            <w:sz w:val="28"/>
+            <w:szCs w:val="28"/>
+          </w:rPr>
+          <w:delText xml:space="preserve">havia sido</w:delText>
+        </w:r>
+      </w:del>
+      <w:ins w:id="1341" w:author="Assessor GDSXSR" w:date="2026-10-29T19:57:29Z">
+        <w:r>
+          <w:rPr>
+            <w:rFonts w:ascii="Arial" w:hAnsi="Arial" w:cs="Arial"/>
+            <w:color w:val="808080"/>
+            <w:sz w:val="28"/>
+            <w:szCs w:val="28"/>
+            <w:highlight w:val="yellow"/>
+          </w:rPr>
+          <w:t xml:space="preserve">foi</w:t>
+        </w:r>
+      </w:ins>
       <w:r>
         <w:rPr>
           <w:rFonts w:ascii="Arial" w:hAnsi="Arial" w:cs="Arial"/>
           <w:sz w:val="28"/>
           <w:szCs w:val="28"/>
           <w:highlight w:val="yellow"/>
-          <w:rPrChange w:id="1331" w:author="Assessor GDSXSR" w:date="2026-10-29T00:08:22Z">
+          <w:rPrChange w:id="1414" w:author="Assessor GDSXSR" w:date="2026-10-29T19:57:29Z">
             <w:rPr>
               <w:rFonts w:ascii="Arial" w:hAnsi="Arial" w:cs="Arial"/>
               <w:sz w:val="28"/>
@@ -9004,37 +10093,15 @@
             </w:rPr>
           </w:rPrChange>
         </w:rPr>
-        <w:t xml:space="preserve">de modo a </w:t>
-      </w:r>
-      <w:del w:id="1263" w:author="Assessor GDSXSR" w:date="2026-10-29T00:08:22Z">
-        <w:r>
-          <w:rPr>
-            <w:rFonts w:ascii="Arial" w:hAnsi="Arial" w:cs="Arial"/>
-            <w:sz w:val="28"/>
-            <w:szCs w:val="28"/>
-          </w:rPr>
-          <w:delText xml:space="preserve">se considerar</w:delText>
-        </w:r>
-      </w:del>
-      <w:ins w:id="1264" w:author="Assessor GDSXSR" w:date="2026-10-29T00:08:22Z">
-        <w:r>
-          <w:rPr>
-            <w:rFonts w:ascii="Arial" w:hAnsi="Arial" w:cs="Arial"/>
-            <w:color w:val="808080"/>
-            <w:sz w:val="28"/>
-            <w:szCs w:val="28"/>
-            <w:highlight w:val="yellow"/>
-          </w:rPr>
-          <w:t xml:space="preserve">considerá-la</w:t>
-        </w:r>
-      </w:ins>
+        <w:t xml:space="preserve"> paga, </w:t>
+      </w:r>
       <w:r>
         <w:rPr>
           <w:rFonts w:ascii="Arial" w:hAnsi="Arial" w:cs="Arial"/>
           <w:sz w:val="28"/>
           <w:szCs w:val="28"/>
           <w:highlight w:val="yellow"/>
-          <w:rPrChange w:id="1332" w:author="Assessor GDSXSR" w:date="2026-10-29T00:08:22Z">
+          <w:rPrChange w:id="1415" w:author="Assessor GDSXSR" w:date="2026-10-29T19:57:29Z">
             <w:rPr>
               <w:rFonts w:ascii="Arial" w:hAnsi="Arial" w:cs="Arial"/>
               <w:sz w:val="28"/>
@@ -9042,19 +10109,19 @@
             </w:rPr>
           </w:rPrChange>
         </w:rPr>
-        <w:t xml:space="preserve"> tacitamente quitada (CC 320 </w:t>
-      </w:r>
-      <w:del w:id="1265" w:author="Assessor GDSXSR" w:date="2026-10-29T00:08:22Z">
-        <w:r>
-          <w:rPr>
-            <w:rFonts w:ascii="Arial" w:hAnsi="Arial" w:cs="Arial"/>
-            <w:sz w:val="28"/>
-            <w:szCs w:val="28"/>
-          </w:rPr>
-          <w:delText xml:space="preserve">p.u.</w:delText>
-        </w:r>
-      </w:del>
-      <w:ins w:id="1266" w:author="Assessor GDSXSR" w:date="2026-10-29T00:08:22Z">
+        <w:t xml:space="preserve">de modo a </w:t>
+      </w:r>
+      <w:del w:id="1342" w:author="Assessor GDSXSR" w:date="2026-10-29T19:57:29Z">
+        <w:r>
+          <w:rPr>
+            <w:rFonts w:ascii="Arial" w:hAnsi="Arial" w:cs="Arial"/>
+            <w:sz w:val="28"/>
+            <w:szCs w:val="28"/>
+          </w:rPr>
+          <w:delText xml:space="preserve">se considerar</w:delText>
+        </w:r>
+      </w:del>
+      <w:ins w:id="1343" w:author="Assessor GDSXSR" w:date="2026-10-29T19:57:29Z">
         <w:r>
           <w:rPr>
             <w:rFonts w:ascii="Arial" w:hAnsi="Arial" w:cs="Arial"/>
@@ -9063,7 +10130,7 @@
             <w:szCs w:val="28"/>
             <w:highlight w:val="yellow"/>
           </w:rPr>
-          <w:t xml:space="preserve">parágrafo único</w:t>
+          <w:t xml:space="preserve">considerá-la</w:t>
         </w:r>
       </w:ins>
       <w:r>
@@ -9072,7 +10139,7 @@
           <w:sz w:val="28"/>
           <w:szCs w:val="28"/>
           <w:highlight w:val="yellow"/>
-          <w:rPrChange w:id="1333" w:author="Assessor GDSXSR" w:date="2026-10-29T00:08:22Z">
+          <w:rPrChange w:id="1416" w:author="Assessor GDSXSR" w:date="2026-10-29T19:57:29Z">
             <w:rPr>
               <w:rFonts w:ascii="Arial" w:hAnsi="Arial" w:cs="Arial"/>
               <w:sz w:val="28"/>
@@ -9080,15 +10147,37 @@
             </w:rPr>
           </w:rPrChange>
         </w:rPr>
-        <w:t xml:space="preserve">)</w:t>
-      </w:r>
+        <w:t xml:space="preserve"> tacitamente quitada (CC 320 </w:t>
+      </w:r>
+      <w:del w:id="1344" w:author="Assessor GDSXSR" w:date="2026-10-29T19:57:29Z">
+        <w:r>
+          <w:rPr>
+            <w:rFonts w:ascii="Arial" w:hAnsi="Arial" w:cs="Arial"/>
+            <w:sz w:val="28"/>
+            <w:szCs w:val="28"/>
+          </w:rPr>
+          <w:delText xml:space="preserve">p.u.</w:delText>
+        </w:r>
+      </w:del>
+      <w:ins w:id="1345" w:author="Assessor GDSXSR" w:date="2026-10-29T19:57:29Z">
+        <w:r>
+          <w:rPr>
+            <w:rFonts w:ascii="Arial" w:hAnsi="Arial" w:cs="Arial"/>
+            <w:color w:val="808080"/>
+            <w:sz w:val="28"/>
+            <w:szCs w:val="28"/>
+            <w:highlight w:val="yellow"/>
+          </w:rPr>
+          <w:t xml:space="preserve">parágrafo único</w:t>
+        </w:r>
+      </w:ins>
       <w:r>
         <w:rPr>
           <w:rFonts w:ascii="Arial" w:hAnsi="Arial" w:cs="Arial"/>
           <w:sz w:val="28"/>
           <w:szCs w:val="28"/>
           <w:highlight w:val="yellow"/>
-          <w:rPrChange w:id="1334" w:author="Assessor GDSXSR" w:date="2026-10-29T00:08:22Z">
+          <w:rPrChange w:id="1417" w:author="Assessor GDSXSR" w:date="2026-10-29T19:57:29Z">
             <w:rPr>
               <w:rFonts w:ascii="Arial" w:hAnsi="Arial" w:cs="Arial"/>
               <w:sz w:val="28"/>
@@ -9096,6 +10185,22 @@
             </w:rPr>
           </w:rPrChange>
         </w:rPr>
+        <w:t xml:space="preserve">)</w:t>
+      </w:r>
+      <w:r>
+        <w:rPr>
+          <w:rFonts w:ascii="Arial" w:hAnsi="Arial" w:cs="Arial"/>
+          <w:sz w:val="28"/>
+          <w:szCs w:val="28"/>
+          <w:highlight w:val="yellow"/>
+          <w:rPrChange w:id="1418" w:author="Assessor GDSXSR" w:date="2026-10-29T19:57:29Z">
+            <w:rPr>
+              <w:rFonts w:ascii="Arial" w:hAnsi="Arial" w:cs="Arial"/>
+              <w:sz w:val="28"/>
+              <w:szCs w:val="28"/>
+            </w:rPr>
+          </w:rPrChange>
+        </w:rPr>
         <w:t xml:space="preserve">.</w:t>
       </w:r>
     </w:p>
@@ -9117,7 +10222,7 @@
         <w:ind w:firstLine="2268"/>
         <w:jc w:val="both"/>
         <w:rPr>
-          <w:ins w:id="1278" w:author="Assessor GDSXSR" w:date="2026-10-29T00:08:22Z"/>
+          <w:ins w:id="1357" w:author="Assessor GDSXSR" w:date="2026-10-29T19:57:29Z"/>
         </w:rPr>
       </w:pPr>
       <w:r>
@@ -9144,7 +10249,7 @@
         </w:rPr>
         <w:t xml:space="preserve">º, </w:t>
       </w:r>
-      <w:del w:id="1269" w:author="Assessor GDSXSR" w:date="2026-10-29T00:08:22Z">
+      <w:del w:id="1348" w:author="Assessor GDSXSR" w:date="2026-10-29T19:57:29Z">
         <w:r>
           <w:rPr>
             <w:rFonts w:ascii="Arial" w:hAnsi="Arial" w:cs="Arial"/>
@@ -9162,7 +10267,7 @@
         </w:rPr>
         <w:t xml:space="preserve">II, da Resolução Normativa nº 438</w:t>
       </w:r>
-      <w:del w:id="1270" w:author="Assessor GDSXSR" w:date="2026-10-29T00:08:22Z">
+      <w:del w:id="1349" w:author="Assessor GDSXSR" w:date="2026-10-29T19:57:29Z">
         <w:r>
           <w:rPr>
             <w:rFonts w:ascii="Arial" w:hAnsi="Arial" w:cs="Arial"/>
@@ -9196,7 +10301,7 @@
         </w:rPr>
         <w:t xml:space="preserve">.</w:t>
       </w:r>
-      <w:del w:id="1271" w:author="Assessor GDSXSR" w:date="2026-10-29T00:08:22Z">
+      <w:del w:id="1350" w:author="Assessor GDSXSR" w:date="2026-10-29T19:57:29Z">
         <w:r>
           <w:rPr>
             <w:rFonts w:ascii="Arial" w:hAnsi="Arial" w:cs="Arial"/>
@@ -9213,7 +10318,7 @@
         <w:ind w:firstLine="2268"/>
         <w:jc w:val="both"/>
         <w:rPr>
-          <w:ins w:id="1279" w:author="Assessor GDSXSR" w:date="2026-10-29T00:08:22Z"/>
+          <w:ins w:id="1358" w:author="Assessor GDSXSR" w:date="2026-10-29T19:57:29Z"/>
         </w:rPr>
       </w:pPr>
     </w:p>
@@ -9223,7 +10328,7 @@
         <w:ind w:firstLine="2268"/>
         <w:jc w:val="both"/>
         <w:rPr>
-          <w:ins w:id="1280" w:author="Assessor GDSXSR" w:date="2026-10-29T00:08:22Z"/>
+          <w:ins w:id="1359" w:author="Assessor GDSXSR" w:date="2026-10-29T19:57:29Z"/>
         </w:rPr>
       </w:pPr>
       <w:r>
@@ -9234,7 +10339,7 @@
         </w:rPr>
         <w:t xml:space="preserve">Com efeito, o parágrafo único do art. 17</w:t>
       </w:r>
-      <w:del w:id="1272" w:author="Assessor GDSXSR" w:date="2026-10-29T00:08:22Z">
+      <w:del w:id="1351" w:author="Assessor GDSXSR" w:date="2026-10-29T19:57:29Z">
         <w:r>
           <w:rPr>
             <w:rFonts w:ascii="Arial" w:hAnsi="Arial" w:cs="Arial"/>
@@ -9268,7 +10373,7 @@
         </w:rPr>
         <w:t xml:space="preserve"> resolução</w:t>
       </w:r>
-      <w:del w:id="1273" w:author="Assessor GDSXSR" w:date="2026-10-29T00:08:22Z">
+      <w:del w:id="1352" w:author="Assessor GDSXSR" w:date="2026-10-29T19:57:29Z">
         <w:r>
           <w:rPr>
             <w:rFonts w:ascii="Arial" w:hAnsi="Arial" w:cs="Arial"/>
@@ -9360,7 +10465,7 @@
         </w:rPr>
         <w:t xml:space="preserve">.</w:t>
       </w:r>
-      <w:del w:id="1274" w:author="Assessor GDSXSR" w:date="2026-10-29T00:08:22Z">
+      <w:del w:id="1353" w:author="Assessor GDSXSR" w:date="2026-10-29T19:57:29Z">
         <w:r>
           <w:rPr>
             <w:rFonts w:ascii="Arial" w:hAnsi="Arial" w:cs="Arial"/>
@@ -9377,7 +10482,7 @@
         <w:ind w:firstLine="2268"/>
         <w:jc w:val="both"/>
         <w:rPr>
-          <w:ins w:id="1281" w:author="Assessor GDSXSR" w:date="2026-10-29T00:08:22Z"/>
+          <w:ins w:id="1360" w:author="Assessor GDSXSR" w:date="2026-10-29T19:57:29Z"/>
         </w:rPr>
       </w:pPr>
     </w:p>
@@ -9392,7 +10497,7 @@
           <w:szCs w:val="28"/>
         </w:rPr>
       </w:pPr>
-      <w:commentRangeStart w:id="19"/>
+      <w:commentRangeStart w:id="20"/>
       <w:r>
         <w:rPr>
           <w:rFonts w:ascii="Arial" w:hAnsi="Arial" w:cs="Arial"/>
@@ -9401,7 +10506,7 @@
         </w:rPr>
         <w:t xml:space="preserve">Não </w:t>
       </w:r>
-      <w:del w:id="1275" w:author="Assessor GDSXSR" w:date="2026-10-29T00:08:22Z">
+      <w:del w:id="1354" w:author="Assessor GDSXSR" w:date="2026-10-29T19:57:29Z">
         <w:r>
           <w:rPr>
             <w:rFonts w:ascii="Arial" w:hAnsi="Arial" w:cs="Arial"/>
@@ -9411,7 +10516,7 @@
           <w:delText xml:space="preserve">estabelece</w:delText>
         </w:r>
       </w:del>
-      <w:ins w:id="1276" w:author="Assessor GDSXSR" w:date="2026-10-29T00:08:22Z">
+      <w:ins w:id="1355" w:author="Assessor GDSXSR" w:date="2026-10-29T19:57:29Z">
         <w:r>
           <w:rPr>
             <w:rFonts w:ascii="Arial" w:hAnsi="Arial" w:cs="Arial"/>
@@ -9430,7 +10535,7 @@
         </w:rPr>
         <w:t xml:space="preserve">, porém,</w:t>
       </w:r>
-      <w:del w:id="1277" w:author="Assessor GDSXSR" w:date="2026-10-29T00:08:22Z">
+      <w:del w:id="1356" w:author="Assessor GDSXSR" w:date="2026-10-29T19:57:29Z">
         <w:r>
           <w:rPr>
             <w:rFonts w:ascii="Arial" w:hAnsi="Arial" w:cs="Arial"/>
@@ -9456,12 +10561,12 @@
         </w:rPr>
         <w:t xml:space="preserve">aceita o beneficiário que se encontra inadimplente no plano de origem.</w:t>
       </w:r>
-      <w:commentRangeEnd w:id="19"/>
+      <w:commentRangeEnd w:id="20"/>
       <w:r>
         <w:rPr>
           <w:rStyle w:val="CommentReference"/>
         </w:rPr>
-        <w:commentReference w:id="19"/>
+        <w:commentReference w:id="20"/>
       </w:r>
     </w:p>
     <w:p>
@@ -9487,7 +10592,7 @@
           <w:szCs w:val="28"/>
         </w:rPr>
       </w:pPr>
-      <w:del w:id="1282" w:author="Assessor GDSXSR" w:date="2026-10-29T00:08:22Z">
+      <w:del w:id="1361" w:author="Assessor GDSXSR" w:date="2026-10-29T19:57:29Z">
         <w:r>
           <w:rPr>
             <w:rFonts w:ascii="Arial" w:hAnsi="Arial" w:cs="Arial"/>
@@ -9497,7 +10602,7 @@
           <w:delText xml:space="preserve">A</w:delText>
         </w:r>
       </w:del>
-      <w:ins w:id="1283" w:author="Assessor GDSXSR" w:date="2026-10-29T00:08:22Z">
+      <w:ins w:id="1362" w:author="Assessor GDSXSR" w:date="2026-10-29T19:57:29Z">
         <w:r>
           <w:rPr>
             <w:rFonts w:ascii="Arial" w:hAnsi="Arial" w:cs="Arial"/>
@@ -9516,7 +10621,7 @@
         </w:rPr>
         <w:t xml:space="preserve"> </w:t>
       </w:r>
-      <w:del w:id="1284" w:author="Assessor GDSXSR" w:date="2026-10-29T00:08:22Z">
+      <w:del w:id="1363" w:author="Assessor GDSXSR" w:date="2026-10-29T19:57:29Z">
         <w:r>
           <w:rPr>
             <w:rFonts w:ascii="Arial" w:hAnsi="Arial" w:cs="Arial"/>
@@ -9526,7 +10631,7 @@
           <w:delText xml:space="preserve">este respeito, confira-se o seguinte precedente</w:delText>
         </w:r>
       </w:del>
-      <w:ins w:id="1285" w:author="Assessor GDSXSR" w:date="2026-10-29T00:08:22Z">
+      <w:ins w:id="1364" w:author="Assessor GDSXSR" w:date="2026-10-29T19:57:29Z">
         <w:r>
           <w:rPr>
             <w:rFonts w:ascii="Arial" w:hAnsi="Arial" w:cs="Arial"/>
@@ -9577,7 +10682,7 @@
           <w:i/>
           <w:sz w:val="26"/>
           <w:szCs w:val="26"/>
-          <w:rPrChange w:id="1289" w:author="Assessor GDSXSR" w:date="2026-10-29T00:08:22Z">
+          <w:rPrChange w:id="1368" w:author="Assessor GDSXSR" w:date="2026-10-29T19:57:29Z">
             <w:rPr>
               <w:rFonts w:ascii="Arial" w:hAnsi="Arial" w:cs="Arial"/>
               <w:sz w:val="26"/>
@@ -9593,7 +10698,7 @@
           <w:i/>
           <w:sz w:val="26"/>
           <w:szCs w:val="26"/>
-          <w:rPrChange w:id="1290" w:author="Assessor GDSXSR" w:date="2026-10-29T00:08:22Z">
+          <w:rPrChange w:id="1369" w:author="Assessor GDSXSR" w:date="2026-10-29T19:57:29Z">
             <w:rPr>
               <w:rFonts w:ascii="Arial" w:hAnsi="Arial" w:cs="Arial"/>
               <w:sz w:val="26"/>
@@ -9610,7 +10715,7 @@
           <w:iCs/>
           <w:sz w:val="26"/>
           <w:szCs w:val="26"/>
-          <w:rPrChange w:id="1291" w:author="Assessor GDSXSR" w:date="2026-10-29T00:08:22Z">
+          <w:rPrChange w:id="1370" w:author="Assessor GDSXSR" w:date="2026-10-29T19:57:29Z">
             <w:rPr>
               <w:rFonts w:ascii="Arial" w:hAnsi="Arial" w:cs="Arial"/>
               <w:i/>
@@ -9713,7 +10818,7 @@
           <w:sz w:val="26"/>
           <w:szCs w:val="26"/>
           <w:u w:val="single"/>
-          <w:rPrChange w:id="1286" w:author="Assessor GDSXSR" w:date="2026-10-29T00:08:22Z">
+          <w:rPrChange w:id="1365" w:author="Assessor GDSXSR" w:date="2026-10-29T19:57:29Z">
             <w:rPr>
               <w:rFonts w:ascii="Arial" w:hAnsi="Arial" w:cs="Arial"/>
               <w:i/>
@@ -9768,7 +10873,7 @@
         <w:ind w:left="2268"/>
         <w:jc w:val="both"/>
         <w:rPr>
-          <w:del w:id="1288" w:author="Assessor GDSXSR" w:date="2026-10-29T00:08:22Z"/>
+          <w:del w:id="1367" w:author="Assessor GDSXSR" w:date="2026-10-29T19:57:29Z"/>
           <w:rFonts w:ascii="Arial" w:hAnsi="Arial" w:cs="Arial"/>
           <w:i/>
           <w:iCs/>
@@ -9776,7 +10881,7 @@
           <w:szCs w:val="26"/>
         </w:rPr>
       </w:pPr>
-      <w:del w:id="1287" w:author="Assessor GDSXSR" w:date="2026-10-29T00:08:22Z">
+      <w:del w:id="1366" w:author="Assessor GDSXSR" w:date="2026-10-29T19:57:29Z">
         <w:r>
           <w:rPr>
             <w:rFonts w:ascii="Arial" w:hAnsi="Arial" w:cs="Arial"/>
@@ -9802,7 +10907,7 @@
           <w:szCs w:val="26"/>
         </w:rPr>
       </w:pPr>
-      <w:del w:id="1292" w:author="Assessor GDSXSR" w:date="2026-10-29T00:08:22Z">
+      <w:del w:id="1371" w:author="Assessor GDSXSR" w:date="2026-10-29T19:57:29Z">
         <w:r>
           <w:rPr>
             <w:rFonts w:ascii="Arial" w:hAnsi="Arial" w:cs="Arial"/>
@@ -9822,14 +10927,14 @@
           <w:delText xml:space="preserve"> </w:delText>
         </w:r>
       </w:del>
-      <w:commentRangeStart w:id="20"/>
+      <w:commentRangeStart w:id="21"/>
       <w:r>
         <w:rPr>
           <w:rFonts w:ascii="Arial" w:hAnsi="Arial" w:cs="Arial"/>
           <w:i/>
           <w:sz w:val="26"/>
           <w:szCs w:val="26"/>
-          <w:rPrChange w:id="1300" w:author="Assessor GDSXSR" w:date="2026-10-29T00:08:22Z">
+          <w:rPrChange w:id="1379" w:author="Assessor GDSXSR" w:date="2026-10-29T19:57:29Z">
             <w:rPr>
               <w:rFonts w:ascii="Arial" w:hAnsi="Arial" w:cs="Arial"/>
               <w:sz w:val="26"/>
@@ -9846,7 +10951,7 @@
           <w:iCs/>
           <w:sz w:val="26"/>
           <w:szCs w:val="26"/>
-          <w:rPrChange w:id="1301" w:author="Assessor GDSXSR" w:date="2026-10-29T00:08:22Z">
+          <w:rPrChange w:id="1380" w:author="Assessor GDSXSR" w:date="2026-10-29T19:57:29Z">
             <w:rPr>
               <w:rFonts w:ascii="Arial" w:hAnsi="Arial" w:cs="Arial"/>
               <w:i/>
@@ -9858,7 +10963,7 @@
         </w:rPr>
         <w:t xml:space="preserve">(Acórdão 2005667, 0758754-34.2024.8.07.0016, Relator(a): RITA DE CÁSSIA DE CERQUEIRA LIMA ROCHA, PRIMEIRA TURMA RECURSAL, data de julgamento: 30/</w:t>
       </w:r>
-      <w:del w:id="1293" w:author="Assessor GDSXSR" w:date="2026-10-29T00:08:22Z">
+      <w:del w:id="1372" w:author="Assessor GDSXSR" w:date="2026-10-29T19:57:29Z">
         <w:r>
           <w:rPr>
             <w:rFonts w:ascii="Arial" w:hAnsi="Arial" w:cs="Arial"/>
@@ -9870,7 +10975,7 @@
           <w:delText xml:space="preserve">5</w:delText>
         </w:r>
       </w:del>
-      <w:ins w:id="1294" w:author="Assessor GDSXSR" w:date="2026-10-29T00:08:22Z">
+      <w:ins w:id="1373" w:author="Assessor GDSXSR" w:date="2026-10-29T19:57:29Z">
         <w:r>
           <w:rPr>
             <w:rFonts w:ascii="Arial" w:hAnsi="Arial" w:cs="Arial"/>
@@ -9890,7 +10995,7 @@
           <w:iCs/>
           <w:sz w:val="26"/>
           <w:szCs w:val="26"/>
-          <w:rPrChange w:id="1302" w:author="Assessor GDSXSR" w:date="2026-10-29T00:08:22Z">
+          <w:rPrChange w:id="1381" w:author="Assessor GDSXSR" w:date="2026-10-29T19:57:29Z">
             <w:rPr>
               <w:rFonts w:ascii="Arial" w:hAnsi="Arial" w:cs="Arial"/>
               <w:i/>
@@ -9902,7 +11007,7 @@
         </w:rPr>
         <w:t xml:space="preserve">/2025, publicado no DJe: 13/</w:t>
       </w:r>
-      <w:del w:id="1295" w:author="Assessor GDSXSR" w:date="2026-10-29T00:08:22Z">
+      <w:del w:id="1374" w:author="Assessor GDSXSR" w:date="2026-10-29T19:57:29Z">
         <w:r>
           <w:rPr>
             <w:rFonts w:ascii="Arial" w:hAnsi="Arial" w:cs="Arial"/>
@@ -9914,7 +11019,7 @@
           <w:delText xml:space="preserve">6</w:delText>
         </w:r>
       </w:del>
-      <w:ins w:id="1296" w:author="Assessor GDSXSR" w:date="2026-10-29T00:08:22Z">
+      <w:ins w:id="1375" w:author="Assessor GDSXSR" w:date="2026-10-29T19:57:29Z">
         <w:r>
           <w:rPr>
             <w:rFonts w:ascii="Arial" w:hAnsi="Arial" w:cs="Arial"/>
@@ -9934,7 +11039,7 @@
           <w:iCs/>
           <w:sz w:val="26"/>
           <w:szCs w:val="26"/>
-          <w:rPrChange w:id="1303" w:author="Assessor GDSXSR" w:date="2026-10-29T00:08:22Z">
+          <w:rPrChange w:id="1382" w:author="Assessor GDSXSR" w:date="2026-10-29T19:57:29Z">
             <w:rPr>
               <w:rFonts w:ascii="Arial" w:hAnsi="Arial" w:cs="Arial"/>
               <w:i/>
@@ -9946,7 +11051,7 @@
         </w:rPr>
         <w:t xml:space="preserve">/2025</w:t>
       </w:r>
-      <w:ins w:id="1297" w:author="Assessor GDSXSR" w:date="2026-10-29T00:08:22Z">
+      <w:ins w:id="1376" w:author="Assessor GDSXSR" w:date="2026-10-29T19:57:29Z">
         <w:r>
           <w:rPr>
             <w:rFonts w:ascii="Arial" w:hAnsi="Arial" w:cs="Arial"/>
@@ -9966,7 +11071,7 @@
           <w:iCs/>
           <w:sz w:val="26"/>
           <w:szCs w:val="26"/>
-          <w:rPrChange w:id="1304" w:author="Assessor GDSXSR" w:date="2026-10-29T00:08:22Z">
+          <w:rPrChange w:id="1383" w:author="Assessor GDSXSR" w:date="2026-10-29T19:57:29Z">
             <w:rPr>
               <w:rFonts w:ascii="Arial" w:hAnsi="Arial" w:cs="Arial"/>
               <w:i/>
@@ -9978,14 +11083,14 @@
         </w:rPr>
         <w:t xml:space="preserve">)</w:t>
       </w:r>
-      <w:commentRangeEnd w:id="20"/>
+      <w:commentRangeEnd w:id="21"/>
       <w:r>
         <w:rPr>
           <w:rStyle w:val="CommentReference"/>
         </w:rPr>
-        <w:commentReference w:id="20"/>
-      </w:r>
-      <w:del w:id="1298" w:author="Assessor GDSXSR" w:date="2026-10-29T00:08:22Z">
+        <w:commentReference w:id="21"/>
+      </w:r>
+      <w:del w:id="1377" w:author="Assessor GDSXSR" w:date="2026-10-29T19:57:29Z">
         <w:r>
           <w:rPr>
             <w:rFonts w:ascii="Arial" w:hAnsi="Arial" w:cs="Arial"/>
@@ -9997,7 +11102,7 @@
           <w:delText xml:space="preserve">.</w:delText>
         </w:r>
       </w:del>
-      <w:ins w:id="1299" w:author="Assessor GDSXSR" w:date="2026-10-29T00:08:22Z">
+      <w:ins w:id="1378" w:author="Assessor GDSXSR" w:date="2026-10-29T19:57:29Z">
         <w:r>
           <w:rPr>
             <w:rFonts w:ascii="Arial" w:hAnsi="Arial" w:cs="Arial"/>
@@ -10029,7 +11134,7 @@
         <w:ind w:firstLine="2268"/>
         <w:jc w:val="both"/>
         <w:rPr>
-          <w:ins w:id="1314" w:author="Assessor GDSXSR" w:date="2026-10-29T00:08:22Z"/>
+          <w:ins w:id="1397" w:author="Assessor GDSXSR" w:date="2026-10-29T19:57:29Z"/>
         </w:rPr>
       </w:pPr>
       <w:r>
@@ -10048,7 +11153,7 @@
         </w:rPr>
         <w:t xml:space="preserve">em razão da </w:t>
       </w:r>
-      <w:del w:id="1305" w:author="Assessor GDSXSR" w:date="2026-10-29T00:08:22Z">
+      <w:del w:id="1387" w:author="Assessor GDSXSR" w:date="2026-10-29T19:57:29Z">
         <w:r>
           <w:rPr>
             <w:rFonts w:ascii="Arial" w:hAnsi="Arial" w:cs="Arial"/>
@@ -10066,7 +11171,7 @@
         </w:rPr>
         <w:t xml:space="preserve">demora na cobrança, </w:t>
       </w:r>
-      <w:del w:id="1306" w:author="Assessor GDSXSR" w:date="2026-10-29T00:08:22Z">
+      <w:del w:id="1388" w:author="Assessor GDSXSR" w:date="2026-10-29T19:57:29Z">
         <w:r>
           <w:rPr>
             <w:rFonts w:ascii="Arial" w:hAnsi="Arial" w:cs="Arial"/>
@@ -10084,7 +11189,7 @@
           <w:delText xml:space="preserve">que</w:delText>
         </w:r>
       </w:del>
-      <w:ins w:id="1307" w:author="Assessor GDSXSR" w:date="2026-10-29T00:08:22Z">
+      <w:ins w:id="1389" w:author="Assessor GDSXSR" w:date="2026-10-29T19:57:29Z">
         <w:r>
           <w:rPr>
             <w:rFonts w:ascii="Arial" w:hAnsi="Arial" w:cs="Arial"/>
@@ -10111,7 +11216,7 @@
         </w:rPr>
         <w:t xml:space="preserve">23/</w:t>
       </w:r>
-      <w:del w:id="1308" w:author="Assessor GDSXSR" w:date="2026-10-29T00:08:22Z">
+      <w:del w:id="1390" w:author="Assessor GDSXSR" w:date="2026-10-29T19:57:29Z">
         <w:r>
           <w:rPr>
             <w:rFonts w:ascii="Arial" w:hAnsi="Arial" w:cs="Arial"/>
@@ -10121,7 +11226,7 @@
           <w:delText xml:space="preserve">5</w:delText>
         </w:r>
       </w:del>
-      <w:ins w:id="1309" w:author="Assessor GDSXSR" w:date="2026-10-29T00:08:22Z">
+      <w:ins w:id="1391" w:author="Assessor GDSXSR" w:date="2026-10-29T19:57:29Z">
         <w:r>
           <w:rPr>
             <w:rFonts w:ascii="Arial" w:hAnsi="Arial" w:cs="Arial"/>
@@ -10140,7 +11245,7 @@
         </w:rPr>
         <w:t xml:space="preserve">/</w:t>
       </w:r>
-      <w:del w:id="1310" w:author="Assessor GDSXSR" w:date="2026-10-29T00:08:22Z">
+      <w:del w:id="1392" w:author="Assessor GDSXSR" w:date="2026-10-29T19:57:29Z">
         <w:r>
           <w:rPr>
             <w:rFonts w:ascii="Arial" w:hAnsi="Arial" w:cs="Arial"/>
@@ -10150,7 +11255,7 @@
           <w:delText xml:space="preserve">23</w:delText>
         </w:r>
       </w:del>
-      <w:ins w:id="1311" w:author="Assessor GDSXSR" w:date="2026-10-29T00:08:22Z">
+      <w:ins w:id="1393" w:author="Assessor GDSXSR" w:date="2026-10-29T19:57:29Z">
         <w:r>
           <w:rPr>
             <w:rFonts w:ascii="Arial" w:hAnsi="Arial" w:cs="Arial"/>
@@ -10167,9 +11272,28 @@
           <w:sz w:val="28"/>
           <w:szCs w:val="28"/>
         </w:rPr>
-        <w:t xml:space="preserve">, cobrando o adimplemento das faturas em aberto (ID 88637464).</w:t>
-      </w:r>
-      <w:del w:id="1312" w:author="Assessor GDSXSR" w:date="2026-10-29T00:08:22Z">
+        <w:t xml:space="preserve">, cobrando o adimplemento das faturas em aberto (ID 88637464</w:t>
+      </w:r>
+      <w:ins w:id="1394" w:author="Assessor GDSXSR" w:date="2026-10-29T19:57:29Z">
+        <w:r>
+          <w:rPr>
+            <w:rFonts w:ascii="Arial" w:hAnsi="Arial" w:cs="Arial"/>
+            <w:color w:val="808080"/>
+            <w:sz w:val="28"/>
+            <w:szCs w:val="28"/>
+          </w:rPr>
+          <w:t xml:space="preserve"> e 88637465</w:t>
+        </w:r>
+      </w:ins>
+      <w:r>
+        <w:rPr>
+          <w:rFonts w:ascii="Arial" w:hAnsi="Arial" w:cs="Arial"/>
+          <w:sz w:val="28"/>
+          <w:szCs w:val="28"/>
+        </w:rPr>
+        <w:t xml:space="preserve">).</w:t>
+      </w:r>
+      <w:del w:id="1395" w:author="Assessor GDSXSR" w:date="2026-10-29T19:57:29Z">
         <w:r>
           <w:rPr>
             <w:rFonts w:ascii="Arial" w:hAnsi="Arial" w:cs="Arial"/>
@@ -10194,7 +11318,7 @@
         <w:ind w:firstLine="2268"/>
         <w:jc w:val="both"/>
         <w:rPr>
-          <w:ins w:id="1315" w:author="Assessor GDSXSR" w:date="2026-10-29T00:08:22Z"/>
+          <w:ins w:id="1398" w:author="Assessor GDSXSR" w:date="2026-10-29T19:57:29Z"/>
         </w:rPr>
       </w:pPr>
     </w:p>
@@ -10204,12 +11328,13 @@
         <w:ind w:firstLine="2268"/>
         <w:jc w:val="both"/>
         <w:rPr>
-          <w:rFonts w:ascii="Arial" w:hAnsi="Arial" w:cs="Arial"/>
-          <w:sz w:val="28"/>
-          <w:szCs w:val="28"/>
-        </w:rPr>
-      </w:pPr>
-      <w:ins w:id="1313" w:author="Assessor GDSXSR" w:date="2026-10-29T00:08:22Z">
+          <w:ins w:id="1384" w:author="Assessor GDSXSR" w:date="2026-10-29T19:57:29Z"/>
+          <w:rFonts w:ascii="Arial" w:hAnsi="Arial" w:cs="Arial"/>
+          <w:sz w:val="28"/>
+          <w:szCs w:val="28"/>
+        </w:rPr>
+      </w:pPr>
+      <w:ins w:id="1396" w:author="Assessor GDSXSR" w:date="2026-10-29T19:57:29Z">
         <w:r>
           <w:rPr>
             <w:rFonts w:ascii="Arial" w:hAnsi="Arial" w:cs="Arial"/>
@@ -10220,6 +11345,7 @@
           <w:t xml:space="preserve">Assim</w:t>
         </w:r>
       </w:ins>
+      <w:commentRangeStart w:id="22"/>
       <w:r>
         <w:rPr>
           <w:rFonts w:ascii="Arial" w:hAnsi="Arial" w:cs="Arial"/>
@@ -10272,6 +11398,13 @@
         </w:rPr>
         <w:t xml:space="preserve">.</w:t>
       </w:r>
+      <w:commentRangeEnd w:id="22"/>
+      <w:r>
+        <w:rPr>
+          <w:rStyle w:val="CommentReference"/>
+        </w:rPr>
+        <w:commentReference w:id="22"/>
+      </w:r>
     </w:p>
     <w:p>
       <w:pPr>
@@ -10279,11 +11412,35 @@
         <w:ind w:firstLine="2268"/>
         <w:jc w:val="both"/>
         <w:rPr>
-          <w:rFonts w:ascii="Arial" w:hAnsi="Arial" w:cs="Arial"/>
-          <w:sz w:val="28"/>
-          <w:szCs w:val="28"/>
-        </w:rPr>
-      </w:pPr>
+          <w:ins w:id="1385" w:author="Assessor GDSXSR" w:date="2026-10-29T19:57:29Z"/>
+          <w:rFonts w:ascii="Arial" w:hAnsi="Arial" w:cs="Arial"/>
+          <w:sz w:val="28"/>
+          <w:szCs w:val="28"/>
+        </w:rPr>
+      </w:pPr>
+    </w:p>
+    <w:p>
+      <w:pPr>
+        <w:spacing w:after="0" w:line="360" w:lineRule="auto"/>
+        <w:ind w:left="0" w:firstLine="2268"/>
+        <w:jc w:val="both"/>
+        <w:rPr>
+          <w:rFonts w:ascii="Arial" w:hAnsi="Arial" w:cs="Arial"/>
+          <w:sz w:val="28"/>
+          <w:szCs w:val="28"/>
+        </w:rPr>
+      </w:pPr>
+      <w:ins w:id="1386" w:author="Assessor GDSXSR" w:date="2026-10-29T19:57:29Z">
+        <w:r>
+          <w:rPr>
+            <w:rFonts w:ascii="Arial" w:hAnsi="Arial" w:cs="Arial"/>
+            <w:color w:val="808080"/>
+            <w:sz w:val="28"/>
+            <w:szCs w:val="28"/>
+          </w:rPr>
+          <w:t xml:space="preserve">No mais, os precedentes invocados no apelo não socorrem a apelante: o do c. STJ apenas enuncia a vedação ao comportamento contraditório, e os dos TJSP e TJRJ, conforme as ementas transcritas, cuidam de declarações de quitação ou de saldo devedor que omitiram débitos, ao passo que a carta dos autos registra a inadimplência (ID 88637463).</w:t>
+        </w:r>
+      </w:ins>
     </w:p>
     <w:p>
       <w:pPr>
@@ -10296,7 +11453,19 @@
           <w:szCs w:val="28"/>
         </w:rPr>
       </w:pPr>
-      <w:del w:id="1316" w:author="Assessor GDSXSR" w:date="2026-10-29T00:08:22Z">
+    </w:p>
+    <w:p>
+      <w:pPr>
+        <w:spacing w:after="0" w:line="360" w:lineRule="auto"/>
+        <w:ind w:firstLine="2268"/>
+        <w:jc w:val="both"/>
+        <w:rPr>
+          <w:rFonts w:ascii="Arial" w:hAnsi="Arial" w:cs="Arial"/>
+          <w:sz w:val="28"/>
+          <w:szCs w:val="28"/>
+        </w:rPr>
+      </w:pPr>
+      <w:del w:id="1399" w:author="Assessor GDSXSR" w:date="2026-10-29T19:57:29Z">
         <w:r>
           <w:rPr>
             <w:rFonts w:ascii="Arial" w:hAnsi="Arial" w:cs="Arial"/>
@@ -10306,7 +11475,7 @@
           <w:delText xml:space="preserve">Logo</w:delText>
         </w:r>
       </w:del>
-      <w:ins w:id="1317" w:author="Assessor GDSXSR" w:date="2026-10-29T00:08:22Z">
+      <w:ins w:id="1400" w:author="Assessor GDSXSR" w:date="2026-10-29T19:57:29Z">
         <w:r>
           <w:rPr>
             <w:rFonts w:ascii="Arial" w:hAnsi="Arial" w:cs="Arial"/>
@@ -10324,7 +11493,7 @@
           <w:sz w:val="28"/>
           <w:szCs w:val="28"/>
           <w:highlight w:val="yellow"/>
-          <w:rPrChange w:id="1335" w:author="Assessor GDSXSR" w:date="2026-10-29T00:08:22Z">
+          <w:rPrChange w:id="1419" w:author="Assessor GDSXSR" w:date="2026-10-29T19:57:29Z">
             <w:rPr>
               <w:rFonts w:ascii="Arial" w:hAnsi="Arial" w:cs="Arial"/>
               <w:sz w:val="28"/>
@@ -10340,7 +11509,7 @@
           <w:sz w:val="28"/>
           <w:szCs w:val="28"/>
           <w:highlight w:val="yellow"/>
-          <w:rPrChange w:id="1336" w:author="Assessor GDSXSR" w:date="2026-10-29T00:08:22Z">
+          <w:rPrChange w:id="1420" w:author="Assessor GDSXSR" w:date="2026-10-29T19:57:29Z">
             <w:rPr>
               <w:rFonts w:ascii="Arial" w:hAnsi="Arial" w:cs="Arial"/>
               <w:sz w:val="28"/>
@@ -10356,7 +11525,7 @@
           <w:sz w:val="28"/>
           <w:szCs w:val="28"/>
           <w:highlight w:val="yellow"/>
-          <w:rPrChange w:id="1337" w:author="Assessor GDSXSR" w:date="2026-10-29T00:08:22Z">
+          <w:rPrChange w:id="1421" w:author="Assessor GDSXSR" w:date="2026-10-29T19:57:29Z">
             <w:rPr>
               <w:rFonts w:ascii="Arial" w:hAnsi="Arial" w:cs="Arial"/>
               <w:sz w:val="28"/>
@@ -10372,7 +11541,7 @@
           <w:sz w:val="28"/>
           <w:szCs w:val="28"/>
           <w:highlight w:val="yellow"/>
-          <w:rPrChange w:id="1338" w:author="Assessor GDSXSR" w:date="2026-10-29T00:08:22Z">
+          <w:rPrChange w:id="1422" w:author="Assessor GDSXSR" w:date="2026-10-29T19:57:29Z">
             <w:rPr>
               <w:rFonts w:ascii="Arial" w:hAnsi="Arial" w:cs="Arial"/>
               <w:sz w:val="28"/>
@@ -10388,7 +11557,7 @@
           <w:sz w:val="28"/>
           <w:szCs w:val="28"/>
           <w:highlight w:val="yellow"/>
-          <w:rPrChange w:id="1339" w:author="Assessor GDSXSR" w:date="2026-10-29T00:08:22Z">
+          <w:rPrChange w:id="1423" w:author="Assessor GDSXSR" w:date="2026-10-29T19:57:29Z">
             <w:rPr>
               <w:rFonts w:ascii="Arial" w:hAnsi="Arial" w:cs="Arial"/>
               <w:sz w:val="28"/>
@@ -10404,7 +11573,7 @@
           <w:sz w:val="28"/>
           <w:szCs w:val="28"/>
           <w:highlight w:val="yellow"/>
-          <w:rPrChange w:id="1340" w:author="Assessor GDSXSR" w:date="2026-10-29T00:08:22Z">
+          <w:rPrChange w:id="1424" w:author="Assessor GDSXSR" w:date="2026-10-29T19:57:29Z">
             <w:rPr>
               <w:rFonts w:ascii="Arial" w:hAnsi="Arial" w:cs="Arial"/>
               <w:sz w:val="28"/>
@@ -10541,7 +11710,7 @@
         </w:rPr>
         <w:t xml:space="preserve">ao apelo</w:t>
       </w:r>
-      <w:ins w:id="1341" w:author="Assessor GDSXSR" w:date="2026-10-29T00:08:22Z">
+      <w:ins w:id="1425" w:author="Assessor GDSXSR" w:date="2026-10-29T19:57:29Z">
         <w:r>
           <w:rPr>
             <w:rFonts w:ascii="Arial" w:hAnsi="Arial" w:cs="Arial"/>
@@ -10634,7 +11803,7 @@
         </w:rPr>
         <w:t xml:space="preserve">/apelante ao pagamento de honorários recursais que fixo em 2% do </w:t>
       </w:r>
-      <w:commentRangeStart w:id="21"/>
+      <w:commentRangeStart w:id="23"/>
       <w:r>
         <w:rPr>
           <w:rFonts w:ascii="Arial" w:hAnsi="Arial" w:cs="Arial"/>
@@ -10659,12 +11828,12 @@
         </w:rPr>
         <w:t xml:space="preserve">condenação</w:t>
       </w:r>
-      <w:commentRangeEnd w:id="21"/>
+      <w:commentRangeEnd w:id="23"/>
       <w:r>
         <w:rPr>
           <w:rStyle w:val="CommentReference"/>
         </w:rPr>
-        <w:commentReference w:id="21"/>
+        <w:commentReference w:id="23"/>
       </w:r>
       <w:r>
         <w:rPr>
@@ -10674,7 +11843,7 @@
         </w:rPr>
         <w:t xml:space="preserve"> (CPC</w:t>
       </w:r>
-      <w:del w:id="1342" w:author="Assessor GDSXSR" w:date="2026-10-29T00:08:22Z">
+      <w:del w:id="1426" w:author="Assessor GDSXSR" w:date="2026-10-29T19:57:29Z">
         <w:r>
           <w:rPr>
             <w:rFonts w:ascii="Arial" w:hAnsi="Arial" w:cs="Arial"/>
@@ -10692,7 +11861,7 @@
         </w:rPr>
         <w:t xml:space="preserve"> 85 § 11), acrescido da quantia fixada na </w:t>
       </w:r>
-      <w:commentRangeStart w:id="22"/>
+      <w:commentRangeStart w:id="24"/>
       <w:r>
         <w:rPr>
           <w:rFonts w:ascii="Arial" w:hAnsi="Arial" w:cs="Arial"/>
@@ -10701,12 +11870,12 @@
         </w:rPr>
         <w:t xml:space="preserve">r. sentença</w:t>
       </w:r>
-      <w:commentRangeEnd w:id="22"/>
+      <w:commentRangeEnd w:id="24"/>
       <w:r>
         <w:rPr>
           <w:rStyle w:val="CommentReference"/>
         </w:rPr>
-        <w:commentReference w:id="22"/>
+        <w:commentReference w:id="24"/>
       </w:r>
       <w:r>
         <w:rPr>
@@ -11613,7 +12782,7 @@
       </w:r>
     </w:p>
   </w:comment>
-  <w:comment w:id="4" w:author="Assessor GDSXSR" w:initials="RG" w:date="2026-10-29T00:08:22Z">
+  <w:comment w:id="4" w:author="Assessor GDSXSR" w:initials="RG" w:date="2026-10-29T19:57:29Z">
     <w:p>
       <w:pPr>
         <w:pStyle w:val="CommentText"/>
@@ -11629,7 +12798,7 @@
       </w:r>
     </w:p>
   </w:comment>
-  <w:comment w:id="5" w:author="Assessor GDSXSR" w:initials="RG" w:date="2026-10-29T00:08:22Z">
+  <w:comment w:id="5" w:author="Assessor GDSXSR" w:initials="RG" w:date="2026-10-29T19:57:29Z">
     <w:p>
       <w:pPr>
         <w:pStyle w:val="CommentText"/>
@@ -11645,7 +12814,7 @@
       </w:r>
     </w:p>
   </w:comment>
-  <w:comment w:id="6" w:author="Assessor GDSXSR" w:initials="RG" w:date="2026-10-29T00:08:22Z">
+  <w:comment w:id="6" w:author="Assessor GDSXSR" w:initials="RG" w:date="2026-10-29T19:57:29Z">
     <w:p>
       <w:pPr>
         <w:pStyle w:val="CommentText"/>
@@ -11661,7 +12830,7 @@
       </w:r>
     </w:p>
   </w:comment>
-  <w:comment w:id="7" w:author="Assessor GDSXSR" w:initials="RG" w:date="2026-10-29T00:08:22Z">
+  <w:comment w:id="7" w:author="Assessor GDSXSR" w:initials="RG" w:date="2026-10-29T19:57:29Z">
     <w:p>
       <w:pPr>
         <w:pStyle w:val="CommentText"/>
@@ -11673,11 +12842,27 @@
         <w:annotationRef/>
       </w:r>
       <w:r>
+        <w:t>ASSESSOR GDSXSR — Reescrevi o item 3 conforme as razões do apelo (ID 88637491, itens 3.1 a 3.3 e narrativa inicial), que não alega propriamente "inexistência do débito", mas violação da boa-fé, supressio, aplicação do CDC e falta dos boletos (C-3P b).</w:t>
+      </w:r>
+    </w:p>
+  </w:comment>
+  <w:comment w:id="8" w:author="Assessor GDSXSR" w:initials="RG" w:date="2026-10-29T19:57:29Z">
+    <w:p>
+      <w:pPr>
+        <w:pStyle w:val="CommentText"/>
+      </w:pPr>
+      <w:r>
+        <w:rPr>
+          <w:rStyle w:val="CommentReference"/>
+        </w:rPr>
+        <w:annotationRef/>
+      </w:r>
+      <w:r>
         <w:t>ASSESSOR GDSXSR — Alterei "Dispositivos relevantes citados" para a forma compacta (C-20) e retirei CPC 487 I, que o voto não cita (C-33).</w:t>
       </w:r>
     </w:p>
   </w:comment>
-  <w:comment w:id="8" w:author="Assessor GDSXSR" w:initials="RG" w:date="2026-10-29T00:08:22Z">
+  <w:comment w:id="9" w:author="Assessor GDSXSR" w:initials="RG" w:date="2026-10-29T19:57:29Z">
     <w:p>
       <w:pPr>
         <w:pStyle w:val="CommentText"/>
@@ -11693,7 +12878,7 @@
       </w:r>
     </w:p>
   </w:comment>
-  <w:comment w:id="9" w:author="Assessor GDSXSR" w:initials="RG" w:date="2026-10-29T00:08:22Z">
+  <w:comment w:id="10" w:author="Assessor GDSXSR" w:initials="RG" w:date="2026-10-29T19:57:29Z">
     <w:p>
       <w:pPr>
         <w:pStyle w:val="CommentText"/>
@@ -11709,7 +12894,7 @@
       </w:r>
     </w:p>
   </w:comment>
-  <w:comment w:id="10" w:author="Assessor GDSXSR" w:initials="RG" w:date="2026-10-29T00:08:22Z">
+  <w:comment w:id="11" w:author="Assessor GDSXSR" w:initials="RG" w:date="2026-10-29T19:57:29Z">
     <w:p>
       <w:pPr>
         <w:pStyle w:val="CommentText"/>
@@ -11725,7 +12910,7 @@
       </w:r>
     </w:p>
   </w:comment>
-  <w:comment w:id="11" w:author="Assessor GDSXSR" w:initials="RG" w:date="2026-10-29T00:08:22Z">
+  <w:comment w:id="12" w:author="Assessor GDSXSR" w:initials="RG" w:date="2026-10-29T19:57:29Z">
     <w:p>
       <w:pPr>
         <w:pStyle w:val="CommentText"/>
@@ -11737,11 +12922,11 @@
         <w:annotationRef/>
       </w:r>
       <w:r>
-        <w:t>ASSESSOR GDSXSR — Pendência (C-22, C-52): nome do juiz e da vara conforme a minuta; sem acesso ao PJe nesta revisão, conferir a forma exata no ID da sentença.</w:t>
+        <w:t>ASSESSOR GDSXSR — Corrigi o nome do juiz para "Heverson", como na assinatura da sentença (ID 88637481), que também confirma a 12ª Vara Cível de Brasília (C-22). Acrescentei o ID da sentença ao fim do dispositivo transcrito (C-3N).</w:t>
       </w:r>
     </w:p>
   </w:comment>
-  <w:comment w:id="12" w:author="Assessor GDSXSR" w:initials="RG" w:date="2026-10-29T00:08:22Z">
+  <w:comment w:id="13" w:author="Assessor GDSXSR" w:initials="RG" w:date="2026-10-29T19:57:29Z">
     <w:p>
       <w:pPr>
         <w:pStyle w:val="CommentText"/>
@@ -11753,11 +12938,11 @@
         <w:annotationRef/>
       </w:r>
       <w:r>
-        <w:t>ASSESSOR GDSXSR — Enumerei as alegações do apelo no relatório (C-30), que traziam só a tese do ônus da prova; as demais constam do resumo do apelo e do voto da minuta. Pendência (C-24, C-52): conferir a redação com o apelo (ID 88637491), que não foi recebido.</w:t>
+        <w:t>ASSESSOR GDSXSR — Enumerei as alegações do apelo no relatório (C-30), conforme as razões do apelo (ID 88637491, itens 3.1 a 3.3 e narrativa inicial); a versão anterior trazia só o ônus da prova e os boletos, e o apelo não discute o ônus da prova.</w:t>
       </w:r>
     </w:p>
   </w:comment>
-  <w:comment w:id="13" w:author="Assessor GDSXSR" w:initials="RG" w:date="2026-10-29T00:08:22Z">
+  <w:comment w:id="14" w:author="Assessor GDSXSR" w:initials="RG" w:date="2026-10-29T19:57:29Z">
     <w:p>
       <w:pPr>
         <w:pStyle w:val="CommentText"/>
@@ -11769,11 +12954,11 @@
         <w:annotationRef/>
       </w:r>
       <w:r>
-        <w:t>ASSESSOR GDSXSR — Pendência (C-52): o ID das contrarrazões (85547286) é anterior ao ID do apelo (88637491), o que sugere erro; conferir no PJe. Movi o ID para logo após "Contrarrazões" (perfil APC, n. 2).</w:t>
+        <w:t>ASSESSOR GDSXSR — Corrigi o ID das contrarrazões ao apelo: 85547286 não consta dos autos; as contrarrazões de 25/08/2026 são o ID 88637494 (o ID 88637486 são contrarrazões aos embargos). Movi o ID para logo após "Contrarrazões" (perfil APC, n. 2).</w:t>
       </w:r>
     </w:p>
   </w:comment>
-  <w:comment w:id="14" w:author="Assessor GDSXSR" w:initials="RG" w:date="2026-10-29T00:08:22Z">
+  <w:comment w:id="15" w:author="Assessor GDSXSR" w:initials="RG" w:date="2026-10-29T19:57:29Z">
     <w:p>
       <w:pPr>
         <w:pStyle w:val="CommentText"/>
@@ -11785,11 +12970,11 @@
         <w:annotationRef/>
       </w:r>
       <w:r>
-        <w:t>ASSESSOR GDSXSR — A minuta dizia que a sentença foi "complementada por embargos de declaração", mas o relatório informa que os embargos foram rejeitados (ID 88637488); ajustei a linha de dados e as datas (dd/mm/aaaa). Pendência (C-52): conferir no PJe a data da rejeição dos embargos (08/07/2026).</w:t>
+        <w:t>ASSESSOR GDSXSR — Datas conferidas nos autos: inicial em 28/03/2025 (ID 88637031); sentença em 03/06/2026 (ID 88637481); embargos de declaração rejeitados em 08/07/2026 (ID 88637488); apelo em 30/07/2026 (ID 88637491). A minuta dizia "complementada por embargos", e o ajuste diz o que os autos mostram (C-3C).</w:t>
       </w:r>
     </w:p>
   </w:comment>
-  <w:comment w:id="15" w:author="Assessor GDSXSR" w:initials="RG" w:date="2026-10-29T00:08:22Z">
+  <w:comment w:id="16" w:author="Assessor GDSXSR" w:initials="RG" w:date="2026-10-29T19:57:29Z">
     <w:p>
       <w:pPr>
         <w:pStyle w:val="CommentText"/>
@@ -11805,7 +12990,7 @@
       </w:r>
     </w:p>
   </w:comment>
-  <w:comment w:id="16" w:author="Assessor GDSXSR" w:initials="RG" w:date="2026-10-29T00:08:22Z">
+  <w:comment w:id="17" w:author="Assessor GDSXSR" w:initials="RG" w:date="2026-10-29T19:57:30Z">
     <w:p>
       <w:pPr>
         <w:pStyle w:val="CommentText"/>
@@ -11817,11 +13002,11 @@
         <w:annotationRef/>
       </w:r>
       <w:r>
-        <w:t>ASSESSOR GDSXSR — Pendência (C-20, C-52): a minuta não indica o ID, no PJe de 2º grau, que comprova a autogestão (a sentença cita o regulamento do plano, ID 230783708 na origem); incluir o ID depois de conferir.</w:t>
+        <w:t>ASSESSOR GDSXSR — Acrescentei o ID de 2º grau do regulamento do plano (88637033), que o classifica como autogestão (C-20); a sentença citava o ID da origem (230783708).</w:t>
       </w:r>
     </w:p>
   </w:comment>
-  <w:comment w:id="17" w:author="Assessor GDSXSR" w:initials="RG" w:date="2026-10-29T00:08:22Z">
+  <w:comment w:id="18" w:author="Assessor GDSXSR" w:initials="RG" w:date="2026-10-29T19:57:30Z">
     <w:p>
       <w:pPr>
         <w:pStyle w:val="CommentText"/>
@@ -11837,7 +13022,7 @@
       </w:r>
     </w:p>
   </w:comment>
-  <w:comment w:id="18" w:author="Assessor GDSXSR" w:initials="RG" w:date="2026-10-29T00:08:22Z">
+  <w:comment w:id="19" w:author="Assessor GDSXSR" w:initials="RG" w:date="2026-10-29T19:57:30Z">
     <w:p>
       <w:pPr>
         <w:pStyle w:val="CommentText"/>
@@ -11849,11 +13034,11 @@
         <w:annotationRef/>
       </w:r>
       <w:r>
-        <w:t>ASSESSOR GDSXSR — Troquei "carta de quitação" por "carta de portabilidade", nome usado no resto do voto, e movi o ID para o fim do período (C-20). Pendência (C-66 c, C-24): transcrever o trecho da carta (ID 88637463) em que consta "situação financeira atual do contrato: INADIMPLENTE"; o documento não foi recebido. Inseri o CC 320, caput e parágrafo único, em bloco, na redação do Planalto (C-66 a).</w:t>
+        <w:t>ASSESSOR GDSXSR — Troquei "carta de quitação" por "carta de portabilidade", nome usado no resto do voto, e movi o ID para o fim do período (C-20). Transcrevi o trecho decisivo da carta, conferido nos autos (ID 88637463, p. 1), e o CC 320, caput e parágrafo único, na redação do Planalto (C-66 a, c).</w:t>
       </w:r>
     </w:p>
   </w:comment>
-  <w:comment w:id="19" w:author="Assessor GDSXSR" w:initials="RG" w:date="2026-10-29T00:08:22Z">
+  <w:comment w:id="20" w:author="Assessor GDSXSR" w:initials="RG" w:date="2026-10-29T19:57:30Z">
     <w:p>
       <w:pPr>
         <w:pStyle w:val="CommentText"/>
@@ -11869,7 +13054,7 @@
       </w:r>
     </w:p>
   </w:comment>
-  <w:comment w:id="20" w:author="Assessor GDSXSR" w:initials="RG" w:date="2026-10-29T00:08:22Z">
+  <w:comment w:id="21" w:author="Assessor GDSXSR" w:initials="RG" w:date="2026-10-29T19:57:30Z">
     <w:p>
       <w:pPr>
         <w:pStyle w:val="CommentText"/>
@@ -11885,7 +13070,7 @@
       </w:r>
     </w:p>
   </w:comment>
-  <w:comment w:id="21" w:author="Assessor GDSXSR" w:initials="RG" w:date="2026-10-29T00:08:22Z">
+  <w:comment w:id="22" w:author="Assessor GDSXSR" w:initials="RG" w:date="2026-10-29T19:57:30Z">
     <w:p>
       <w:pPr>
         <w:pStyle w:val="CommentText"/>
@@ -11897,11 +13082,27 @@
         <w:annotationRef/>
       </w:r>
       <w:r>
-        <w:t>ASSESSOR GDSXSR — Valor da condenação (C-51): R$ 12.285,76, valor nominal fixado na sentença (ID 85547281), sem atualização; a base é a mesma da sentença.</w:t>
+        <w:t>ASSESSOR GDSXSR — Acrescentei parágrafo em bloco sobre os precedentes invocados no apelo (perfil APC). Pendência (C-72, C-52): o AgInt no AREsp 1845231/SP, o TJSP 1002341-89.2021.8.26.0100 e o TJRJ 0045212-32.2020.8.19.0001 não foram localizados no iajus; a descrição se apoia só nas ementas transcritas no apelo (ID 88637491), e a conferência nos portais fica para você. Notificação de 23/05/2023: e-mail de cobrança (ID 88637464) e carta de 11/05/2023 (ID 88637465), conferidos.</w:t>
       </w:r>
     </w:p>
   </w:comment>
-  <w:comment w:id="22" w:author="Assessor GDSXSR" w:initials="RG" w:date="2026-10-29T00:08:22Z">
+  <w:comment w:id="23" w:author="Assessor GDSXSR" w:initials="RG" w:date="2026-10-29T19:57:30Z">
+    <w:p>
+      <w:pPr>
+        <w:pStyle w:val="CommentText"/>
+      </w:pPr>
+      <w:r>
+        <w:rPr>
+          <w:rStyle w:val="CommentReference"/>
+        </w:rPr>
+        <w:annotationRef/>
+      </w:r>
+      <w:r>
+        <w:t>ASSESSOR GDSXSR — Valor da condenação (C-51): R$ 12.285,76, valor nominal fixado na sentença (ID 88637481), sem atualização; a base é a mesma da sentença. A ré não tem gratuidade (recolheu o preparo, ID 88637490), então não há suspensão da exigibilidade.</w:t>
+      </w:r>
+    </w:p>
+  </w:comment>
+  <w:comment w:id="24" w:author="Assessor GDSXSR" w:initials="RG" w:date="2026-10-29T19:57:30Z">
     <w:p>
       <w:pPr>
         <w:pStyle w:val="CommentText"/>
